--- a/output/publication/tariff_impacts_report.docx
+++ b/output/publication/tariff_impacts_report.docx
@@ -23,7 +23,7 @@
         <w:pStyle w:val="Date"/>
       </w:pPr>
       <w:r>
-        <w:t xml:space="preserve">February 19, 2026</w:t>
+        <w:t xml:space="preserve">March 02, 2026</w:t>
       </w:r>
     </w:p>
     <w:bookmarkStart w:id="20" w:name="key-takeaways"/>
@@ -48,13 +48,16 @@
           <w:b/>
           <w:bCs/>
         </w:rPr>
-        <w:t xml:space="preserve">Tariff revenue:</w:t>
+        <w:t xml:space="preserve">Updated economic indicators:</w:t>
       </w:r>
       <w:r>
         <w:t xml:space="preserve"> </w:t>
       </w:r>
       <w:r>
-        <w:t xml:space="preserve">The 2025 tariffs have raised an estimated $194.8 billion in inflation-adjusted customs revenue above the 2022–2024 average as of January 20261, with the effective tariff rate reaching 9.9% in December 2025.</w:t>
+        <w:t xml:space="preserve">This report reviews economic indicators that are related to the effect of Tariffs on the US Economy as of Monday, March 2nd, 2026. For the most part, given data lags, the findings reflect the conditions prior to the SCOTUS decision repealing IEEPA Tariffs on February 20th, 2026.</w:t>
+      </w:r>
+      <w:r>
+        <w:br/>
       </w:r>
     </w:p>
     <w:p>
@@ -70,13 +73,13 @@
           <w:b/>
           <w:bCs/>
         </w:rPr>
-        <w:t xml:space="preserve">Pass-through to consumer prices:</w:t>
+        <w:t xml:space="preserve">Tariff revenue:</w:t>
       </w:r>
       <w:r>
         <w:t xml:space="preserve"> </w:t>
       </w:r>
       <w:r>
-        <w:t xml:space="preserve">Imported PCE core goods and durable goods prices have risen 1.0% and 1.3% respectively during 2025 through November, both well above prior-year comparisons. Implied passthrough of tariffs to imported consumer goods prices ranges from roughly 31–63% for core goods and 42–96% for durables, depending on methodology (see Tables 1a–1b).</w:t>
+        <w:t xml:space="preserve">The 2025 tariffs have raised an estimated $194.8 billion in inflation-adjusted customs revenue above the 2022–2024 average as of January 2026, with the effective tariff rate reaching 9.9% in December 2025.</w:t>
       </w:r>
     </w:p>
     <w:p>
@@ -92,6 +95,28 @@
           <w:b/>
           <w:bCs/>
         </w:rPr>
+        <w:t xml:space="preserve">Pass-through to consumer prices:</w:t>
+      </w:r>
+      <w:r>
+        <w:t xml:space="preserve"> </w:t>
+      </w:r>
+      <w:r>
+        <w:t xml:space="preserve">Imported PCE core goods and durable goods prices have risen 1.3% and 1.4% respectively during 2025 through December, both well above prior-year comparisons. Implied passthrough of tariffs to imported consumer goods prices ranges from roughly 40–76% for core goods and 47–106% for durables, depending on methodology (see Tables 1a–1b).</w:t>
+      </w:r>
+    </w:p>
+    <w:p>
+      <w:pPr>
+        <w:pStyle w:val="Compact"/>
+        <w:numPr>
+          <w:ilvl w:val="0"/>
+          <w:numId w:val="1001"/>
+        </w:numPr>
+      </w:pPr>
+      <w:r>
+        <w:rPr>
+          <w:b/>
+          <w:bCs/>
+        </w:rPr>
         <w:t xml:space="preserve">Employment:</w:t>
       </w:r>
       <w:r>
@@ -133,7 +158,7 @@
           <w:rPr>
             <w:rStyle w:val="Hyperlink"/>
           </w:rPr>
-          <w:t xml:space="preserve">January 19th</w:t>
+          <w:t xml:space="preserve">February 21st</w:t>
         </w:r>
       </w:hyperlink>
       <w:r>
@@ -162,7 +187,7 @@
         <w:t xml:space="preserve"> </w:t>
       </w:r>
       <w:r>
-        <w:t xml:space="preserve">assessment of how actual economic indicators have responded to tariff changes. This provides a check on the assumptions made by economic models, as well as a real-time assessment of how tariffs are impacting the US economy. Most of these indicators are updated monthly, and going forward this report will be released on that same schedule. In particular, we consider the impact of tariffs on economic data on revenues, prices, trade, and labor markets. Critically, these are not causal estimates of the effect of tariffs on the economy, but rather constitute a descriptive attempt to explore how the economy is changing with tariffs. There are a number of other economic changes happening concurrently, including but not limited to the growth of generative AI and the passage of the One Big Beautiful Bill Act, which we do not control for in the series presented below. This report was updated using data as of Thursday, February 19th, 2026.</w:t>
+        <w:t xml:space="preserve">assessment of how actual economic indicators have responded to tariff changes. This provides a check on the assumptions made by economic models, as well as a real-time assessment of how tariffs are impacting the US economy. Most of these indicators are updated monthly, and going forward this report will be released on that same schedule. In particular, we consider the impact of tariffs on revenues, prices, trade, and labor markets. Critically, these are not causal estimates of the effect of tariffs on the economy, but rather constitute a descriptive attempt to explore how the economy is changing with tariffs. There are a number of other economic changes happening concurrently, including but not limited to the growth of generative AI and the passage of the One Big Beautiful Bill Act, which we do not control for in the series presented below. This report was updated using data as of Monday, March 2nd, 2026.</w:t>
       </w:r>
     </w:p>
     <w:p>
@@ -170,7 +195,7 @@
         <w:pStyle w:val="BodyText"/>
       </w:pPr>
       <w:r>
-        <w:t xml:space="preserve">Overall, there is evidence, consistent with economic theory, that tariffs have raised both additional revenue ($194.8 Billion above the 2022–2024 average) and led to higher prices (Personal Consumption Expenditure (PCE) core goods up 1.5% during 2025 through November). There is less clear evidence about the impacts of tariffs on the wider economy: for example, employment in tariff-exposed industries is not appreciably lower or higher than what would have been expected prior to 2025. Importantly, these statistics are representations of the current economy, and it is difficult to disentangle what changed due to tariffs versus the many other economic changes over the past year. It is still early and the effects of tariffs may evolve and change over time as consumers, businesses, and policymakers respond.</w:t>
+        <w:t xml:space="preserve">Overall, there is evidence, consistent with economic theory, that tariffs have raised both additional revenue ($194.8 Billion above the 2022–2024 average) and led to higher prices (Personal Consumption Expenditure (PCE) core goods up 2.0% during 2025 through December). There is less clear evidence about the impacts of tariffs on the wider economy: for example, employment in tariff-exposed industries is not appreciably lower or higher than what would have been expected prior to 2025. Importantly, these statistics are representations of the current economy, and it is difficult to disentangle what changed due to tariffs versus the many other economic changes over the past year. It is still early and the effects of tariffs may evolve and change over time as consumers, businesses, and policymakers respond. Importantly, with the exception of currency data, we do not yet have outcomes that reflect the economic reality after the Supreme Court decision rolling back the President’s authority to use the International Emergency Economic Powers Act (IEEPA) to impose tariffs.</w:t>
       </w:r>
     </w:p>
     <w:bookmarkEnd w:id="23"/>
@@ -188,7 +213,7 @@
         <w:pStyle w:val="FirstParagraph"/>
       </w:pPr>
       <w:r>
-        <w:t xml:space="preserve">Tariffs are a tax on imports, therefore higher tariffs will increase revenues if their effect on imports is not sufficiently prohibitive. Before the 2025 tariff announcements, the average effective US tariff rate was 2.7% (2022–2024 average), raising $7.6 billion a month in net customs duty revenues. The new 2025 tariffs have raised roughly $194.8 billion in revenues so far (after accounting for the 2022–2024 average), with $174.7 billion collected over the course of 2025 and about $20.1 billion of that new tariff revenue posted in January 2026 alone.</w:t>
+        <w:t xml:space="preserve">Tariffs are a tax on imports, therefore higher tariffs will increase revenues if their effect on imports is not sufficiently prohibitive. Before the 2025 tariff announcements, the average effective US tariff rate was 2.7% (2022–2024 average), raising $7.6 billion a month in net customs duty revenues. The new 2025 tariffs have pushed the average effective US rate to 9.9%, and have raised roughly $194.8 billion in revenues so far (after accounting for the 2022–2024 average), with $174.7 billion collected over the course of 2025 and about $20.1 billion of that new tariff revenue posted in January 2026 alone.</w:t>
       </w:r>
     </w:p>
     <w:p>
@@ -196,7 +221,31 @@
         <w:pStyle w:val="BodyText"/>
       </w:pPr>
       <w:r>
-        <w:t xml:space="preserve">In our modeling of the general revenue effects of tariffs, we at TBL estimate that tariffs will raise $246 billion in annual revenue for fiscal year (FY) 2026 (conventionally), which is lower than the annualized revenue we would expect if monthly tariff revenue remained at its current level (2-month average of December and January projected forward) for the rest of the fiscal year ($334 billion). However, our simulated revenue accounts for decreases in other revenue sources, like federal payroll and corporate income taxes, following the methodology of the</w:t>
+        <w:t xml:space="preserve">However, the revenue landscape has shifted significantly. On February 20th, 2026, the Supreme Court ruled 6–3 in</w:t>
+      </w:r>
+      <w:r>
+        <w:t xml:space="preserve"> </w:t>
+      </w:r>
+      <w:r>
+        <w:rPr>
+          <w:i/>
+          <w:iCs/>
+        </w:rPr>
+        <w:t xml:space="preserve">Learning Resources, Inc. v. Trump</w:t>
+      </w:r>
+      <w:r>
+        <w:t xml:space="preserve"> </w:t>
+      </w:r>
+      <w:r>
+        <w:t xml:space="preserve">that the use of IEEPA to impose tariffs exceeded presidential authority, striking down all IEEPA-based tariffs—including the reciprocal, fentanyl, and universal baseline tariff regimes. Tariffs imposed using other authorities remain in effect, and the questions of legality and implementation of IEEPA refunds remains uncertain. This means that some or all of the IEEPA revenue collected to date may ultimately be returned to importers. Our back-of-the-envelope estimate, projecting forward using the average of observed FY 2026 CBP collections as of December 14th (the same methodology behind our earlier $142 billion figure), puts total IEEPA revenue at roughly $168 billion through February 19th, 2026. The customs revenue data presented in this report do not yet cover the post-SCOTUS period, and substantial uncertainty remains: the ultimate fiscal impact will depend on the resolution of refund litigation, the duration and scope of the replacement Section 122 tariffs, and any further legislative or executive action.</w:t>
+      </w:r>
+    </w:p>
+    <w:p>
+      <w:pPr>
+        <w:pStyle w:val="BodyText"/>
+      </w:pPr>
+      <w:r>
+        <w:t xml:space="preserve">The tariff revenue and rate numbers reported here are a different measure than the numbers reported in TBL’s State of Tariff Report. The effective tariff rates (ETRs) reported here are actual tariff duties divided by the value of customs, meaning that they incorporate any avoidance behavior by firms, importers, or other actors. The effective tariff rates reported in TBL’s State of Tariff Report are model-based estimates of the average rates across sectors, weighted by 2024 trade flows. In that report, we include two measures of average ETRs: pre-substitution and post-substitution. In our modeling of the general revenue effects of tariffs, our last pre-SCOTUS estimate of tariff revenue was projected to raise $246 billion in annual revenue for fiscal year (FY) 2026 (conventionally). This is lower than the annualized revenue we would expect if monthly tariff revenue remained at its current level (2-month average of December and January projected forward) for the rest of the fiscal year ($334 billion). However, the revenue estimates in the State of Tariff Report account for decreases in other revenue sources, like federal payroll and corporate income taxes, following the methodology of the</w:t>
       </w:r>
       <w:r>
         <w:t xml:space="preserve"> </w:t>
@@ -227,7 +276,7 @@
               <a:graphicData uri="http://schemas.openxmlformats.org/drawingml/2006/picture">
                 <pic:pic>
                   <pic:nvPicPr>
-                    <pic:cNvPr descr="C:/Users/ji252/Documents/GitHub/tariff-impacts/output/tariff_impacts_report_files/figure-docx/fig-revenue-1.png" id="27" name="Picture"/>
+                    <pic:cNvPr descr="C:/Users/ji252/Documents/GitHub/tariff-impact-tracker/output/tariff_impacts_report_files/figure-docx/fig-revenue-1.png" id="27" name="Picture"/>
                     <pic:cNvPicPr>
                       <a:picLocks noChangeArrowheads="1" noChangeAspect="1"/>
                     </pic:cNvPicPr>
@@ -274,7 +323,7 @@
               <a:graphicData uri="http://schemas.openxmlformats.org/drawingml/2006/picture">
                 <pic:pic>
                   <pic:nvPicPr>
-                    <pic:cNvPr descr="C:/Users/ji252/Documents/GitHub/tariff-impacts/output/tariff_impacts_report_files/figure-docx/fig-tariff-rate-1.png" id="30" name="Picture"/>
+                    <pic:cNvPr descr="C:/Users/ji252/Documents/GitHub/tariff-impact-tracker/output/tariff_impacts_report_files/figure-docx/fig-tariff-rate-1.png" id="30" name="Picture"/>
                     <pic:cNvPicPr>
                       <a:picLocks noChangeArrowheads="1" noChangeAspect="1"/>
                     </pic:cNvPicPr>
@@ -322,7 +371,7 @@
         <w:pStyle w:val="FirstParagraph"/>
       </w:pPr>
       <w:r>
-        <w:t xml:space="preserve">One of the most debated questions around tariffs is to what extent they are leading to higher consumer prices. Tariffs are taxes that otherwise add to the cost of imported goods. Different groups can bear this cost, or incidence: foreign producers (in the form of accepting lower prices on their exports), American importers and businesses (in the form of lower profit margins), and American consumers (in the form of lower real after-tax incomes). Moreover, tariffs reduce productivity and thereby real U.S. income (even when including tariff revenue) by reducing the efficiency of resource allocation across countries and increasing the marginal cost of investment. After-tax real incomes in turn can fall either from a rise in realized prices, holding nominal income constant, or a fall in nominal income.</w:t>
+        <w:t xml:space="preserve">One of the most debated questions around tariffs is to what extent they are leading to higher consumer prices. Tariffs are taxes that add to the cost of imported goods. Different groups can bear this cost, or incidence: foreign producers (in the form of accepting lower prices on their exports), American importers and businesses (in the form of lower profit margins), and American consumers (in the form of lower real after-tax incomes). Moreover, tariffs reduce productivity and thereby real U.S. income (even when including tariff revenue) by reducing the efficiency of resource allocation across countries and increasing the marginal cost of investment. After-tax real incomes in turn can fall either from a rise in realized prices, holding nominal income constant, or a fall in nominal income.</w:t>
       </w:r>
     </w:p>
     <w:bookmarkStart w:id="39" w:name="overall-goods-prices"/>
@@ -349,14 +398,14 @@
           <w:rPr>
             <w:rStyle w:val="Hyperlink"/>
           </w:rPr>
-          <w:t xml:space="preserve">accompanying Methodology document</w:t>
+          <w:t xml:space="preserve">accompanying Methodology page</w:t>
         </w:r>
       </w:hyperlink>
       <w:r>
         <w:t xml:space="preserve"> </w:t>
       </w:r>
       <w:r>
-        <w:t xml:space="preserve">for full details. We find similar differences when the trend is calculated using a simple log-linear approach. During 2025 through November, PCE core goods prices (goods excluding volatile food &amp; energy components) rose 1.5%, versus 0.2% over the same 11-month period starting in 2023. The difference is even starker with PCE durable goods prices, which rose 1.6%, versus -1.8% over the same period starting in 2023. Core goods and durable goods were 2.5% and 3.1% above TBL’s estimate of pre-2025 trend in November.</w:t>
+        <w:t xml:space="preserve">for full details. We find similar differences when the trend is calculated using a simple log-linear approach. During 2025 through December, PCE core goods prices (goods excluding volatile food &amp; energy components) rose 2.0%, versus -0.0% over the same 12-month period starting in 2023. The difference is even starker with PCE durable goods prices, which rose 2.1%, versus -2.2% over the same period starting in 2023. Core goods and durable goods were 3.0% and 3.5% above TBL’s estimate of pre-2025 trend in December.</w:t>
       </w:r>
     </w:p>
     <w:p>
@@ -374,7 +423,7 @@
           <w:rPr>
             <w:rStyle w:val="Hyperlink"/>
           </w:rPr>
-          <w:t xml:space="preserve">Appendix</w:t>
+          <w:t xml:space="preserve">Appendix below</w:t>
         </w:r>
       </w:hyperlink>
       <w:r>
@@ -395,7 +444,7 @@
               <a:graphicData uri="http://schemas.openxmlformats.org/drawingml/2006/picture">
                 <pic:pic>
                   <pic:nvPicPr>
-                    <pic:cNvPr descr="C:/Users/ji252/Documents/GitHub/tariff-impacts/output/tariff_impacts_report_files/figure-docx/fig-pce-goods-1.png" id="35" name="Picture"/>
+                    <pic:cNvPr descr="C:/Users/ji252/Documents/GitHub/tariff-impact-tracker/output/tariff_impacts_report_files/figure-docx/fig-pce-goods-1.png" id="35" name="Picture"/>
                     <pic:cNvPicPr>
                       <a:picLocks noChangeArrowheads="1" noChangeAspect="1"/>
                     </pic:cNvPicPr>
@@ -442,7 +491,7 @@
               <a:graphicData uri="http://schemas.openxmlformats.org/drawingml/2006/picture">
                 <pic:pic>
                   <pic:nvPicPr>
-                    <pic:cNvPr descr="C:/Users/ji252/Documents/GitHub/tariff-impacts/output/tariff_impacts_report_files/figure-docx/fig-deviation-trend-1.png" id="38" name="Picture"/>
+                    <pic:cNvPr descr="C:/Users/ji252/Documents/GitHub/tariff-impact-tracker/output/tariff_impacts_report_files/figure-docx/fig-deviation-trend-1.png" id="38" name="Picture"/>
                     <pic:cNvPicPr>
                       <a:picLocks noChangeArrowheads="1" noChangeAspect="1"/>
                     </pic:cNvPicPr>
@@ -506,7 +555,7 @@
         <w:t xml:space="preserve"> </w:t>
       </w:r>
       <w:r>
-        <w:t xml:space="preserve">measures price changes in the goods most exposed to imports and therefore tariffs. As of November, the imported core goods index is 2.1% above trend and the imported durables index is 2.9% above trend, compared to 2.5% and 3.1% for the standard PCE indices. See the</w:t>
+        <w:t xml:space="preserve">measures price changes in the goods most exposed to imports and therefore tariffs. As of December, the imported core goods index is 2.6% above trend and the imported durables index is 3.2% above trend, compared to 3.0% and 3.5% for the standard PCE indices. See the</w:t>
       </w:r>
       <w:r>
         <w:t xml:space="preserve"> </w:t>
@@ -516,7 +565,7 @@
           <w:rPr>
             <w:rStyle w:val="Hyperlink"/>
           </w:rPr>
-          <w:t xml:space="preserve">accompanying Methodology document</w:t>
+          <w:t xml:space="preserve">accompanying Methodology page</w:t>
         </w:r>
       </w:hyperlink>
       <w:r>
@@ -540,7 +589,7 @@
               <a:graphicData uri="http://schemas.openxmlformats.org/drawingml/2006/picture">
                 <pic:pic>
                   <pic:nvPicPr>
-                    <pic:cNvPr descr="C:/Users/ji252/Documents/GitHub/tariff-impacts/output/tariff_impacts_report_files/figure-docx/fig-ipi-prices-1.png" id="42" name="Picture"/>
+                    <pic:cNvPr descr="C:/Users/ji252/Documents/GitHub/tariff-impact-tracker/output/tariff_impacts_report_files/figure-docx/fig-ipi-prices-1.png" id="42" name="Picture"/>
                     <pic:cNvPicPr>
                       <a:picLocks noChangeArrowheads="1" noChangeAspect="1"/>
                     </pic:cNvPicPr>
@@ -587,7 +636,7 @@
               <a:graphicData uri="http://schemas.openxmlformats.org/drawingml/2006/picture">
                 <pic:pic>
                   <pic:nvPicPr>
-                    <pic:cNvPr descr="C:/Users/ji252/Documents/GitHub/tariff-impacts/output/tariff_impacts_report_files/figure-docx/fig-ipi-deviation-1.png" id="45" name="Picture"/>
+                    <pic:cNvPr descr="C:/Users/ji252/Documents/GitHub/tariff-impact-tracker/output/tariff_impacts_report_files/figure-docx/fig-ipi-deviation-1.png" id="45" name="Picture"/>
                     <pic:cNvPicPr>
                       <a:picLocks noChangeArrowheads="1" noChangeAspect="1"/>
                     </pic:cNvPicPr>
@@ -635,7 +684,7 @@
         <w:pStyle w:val="FirstParagraph"/>
       </w:pPr>
       <w:r>
-        <w:t xml:space="preserve">In its modeling, TBL assumes that passthrough of tariffs to consumer prices will ultimately reach 100%. This is partially an assumption of convenience but it is also rooted in studies of the 2018 tariffs, such as</w:t>
+        <w:t xml:space="preserve">In its modeling, TBL assumes that passthrough of tariffs to consumer prices will ultimately reach 100%. This is partially an assumption of convenience, but it is also rooted in studies of the 2018 tariffs, such as</w:t>
       </w:r>
       <w:r>
         <w:t xml:space="preserve"> </w:t>
@@ -678,7 +727,7 @@
         <w:t xml:space="preserve"> </w:t>
       </w:r>
       <w:r>
-        <w:t xml:space="preserve">passthrough of actual tariffs to consumer prices as of November 2025.</w:t>
+        <w:t xml:space="preserve">passthrough of actual tariffs to consumer prices as of December 2025.</w:t>
       </w:r>
     </w:p>
     <w:p>
@@ -703,7 +752,7 @@
         <w:t xml:space="preserve"> </w:t>
       </w:r>
       <w:r>
-        <w:t xml:space="preserve">(the month of the latest detailed Census trade data), the statutory fully-phased-in average tariff policy rate was 16.8%, but as mentioned earlier, there are several reasons why it takes time for tariff policy to fully flow through into realized revenues. We therefore use as our basis the actual average effective tariff rate, which was 11.8% that month. But this rate, calculated based on all revenues and imports, includes products and content that will not be ultimately purchased by consumers, such as business investment and exports. TBL therefore calculated average tariff rates on imported consumer goods. For imported core PCE goods, the average import-weighted effective tariff rate was 13.1% in the most recent month, up from a 2022–2024 average of roughly 2.7% (the 2025 annual average was 8.7%). For just imported PCE durables, the most-recent-month rate was 13.3%, up from roughly 2.7% (2025 annual average: 9.0%). Given these shifts and the import share of PCE (total import content—including indirect imports through the supply chain—is 32.3% of core goods spending; see</w:t>
+        <w:t xml:space="preserve">(the month of the latest detailed Census trade data), the statutory fully-phased-in average tariff policy rate was 16.8%, but as mentioned earlier, there are several reasons why it takes time for tariff policy to fully flow through into realized revenues. We therefore use as our basis the actual average effective tariff rate, which was 11.8% that month. But this rate, calculated based on all revenues and imports, includes products and content that will not ultimately be purchased by consumers, such as business investment and exports. TBL therefore calculated average tariff rates on imported consumer goods. For imported core PCE goods, the average import-weighted effective tariff rate was 13.1% in the most recent month, up from a 2022–2024 average of roughly 2.7% (the 2025 annual average was 8.7%). For just imported PCE durables, the most-recent-month rate was 13.3%, up from roughly 2.7% (2025 annual average: 9.0%). Given these shifts and the import share of PCE (total import content—including indirect imports through the supply chain—is 32.2% of core goods spending; see</w:t>
       </w:r>
       <w:r>
         <w:t xml:space="preserve"> </w:t>
@@ -713,11 +762,11 @@
           <w:rPr>
             <w:rStyle w:val="Hyperlink"/>
           </w:rPr>
-          <w:t xml:space="preserve">accompanying Methodology document</w:t>
+          <w:t xml:space="preserve">accompanying Methodology page</w:t>
         </w:r>
       </w:hyperlink>
       <w:r>
-        <w:t xml:space="preserve">), we would expect full passthrough price effects from the actual tariff increases in 2025 so far to add 3.4 and 3.0 percentage points through November 2025 for core goods and durables prices, respectively.</w:t>
+        <w:t xml:space="preserve">), we would expect full passthrough price effects from the actual tariff increases in 2025 so far to add 3.4 and 3.0 percentage points through December 2025 for core goods and durables prices, respectively.</w:t>
       </w:r>
     </w:p>
     <w:p>
@@ -725,7 +774,7 @@
         <w:pStyle w:val="BodyText"/>
       </w:pPr>
       <w:r>
-        <w:t xml:space="preserve">We estimate the rise in imported core good and durable prices in three ways. The first, and our preferred approach, uses the trend estimates reported in Figure 5 as the counterfactual level of prices but-for tariffs. The second approach uses data from 2023-2024 to project forward pre-2025 prices. The third approach moves away from relying on estimating trends, and rather assumes that prices would have remained at their December 2024 level. It therefore uses the change in prices during 2025 through November. We think that this approach underestimates true price increases from the tariffs by ignoring counterfactuals, but provides an easy lower-bound estimate.</w:t>
+        <w:t xml:space="preserve">We estimate the rise in imported core goods and durable prices in three ways. The first, and our preferred approach, uses the trend estimates reported in Figure 5 as the counterfactual level of prices but-for tariffs. The second approach uses data from 2023-2024 to project forward pre-2025 prices. The third approach moves away from relying on estimating trends, and rather assumes that prices would have remained at their December 2024 level. It therefore uses the change in prices during 2025 through December. We think that this approach underestimates true price increases from the tariffs by ignoring counterfactuals, but provides an easy lower-bound estimate.</w:t>
       </w:r>
     </w:p>
     <w:p>
@@ -733,7 +782,7 @@
         <w:pStyle w:val="BodyText"/>
       </w:pPr>
       <w:r>
-        <w:t xml:space="preserve">The results of each are shown below, with one table for June 2025 and one for the most recent month of data, November 2025. Tables 1a and 1b use these category-specific tariff rates rather than the economy-wide effective rate, since the tariff burden varies across consumer goods categories. Passthrough tables using overall PCE prices (as opposed to the imported goods) are available in the</w:t>
+        <w:t xml:space="preserve">The results of each are shown below, with one table for June 2025 and one for the most recent month of data, December 2025. Tables 1a and 1b use these category-specific tariff rates rather than the economy-wide effective rate, since the tariff burden varies across consumer goods categories. Passthrough tables using overall PCE prices (as opposed to the imported goods) are available in the</w:t>
       </w:r>
       <w:r>
         <w:t xml:space="preserve"> </w:t>
@@ -743,7 +792,7 @@
           <w:rPr>
             <w:rStyle w:val="Hyperlink"/>
           </w:rPr>
-          <w:t xml:space="preserve">Appendix</w:t>
+          <w:t xml:space="preserve">Appendix below</w:t>
         </w:r>
       </w:hyperlink>
       <w:r>
@@ -755,7 +804,7 @@
         <w:pStyle w:val="BodyText"/>
       </w:pPr>
       <w:r>
-        <w:t xml:space="preserve">Using our preferred LP trend method, the implied passthrough of tariffs to imported core goods prices through November 2025 is 63%, and the implied passthrough to imported durables prices is 96%. The larger durable passthrough rate is due both to a lower import share and a more aggressive pre-2025 downward trend in prices. The simpler log-linear trend yields very similar passthrough estimates of 46% for core goods and 106% for durables. The most conservative method—raw price changes during 2025 through November with no trend adjustment—gives 31% and 42% for core goods and durables, respectively. All in all, the story is fairly consistent for imported core goods, with somewhere between 31% and 63% passthrough of tariffs. The story is more mixed for durable goods, due primarily to the uncertainty around the counterfactual level of prices but for tariffs. At the June 2025 mark, the LP passthrough estimates were 51% for core goods and 72% for durables. The estimates of passthrough of imported core goods has remained relatively constant over time, but implied passthrough of durable goods has now reached over 100 percent, versus 37%–78% in June 2025. These estimates of passthrough are larger than those found by other researchers, but not unreasonably so. For example,</w:t>
+        <w:t xml:space="preserve">Using our preferred LP trend method, the implied passthrough of tariffs to imported core goods prices through December 2025 is 76%, and the implied passthrough to imported durables prices is 106%. The larger durable passthrough rate is due both to a lower import share and a more aggressive pre-2025 downward trend in prices. The simpler log-linear trend yields very similar passthrough estimates of 56% for core goods and 117% for durables. The most conservative method—raw price changes during 2025 through December with no trend adjustment—gives 40% and 47% for core goods and durables, respectively. All in all, the story is fairly consistent for imported core goods, with somewhere between 40% and 76% passthrough of tariffs. The story is more mixed for durable goods, due primarily to the uncertainty around the counterfactual level of prices but for tariffs. At the June 2025 mark, the LP passthrough estimates were 51% for core goods and 72% for durables. The estimates of passthrough of imported core goods have remained relatively constant over time, but implied passthrough of durable goods has now reached over 100 percent, versus 37%–78% in June 2025. These estimates of passthrough are larger than those found by other researchers, but not unreasonably so. For example,</w:t>
       </w:r>
       <w:r>
         <w:t xml:space="preserve"> </w:t>
@@ -1693,7 +1742,7 @@
                 <w:szCs w:val="18"/>
                 <w:color w:val="000000"/>
               </w:rPr>
-              <w:t xml:space="preserve">32.3%</w:t>
+              <w:t xml:space="preserve">32.2%</w:t>
             </w:r>
           </w:p>
         </w:tc>
@@ -2239,7 +2288,7 @@
                 <w:szCs w:val="18"/>
                 <w:color w:val="000000"/>
               </w:rPr>
-              <w:t xml:space="preserve">28.3%</w:t>
+              <w:t xml:space="preserve">28.2%</w:t>
             </w:r>
           </w:p>
         </w:tc>
@@ -2692,7 +2741,7 @@
         <w:ind w:left="60" w:right="60" w:firstLine="0" w:firstLineChars="0"/>
       </w:pPr>
       <w:r>
-        <w:t xml:space="preserve">Table 1b. Implied Passthrough -- Imported PCE Core and Durable Goods Prices (November 2025). Passthrough calculation components, estimated price change, and estimated passthrough rates.</w:t>
+        <w:t xml:space="preserve">Table 1b. Implied Passthrough -- Imported PCE Core and Durable Goods Prices (December 2025). Passthrough calculation components, estimated price change, and estimated passthrough rates.</w:t>
       </w:r>
     </w:p>
     <w:tbl xmlns:w="http://schemas.openxmlformats.org/wordprocessingml/2006/main" xmlns:r="http://schemas.openxmlformats.org/officeDocument/2006/relationships" xmlns:w14="http://schemas.microsoft.com/office/word/2010/wordml" xmlns:wp="http://schemas.openxmlformats.org/drawingml/2006/wordprocessingDrawing" xmlns:a="http://schemas.openxmlformats.org/drawingml/2006/main" xmlns:pic="http://schemas.openxmlformats.org/drawingml/2006/picture">
@@ -3595,7 +3644,7 @@
                 <w:szCs w:val="18"/>
                 <w:color w:val="000000"/>
               </w:rPr>
-              <w:t xml:space="preserve">32.3%</w:t>
+              <w:t xml:space="preserve">32.2%</w:t>
             </w:r>
           </w:p>
         </w:tc>
@@ -3757,7 +3806,7 @@
                 <w:szCs w:val="18"/>
                 <w:color w:val="000000"/>
               </w:rPr>
-              <w:t xml:space="preserve">1.0%</w:t>
+              <w:t xml:space="preserve">1.3%</w:t>
             </w:r>
           </w:p>
         </w:tc>
@@ -3811,7 +3860,7 @@
                 <w:szCs w:val="18"/>
                 <w:color w:val="000000"/>
               </w:rPr>
-              <w:t xml:space="preserve">2.1%</w:t>
+              <w:t xml:space="preserve">2.6%</w:t>
             </w:r>
           </w:p>
         </w:tc>
@@ -3865,7 +3914,7 @@
                 <w:szCs w:val="18"/>
                 <w:color w:val="000000"/>
               </w:rPr>
-              <w:t xml:space="preserve">1.5%</w:t>
+              <w:t xml:space="preserve">1.9%</w:t>
             </w:r>
           </w:p>
         </w:tc>
@@ -3919,7 +3968,7 @@
                 <w:szCs w:val="18"/>
                 <w:color w:val="000000"/>
               </w:rPr>
-              <w:t xml:space="preserve">31%</w:t>
+              <w:t xml:space="preserve">40%</w:t>
             </w:r>
           </w:p>
         </w:tc>
@@ -3973,7 +4022,7 @@
                 <w:szCs w:val="18"/>
                 <w:color w:val="000000"/>
               </w:rPr>
-              <w:t xml:space="preserve">63%</w:t>
+              <w:t xml:space="preserve">76%</w:t>
             </w:r>
           </w:p>
         </w:tc>
@@ -4027,7 +4076,7 @@
                 <w:szCs w:val="18"/>
                 <w:color w:val="000000"/>
               </w:rPr>
-              <w:t xml:space="preserve">46%</w:t>
+              <w:t xml:space="preserve">56%</w:t>
             </w:r>
           </w:p>
         </w:tc>
@@ -4141,7 +4190,7 @@
                 <w:szCs w:val="18"/>
                 <w:color w:val="000000"/>
               </w:rPr>
-              <w:t xml:space="preserve">28.3%</w:t>
+              <w:t xml:space="preserve">28.2%</w:t>
             </w:r>
           </w:p>
         </w:tc>
@@ -4303,7 +4352,7 @@
                 <w:szCs w:val="18"/>
                 <w:color w:val="000000"/>
               </w:rPr>
-              <w:t xml:space="preserve">1.3%</w:t>
+              <w:t xml:space="preserve">1.4%</w:t>
             </w:r>
           </w:p>
         </w:tc>
@@ -4357,7 +4406,7 @@
                 <w:szCs w:val="18"/>
                 <w:color w:val="000000"/>
               </w:rPr>
-              <w:t xml:space="preserve">2.9%</w:t>
+              <w:t xml:space="preserve">3.2%</w:t>
             </w:r>
           </w:p>
         </w:tc>
@@ -4411,7 +4460,7 @@
                 <w:szCs w:val="18"/>
                 <w:color w:val="000000"/>
               </w:rPr>
-              <w:t xml:space="preserve">3.2%</w:t>
+              <w:t xml:space="preserve">3.5%</w:t>
             </w:r>
           </w:p>
         </w:tc>
@@ -4465,7 +4514,7 @@
                 <w:szCs w:val="18"/>
                 <w:color w:val="000000"/>
               </w:rPr>
-              <w:t xml:space="preserve">42%</w:t>
+              <w:t xml:space="preserve">47%</w:t>
             </w:r>
           </w:p>
         </w:tc>
@@ -4519,7 +4568,7 @@
                 <w:szCs w:val="18"/>
                 <w:color w:val="000000"/>
               </w:rPr>
-              <w:t xml:space="preserve">96%</w:t>
+              <w:t xml:space="preserve">106%</w:t>
             </w:r>
           </w:p>
         </w:tc>
@@ -4573,7 +4622,7 @@
                 <w:szCs w:val="18"/>
                 <w:color w:val="000000"/>
               </w:rPr>
-              <w:t xml:space="preserve">106%</w:t>
+              <w:t xml:space="preserve">117%</w:t>
             </w:r>
           </w:p>
         </w:tc>
@@ -4617,7 +4666,7 @@
           <w:rPr>
             <w:rStyle w:val="Hyperlink"/>
           </w:rPr>
-          <w:t xml:space="preserve">accompanying Methodology document</w:t>
+          <w:t xml:space="preserve">accompanying Methodology page</w:t>
         </w:r>
       </w:hyperlink>
       <w:r>
@@ -4659,7 +4708,7 @@
         <w:t xml:space="preserve">Simple</w:t>
       </w:r>
       <w:r>
-        <w:t xml:space="preserve">: Raw price change during 2025 through November with no trend adjustment.</w:t>
+        <w:t xml:space="preserve">: Raw price change during 2025 through December with no trend adjustment.</w:t>
       </w:r>
     </w:p>
     <w:p>
@@ -4671,7 +4720,7 @@
         </w:numPr>
       </w:pPr>
       <w:r>
-        <w:t xml:space="preserve">Tariff rates are category-specific effective rates from USITC trade data: core goods 13.1%, durables 13.3% (vs 2.7% baseline). Economy-wide effective rate as of November 2025: 9.9%.</w:t>
+        <w:t xml:space="preserve">Tariff rates are category-specific effective rates from USITC trade data: core goods 13.1%, durables 13.3% (vs 2.7% baseline). Economy-wide effective rate as of December 2025: 9.9%.</w:t>
       </w:r>
     </w:p>
     <w:p>
@@ -4696,7 +4745,7 @@
         <w:pStyle w:val="FirstParagraph"/>
       </w:pPr>
       <w:r>
-        <w:t xml:space="preserve">As noted above, there are other groups beyond US consumers that might bear the burden of tariffs. For some of these groups (e.g. firms and their shareholders) it is difficult to observe these effects directly. However, we can observe import prices: if foreign producers are willing to accept lower prices on their imports, the incidence of tariffs could fall, at least in part, on them. Below, we plot non-petroleum import prices, and find no evidence of a reduction in prices as a response to tariffs. This is a noisy series, so a response is possible: potentially import prices would have continued on their 2024 trajectory. But there is no clear evidence of a reduction in these prices.</w:t>
+        <w:t xml:space="preserve">As noted above, there are other groups beyond US consumers that might bear the burden of tariffs. For some of these groups (e.g. firms and their shareholders) it is difficult to observe these effects directly. However, we can observe import prices: if foreign producers are willing to accept lower prices on their exports, the incidence of tariffs could fall, at least in part, on them. Below, we plot non-petroleum import prices, and find no evidence of a reduction in prices as a response to tariffs. This is a noisy series, so a response is possible: potentially import prices would have continued on their 2024 trajectory. But there is no clear evidence of a reduction in these prices.</w:t>
       </w:r>
     </w:p>
     <w:p>
@@ -4713,7 +4762,7 @@
               <a:graphicData uri="http://schemas.openxmlformats.org/drawingml/2006/picture">
                 <pic:pic>
                   <pic:nvPicPr>
-                    <pic:cNvPr descr="C:/Users/ji252/Documents/GitHub/tariff-impacts/output/tariff_impacts_report_files/figure-docx/fig-import-prices-1.png" id="54" name="Picture"/>
+                    <pic:cNvPr descr="C:/Users/ji252/Documents/GitHub/tariff-impact-tracker/output/tariff_impacts_report_files/figure-docx/fig-import-prices-1.png" id="54" name="Picture"/>
                     <pic:cNvPicPr>
                       <a:picLocks noChangeArrowheads="1" noChangeAspect="1"/>
                     </pic:cNvPicPr>
@@ -4813,7 +4862,7 @@
         <w:pStyle w:val="BodyText"/>
       </w:pPr>
       <w:r>
-        <w:t xml:space="preserve">So far, there is no definitive indication of any effect of tariffs on the aggregate job market. Total nonfarm employment as of January 2026 changed by +0.4M jobs relative to the level of employment one year earlier. This is lower than that same statistic from one year prior (+1.2M).</w:t>
+        <w:t xml:space="preserve">So far, there is no definitive indication of any effect of tariffs on the aggregate job market. Total non-farm employment as of January 2026 changed by +0.4M jobs relative to the level of employment one year earlier. This is lower than that same statistic from one year prior (+1.2M).</w:t>
       </w:r>
     </w:p>
     <w:p>
@@ -5014,7 +5063,7 @@
               <a:graphicData uri="http://schemas.openxmlformats.org/drawingml/2006/picture">
                 <pic:pic>
                   <pic:nvPicPr>
-                    <pic:cNvPr descr="C:/Users/ji252/Documents/GitHub/tariff-impacts/output/tariff_impacts_report_files/figure-docx/fig-tariff-emp-combined-1.png" id="60" name="Picture"/>
+                    <pic:cNvPr descr="C:/Users/ji252/Documents/GitHub/tariff-impact-tracker/output/tariff_impacts_report_files/figure-docx/fig-tariff-emp-combined-1.png" id="60" name="Picture"/>
                     <pic:cNvPicPr>
                       <a:picLocks noChangeArrowheads="1" noChangeAspect="1"/>
                     </pic:cNvPicPr>
@@ -5061,7 +5110,7 @@
               <a:graphicData uri="http://schemas.openxmlformats.org/drawingml/2006/picture">
                 <pic:pic>
                   <pic:nvPicPr>
-                    <pic:cNvPr descr="C:/Users/ji252/Documents/GitHub/tariff-impacts/output/tariff_impacts_report_files/figure-docx/fig-tariff-emp-mfg-combined-1.png" id="63" name="Picture"/>
+                    <pic:cNvPr descr="C:/Users/ji252/Documents/GitHub/tariff-impact-tracker/output/tariff_impacts_report_files/figure-docx/fig-tariff-emp-mfg-combined-1.png" id="63" name="Picture"/>
                     <pic:cNvPicPr>
                       <a:picLocks noChangeArrowheads="1" noChangeAspect="1"/>
                     </pic:cNvPicPr>
@@ -5116,7 +5165,7 @@
         <w:pStyle w:val="FirstParagraph"/>
       </w:pPr>
       <w:r>
-        <w:t xml:space="preserve">Building on the analysis of tariff-sensitive manufacturing employment above, we also consider the evolution of industrial production in this same sector. The manufacturing industrial production index is constructed by the Federal Reserve Board and measures real output of manufacturing industries. We plot the index from 2021 onward, and find that during 2025 through January, the index has changed by +0.6%, though it is worth noting it is possible this is due to mean-reversion rather than to any tariff-related effect. In this case, the 2-year pre-trend plotted below may not be the appropriate counterfactual.</w:t>
+        <w:t xml:space="preserve">Building on the analysis of tariff-sensitive manufacturing employment above, we also consider the evolution of industrial production in this same sector. The manufacturing industrial production index is constructed by the Federal Reserve Board and measures real output of manufacturing industries. We plot the index from 2021 onward, and find that during 2025 through January, the index has changed by +2.1%, though it is worth noting it is possible this is due to mean-reversion rather than to any tariff-related effect. In this case, the 2-year pre-trend plotted below may not be the appropriate counterfactual.</w:t>
       </w:r>
     </w:p>
     <w:p>
@@ -5133,7 +5182,7 @@
               <a:graphicData uri="http://schemas.openxmlformats.org/drawingml/2006/picture">
                 <pic:pic>
                   <pic:nvPicPr>
-                    <pic:cNvPr descr="C:/Users/ji252/Documents/GitHub/tariff-impacts/output/tariff_impacts_report_files/figure-docx/fig-industrial-prod-1.png" id="67" name="Picture"/>
+                    <pic:cNvPr descr="C:/Users/ji252/Documents/GitHub/tariff-impact-tracker/output/tariff_impacts_report_files/figure-docx/fig-industrial-prod-1.png" id="67" name="Picture"/>
                     <pic:cNvPicPr>
                       <a:picLocks noChangeArrowheads="1" noChangeAspect="1"/>
                     </pic:cNvPicPr>
@@ -5246,7 +5295,7 @@
               <a:graphicData uri="http://schemas.openxmlformats.org/drawingml/2006/picture">
                 <pic:pic>
                   <pic:nvPicPr>
-                    <pic:cNvPr descr="C:/Users/ji252/Documents/GitHub/tariff-impacts/output/tariff_impacts_report_files/figure-docx/fig-currencies-1.png" id="71" name="Picture"/>
+                    <pic:cNvPr descr="C:/Users/ji252/Documents/GitHub/tariff-impact-tracker/output/tariff_impacts_report_files/figure-docx/fig-currencies-1.png" id="71" name="Picture"/>
                     <pic:cNvPicPr>
                       <a:picLocks noChangeArrowheads="1" noChangeAspect="1"/>
                     </pic:cNvPicPr>
@@ -5301,7 +5350,7 @@
         <w:pStyle w:val="FirstParagraph"/>
       </w:pPr>
       <w:r>
-        <w:t xml:space="preserve">A country’s trade deficit, or the amount their imports from other countries exceeds their exports to those countries, can be impacted by tariffs if the higher prices of non-domestic goods induces a shift in purchasing by consumers and businesses. However, if the currency of the levying country appreciates as a result of tariffs, this will drive down the relative price of imports, meaning that any sort of persistent reduction in the trade deficit due to tariffs is unlikely in the long run. We are still in the early days of any such transition, and, as noted above, the changes in the value of the dollar might be driven by other factors, meaning that the expected offsetting effects of a (relatively) stronger dollar might not materialize. It is therefore difficult to evaluate the medium-to-long-term effects of tariffs on the trade deficit.</w:t>
+        <w:t xml:space="preserve">A country’s trade deficit, or the amount by which their imports from other countries exceed their exports to those countries, can be impacted by tariffs if the higher prices of non-domestic goods induces a shift in purchasing by consumers and businesses. However, if the currency of the levying country appreciates as a result of tariffs, this will drive down the relative price of imports, meaning that any sort of persistent reduction in the trade deficit due to tariffs is unlikely in the long run. We are still in the early days of any such transition, and, as noted above, the changes in the value of the dollar might be driven by other factors, meaning that the expected offsetting effects of a (relatively) stronger dollar might not materialize. It is therefore difficult to evaluate the medium-to-long-term effects of tariffs on the trade deficit.</w:t>
       </w:r>
     </w:p>
     <w:p>
@@ -5317,7 +5366,7 @@
         <w:pStyle w:val="BodyText"/>
       </w:pPr>
       <w:r>
-        <w:t xml:space="preserve">Cumulatively, as of December 2025, cumulative imports are still up by $2.3 billion (real 2025 USD) from November 2024 relative to trend. This has implications for the discussion of stockpiling: this very rough measure of imports implies the ability of firms to rely on pre-tariff stocks of goods will degrade shortly.</w:t>
+        <w:t xml:space="preserve">Cumulatively, as of December 2025, cumulative imports are still up by $2.3 billion (real 2025 USD) from December 2024 relative to trend. This has implications for the discussion of stockpiling: this very rough measure of imports implies that the ability of firms to rely on pre-tariff stocks of goods will degrade shortly.</w:t>
       </w:r>
     </w:p>
     <w:p>
@@ -5334,7 +5383,7 @@
               <a:graphicData uri="http://schemas.openxmlformats.org/drawingml/2006/picture">
                 <pic:pic>
                   <pic:nvPicPr>
-                    <pic:cNvPr descr="C:/Users/ji252/Documents/GitHub/tariff-impacts/output/tariff_impacts_report_files/figure-docx/fig-imports-exports-1.png" id="75" name="Picture"/>
+                    <pic:cNvPr descr="C:/Users/ji252/Documents/GitHub/tariff-impact-tracker/output/tariff_impacts_report_files/figure-docx/fig-imports-exports-1.png" id="75" name="Picture"/>
                     <pic:cNvPicPr>
                       <a:picLocks noChangeArrowheads="1" noChangeAspect="1"/>
                     </pic:cNvPicPr>
@@ -5381,7 +5430,7 @@
               <a:graphicData uri="http://schemas.openxmlformats.org/drawingml/2006/picture">
                 <pic:pic>
                   <pic:nvPicPr>
-                    <pic:cNvPr descr="C:/Users/ji252/Documents/GitHub/tariff-impacts/output/tariff_impacts_report_files/figure-docx/fig-trade-deviation-1.png" id="78" name="Picture"/>
+                    <pic:cNvPr descr="C:/Users/ji252/Documents/GitHub/tariff-impact-tracker/output/tariff_impacts_report_files/figure-docx/fig-trade-deviation-1.png" id="78" name="Picture"/>
                     <pic:cNvPicPr>
                       <a:picLocks noChangeArrowheads="1" noChangeAspect="1"/>
                     </pic:cNvPicPr>
@@ -6469,7 +6518,7 @@
                 <w:szCs w:val="18"/>
                 <w:color w:val="000000"/>
               </w:rPr>
-              <w:t xml:space="preserve">32.3%</w:t>
+              <w:t xml:space="preserve">32.2%</w:t>
             </w:r>
           </w:p>
         </w:tc>
@@ -7015,7 +7064,7 @@
                 <w:szCs w:val="18"/>
                 <w:color w:val="000000"/>
               </w:rPr>
-              <w:t xml:space="preserve">28.3%</w:t>
+              <w:t xml:space="preserve">28.2%</w:t>
             </w:r>
           </w:p>
         </w:tc>
@@ -7339,7 +7388,7 @@
                 <w:szCs w:val="18"/>
                 <w:color w:val="000000"/>
               </w:rPr>
-              <w:t xml:space="preserve">79%</w:t>
+              <w:t xml:space="preserve">80%</w:t>
             </w:r>
           </w:p>
         </w:tc>
@@ -7393,7 +7442,7 @@
                 <w:szCs w:val="18"/>
                 <w:color w:val="000000"/>
               </w:rPr>
-              <w:t xml:space="preserve">119%</w:t>
+              <w:t xml:space="preserve">120%</w:t>
             </w:r>
           </w:p>
         </w:tc>
@@ -7468,7 +7517,7 @@
         <w:ind w:left="60" w:right="60" w:firstLine="0" w:firstLineChars="0"/>
       </w:pPr>
       <w:r>
-        <w:t xml:space="preserve">Table A2. Implied Consumer Passthrough -- All PCE Goods (November 2025). Economy-wide effective tariff rate.</w:t>
+        <w:t xml:space="preserve">Table A2. Implied Consumer Passthrough -- All PCE Goods (December 2025). Economy-wide effective tariff rate.</w:t>
       </w:r>
     </w:p>
     <w:tbl xmlns:w="http://schemas.openxmlformats.org/wordprocessingml/2006/main" xmlns:r="http://schemas.openxmlformats.org/officeDocument/2006/relationships" xmlns:w14="http://schemas.microsoft.com/office/word/2010/wordml" xmlns:wp="http://schemas.openxmlformats.org/drawingml/2006/wordprocessingDrawing" xmlns:a="http://schemas.openxmlformats.org/drawingml/2006/main" xmlns:pic="http://schemas.openxmlformats.org/drawingml/2006/picture">
@@ -8371,7 +8420,7 @@
                 <w:szCs w:val="18"/>
                 <w:color w:val="000000"/>
               </w:rPr>
-              <w:t xml:space="preserve">32.3%</w:t>
+              <w:t xml:space="preserve">32.2%</w:t>
             </w:r>
           </w:p>
         </w:tc>
@@ -8533,7 +8582,7 @@
                 <w:szCs w:val="18"/>
                 <w:color w:val="000000"/>
               </w:rPr>
-              <w:t xml:space="preserve">1.5%</w:t>
+              <w:t xml:space="preserve">2.0%</w:t>
             </w:r>
           </w:p>
         </w:tc>
@@ -8587,7 +8636,7 @@
                 <w:szCs w:val="18"/>
                 <w:color w:val="000000"/>
               </w:rPr>
-              <w:t xml:space="preserve">2.5%</w:t>
+              <w:t xml:space="preserve">3.0%</w:t>
             </w:r>
           </w:p>
         </w:tc>
@@ -8641,7 +8690,7 @@
                 <w:szCs w:val="18"/>
                 <w:color w:val="000000"/>
               </w:rPr>
-              <w:t xml:space="preserve">2.0%</w:t>
+              <w:t xml:space="preserve">2.5%</w:t>
             </w:r>
           </w:p>
         </w:tc>
@@ -8695,7 +8744,7 @@
                 <w:szCs w:val="18"/>
                 <w:color w:val="000000"/>
               </w:rPr>
-              <w:t xml:space="preserve">66%</w:t>
+              <w:t xml:space="preserve">84%</w:t>
             </w:r>
           </w:p>
         </w:tc>
@@ -8749,7 +8798,7 @@
                 <w:szCs w:val="18"/>
                 <w:color w:val="000000"/>
               </w:rPr>
-              <w:t xml:space="preserve">107%</w:t>
+              <w:t xml:space="preserve">129%</w:t>
             </w:r>
           </w:p>
         </w:tc>
@@ -8803,7 +8852,7 @@
                 <w:szCs w:val="18"/>
                 <w:color w:val="000000"/>
               </w:rPr>
-              <w:t xml:space="preserve">85%</w:t>
+              <w:t xml:space="preserve">106%</w:t>
             </w:r>
           </w:p>
         </w:tc>
@@ -8917,7 +8966,7 @@
                 <w:szCs w:val="18"/>
                 <w:color w:val="000000"/>
               </w:rPr>
-              <w:t xml:space="preserve">28.3%</w:t>
+              <w:t xml:space="preserve">28.2%</w:t>
             </w:r>
           </w:p>
         </w:tc>
@@ -9079,7 +9128,7 @@
                 <w:szCs w:val="18"/>
                 <w:color w:val="000000"/>
               </w:rPr>
-              <w:t xml:space="preserve">1.6%</w:t>
+              <w:t xml:space="preserve">2.1%</w:t>
             </w:r>
           </w:p>
         </w:tc>
@@ -9133,7 +9182,7 @@
                 <w:szCs w:val="18"/>
                 <w:color w:val="000000"/>
               </w:rPr>
-              <w:t xml:space="preserve">3.1%</w:t>
+              <w:t xml:space="preserve">3.5%</w:t>
             </w:r>
           </w:p>
         </w:tc>
@@ -9187,7 +9236,7 @@
                 <w:szCs w:val="18"/>
                 <w:color w:val="000000"/>
               </w:rPr>
-              <w:t xml:space="preserve">3.7%</w:t>
+              <w:t xml:space="preserve">4.3%</w:t>
             </w:r>
           </w:p>
         </w:tc>
@@ -9241,7 +9290,7 @@
                 <w:szCs w:val="18"/>
                 <w:color w:val="000000"/>
               </w:rPr>
-              <w:t xml:space="preserve">81%</w:t>
+              <w:t xml:space="preserve">101%</w:t>
             </w:r>
           </w:p>
         </w:tc>
@@ -9295,7 +9344,7 @@
                 <w:szCs w:val="18"/>
                 <w:color w:val="000000"/>
               </w:rPr>
-              <w:t xml:space="preserve">150%</w:t>
+              <w:t xml:space="preserve">174%</w:t>
             </w:r>
           </w:p>
         </w:tc>
@@ -9349,7 +9398,7 @@
                 <w:szCs w:val="18"/>
                 <w:color w:val="000000"/>
               </w:rPr>
-              <w:t xml:space="preserve">179%</w:t>
+              <w:t xml:space="preserve">209%</w:t>
             </w:r>
           </w:p>
         </w:tc>
@@ -9387,7 +9436,7 @@
               <a:graphicData uri="http://schemas.openxmlformats.org/drawingml/2006/picture">
                 <pic:pic>
                   <pic:nvPicPr>
-                    <pic:cNvPr descr="C:/Users/ji252/Documents/GitHub/tariff-impacts/output/tariff_impacts_report_files/figure-docx/fig-pce-goods-ll-1.png" id="83" name="Picture"/>
+                    <pic:cNvPr descr="C:/Users/ji252/Documents/GitHub/tariff-impact-tracker/output/tariff_impacts_report_files/figure-docx/fig-pce-goods-ll-1.png" id="83" name="Picture"/>
                     <pic:cNvPicPr>
                       <a:picLocks noChangeArrowheads="1" noChangeAspect="1"/>
                     </pic:cNvPicPr>
@@ -9434,7 +9483,7 @@
               <a:graphicData uri="http://schemas.openxmlformats.org/drawingml/2006/picture">
                 <pic:pic>
                   <pic:nvPicPr>
-                    <pic:cNvPr descr="C:/Users/ji252/Documents/GitHub/tariff-impacts/output/tariff_impacts_report_files/figure-docx/fig-deviation-ll-1.png" id="86" name="Picture"/>
+                    <pic:cNvPr descr="C:/Users/ji252/Documents/GitHub/tariff-impact-tracker/output/tariff_impacts_report_files/figure-docx/fig-deviation-ll-1.png" id="86" name="Picture"/>
                     <pic:cNvPicPr>
                       <a:picLocks noChangeArrowheads="1" noChangeAspect="1"/>
                     </pic:cNvPicPr>
@@ -9499,7 +9548,7 @@
           <w:b/>
           <w:bCs/>
         </w:rPr>
-        <w:t xml:space="preserve">tariff_impacts_results_20260219.xlsx</w:t>
+        <w:t xml:space="preserve">tariff_impacts_results_20260302.xlsx</w:t>
       </w:r>
     </w:p>
     <w:p>
@@ -9583,7 +9632,7 @@
           <w:i/>
           <w:iCs/>
         </w:rPr>
-        <w:t xml:space="preserve">Report generated on 2026-02-19 09:45:23.043074 using R R version 4.5.2 (2025-10-31 ucrt)</w:t>
+        <w:t xml:space="preserve">Report generated on 2026-03-02 14:37:39.827762 using R R version 4.5.2 (2025-10-31 ucrt)</w:t>
       </w:r>
     </w:p>
     <w:bookmarkEnd w:id="88"/>

--- a/output/publication/tariff_impacts_report.docx
+++ b/output/publication/tariff_impacts_report.docx
@@ -23,7 +23,7 @@
         <w:pStyle w:val="Date"/>
       </w:pPr>
       <w:r>
-        <w:t xml:space="preserve">March 02, 2026</w:t>
+        <w:t xml:space="preserve">March 18, 2026</w:t>
       </w:r>
     </w:p>
     <w:bookmarkStart w:id="20" w:name="key-takeaways"/>
@@ -54,7 +54,7 @@
         <w:t xml:space="preserve"> </w:t>
       </w:r>
       <w:r>
-        <w:t xml:space="preserve">This report reviews economic indicators that are related to the effect of Tariffs on the US Economy as of Monday, March 2nd, 2026. For the most part, given data lags, the findings reflect the conditions prior to the SCOTUS decision repealing IEEPA Tariffs on February 20th, 2026.</w:t>
+        <w:t xml:space="preserve">This report reviews economic indicators that are related to the effect of Tariffs on the US Economy as of Wednesday, March 18th, 2026. For the most part, given data lags, the findings reflect the conditions prior to the SCOTUS decision repealing IEEPA Tariffs on February 20th, 2026.</w:t>
       </w:r>
       <w:r>
         <w:br/>
@@ -79,7 +79,7 @@
         <w:t xml:space="preserve"> </w:t>
       </w:r>
       <w:r>
-        <w:t xml:space="preserve">The 2025 tariffs have raised an estimated $194.8 billion in inflation-adjusted customs revenue above the 2022–2024 average as of January 2026, with the effective tariff rate reaching 9.9% in December 2025.</w:t>
+        <w:t xml:space="preserve">The 2025 tariffs have raised an estimated $214.7 billion in inflation-adjusted customs revenue above the 2022–2024 average as of February 2026, with the effective tariff rate reaching 10.6% in January 2026.</w:t>
       </w:r>
     </w:p>
     <w:p>
@@ -101,7 +101,7 @@
         <w:t xml:space="preserve"> </w:t>
       </w:r>
       <w:r>
-        <w:t xml:space="preserve">Imported PCE core goods and durable goods prices have risen 1.3% and 1.4% respectively during 2025 through December, both well above prior-year comparisons. Implied passthrough of tariffs to imported consumer goods prices ranges from roughly 40–76% for core goods and 47–106% for durables, depending on methodology (see Tables 1a–1b).</w:t>
+        <w:t xml:space="preserve">Imported PCE core goods and durable goods prices have risen 0.2% and 0.1% respectively during 2025 through January, both well above prior-year comparisons. Implied passthrough of tariffs to imported consumer goods prices ranges from roughly 6–86% for core goods and 5–115% for durables, depending on methodology (see Tables 1a–1b).</w:t>
       </w:r>
     </w:p>
     <w:p>
@@ -187,7 +187,7 @@
         <w:t xml:space="preserve"> </w:t>
       </w:r>
       <w:r>
-        <w:t xml:space="preserve">assessment of how actual economic indicators have responded to tariff changes. This provides a check on the assumptions made by economic models, as well as a real-time assessment of how tariffs are impacting the US economy. Most of these indicators are updated monthly, and going forward this report will be released on that same schedule. In particular, we consider the impact of tariffs on revenues, prices, trade, and labor markets. Critically, these are not causal estimates of the effect of tariffs on the economy, but rather constitute a descriptive attempt to explore how the economy is changing with tariffs. There are a number of other economic changes happening concurrently, including but not limited to the growth of generative AI and the passage of the One Big Beautiful Bill Act, which we do not control for in the series presented below. This report was updated using data as of Monday, March 2nd, 2026.</w:t>
+        <w:t xml:space="preserve">assessment of how actual economic indicators have responded to tariff changes. This provides a check on the assumptions made by economic models, as well as a real-time assessment of how tariffs are impacting the US economy. Most of these indicators are updated monthly, and going forward this report will be released on that same schedule. In particular, we consider the impact of tariffs on revenues, prices, trade, and labor markets. Critically, these are not causal estimates of the effect of tariffs on the economy, but rather constitute a descriptive attempt to explore how the economy is changing with tariffs. There are a number of other economic changes happening concurrently, including but not limited to the growth of generative AI and the passage of the One Big Beautiful Bill Act, which we do not control for in the series presented below. This report was updated using data as of Wednesday, March 18th, 2026.</w:t>
       </w:r>
     </w:p>
     <w:p>
@@ -195,11 +195,11 @@
         <w:pStyle w:val="BodyText"/>
       </w:pPr>
       <w:r>
-        <w:t xml:space="preserve">Overall, there is evidence, consistent with economic theory, that tariffs have raised both additional revenue ($194.8 Billion above the 2022–2024 average) and led to higher prices (Personal Consumption Expenditure (PCE) core goods up 2.0% during 2025 through December). There is less clear evidence about the impacts of tariffs on the wider economy: for example, employment in tariff-exposed industries is not appreciably lower or higher than what would have been expected prior to 2025. Importantly, these statistics are representations of the current economy, and it is difficult to disentangle what changed due to tariffs versus the many other economic changes over the past year. It is still early and the effects of tariffs may evolve and change over time as consumers, businesses, and policymakers respond. Importantly, with the exception of currency data, we do not yet have outcomes that reflect the economic reality after the Supreme Court decision rolling back the President’s authority to use the International Emergency Economic Powers Act (IEEPA) to impose tariffs.</w:t>
+        <w:t xml:space="preserve">Overall, there is evidence, consistent with economic theory, that tariffs have raised both additional revenue ($214.7 Billion above the 2022–2024 average) and led to higher prices (Personal Consumption Expenditure (PCE) core goods up 2.3% during 2025 through January). There is less clear evidence about the impacts of tariffs on the wider economy: for example, employment in tariff-exposed industries is not appreciably lower or higher than what would have been expected prior to 2025. Importantly, these statistics are representations of the current economy, and it is difficult to disentangle what changed due to tariffs versus the many other economic changes over the past year. It is still early and the effects of tariffs may evolve and change over time as consumers, businesses, and policymakers respond. Importantly, with the exception of currency data, we do not yet have outcomes that reflect the economic reality after the Supreme Court decision rolling back the President’s authority to use the International Emergency Economic Powers Act (IEEPA) to impose tariffs.</w:t>
       </w:r>
     </w:p>
     <w:bookmarkEnd w:id="23"/>
-    <w:bookmarkStart w:id="31" w:name="revenues-effective-tariff-rates"/>
+    <w:bookmarkStart w:id="37" w:name="revenues-effective-tariff-rates"/>
     <w:p>
       <w:pPr>
         <w:pStyle w:val="Heading2"/>
@@ -213,7 +213,7 @@
         <w:pStyle w:val="FirstParagraph"/>
       </w:pPr>
       <w:r>
-        <w:t xml:space="preserve">Tariffs are a tax on imports, therefore higher tariffs will increase revenues if their effect on imports is not sufficiently prohibitive. Before the 2025 tariff announcements, the average effective US tariff rate was 2.7% (2022–2024 average), raising $7.6 billion a month in net customs duty revenues. The new 2025 tariffs have pushed the average effective US rate to 9.9%, and have raised roughly $194.8 billion in revenues so far (after accounting for the 2022–2024 average), with $174.7 billion collected over the course of 2025 and about $20.1 billion of that new tariff revenue posted in January 2026 alone.</w:t>
+        <w:t xml:space="preserve">Tariffs are a tax on imports, therefore higher tariffs will increase revenues if their effect on imports is not sufficiently prohibitive. Before the 2025 tariff announcements, the average effective US tariff rate was 2.7% (2022–2024 average), raising $7.6 billion a month in net customs duty revenues. The new 2025 tariffs have pushed the average effective US rate to 10.6%, and have raised roughly $214.7 billion in revenues so far (after accounting for the 2022–2024 average), with $175.5 billion collected over the course of 2025 and about $19.0 billion of that new tariff revenue posted in February 2026 alone.</w:t>
       </w:r>
     </w:p>
     <w:p>
@@ -245,7 +245,7 @@
         <w:pStyle w:val="BodyText"/>
       </w:pPr>
       <w:r>
-        <w:t xml:space="preserve">The tariff revenue and rate numbers reported here are a different measure than the numbers reported in TBL’s State of Tariff Report. The effective tariff rates (ETRs) reported here are actual tariff duties divided by the value of customs, meaning that they incorporate any avoidance behavior by firms, importers, or other actors. The effective tariff rates reported in TBL’s State of Tariff Report are model-based estimates of the average rates across sectors, weighted by 2024 trade flows. In that report, we include two measures of average ETRs: pre-substitution and post-substitution. In our modeling of the general revenue effects of tariffs, our last pre-SCOTUS estimate of tariff revenue was projected to raise $246 billion in annual revenue for fiscal year (FY) 2026 (conventionally). This is lower than the annualized revenue we would expect if monthly tariff revenue remained at its current level (2-month average of December and January projected forward) for the rest of the fiscal year ($334 billion). However, the revenue estimates in the State of Tariff Report account for decreases in other revenue sources, like federal payroll and corporate income taxes, following the methodology of the</w:t>
+        <w:t xml:space="preserve">The tariff revenue and rate numbers reported here are a different measure than the numbers reported in TBL’s State of Tariff Report. The effective tariff rates (ETRs) reported here are actual tariff duties divided by the value of customs, meaning that they incorporate any avoidance behavior by firms, importers, or other actors. The effective tariff rates reported in TBL’s State of Tariff Report are model-based estimates of the average rates across sectors, weighted by 2024 trade flows. In that report, we include two measures of average ETRs: pre-substitution and post-substitution. In our modeling of the general revenue effects of tariffs, our last pre-SCOTUS estimate of tariff revenue was projected to raise $246 billion in annual revenue for fiscal year (FY) 2026 (conventionally). This is lower than the annualized revenue we would expect if monthly tariff revenue remained at its current level (2-month average of January and February projected forward) for the rest of the fiscal year ($327 billion). However, the revenue estimates in the State of Tariff Report account for decreases in other revenue sources, like federal payroll and corporate income taxes, following the methodology of the</w:t>
       </w:r>
       <w:r>
         <w:t xml:space="preserve"> </w:t>
@@ -356,80 +356,6 @@
         </w:drawing>
       </w:r>
     </w:p>
-    <w:bookmarkEnd w:id="31"/>
-    <w:bookmarkStart w:id="57" w:name="prices-and-consumer-passthrough"/>
-    <w:p>
-      <w:pPr>
-        <w:pStyle w:val="Heading2"/>
-      </w:pPr>
-      <w:r>
-        <w:t xml:space="preserve">Prices and Consumer Passthrough</w:t>
-      </w:r>
-    </w:p>
-    <w:p>
-      <w:pPr>
-        <w:pStyle w:val="FirstParagraph"/>
-      </w:pPr>
-      <w:r>
-        <w:t xml:space="preserve">One of the most debated questions around tariffs is to what extent they are leading to higher consumer prices. Tariffs are taxes that add to the cost of imported goods. Different groups can bear this cost, or incidence: foreign producers (in the form of accepting lower prices on their exports), American importers and businesses (in the form of lower profit margins), and American consumers (in the form of lower real after-tax incomes). Moreover, tariffs reduce productivity and thereby real U.S. income (even when including tariff revenue) by reducing the efficiency of resource allocation across countries and increasing the marginal cost of investment. After-tax real incomes in turn can fall either from a rise in realized prices, holding nominal income constant, or a fall in nominal income.</w:t>
-      </w:r>
-    </w:p>
-    <w:bookmarkStart w:id="39" w:name="overall-goods-prices"/>
-    <w:p>
-      <w:pPr>
-        <w:pStyle w:val="Heading3"/>
-      </w:pPr>
-      <w:r>
-        <w:t xml:space="preserve">Overall Goods Prices</w:t>
-      </w:r>
-    </w:p>
-    <w:p>
-      <w:pPr>
-        <w:pStyle w:val="FirstParagraph"/>
-      </w:pPr>
-      <w:r>
-        <w:t xml:space="preserve">One possible indication that tariffs are raising consumer goods prices is that goods prices have increased since the beginning of the year, both in absolute terms and against reasonable estimates of pre-2025 trend. We estimate the pre-2025 trend using a local projection method with recession and pandemic controls. See the</w:t>
-      </w:r>
-      <w:r>
-        <w:t xml:space="preserve"> </w:t>
-      </w:r>
-      <w:hyperlink r:id="rId32">
-        <w:r>
-          <w:rPr>
-            <w:rStyle w:val="Hyperlink"/>
-          </w:rPr>
-          <w:t xml:space="preserve">accompanying Methodology page</w:t>
-        </w:r>
-      </w:hyperlink>
-      <w:r>
-        <w:t xml:space="preserve"> </w:t>
-      </w:r>
-      <w:r>
-        <w:t xml:space="preserve">for full details. We find similar differences when the trend is calculated using a simple log-linear approach. During 2025 through December, PCE core goods prices (goods excluding volatile food &amp; energy components) rose 2.0%, versus -0.0% over the same 12-month period starting in 2023. The difference is even starker with PCE durable goods prices, which rose 2.1%, versus -2.2% over the same period starting in 2023. Core goods and durable goods were 3.0% and 3.5% above TBL’s estimate of pre-2025 trend in December.</w:t>
-      </w:r>
-    </w:p>
-    <w:p>
-      <w:pPr>
-        <w:pStyle w:val="BodyText"/>
-      </w:pPr>
-      <w:r>
-        <w:t xml:space="preserve">Versions of Figures 3 and 4 using the log-linear trend approach are included in the</w:t>
-      </w:r>
-      <w:r>
-        <w:t xml:space="preserve"> </w:t>
-      </w:r>
-      <w:hyperlink w:anchor="appendix">
-        <w:r>
-          <w:rPr>
-            <w:rStyle w:val="Hyperlink"/>
-          </w:rPr>
-          <w:t xml:space="preserve">Appendix below</w:t>
-        </w:r>
-      </w:hyperlink>
-      <w:r>
-        <w:t xml:space="preserve">.</w:t>
-      </w:r>
-    </w:p>
     <w:p>
       <w:pPr>
         <w:pStyle w:val="BodyText"/>
@@ -437,20 +363,67 @@
       <w:r>
         <w:drawing>
           <wp:inline>
-            <wp:extent cx="5334000" cy="3200400"/>
+            <wp:extent cx="5334000" cy="2667000"/>
             <wp:effectExtent b="0" l="0" r="0" t="0"/>
-            <wp:docPr descr="" title="" id="34" name="Picture"/>
+            <wp:docPr descr="" title="" id="32" name="Picture"/>
             <a:graphic>
               <a:graphicData uri="http://schemas.openxmlformats.org/drawingml/2006/picture">
                 <pic:pic>
                   <pic:nvPicPr>
-                    <pic:cNvPr descr="C:/Users/ji252/Documents/GitHub/tariff-impact-tracker/output/tariff_impacts_report_files/figure-docx/fig-pce-goods-1.png" id="35" name="Picture"/>
+                    <pic:cNvPr descr="C:/Users/ji252/Documents/GitHub/tariff-impact-tracker/output/tariff_impacts_report_files/figure-docx/fig-daily-etr-1.png" id="33" name="Picture"/>
                     <pic:cNvPicPr>
                       <a:picLocks noChangeArrowheads="1" noChangeAspect="1"/>
                     </pic:cNvPicPr>
                   </pic:nvPicPr>
                   <pic:blipFill>
-                    <a:blip r:embed="rId33"/>
+                    <a:blip r:embed="rId31"/>
+                    <a:stretch>
+                      <a:fillRect/>
+                    </a:stretch>
+                  </pic:blipFill>
+                  <pic:spPr bwMode="auto">
+                    <a:xfrm>
+                      <a:off x="0" y="0"/>
+                      <a:ext cx="5334000" cy="2667000"/>
+                    </a:xfrm>
+                    <a:prstGeom prst="rect">
+                      <a:avLst/>
+                    </a:prstGeom>
+                    <a:noFill/>
+                    <a:ln w="9525">
+                      <a:noFill/>
+                      <a:headEnd/>
+                      <a:tailEnd/>
+                    </a:ln>
+                  </pic:spPr>
+                </pic:pic>
+              </a:graphicData>
+            </a:graphic>
+          </wp:inline>
+        </w:drawing>
+      </w:r>
+    </w:p>
+    <w:p>
+      <w:pPr>
+        <w:pStyle w:val="BodyText"/>
+      </w:pPr>
+      <w:r>
+        <w:drawing>
+          <wp:inline>
+            <wp:extent cx="5334000" cy="3200400"/>
+            <wp:effectExtent b="0" l="0" r="0" t="0"/>
+            <wp:docPr descr="" title="" id="35" name="Picture"/>
+            <a:graphic>
+              <a:graphicData uri="http://schemas.openxmlformats.org/drawingml/2006/picture">
+                <pic:pic>
+                  <pic:nvPicPr>
+                    <pic:cNvPr descr="C:/Users/ji252/Documents/GitHub/tariff-impact-tracker/output/tariff_impacts_report_files/figure-docx/fig-daily-etr-authority-1.png" id="36" name="Picture"/>
+                    <pic:cNvPicPr>
+                      <a:picLocks noChangeArrowheads="1" noChangeAspect="1"/>
+                    </pic:cNvPicPr>
+                  </pic:nvPicPr>
+                  <pic:blipFill>
+                    <a:blip r:embed="rId34"/>
                     <a:stretch>
                       <a:fillRect/>
                     </a:stretch>
@@ -477,6 +450,80 @@
         </w:drawing>
       </w:r>
     </w:p>
+    <w:bookmarkEnd w:id="37"/>
+    <w:bookmarkStart w:id="63" w:name="prices-and-consumer-passthrough"/>
+    <w:p>
+      <w:pPr>
+        <w:pStyle w:val="Heading2"/>
+      </w:pPr>
+      <w:r>
+        <w:t xml:space="preserve">Prices and Consumer Passthrough</w:t>
+      </w:r>
+    </w:p>
+    <w:p>
+      <w:pPr>
+        <w:pStyle w:val="FirstParagraph"/>
+      </w:pPr>
+      <w:r>
+        <w:t xml:space="preserve">One of the most debated questions around tariffs is to what extent they are leading to higher consumer prices. Tariffs are taxes that add to the cost of imported goods. Different groups can bear this cost, or incidence: foreign producers (in the form of accepting lower prices on their exports), American importers and businesses (in the form of lower profit margins), and American consumers (in the form of lower real after-tax incomes). Moreover, tariffs reduce productivity and thereby real U.S. income (even when including tariff revenue) by reducing the efficiency of resource allocation across countries and increasing the marginal cost of investment. After-tax real incomes in turn can fall either from a rise in realized prices, holding nominal income constant, or a fall in nominal income.</w:t>
+      </w:r>
+    </w:p>
+    <w:bookmarkStart w:id="45" w:name="overall-goods-prices"/>
+    <w:p>
+      <w:pPr>
+        <w:pStyle w:val="Heading3"/>
+      </w:pPr>
+      <w:r>
+        <w:t xml:space="preserve">Overall Goods Prices</w:t>
+      </w:r>
+    </w:p>
+    <w:p>
+      <w:pPr>
+        <w:pStyle w:val="FirstParagraph"/>
+      </w:pPr>
+      <w:r>
+        <w:t xml:space="preserve">One possible indication that tariffs are raising consumer goods prices is that goods prices have increased since the beginning of the year, both in absolute terms and against reasonable estimates of pre-2025 trend. We estimate the pre-2025 trend using a local projection method with recession and pandemic controls. See the</w:t>
+      </w:r>
+      <w:r>
+        <w:t xml:space="preserve"> </w:t>
+      </w:r>
+      <w:hyperlink r:id="rId38">
+        <w:r>
+          <w:rPr>
+            <w:rStyle w:val="Hyperlink"/>
+          </w:rPr>
+          <w:t xml:space="preserve">accompanying Methodology page</w:t>
+        </w:r>
+      </w:hyperlink>
+      <w:r>
+        <w:t xml:space="preserve"> </w:t>
+      </w:r>
+      <w:r>
+        <w:t xml:space="preserve">for full details. We find similar differences when the trend is calculated using a simple log-linear approach. During 2025 through January, PCE core goods prices (goods excluding volatile food &amp; energy components) rose 2.3%, versus 0.5% over the same 13-month period starting in 2023. The difference is even starker with PCE durable goods prices, which rose 2.5%, versus 0.3% over the same period starting in 2023. Core goods and durable goods were 3.4% and 4.1% above TBL’s estimate of pre-2025 trend in January.</w:t>
+      </w:r>
+    </w:p>
+    <w:p>
+      <w:pPr>
+        <w:pStyle w:val="BodyText"/>
+      </w:pPr>
+      <w:r>
+        <w:t xml:space="preserve">Versions of Figures 5 and 6 using the log-linear trend approach are included in the</w:t>
+      </w:r>
+      <w:r>
+        <w:t xml:space="preserve"> </w:t>
+      </w:r>
+      <w:hyperlink w:anchor="appendix">
+        <w:r>
+          <w:rPr>
+            <w:rStyle w:val="Hyperlink"/>
+          </w:rPr>
+          <w:t xml:space="preserve">Appendix below</w:t>
+        </w:r>
+      </w:hyperlink>
+      <w:r>
+        <w:t xml:space="preserve">.</w:t>
+      </w:r>
+    </w:p>
     <w:p>
       <w:pPr>
         <w:pStyle w:val="BodyText"/>
@@ -486,18 +533,18 @@
           <wp:inline>
             <wp:extent cx="5334000" cy="3200400"/>
             <wp:effectExtent b="0" l="0" r="0" t="0"/>
-            <wp:docPr descr="" title="" id="37" name="Picture"/>
+            <wp:docPr descr="" title="" id="40" name="Picture"/>
             <a:graphic>
               <a:graphicData uri="http://schemas.openxmlformats.org/drawingml/2006/picture">
                 <pic:pic>
                   <pic:nvPicPr>
-                    <pic:cNvPr descr="C:/Users/ji252/Documents/GitHub/tariff-impact-tracker/output/tariff_impacts_report_files/figure-docx/fig-deviation-trend-1.png" id="38" name="Picture"/>
+                    <pic:cNvPr descr="C:/Users/ji252/Documents/GitHub/tariff-impact-tracker/output/tariff_impacts_report_files/figure-docx/fig-pce-goods-1.png" id="41" name="Picture"/>
                     <pic:cNvPicPr>
                       <a:picLocks noChangeArrowheads="1" noChangeAspect="1"/>
                     </pic:cNvPicPr>
                   </pic:nvPicPr>
                   <pic:blipFill>
-                    <a:blip r:embed="rId36"/>
+                    <a:blip r:embed="rId39"/>
                     <a:stretch>
                       <a:fillRect/>
                     </a:stretch>
@@ -524,57 +571,6 @@
         </w:drawing>
       </w:r>
     </w:p>
-    <w:bookmarkEnd w:id="39"/>
-    <w:bookmarkStart w:id="46" w:name="imported-pce-goods-prices"/>
-    <w:p>
-      <w:pPr>
-        <w:pStyle w:val="Heading3"/>
-      </w:pPr>
-      <w:r>
-        <w:t xml:space="preserve">Imported PCE Goods Prices</w:t>
-      </w:r>
-    </w:p>
-    <w:p>
-      <w:pPr>
-        <w:pStyle w:val="FirstParagraph"/>
-      </w:pPr>
-      <w:r>
-        <w:t xml:space="preserve">When we construct a price index that reweights standard PCE component price indices by their import content—weighting categories like electronics, motor vehicles, and apparel more heavily, and domestic-heavy categories less—the deviation remains, though it is less extreme for core goods. This</w:t>
-      </w:r>
-      <w:r>
-        <w:t xml:space="preserve"> </w:t>
-      </w:r>
-      <w:r>
-        <w:rPr>
-          <w:b/>
-          <w:bCs/>
-        </w:rPr>
-        <w:t xml:space="preserve">Imported PCE Goods Price Index</w:t>
-      </w:r>
-      <w:r>
-        <w:t xml:space="preserve"> </w:t>
-      </w:r>
-      <w:r>
-        <w:t xml:space="preserve">measures price changes in the goods most exposed to imports and therefore tariffs. As of December, the imported core goods index is 2.6% above trend and the imported durables index is 3.2% above trend, compared to 3.0% and 3.5% for the standard PCE indices. See the</w:t>
-      </w:r>
-      <w:r>
-        <w:t xml:space="preserve"> </w:t>
-      </w:r>
-      <w:hyperlink r:id="rId32">
-        <w:r>
-          <w:rPr>
-            <w:rStyle w:val="Hyperlink"/>
-          </w:rPr>
-          <w:t xml:space="preserve">accompanying Methodology page</w:t>
-        </w:r>
-      </w:hyperlink>
-      <w:r>
-        <w:t xml:space="preserve"> </w:t>
-      </w:r>
-      <w:r>
-        <w:t xml:space="preserve">for details on index construction.</w:t>
-      </w:r>
-    </w:p>
     <w:p>
       <w:pPr>
         <w:pStyle w:val="BodyText"/>
@@ -584,18 +580,18 @@
           <wp:inline>
             <wp:extent cx="5334000" cy="3200400"/>
             <wp:effectExtent b="0" l="0" r="0" t="0"/>
-            <wp:docPr descr="" title="" id="41" name="Picture"/>
+            <wp:docPr descr="" title="" id="43" name="Picture"/>
             <a:graphic>
               <a:graphicData uri="http://schemas.openxmlformats.org/drawingml/2006/picture">
                 <pic:pic>
                   <pic:nvPicPr>
-                    <pic:cNvPr descr="C:/Users/ji252/Documents/GitHub/tariff-impact-tracker/output/tariff_impacts_report_files/figure-docx/fig-ipi-prices-1.png" id="42" name="Picture"/>
+                    <pic:cNvPr descr="C:/Users/ji252/Documents/GitHub/tariff-impact-tracker/output/tariff_impacts_report_files/figure-docx/fig-deviation-trend-1.png" id="44" name="Picture"/>
                     <pic:cNvPicPr>
                       <a:picLocks noChangeArrowheads="1" noChangeAspect="1"/>
                     </pic:cNvPicPr>
                   </pic:nvPicPr>
                   <pic:blipFill>
-                    <a:blip r:embed="rId40"/>
+                    <a:blip r:embed="rId42"/>
                     <a:stretch>
                       <a:fillRect/>
                     </a:stretch>
@@ -622,6 +618,57 @@
         </w:drawing>
       </w:r>
     </w:p>
+    <w:bookmarkEnd w:id="45"/>
+    <w:bookmarkStart w:id="52" w:name="imported-pce-goods-prices"/>
+    <w:p>
+      <w:pPr>
+        <w:pStyle w:val="Heading3"/>
+      </w:pPr>
+      <w:r>
+        <w:t xml:space="preserve">Imported PCE Goods Prices</w:t>
+      </w:r>
+    </w:p>
+    <w:p>
+      <w:pPr>
+        <w:pStyle w:val="FirstParagraph"/>
+      </w:pPr>
+      <w:r>
+        <w:t xml:space="preserve">When we construct a price index that reweights standard PCE component price indices by their import content—weighting categories like electronics, motor vehicles, and apparel more heavily, and domestic-heavy categories less—the deviation remains, though it is less extreme for core goods. This</w:t>
+      </w:r>
+      <w:r>
+        <w:t xml:space="preserve"> </w:t>
+      </w:r>
+      <w:r>
+        <w:rPr>
+          <w:b/>
+          <w:bCs/>
+        </w:rPr>
+        <w:t xml:space="preserve">Imported PCE Goods Price Index</w:t>
+      </w:r>
+      <w:r>
+        <w:t xml:space="preserve"> </w:t>
+      </w:r>
+      <w:r>
+        <w:t xml:space="preserve">measures price changes in the goods most exposed to imports and therefore tariffs. As of January, the imported core goods index is 2.9% above trend and the imported durables index is 3.4% above trend, compared to 3.4% and 4.1% for the standard PCE indices. See the</w:t>
+      </w:r>
+      <w:r>
+        <w:t xml:space="preserve"> </w:t>
+      </w:r>
+      <w:hyperlink r:id="rId38">
+        <w:r>
+          <w:rPr>
+            <w:rStyle w:val="Hyperlink"/>
+          </w:rPr>
+          <w:t xml:space="preserve">accompanying Methodology page</w:t>
+        </w:r>
+      </w:hyperlink>
+      <w:r>
+        <w:t xml:space="preserve"> </w:t>
+      </w:r>
+      <w:r>
+        <w:t xml:space="preserve">for details on index construction.</w:t>
+      </w:r>
+    </w:p>
     <w:p>
       <w:pPr>
         <w:pStyle w:val="BodyText"/>
@@ -631,18 +678,18 @@
           <wp:inline>
             <wp:extent cx="5334000" cy="3200400"/>
             <wp:effectExtent b="0" l="0" r="0" t="0"/>
-            <wp:docPr descr="" title="" id="44" name="Picture"/>
+            <wp:docPr descr="" title="" id="47" name="Picture"/>
             <a:graphic>
               <a:graphicData uri="http://schemas.openxmlformats.org/drawingml/2006/picture">
                 <pic:pic>
                   <pic:nvPicPr>
-                    <pic:cNvPr descr="C:/Users/ji252/Documents/GitHub/tariff-impact-tracker/output/tariff_impacts_report_files/figure-docx/fig-ipi-deviation-1.png" id="45" name="Picture"/>
+                    <pic:cNvPr descr="C:/Users/ji252/Documents/GitHub/tariff-impact-tracker/output/tariff_impacts_report_files/figure-docx/fig-ipi-prices-1.png" id="48" name="Picture"/>
                     <pic:cNvPicPr>
                       <a:picLocks noChangeArrowheads="1" noChangeAspect="1"/>
                     </pic:cNvPicPr>
                   </pic:nvPicPr>
                   <pic:blipFill>
-                    <a:blip r:embed="rId43"/>
+                    <a:blip r:embed="rId46"/>
                     <a:stretch>
                       <a:fillRect/>
                     </a:stretch>
@@ -669,8 +716,55 @@
         </w:drawing>
       </w:r>
     </w:p>
-    <w:bookmarkEnd w:id="46"/>
-    <w:bookmarkStart w:id="51" w:name="implied-consumer-passthrough"/>
+    <w:p>
+      <w:pPr>
+        <w:pStyle w:val="BodyText"/>
+      </w:pPr>
+      <w:r>
+        <w:drawing>
+          <wp:inline>
+            <wp:extent cx="5334000" cy="3200400"/>
+            <wp:effectExtent b="0" l="0" r="0" t="0"/>
+            <wp:docPr descr="" title="" id="50" name="Picture"/>
+            <a:graphic>
+              <a:graphicData uri="http://schemas.openxmlformats.org/drawingml/2006/picture">
+                <pic:pic>
+                  <pic:nvPicPr>
+                    <pic:cNvPr descr="C:/Users/ji252/Documents/GitHub/tariff-impact-tracker/output/tariff_impacts_report_files/figure-docx/fig-ipi-deviation-1.png" id="51" name="Picture"/>
+                    <pic:cNvPicPr>
+                      <a:picLocks noChangeArrowheads="1" noChangeAspect="1"/>
+                    </pic:cNvPicPr>
+                  </pic:nvPicPr>
+                  <pic:blipFill>
+                    <a:blip r:embed="rId49"/>
+                    <a:stretch>
+                      <a:fillRect/>
+                    </a:stretch>
+                  </pic:blipFill>
+                  <pic:spPr bwMode="auto">
+                    <a:xfrm>
+                      <a:off x="0" y="0"/>
+                      <a:ext cx="5334000" cy="3200400"/>
+                    </a:xfrm>
+                    <a:prstGeom prst="rect">
+                      <a:avLst/>
+                    </a:prstGeom>
+                    <a:noFill/>
+                    <a:ln w="9525">
+                      <a:noFill/>
+                      <a:headEnd/>
+                      <a:tailEnd/>
+                    </a:ln>
+                  </pic:spPr>
+                </pic:pic>
+              </a:graphicData>
+            </a:graphic>
+          </wp:inline>
+        </w:drawing>
+      </w:r>
+    </w:p>
+    <w:bookmarkEnd w:id="52"/>
+    <w:bookmarkStart w:id="57" w:name="implied-consumer-passthrough"/>
     <w:p>
       <w:pPr>
         <w:pStyle w:val="Heading3"/>
@@ -689,7 +783,7 @@
       <w:r>
         <w:t xml:space="preserve"> </w:t>
       </w:r>
-      <w:hyperlink r:id="rId47">
+      <w:hyperlink r:id="rId53">
         <w:r>
           <w:rPr>
             <w:rStyle w:val="Hyperlink"/>
@@ -706,7 +800,7 @@
       <w:r>
         <w:t xml:space="preserve"> </w:t>
       </w:r>
-      <w:hyperlink r:id="rId48">
+      <w:hyperlink r:id="rId54">
         <w:r>
           <w:rPr>
             <w:rStyle w:val="Hyperlink"/>
@@ -727,7 +821,7 @@
         <w:t xml:space="preserve"> </w:t>
       </w:r>
       <w:r>
-        <w:t xml:space="preserve">passthrough of actual tariffs to consumer prices as of December 2025.</w:t>
+        <w:t xml:space="preserve">passthrough of actual tariffs to consumer prices as of January 2026.</w:t>
       </w:r>
     </w:p>
     <w:p>
@@ -740,7 +834,7 @@
       <w:r>
         <w:t xml:space="preserve"> </w:t>
       </w:r>
-      <w:hyperlink r:id="rId49">
+      <w:hyperlink r:id="rId55">
         <w:r>
           <w:rPr>
             <w:rStyle w:val="Hyperlink"/>
@@ -752,12 +846,12 @@
         <w:t xml:space="preserve"> </w:t>
       </w:r>
       <w:r>
-        <w:t xml:space="preserve">(the month of the latest detailed Census trade data), the statutory fully-phased-in average tariff policy rate was 16.8%, but as mentioned earlier, there are several reasons why it takes time for tariff policy to fully flow through into realized revenues. We therefore use as our basis the actual average effective tariff rate, which was 11.8% that month. But this rate, calculated based on all revenues and imports, includes products and content that will not ultimately be purchased by consumers, such as business investment and exports. TBL therefore calculated average tariff rates on imported consumer goods. For imported core PCE goods, the average import-weighted effective tariff rate was 13.1% in the most recent month, up from a 2022–2024 average of roughly 2.7% (the 2025 annual average was 8.7%). For just imported PCE durables, the most-recent-month rate was 13.3%, up from roughly 2.7% (2025 annual average: 9.0%). Given these shifts and the import share of PCE (total import content—including indirect imports through the supply chain—is 32.2% of core goods spending; see</w:t>
+        <w:t xml:space="preserve">(the month of the latest detailed Census trade data), the statutory fully-phased-in average tariff policy rate was 16.8%, but as mentioned earlier, there are several reasons why it takes time for tariff policy to fully flow through into realized revenues. We therefore use as our basis the actual average effective tariff rate, which was 11.8% that month. But this rate, calculated based on all revenues and imports, includes products and content that will not ultimately be purchased by consumers, such as business investment and exports. TBL therefore calculated average tariff rates on imported consumer goods. For imported core PCE goods, the average import-weighted effective tariff rate was 13.1% in the most recent month, up from a 2022–2024 average of roughly 2.7% (the 2025 annual average was 8.7%). For just imported PCE durables, the most-recent-month rate was 13.3%, up from roughly 2.7% (2025 annual average: 9.0%). Given these shifts and the import share of PCE (total import content—including indirect imports through the supply chain—is 32.1% of core goods spending; see</w:t>
       </w:r>
       <w:r>
         <w:t xml:space="preserve"> </w:t>
       </w:r>
-      <w:hyperlink r:id="rId32">
+      <w:hyperlink r:id="rId38">
         <w:r>
           <w:rPr>
             <w:rStyle w:val="Hyperlink"/>
@@ -766,7 +860,7 @@
         </w:r>
       </w:hyperlink>
       <w:r>
-        <w:t xml:space="preserve">), we would expect full passthrough price effects from the actual tariff increases in 2025 so far to add 3.4 and 3.0 percentage points through December 2025 for core goods and durables prices, respectively.</w:t>
+        <w:t xml:space="preserve">), we would expect full passthrough price effects from the actual tariff increases in 2025 so far to add 3.3 and 3.0 percentage points through January 2026 for core goods and durables prices, respectively.</w:t>
       </w:r>
     </w:p>
     <w:p>
@@ -774,7 +868,7 @@
         <w:pStyle w:val="BodyText"/>
       </w:pPr>
       <w:r>
-        <w:t xml:space="preserve">We estimate the rise in imported core goods and durable prices in three ways. The first, and our preferred approach, uses the trend estimates reported in Figure 5 as the counterfactual level of prices but-for tariffs. The second approach uses data from 2023-2024 to project forward pre-2025 prices. The third approach moves away from relying on estimating trends, and rather assumes that prices would have remained at their December 2024 level. It therefore uses the change in prices during 2025 through December. We think that this approach underestimates true price increases from the tariffs by ignoring counterfactuals, but provides an easy lower-bound estimate.</w:t>
+        <w:t xml:space="preserve">We estimate the rise in imported core goods and durable prices in three ways. The first, and our preferred approach, uses the trend estimates reported in Figure 7 as the counterfactual level of prices but-for tariffs. The second approach uses data from 2023-2024 to project forward pre-2025 prices. The third approach moves away from relying on estimating trends, and rather assumes that prices would have remained at their December 2024 level. It therefore uses the change in prices during 2025 through January. We think that this approach underestimates true price increases from the tariffs by ignoring counterfactuals, but provides an easy lower-bound estimate.</w:t>
       </w:r>
     </w:p>
     <w:p>
@@ -782,7 +876,7 @@
         <w:pStyle w:val="BodyText"/>
       </w:pPr>
       <w:r>
-        <w:t xml:space="preserve">The results of each are shown below, with one table for June 2025 and one for the most recent month of data, December 2025. Tables 1a and 1b use these category-specific tariff rates rather than the economy-wide effective rate, since the tariff burden varies across consumer goods categories. Passthrough tables using overall PCE prices (as opposed to the imported goods) are available in the</w:t>
+        <w:t xml:space="preserve">The results of each are shown below, with one table for June 2025 and one for the most recent month of data, January 2026. Tables 1a and 1b use these category-specific tariff rates rather than the economy-wide effective rate, since the tariff burden varies across consumer goods categories. Passthrough tables using overall PCE prices (as opposed to the imported goods) are available in the</w:t>
       </w:r>
       <w:r>
         <w:t xml:space="preserve"> </w:t>
@@ -804,12 +898,12 @@
         <w:pStyle w:val="BodyText"/>
       </w:pPr>
       <w:r>
-        <w:t xml:space="preserve">Using our preferred LP trend method, the implied passthrough of tariffs to imported core goods prices through December 2025 is 76%, and the implied passthrough to imported durables prices is 106%. The larger durable passthrough rate is due both to a lower import share and a more aggressive pre-2025 downward trend in prices. The simpler log-linear trend yields very similar passthrough estimates of 56% for core goods and 117% for durables. The most conservative method—raw price changes during 2025 through December with no trend adjustment—gives 40% and 47% for core goods and durables, respectively. All in all, the story is fairly consistent for imported core goods, with somewhere between 40% and 76% passthrough of tariffs. The story is more mixed for durable goods, due primarily to the uncertainty around the counterfactual level of prices but for tariffs. At the June 2025 mark, the LP passthrough estimates were 51% for core goods and 72% for durables. The estimates of passthrough of imported core goods have remained relatively constant over time, but implied passthrough of durable goods has now reached over 100 percent, versus 37%–78% in June 2025. These estimates of passthrough are larger than those found by other researchers, but not unreasonably so. For example,</w:t>
+        <w:t xml:space="preserve">Using our preferred LP trend method, the implied passthrough of tariffs to imported core goods prices through January 2026 is 86%, and the implied passthrough to imported durables prices is 115%. The larger durable passthrough rate is due both to a lower import share and a more aggressive pre-2025 downward trend in prices. The simpler log-linear trend yields very similar passthrough estimates of 64% for core goods and 128% for durables. The most conservative method—raw price changes during 2025 through January with no trend adjustment—gives 6% and 5% for core goods and durables, respectively. All in all, the story is fairly consistent for imported core goods, with somewhere between 6% and 86% passthrough of tariffs. The story is more mixed for durable goods, due primarily to the uncertainty around the counterfactual level of prices but for tariffs. At the June 2025 mark, the LP passthrough estimates were 51% for core goods and 72% for durables. The estimates of passthrough of imported core goods have remained relatively constant over time, but implied passthrough of durable goods has now reached over 100 percent, versus -17%–79% in June 2025. These estimates of passthrough are larger than those found by other researchers, but not unreasonably so. For example,</w:t>
       </w:r>
       <w:r>
         <w:t xml:space="preserve"> </w:t>
       </w:r>
-      <w:hyperlink r:id="rId50">
+      <w:hyperlink r:id="rId56">
         <w:r>
           <w:rPr>
             <w:rStyle w:val="Hyperlink"/>
@@ -1742,7 +1836,7 @@
                 <w:szCs w:val="18"/>
                 <w:color w:val="000000"/>
               </w:rPr>
-              <w:t xml:space="preserve">32.2%</w:t>
+              <w:t xml:space="preserve">32.1%</w:t>
             </w:r>
           </w:p>
         </w:tc>
@@ -1904,7 +1998,7 @@
                 <w:szCs w:val="18"/>
                 <w:color w:val="000000"/>
               </w:rPr>
-              <w:t xml:space="preserve">0.9%</w:t>
+              <w:t xml:space="preserve">-0.4%</w:t>
             </w:r>
           </w:p>
         </w:tc>
@@ -2066,7 +2160,7 @@
                 <w:szCs w:val="18"/>
                 <w:color w:val="000000"/>
               </w:rPr>
-              <w:t xml:space="preserve">33%</w:t>
+              <w:t xml:space="preserve">-15%</w:t>
             </w:r>
           </w:p>
         </w:tc>
@@ -2288,7 +2382,7 @@
                 <w:szCs w:val="18"/>
                 <w:color w:val="000000"/>
               </w:rPr>
-              <w:t xml:space="preserve">28.2%</w:t>
+              <w:t xml:space="preserve">28.0%</w:t>
             </w:r>
           </w:p>
         </w:tc>
@@ -2450,7 +2544,7 @@
                 <w:szCs w:val="18"/>
                 <w:color w:val="000000"/>
               </w:rPr>
-              <w:t xml:space="preserve">0.9%</w:t>
+              <w:t xml:space="preserve">-0.4%</w:t>
             </w:r>
           </w:p>
         </w:tc>
@@ -2612,7 +2706,7 @@
                 <w:szCs w:val="18"/>
                 <w:color w:val="000000"/>
               </w:rPr>
-              <w:t xml:space="preserve">37%</w:t>
+              <w:t xml:space="preserve">-17%</w:t>
             </w:r>
           </w:p>
         </w:tc>
@@ -2720,7 +2814,7 @@
                 <w:szCs w:val="18"/>
                 <w:color w:val="000000"/>
               </w:rPr>
-              <w:t xml:space="preserve">78%</w:t>
+              <w:t xml:space="preserve">79%</w:t>
             </w:r>
           </w:p>
         </w:tc>
@@ -2741,7 +2835,7 @@
         <w:ind w:left="60" w:right="60" w:firstLine="0" w:firstLineChars="0"/>
       </w:pPr>
       <w:r>
-        <w:t xml:space="preserve">Table 1b. Implied Passthrough -- Imported PCE Core and Durable Goods Prices (December 2025). Passthrough calculation components, estimated price change, and estimated passthrough rates.</w:t>
+        <w:t xml:space="preserve">Table 1b. Implied Passthrough -- Imported PCE Core and Durable Goods Prices (January 2026). Passthrough calculation components, estimated price change, and estimated passthrough rates.</w:t>
       </w:r>
     </w:p>
     <w:tbl xmlns:w="http://schemas.openxmlformats.org/wordprocessingml/2006/main" xmlns:r="http://schemas.openxmlformats.org/officeDocument/2006/relationships" xmlns:w14="http://schemas.microsoft.com/office/word/2010/wordml" xmlns:wp="http://schemas.openxmlformats.org/drawingml/2006/wordprocessingDrawing" xmlns:a="http://schemas.openxmlformats.org/drawingml/2006/main" xmlns:pic="http://schemas.openxmlformats.org/drawingml/2006/picture">
@@ -3644,7 +3738,7 @@
                 <w:szCs w:val="18"/>
                 <w:color w:val="000000"/>
               </w:rPr>
-              <w:t xml:space="preserve">32.2%</w:t>
+              <w:t xml:space="preserve">32.1%</w:t>
             </w:r>
           </w:p>
         </w:tc>
@@ -3752,7 +3846,7 @@
                 <w:szCs w:val="18"/>
                 <w:color w:val="000000"/>
               </w:rPr>
-              <w:t xml:space="preserve">3.4%</w:t>
+              <w:t xml:space="preserve">3.3%</w:t>
             </w:r>
           </w:p>
         </w:tc>
@@ -3806,7 +3900,7 @@
                 <w:szCs w:val="18"/>
                 <w:color w:val="000000"/>
               </w:rPr>
-              <w:t xml:space="preserve">1.3%</w:t>
+              <w:t xml:space="preserve">0.2%</w:t>
             </w:r>
           </w:p>
         </w:tc>
@@ -3860,7 +3954,7 @@
                 <w:szCs w:val="18"/>
                 <w:color w:val="000000"/>
               </w:rPr>
-              <w:t xml:space="preserve">2.6%</w:t>
+              <w:t xml:space="preserve">2.9%</w:t>
             </w:r>
           </w:p>
         </w:tc>
@@ -3914,7 +4008,7 @@
                 <w:szCs w:val="18"/>
                 <w:color w:val="000000"/>
               </w:rPr>
-              <w:t xml:space="preserve">1.9%</w:t>
+              <w:t xml:space="preserve">2.1%</w:t>
             </w:r>
           </w:p>
         </w:tc>
@@ -3968,7 +4062,7 @@
                 <w:szCs w:val="18"/>
                 <w:color w:val="000000"/>
               </w:rPr>
-              <w:t xml:space="preserve">40%</w:t>
+              <w:t xml:space="preserve">6%</w:t>
             </w:r>
           </w:p>
         </w:tc>
@@ -4022,7 +4116,7 @@
                 <w:szCs w:val="18"/>
                 <w:color w:val="000000"/>
               </w:rPr>
-              <w:t xml:space="preserve">76%</w:t>
+              <w:t xml:space="preserve">86%</w:t>
             </w:r>
           </w:p>
         </w:tc>
@@ -4076,7 +4170,7 @@
                 <w:szCs w:val="18"/>
                 <w:color w:val="000000"/>
               </w:rPr>
-              <w:t xml:space="preserve">56%</w:t>
+              <w:t xml:space="preserve">64%</w:t>
             </w:r>
           </w:p>
         </w:tc>
@@ -4190,7 +4284,7 @@
                 <w:szCs w:val="18"/>
                 <w:color w:val="000000"/>
               </w:rPr>
-              <w:t xml:space="preserve">28.2%</w:t>
+              <w:t xml:space="preserve">28.0%</w:t>
             </w:r>
           </w:p>
         </w:tc>
@@ -4352,7 +4446,7 @@
                 <w:szCs w:val="18"/>
                 <w:color w:val="000000"/>
               </w:rPr>
-              <w:t xml:space="preserve">1.4%</w:t>
+              <w:t xml:space="preserve">0.1%</w:t>
             </w:r>
           </w:p>
         </w:tc>
@@ -4406,7 +4500,7 @@
                 <w:szCs w:val="18"/>
                 <w:color w:val="000000"/>
               </w:rPr>
-              <w:t xml:space="preserve">3.2%</w:t>
+              <w:t xml:space="preserve">3.4%</w:t>
             </w:r>
           </w:p>
         </w:tc>
@@ -4460,7 +4554,7 @@
                 <w:szCs w:val="18"/>
                 <w:color w:val="000000"/>
               </w:rPr>
-              <w:t xml:space="preserve">3.5%</w:t>
+              <w:t xml:space="preserve">3.8%</w:t>
             </w:r>
           </w:p>
         </w:tc>
@@ -4514,7 +4608,7 @@
                 <w:szCs w:val="18"/>
                 <w:color w:val="000000"/>
               </w:rPr>
-              <w:t xml:space="preserve">47%</w:t>
+              <w:t xml:space="preserve">5%</w:t>
             </w:r>
           </w:p>
         </w:tc>
@@ -4568,7 +4662,7 @@
                 <w:szCs w:val="18"/>
                 <w:color w:val="000000"/>
               </w:rPr>
-              <w:t xml:space="preserve">106%</w:t>
+              <w:t xml:space="preserve">115%</w:t>
             </w:r>
           </w:p>
         </w:tc>
@@ -4622,7 +4716,7 @@
                 <w:szCs w:val="18"/>
                 <w:color w:val="000000"/>
               </w:rPr>
-              <w:t xml:space="preserve">117%</w:t>
+              <w:t xml:space="preserve">128%</w:t>
             </w:r>
           </w:p>
         </w:tc>
@@ -4661,7 +4755,7 @@
       <w:r>
         <w:t xml:space="preserve"> </w:t>
       </w:r>
-      <w:hyperlink r:id="rId32">
+      <w:hyperlink r:id="rId38">
         <w:r>
           <w:rPr>
             <w:rStyle w:val="Hyperlink"/>
@@ -4708,7 +4802,7 @@
         <w:t xml:space="preserve">Simple</w:t>
       </w:r>
       <w:r>
-        <w:t xml:space="preserve">: Raw price change during 2025 through December with no trend adjustment.</w:t>
+        <w:t xml:space="preserve">: Raw price change during 2025 through January with no trend adjustment.</w:t>
       </w:r>
     </w:p>
     <w:p>
@@ -4720,7 +4814,7 @@
         </w:numPr>
       </w:pPr>
       <w:r>
-        <w:t xml:space="preserve">Tariff rates are category-specific effective rates from USITC trade data: core goods 13.1%, durables 13.3% (vs 2.7% baseline). Economy-wide effective rate as of December 2025: 9.9%.</w:t>
+        <w:t xml:space="preserve">Tariff rates are category-specific effective rates from USITC trade data: core goods 13.1%, durables 13.3% (vs 2.7% baseline). Economy-wide effective rate as of January 2026: 10.6%.</w:t>
       </w:r>
     </w:p>
     <w:p>
@@ -4730,8 +4824,8 @@
         </w:pict>
       </w:r>
     </w:p>
-    <w:bookmarkEnd w:id="51"/>
-    <w:bookmarkStart w:id="56" w:name="import-prices"/>
+    <w:bookmarkEnd w:id="57"/>
+    <w:bookmarkStart w:id="62" w:name="import-prices"/>
     <w:p>
       <w:pPr>
         <w:pStyle w:val="Heading3"/>
@@ -4757,18 +4851,18 @@
           <wp:inline>
             <wp:extent cx="5334000" cy="3200400"/>
             <wp:effectExtent b="0" l="0" r="0" t="0"/>
-            <wp:docPr descr="" title="" id="53" name="Picture"/>
+            <wp:docPr descr="" title="" id="59" name="Picture"/>
             <a:graphic>
               <a:graphicData uri="http://schemas.openxmlformats.org/drawingml/2006/picture">
                 <pic:pic>
                   <pic:nvPicPr>
-                    <pic:cNvPr descr="C:/Users/ji252/Documents/GitHub/tariff-impact-tracker/output/tariff_impacts_report_files/figure-docx/fig-import-prices-1.png" id="54" name="Picture"/>
+                    <pic:cNvPr descr="C:/Users/ji252/Documents/GitHub/tariff-impact-tracker/output/tariff_impacts_report_files/figure-docx/fig-import-prices-1.png" id="60" name="Picture"/>
                     <pic:cNvPicPr>
                       <a:picLocks noChangeArrowheads="1" noChangeAspect="1"/>
                     </pic:cNvPicPr>
                   </pic:nvPicPr>
                   <pic:blipFill>
-                    <a:blip r:embed="rId52"/>
+                    <a:blip r:embed="rId58"/>
                     <a:stretch>
                       <a:fillRect/>
                     </a:stretch>
@@ -4813,7 +4907,7 @@
         </w:rPr>
         <w:t xml:space="preserve"> </w:t>
       </w:r>
-      <w:hyperlink r:id="rId55">
+      <w:hyperlink r:id="rId61">
         <w:r>
           <w:rPr>
             <w:rStyle w:val="Hyperlink"/>
@@ -4838,9 +4932,9 @@
         </w:pict>
       </w:r>
     </w:p>
-    <w:bookmarkEnd w:id="56"/>
-    <w:bookmarkEnd w:id="57"/>
-    <w:bookmarkStart w:id="64" w:name="the-labor-market"/>
+    <w:bookmarkEnd w:id="62"/>
+    <w:bookmarkEnd w:id="63"/>
+    <w:bookmarkStart w:id="70" w:name="the-labor-market"/>
     <w:p>
       <w:pPr>
         <w:pStyle w:val="Heading2"/>
@@ -4862,7 +4956,7 @@
         <w:pStyle w:val="BodyText"/>
       </w:pPr>
       <w:r>
-        <w:t xml:space="preserve">So far, there is no definitive indication of any effect of tariffs on the aggregate job market. Total non-farm employment as of January 2026 changed by +0.4M jobs relative to the level of employment one year earlier. This is lower than that same statistic from one year prior (+1.2M).</w:t>
+        <w:t xml:space="preserve">So far, there is no definitive indication of any effect of tariffs on the aggregate job market. Total non-farm employment as of February 2026 changed by +0.2M jobs relative to the level of employment one year earlier. This is lower than that same statistic from one year prior (+1.1M).</w:t>
       </w:r>
     </w:p>
     <w:p>
@@ -5046,7 +5140,7 @@
         <w:pStyle w:val="BodyText"/>
       </w:pPr>
       <w:r>
-        <w:t xml:space="preserve">Looking at the overall index, there is some evidence of weakening employment during 2025: the index changed by -0.5% during 2025 through January, which is 0.8% less than the pre-2025 trend would have predicted, and 0.4% less than the growth rate in 2024 over the same period. When we just look at tariff-sensitive manufacturing employment, the manufacturing index changed by -0.8%, versus the trend’s -0.6% predicted change. In other words, there are some indications of weakness in tariff-exposed employment overall, but not in the manufacturing sector. It is worth noting, however, that both of these comparisons are illustrative only, and more rigorous work is necessary to determine the short-term effects of tariffs on employment.</w:t>
+        <w:t xml:space="preserve">Looking at the overall index, there is some evidence of weakening employment during 2025: the index changed by -0.6% during 2025 through February, which is 0.9% less than the pre-2025 trend would have predicted, and 0.5% less than the growth rate in 2024 over the same period. When we just look at tariff-sensitive manufacturing employment, the manufacturing index changed by -0.9%, versus the trend’s -0.7% predicted change. In other words, there are some indications of weakness in tariff-exposed employment overall, but not in the manufacturing sector. It is worth noting, however, that both of these comparisons are illustrative only, and more rigorous work is necessary to determine the short-term effects of tariffs on employment.</w:t>
       </w:r>
     </w:p>
     <w:p>
@@ -5058,18 +5152,18 @@
           <wp:inline>
             <wp:extent cx="5334000" cy="3733800"/>
             <wp:effectExtent b="0" l="0" r="0" t="0"/>
-            <wp:docPr descr="" title="" id="59" name="Picture"/>
+            <wp:docPr descr="" title="" id="65" name="Picture"/>
             <a:graphic>
               <a:graphicData uri="http://schemas.openxmlformats.org/drawingml/2006/picture">
                 <pic:pic>
                   <pic:nvPicPr>
-                    <pic:cNvPr descr="C:/Users/ji252/Documents/GitHub/tariff-impact-tracker/output/tariff_impacts_report_files/figure-docx/fig-tariff-emp-combined-1.png" id="60" name="Picture"/>
+                    <pic:cNvPr descr="C:/Users/ji252/Documents/GitHub/tariff-impact-tracker/output/tariff_impacts_report_files/figure-docx/fig-tariff-emp-combined-1.png" id="66" name="Picture"/>
                     <pic:cNvPicPr>
                       <a:picLocks noChangeArrowheads="1" noChangeAspect="1"/>
                     </pic:cNvPicPr>
                   </pic:nvPicPr>
                   <pic:blipFill>
-                    <a:blip r:embed="rId58"/>
+                    <a:blip r:embed="rId64"/>
                     <a:stretch>
                       <a:fillRect/>
                     </a:stretch>
@@ -5105,18 +5199,18 @@
           <wp:inline>
             <wp:extent cx="5334000" cy="3733800"/>
             <wp:effectExtent b="0" l="0" r="0" t="0"/>
-            <wp:docPr descr="" title="" id="62" name="Picture"/>
+            <wp:docPr descr="" title="" id="68" name="Picture"/>
             <a:graphic>
               <a:graphicData uri="http://schemas.openxmlformats.org/drawingml/2006/picture">
                 <pic:pic>
                   <pic:nvPicPr>
-                    <pic:cNvPr descr="C:/Users/ji252/Documents/GitHub/tariff-impact-tracker/output/tariff_impacts_report_files/figure-docx/fig-tariff-emp-mfg-combined-1.png" id="63" name="Picture"/>
+                    <pic:cNvPr descr="C:/Users/ji252/Documents/GitHub/tariff-impact-tracker/output/tariff_impacts_report_files/figure-docx/fig-tariff-emp-mfg-combined-1.png" id="69" name="Picture"/>
                     <pic:cNvPicPr>
                       <a:picLocks noChangeArrowheads="1" noChangeAspect="1"/>
                     </pic:cNvPicPr>
                   </pic:nvPicPr>
                   <pic:blipFill>
-                    <a:blip r:embed="rId61"/>
+                    <a:blip r:embed="rId67"/>
                     <a:stretch>
                       <a:fillRect/>
                     </a:stretch>
@@ -5150,8 +5244,8 @@
         </w:pict>
       </w:r>
     </w:p>
-    <w:bookmarkEnd w:id="64"/>
-    <w:bookmarkStart w:id="68" w:name="industrial-output"/>
+    <w:bookmarkEnd w:id="70"/>
+    <w:bookmarkStart w:id="74" w:name="industrial-output"/>
     <w:p>
       <w:pPr>
         <w:pStyle w:val="Heading2"/>
@@ -5165,7 +5259,7 @@
         <w:pStyle w:val="FirstParagraph"/>
       </w:pPr>
       <w:r>
-        <w:t xml:space="preserve">Building on the analysis of tariff-sensitive manufacturing employment above, we also consider the evolution of industrial production in this same sector. The manufacturing industrial production index is constructed by the Federal Reserve Board and measures real output of manufacturing industries. We plot the index from 2021 onward, and find that during 2025 through January, the index has changed by +2.1%, though it is worth noting it is possible this is due to mean-reversion rather than to any tariff-related effect. In this case, the 2-year pre-trend plotted below may not be the appropriate counterfactual.</w:t>
+        <w:t xml:space="preserve">Building on the analysis of tariff-sensitive manufacturing employment above, we also consider the evolution of industrial production in this same sector. The manufacturing industrial production index is constructed by the Federal Reserve Board and measures real output of manufacturing industries. We plot the index from 2021 onward, and find that during 2025 through February, the index has changed by +2.2%, though it is worth noting it is possible this is due to mean-reversion rather than to any tariff-related effect. In this case, the 2-year pre-trend plotted below may not be the appropriate counterfactual.</w:t>
       </w:r>
     </w:p>
     <w:p>
@@ -5177,18 +5271,18 @@
           <wp:inline>
             <wp:extent cx="5334000" cy="3200400"/>
             <wp:effectExtent b="0" l="0" r="0" t="0"/>
-            <wp:docPr descr="" title="" id="66" name="Picture"/>
+            <wp:docPr descr="" title="" id="72" name="Picture"/>
             <a:graphic>
               <a:graphicData uri="http://schemas.openxmlformats.org/drawingml/2006/picture">
                 <pic:pic>
                   <pic:nvPicPr>
-                    <pic:cNvPr descr="C:/Users/ji252/Documents/GitHub/tariff-impact-tracker/output/tariff_impacts_report_files/figure-docx/fig-industrial-prod-1.png" id="67" name="Picture"/>
+                    <pic:cNvPr descr="C:/Users/ji252/Documents/GitHub/tariff-impact-tracker/output/tariff_impacts_report_files/figure-docx/fig-industrial-prod-1.png" id="73" name="Picture"/>
                     <pic:cNvPicPr>
                       <a:picLocks noChangeArrowheads="1" noChangeAspect="1"/>
                     </pic:cNvPicPr>
                   </pic:nvPicPr>
                   <pic:blipFill>
-                    <a:blip r:embed="rId65"/>
+                    <a:blip r:embed="rId71"/>
                     <a:stretch>
                       <a:fillRect/>
                     </a:stretch>
@@ -5222,8 +5316,8 @@
         </w:pict>
       </w:r>
     </w:p>
-    <w:bookmarkEnd w:id="68"/>
-    <w:bookmarkStart w:id="72" w:name="the-strength-of-the-us-dollar"/>
+    <w:bookmarkEnd w:id="74"/>
+    <w:bookmarkStart w:id="78" w:name="the-strength-of-the-us-dollar"/>
     <w:p>
       <w:pPr>
         <w:pStyle w:val="Heading2"/>
@@ -5262,7 +5356,7 @@
         <w:pStyle w:val="BodyText"/>
       </w:pPr>
       <w:r>
-        <w:t xml:space="preserve">The reality, however, has been different so far. As of January 2026, the US dollar is 6.3% weaker than its December 2024 average. There’s also been inconsistent depreciation among the targets of US tariffs. China’s yuan is 0.0% weaker than its December 2024 average, while Canada’s dollar is 0.5% stronger over the same period. Mexico’s peso is 11.6% stronger than December 2024, though this is not out of the range of pre-2025 variation, making it difficult to establish any causal claim.</w:t>
+        <w:t xml:space="preserve">The reality, however, has been different so far. As of February 2026, the US dollar is 7.4% weaker than its December 2024 average. There’s also been inconsistent depreciation among the targets of US tariffs. China’s yuan is 0.1% stronger than its December 2024 average, while Canada’s dollar is 0.9% stronger over the same period. Mexico’s peso is 14.0% stronger than December 2024, though this is not out of the range of pre-2025 variation, making it difficult to establish any causal claim.</w:t>
       </w:r>
     </w:p>
     <w:p>
@@ -5290,18 +5384,18 @@
           <wp:inline>
             <wp:extent cx="5334000" cy="3200400"/>
             <wp:effectExtent b="0" l="0" r="0" t="0"/>
-            <wp:docPr descr="" title="" id="70" name="Picture"/>
+            <wp:docPr descr="" title="" id="76" name="Picture"/>
             <a:graphic>
               <a:graphicData uri="http://schemas.openxmlformats.org/drawingml/2006/picture">
                 <pic:pic>
                   <pic:nvPicPr>
-                    <pic:cNvPr descr="C:/Users/ji252/Documents/GitHub/tariff-impact-tracker/output/tariff_impacts_report_files/figure-docx/fig-currencies-1.png" id="71" name="Picture"/>
+                    <pic:cNvPr descr="C:/Users/ji252/Documents/GitHub/tariff-impact-tracker/output/tariff_impacts_report_files/figure-docx/fig-currencies-1.png" id="77" name="Picture"/>
                     <pic:cNvPicPr>
                       <a:picLocks noChangeArrowheads="1" noChangeAspect="1"/>
                     </pic:cNvPicPr>
                   </pic:nvPicPr>
                   <pic:blipFill>
-                    <a:blip r:embed="rId69"/>
+                    <a:blip r:embed="rId75"/>
                     <a:stretch>
                       <a:fillRect/>
                     </a:stretch>
@@ -5335,8 +5429,8 @@
         </w:pict>
       </w:r>
     </w:p>
-    <w:bookmarkEnd w:id="72"/>
-    <w:bookmarkStart w:id="79" w:name="imports-exports"/>
+    <w:bookmarkEnd w:id="78"/>
+    <w:bookmarkStart w:id="85" w:name="imports-exports"/>
     <w:p>
       <w:pPr>
         <w:pStyle w:val="Heading2"/>
@@ -5358,7 +5452,7 @@
         <w:pStyle w:val="BodyText"/>
       </w:pPr>
       <w:r>
-        <w:t xml:space="preserve">There are, however, some notable dynamics in the short-term reaction of imports over the last year. First, real imports grew 17.8% over the pre-2025 trend between December 2024 and March 2025, equal to $50.4 billion in real 2025 dollars, as consumers and businesses sought to make purchases ahead of tariffs taking effect. Starting in April, imports declined, and as of December 2025 imports have been on average -6.2% below the pre-2025 trend. Real exports fell more modestly (in absolute terms) than imports, and are 2.1% below trend as of December 2025.</w:t>
+        <w:t xml:space="preserve">There are, however, some notable dynamics in the short-term reaction of imports over the last year. First, real imports grew 17.8% over the pre-2025 trend between December 2024 and March 2025, equal to $50.4 billion in real 2025 dollars, as consumers and businesses sought to make purchases ahead of tariffs taking effect. Starting in April, imports declined, and as of January 2026 imports have been on average -6.3% below the pre-2025 trend. Real exports rose more modestly (in absolute terms) than imports, and are 4.6% above trend as of January 2026.</w:t>
       </w:r>
     </w:p>
     <w:p>
@@ -5366,7 +5460,7 @@
         <w:pStyle w:val="BodyText"/>
       </w:pPr>
       <w:r>
-        <w:t xml:space="preserve">Cumulatively, as of December 2025, cumulative imports are still up by $2.3 billion (real 2025 USD) from December 2024 relative to trend. This has implications for the discussion of stockpiling: this very rough measure of imports implies that the ability of firms to rely on pre-tariff stocks of goods will degrade shortly.</w:t>
+        <w:t xml:space="preserve">Cumulatively, as of January 2026, cumulative imports are still down by $16.4 billion (real 2025 USD) from December 2024 relative to trend. This has implications for the discussion of stockpiling: this very rough measure of imports implies that the ability of firms to rely on pre-tariff stocks of goods will degrade shortly.</w:t>
       </w:r>
     </w:p>
     <w:p>
@@ -5378,18 +5472,18 @@
           <wp:inline>
             <wp:extent cx="5334000" cy="3200400"/>
             <wp:effectExtent b="0" l="0" r="0" t="0"/>
-            <wp:docPr descr="" title="" id="74" name="Picture"/>
+            <wp:docPr descr="" title="" id="80" name="Picture"/>
             <a:graphic>
               <a:graphicData uri="http://schemas.openxmlformats.org/drawingml/2006/picture">
                 <pic:pic>
                   <pic:nvPicPr>
-                    <pic:cNvPr descr="C:/Users/ji252/Documents/GitHub/tariff-impact-tracker/output/tariff_impacts_report_files/figure-docx/fig-imports-exports-1.png" id="75" name="Picture"/>
+                    <pic:cNvPr descr="C:/Users/ji252/Documents/GitHub/tariff-impact-tracker/output/tariff_impacts_report_files/figure-docx/fig-imports-exports-1.png" id="81" name="Picture"/>
                     <pic:cNvPicPr>
                       <a:picLocks noChangeArrowheads="1" noChangeAspect="1"/>
                     </pic:cNvPicPr>
                   </pic:nvPicPr>
                   <pic:blipFill>
-                    <a:blip r:embed="rId73"/>
+                    <a:blip r:embed="rId79"/>
                     <a:stretch>
                       <a:fillRect/>
                     </a:stretch>
@@ -5425,18 +5519,18 @@
           <wp:inline>
             <wp:extent cx="5334000" cy="5334000"/>
             <wp:effectExtent b="0" l="0" r="0" t="0"/>
-            <wp:docPr descr="" title="" id="77" name="Picture"/>
+            <wp:docPr descr="" title="" id="83" name="Picture"/>
             <a:graphic>
               <a:graphicData uri="http://schemas.openxmlformats.org/drawingml/2006/picture">
                 <pic:pic>
                   <pic:nvPicPr>
-                    <pic:cNvPr descr="C:/Users/ji252/Documents/GitHub/tariff-impact-tracker/output/tariff_impacts_report_files/figure-docx/fig-trade-deviation-1.png" id="78" name="Picture"/>
+                    <pic:cNvPr descr="C:/Users/ji252/Documents/GitHub/tariff-impact-tracker/output/tariff_impacts_report_files/figure-docx/fig-trade-deviation-1.png" id="84" name="Picture"/>
                     <pic:cNvPicPr>
                       <a:picLocks noChangeArrowheads="1" noChangeAspect="1"/>
                     </pic:cNvPicPr>
                   </pic:nvPicPr>
                   <pic:blipFill>
-                    <a:blip r:embed="rId76"/>
+                    <a:blip r:embed="rId82"/>
                     <a:stretch>
                       <a:fillRect/>
                     </a:stretch>
@@ -5470,8 +5564,8 @@
         </w:pict>
       </w:r>
     </w:p>
-    <w:bookmarkEnd w:id="79"/>
-    <w:bookmarkStart w:id="80" w:name="data-sources"/>
+    <w:bookmarkEnd w:id="85"/>
+    <w:bookmarkStart w:id="86" w:name="data-sources"/>
     <w:p>
       <w:pPr>
         <w:pStyle w:val="Heading2"/>
@@ -5590,8 +5684,8 @@
         </w:pict>
       </w:r>
     </w:p>
-    <w:bookmarkEnd w:id="80"/>
-    <w:bookmarkStart w:id="87" w:name="appendix"/>
+    <w:bookmarkEnd w:id="86"/>
+    <w:bookmarkStart w:id="93" w:name="appendix"/>
     <w:p>
       <w:pPr>
         <w:pStyle w:val="Heading2"/>
@@ -6518,7 +6612,7 @@
                 <w:szCs w:val="18"/>
                 <w:color w:val="000000"/>
               </w:rPr>
-              <w:t xml:space="preserve">32.2%</w:t>
+              <w:t xml:space="preserve">32.1%</w:t>
             </w:r>
           </w:p>
         </w:tc>
@@ -6680,7 +6774,7 @@
                 <w:szCs w:val="18"/>
                 <w:color w:val="000000"/>
               </w:rPr>
-              <w:t xml:space="preserve">1.5%</w:t>
+              <w:t xml:space="preserve">-0.5%</w:t>
             </w:r>
           </w:p>
         </w:tc>
@@ -6842,7 +6936,7 @@
                 <w:szCs w:val="18"/>
                 <w:color w:val="000000"/>
               </w:rPr>
-              <w:t xml:space="preserve">62%</w:t>
+              <w:t xml:space="preserve">-20%</w:t>
             </w:r>
           </w:p>
         </w:tc>
@@ -6896,7 +6990,7 @@
                 <w:szCs w:val="18"/>
                 <w:color w:val="000000"/>
               </w:rPr>
-              <w:t xml:space="preserve">83%</w:t>
+              <w:t xml:space="preserve">84%</w:t>
             </w:r>
           </w:p>
         </w:tc>
@@ -7064,7 +7158,7 @@
                 <w:szCs w:val="18"/>
                 <w:color w:val="000000"/>
               </w:rPr>
-              <w:t xml:space="preserve">28.2%</w:t>
+              <w:t xml:space="preserve">28.0%</w:t>
             </w:r>
           </w:p>
         </w:tc>
@@ -7226,7 +7320,7 @@
                 <w:szCs w:val="18"/>
                 <w:color w:val="000000"/>
               </w:rPr>
-              <w:t xml:space="preserve">1.7%</w:t>
+              <w:t xml:space="preserve">-0.4%</w:t>
             </w:r>
           </w:p>
         </w:tc>
@@ -7388,7 +7482,7 @@
                 <w:szCs w:val="18"/>
                 <w:color w:val="000000"/>
               </w:rPr>
-              <w:t xml:space="preserve">80%</w:t>
+              <w:t xml:space="preserve">-19%</w:t>
             </w:r>
           </w:p>
         </w:tc>
@@ -7442,7 +7536,7 @@
                 <w:szCs w:val="18"/>
                 <w:color w:val="000000"/>
               </w:rPr>
-              <w:t xml:space="preserve">120%</w:t>
+              <w:t xml:space="preserve">121%</w:t>
             </w:r>
           </w:p>
         </w:tc>
@@ -7496,7 +7590,7 @@
                 <w:szCs w:val="18"/>
                 <w:color w:val="000000"/>
               </w:rPr>
-              <w:t xml:space="preserve">132%</w:t>
+              <w:t xml:space="preserve">133%</w:t>
             </w:r>
           </w:p>
         </w:tc>
@@ -7517,7 +7611,7 @@
         <w:ind w:left="60" w:right="60" w:firstLine="0" w:firstLineChars="0"/>
       </w:pPr>
       <w:r>
-        <w:t xml:space="preserve">Table A2. Implied Consumer Passthrough -- All PCE Goods (December 2025). Economy-wide effective tariff rate.</w:t>
+        <w:t xml:space="preserve">Table A2. Implied Consumer Passthrough -- All PCE Goods (January 2026). Economy-wide effective tariff rate.</w:t>
       </w:r>
     </w:p>
     <w:tbl xmlns:w="http://schemas.openxmlformats.org/wordprocessingml/2006/main" xmlns:r="http://schemas.openxmlformats.org/officeDocument/2006/relationships" xmlns:w14="http://schemas.microsoft.com/office/word/2010/wordml" xmlns:wp="http://schemas.openxmlformats.org/drawingml/2006/wordprocessingDrawing" xmlns:a="http://schemas.openxmlformats.org/drawingml/2006/main" xmlns:pic="http://schemas.openxmlformats.org/drawingml/2006/picture">
@@ -8420,7 +8514,7 @@
                 <w:szCs w:val="18"/>
                 <w:color w:val="000000"/>
               </w:rPr>
-              <w:t xml:space="preserve">32.2%</w:t>
+              <w:t xml:space="preserve">32.1%</w:t>
             </w:r>
           </w:p>
         </w:tc>
@@ -8474,7 +8568,7 @@
                 <w:szCs w:val="18"/>
                 <w:color w:val="000000"/>
               </w:rPr>
-              <w:t xml:space="preserve">7.2 pp</w:t>
+              <w:t xml:space="preserve">8.0 pp</w:t>
             </w:r>
           </w:p>
         </w:tc>
@@ -8528,7 +8622,7 @@
                 <w:szCs w:val="18"/>
                 <w:color w:val="000000"/>
               </w:rPr>
-              <w:t xml:space="preserve">2.3%</w:t>
+              <w:t xml:space="preserve">2.6%</w:t>
             </w:r>
           </w:p>
         </w:tc>
@@ -8582,7 +8676,7 @@
                 <w:szCs w:val="18"/>
                 <w:color w:val="000000"/>
               </w:rPr>
-              <w:t xml:space="preserve">2.0%</w:t>
+              <w:t xml:space="preserve">0.3%</w:t>
             </w:r>
           </w:p>
         </w:tc>
@@ -8636,7 +8730,7 @@
                 <w:szCs w:val="18"/>
                 <w:color w:val="000000"/>
               </w:rPr>
-              <w:t xml:space="preserve">3.0%</w:t>
+              <w:t xml:space="preserve">3.4%</w:t>
             </w:r>
           </w:p>
         </w:tc>
@@ -8690,7 +8784,7 @@
                 <w:szCs w:val="18"/>
                 <w:color w:val="000000"/>
               </w:rPr>
-              <w:t xml:space="preserve">2.5%</w:t>
+              <w:t xml:space="preserve">2.8%</w:t>
             </w:r>
           </w:p>
         </w:tc>
@@ -8744,7 +8838,7 @@
                 <w:szCs w:val="18"/>
                 <w:color w:val="000000"/>
               </w:rPr>
-              <w:t xml:space="preserve">84%</w:t>
+              <w:t xml:space="preserve">12%</w:t>
             </w:r>
           </w:p>
         </w:tc>
@@ -8798,7 +8892,7 @@
                 <w:szCs w:val="18"/>
                 <w:color w:val="000000"/>
               </w:rPr>
-              <w:t xml:space="preserve">129%</w:t>
+              <w:t xml:space="preserve">133%</w:t>
             </w:r>
           </w:p>
         </w:tc>
@@ -8852,7 +8946,7 @@
                 <w:szCs w:val="18"/>
                 <w:color w:val="000000"/>
               </w:rPr>
-              <w:t xml:space="preserve">106%</w:t>
+              <w:t xml:space="preserve">110%</w:t>
             </w:r>
           </w:p>
         </w:tc>
@@ -8966,7 +9060,7 @@
                 <w:szCs w:val="18"/>
                 <w:color w:val="000000"/>
               </w:rPr>
-              <w:t xml:space="preserve">28.2%</w:t>
+              <w:t xml:space="preserve">28.0%</w:t>
             </w:r>
           </w:p>
         </w:tc>
@@ -9020,7 +9114,7 @@
                 <w:szCs w:val="18"/>
                 <w:color w:val="000000"/>
               </w:rPr>
-              <w:t xml:space="preserve">7.2 pp</w:t>
+              <w:t xml:space="preserve">8.0 pp</w:t>
             </w:r>
           </w:p>
         </w:tc>
@@ -9074,7 +9168,7 @@
                 <w:szCs w:val="18"/>
                 <w:color w:val="000000"/>
               </w:rPr>
-              <w:t xml:space="preserve">2.0%</w:t>
+              <w:t xml:space="preserve">2.2%</w:t>
             </w:r>
           </w:p>
         </w:tc>
@@ -9128,7 +9222,7 @@
                 <w:szCs w:val="18"/>
                 <w:color w:val="000000"/>
               </w:rPr>
-              <w:t xml:space="preserve">2.1%</w:t>
+              <w:t xml:space="preserve">0.4%</w:t>
             </w:r>
           </w:p>
         </w:tc>
@@ -9182,7 +9276,7 @@
                 <w:szCs w:val="18"/>
                 <w:color w:val="000000"/>
               </w:rPr>
-              <w:t xml:space="preserve">3.5%</w:t>
+              <w:t xml:space="preserve">4.1%</w:t>
             </w:r>
           </w:p>
         </w:tc>
@@ -9236,7 +9330,7 @@
                 <w:szCs w:val="18"/>
                 <w:color w:val="000000"/>
               </w:rPr>
-              <w:t xml:space="preserve">4.3%</w:t>
+              <w:t xml:space="preserve">4.9%</w:t>
             </w:r>
           </w:p>
         </w:tc>
@@ -9290,7 +9384,7 @@
                 <w:szCs w:val="18"/>
                 <w:color w:val="000000"/>
               </w:rPr>
-              <w:t xml:space="preserve">101%</w:t>
+              <w:t xml:space="preserve">18%</w:t>
             </w:r>
           </w:p>
         </w:tc>
@@ -9344,7 +9438,7 @@
                 <w:szCs w:val="18"/>
                 <w:color w:val="000000"/>
               </w:rPr>
-              <w:t xml:space="preserve">174%</w:t>
+              <w:t xml:space="preserve">184%</w:t>
             </w:r>
           </w:p>
         </w:tc>
@@ -9398,7 +9492,7 @@
                 <w:szCs w:val="18"/>
                 <w:color w:val="000000"/>
               </w:rPr>
-              <w:t xml:space="preserve">209%</w:t>
+              <w:t xml:space="preserve">218%</w:t>
             </w:r>
           </w:p>
         </w:tc>
@@ -9431,18 +9525,18 @@
           <wp:inline>
             <wp:extent cx="5334000" cy="3200400"/>
             <wp:effectExtent b="0" l="0" r="0" t="0"/>
-            <wp:docPr descr="" title="" id="82" name="Picture"/>
+            <wp:docPr descr="" title="" id="88" name="Picture"/>
             <a:graphic>
               <a:graphicData uri="http://schemas.openxmlformats.org/drawingml/2006/picture">
                 <pic:pic>
                   <pic:nvPicPr>
-                    <pic:cNvPr descr="C:/Users/ji252/Documents/GitHub/tariff-impact-tracker/output/tariff_impacts_report_files/figure-docx/fig-pce-goods-ll-1.png" id="83" name="Picture"/>
+                    <pic:cNvPr descr="C:/Users/ji252/Documents/GitHub/tariff-impact-tracker/output/tariff_impacts_report_files/figure-docx/fig-pce-goods-ll-1.png" id="89" name="Picture"/>
                     <pic:cNvPicPr>
                       <a:picLocks noChangeArrowheads="1" noChangeAspect="1"/>
                     </pic:cNvPicPr>
                   </pic:nvPicPr>
                   <pic:blipFill>
-                    <a:blip r:embed="rId81"/>
+                    <a:blip r:embed="rId87"/>
                     <a:stretch>
                       <a:fillRect/>
                     </a:stretch>
@@ -9478,18 +9572,18 @@
           <wp:inline>
             <wp:extent cx="5334000" cy="3200400"/>
             <wp:effectExtent b="0" l="0" r="0" t="0"/>
-            <wp:docPr descr="" title="" id="85" name="Picture"/>
+            <wp:docPr descr="" title="" id="91" name="Picture"/>
             <a:graphic>
               <a:graphicData uri="http://schemas.openxmlformats.org/drawingml/2006/picture">
                 <pic:pic>
                   <pic:nvPicPr>
-                    <pic:cNvPr descr="C:/Users/ji252/Documents/GitHub/tariff-impact-tracker/output/tariff_impacts_report_files/figure-docx/fig-deviation-ll-1.png" id="86" name="Picture"/>
+                    <pic:cNvPr descr="C:/Users/ji252/Documents/GitHub/tariff-impact-tracker/output/tariff_impacts_report_files/figure-docx/fig-deviation-ll-1.png" id="92" name="Picture"/>
                     <pic:cNvPicPr>
                       <a:picLocks noChangeArrowheads="1" noChangeAspect="1"/>
                     </pic:cNvPicPr>
                   </pic:nvPicPr>
                   <pic:blipFill>
-                    <a:blip r:embed="rId84"/>
+                    <a:blip r:embed="rId90"/>
                     <a:stretch>
                       <a:fillRect/>
                     </a:stretch>
@@ -9523,8 +9617,8 @@
         </w:pict>
       </w:r>
     </w:p>
-    <w:bookmarkEnd w:id="87"/>
-    <w:bookmarkStart w:id="88" w:name="export-data-to-excel"/>
+    <w:bookmarkEnd w:id="93"/>
+    <w:bookmarkStart w:id="94" w:name="export-data-to-excel"/>
     <w:p>
       <w:pPr>
         <w:pStyle w:val="Heading2"/>
@@ -9548,7 +9642,7 @@
           <w:b/>
           <w:bCs/>
         </w:rPr>
-        <w:t xml:space="preserve">tariff_impacts_results_20260302.xlsx</w:t>
+        <w:t xml:space="preserve">tariff_impacts_results_20260318.xlsx</w:t>
       </w:r>
     </w:p>
     <w:p>
@@ -9556,7 +9650,7 @@
         <w:pStyle w:val="BodyText"/>
       </w:pPr>
       <w:r>
-        <w:t xml:space="preserve">This Excel file contains 21 sheets:</w:t>
+        <w:t xml:space="preserve">This Excel file contains 23 sheets:</w:t>
       </w:r>
     </w:p>
     <w:p>
@@ -9591,7 +9685,7 @@
           <w:b/>
           <w:bCs/>
         </w:rPr>
-        <w:t xml:space="preserve">Fig1-Fig13</w:t>
+        <w:t xml:space="preserve">Fig1-Fig15</w:t>
       </w:r>
       <w:r>
         <w:t xml:space="preserve">: Raw data for each figure (indexed values, trends, confidence intervals)</w:t>
@@ -9623,6 +9717,43 @@
         </w:pict>
       </w:r>
     </w:p>
+    <w:bookmarkEnd w:id="94"/>
+    <w:bookmarkStart w:id="95" w:name="export-website-assets"/>
+    <w:p>
+      <w:pPr>
+        <w:pStyle w:val="Heading2"/>
+      </w:pPr>
+      <w:r>
+        <w:t xml:space="preserve">Export Website Assets</w:t>
+      </w:r>
+    </w:p>
+    <w:p>
+      <w:pPr>
+        <w:pStyle w:val="FirstParagraph"/>
+      </w:pPr>
+      <w:r>
+        <w:t xml:space="preserve">Website assets exported: 22 CSV files and 1 HTML file to</w:t>
+      </w:r>
+      <w:r>
+        <w:t xml:space="preserve"> </w:t>
+      </w:r>
+      <w:r>
+        <w:rPr>
+          <w:rStyle w:val="VerbatimChar"/>
+        </w:rPr>
+        <w:t xml:space="preserve">website/</w:t>
+      </w:r>
+      <w:r>
+        <w:t xml:space="preserve">.</w:t>
+      </w:r>
+    </w:p>
+    <w:p>
+      <w:r>
+        <w:pict>
+          <v:rect style="width:0;height:1.5pt" o:hralign="center" o:hrstd="t" o:hr="t"/>
+        </w:pict>
+      </w:r>
+    </w:p>
     <w:p>
       <w:pPr>
         <w:pStyle w:val="FirstParagraph"/>
@@ -9632,10 +9763,10 @@
           <w:i/>
           <w:iCs/>
         </w:rPr>
-        <w:t xml:space="preserve">Report generated on 2026-03-02 14:37:39.827762 using R R version 4.5.2 (2025-10-31 ucrt)</w:t>
+        <w:t xml:space="preserve">Report generated on 2026-03-18 10:34:55.397863 using R R version 4.5.2 (2025-10-31 ucrt)</w:t>
       </w:r>
     </w:p>
-    <w:bookmarkEnd w:id="88"/>
+    <w:bookmarkEnd w:id="95"/>
     <w:sectPr>
       <w:footnotePr>
         <w:numRestart w:val="eachSect"/>

--- a/output/publication/tariff_impacts_report.docx
+++ b/output/publication/tariff_impacts_report.docx
@@ -23,7 +23,7 @@
         <w:pStyle w:val="Date"/>
       </w:pPr>
       <w:r>
-        <w:t xml:space="preserve">March 18, 2026</w:t>
+        <w:t xml:space="preserve">March 20, 2026</w:t>
       </w:r>
     </w:p>
     <w:bookmarkStart w:id="20" w:name="key-takeaways"/>
@@ -54,10 +54,7 @@
         <w:t xml:space="preserve"> </w:t>
       </w:r>
       <w:r>
-        <w:t xml:space="preserve">This report reviews economic indicators that are related to the effect of Tariffs on the US Economy as of Wednesday, March 18th, 2026. For the most part, given data lags, the findings reflect the conditions prior to the SCOTUS decision repealing IEEPA Tariffs on February 20th, 2026.</w:t>
-      </w:r>
-      <w:r>
-        <w:br/>
+        <w:t xml:space="preserve">This report reviews economic indicators that are related to the effect of Tariffs on the US Economy as of Friday, March 20th, 2026. For the most part, given data lags, the findings reflect the conditions prior to the SCOTUS decision repealing IEEPA Tariffs on February 20th, 2026.</w:t>
       </w:r>
     </w:p>
     <w:p>
@@ -187,7 +184,7 @@
         <w:t xml:space="preserve"> </w:t>
       </w:r>
       <w:r>
-        <w:t xml:space="preserve">assessment of how actual economic indicators have responded to tariff changes. This provides a check on the assumptions made by economic models, as well as a real-time assessment of how tariffs are impacting the US economy. Most of these indicators are updated monthly, and going forward this report will be released on that same schedule. In particular, we consider the impact of tariffs on revenues, prices, trade, and labor markets. Critically, these are not causal estimates of the effect of tariffs on the economy, but rather constitute a descriptive attempt to explore how the economy is changing with tariffs. There are a number of other economic changes happening concurrently, including but not limited to the growth of generative AI and the passage of the One Big Beautiful Bill Act, which we do not control for in the series presented below. This report was updated using data as of Wednesday, March 18th, 2026.</w:t>
+        <w:t xml:space="preserve">assessment of how actual economic indicators have responded to tariff changes. This provides a check on the assumptions made by economic models, as well as a real-time assessment of how tariffs are impacting the US economy. Most of these indicators are updated monthly, and going forward this report will be released on that same schedule. In particular, we consider the impact of tariffs on revenues, prices, trade, and labor markets. Critically, these are not causal estimates of the effect of tariffs on the economy, but rather constitute a descriptive attempt to explore how the economy is changing with tariffs. There are a number of other economic changes happening concurrently, including but not limited to the growth of generative AI and the passage of the One Big Beautiful Bill Act, which we do not control for in the series presented below. This report was updated using data as of Friday, March 20th, 2026.</w:t>
       </w:r>
     </w:p>
     <w:p>
@@ -199,13 +196,13 @@
       </w:r>
     </w:p>
     <w:bookmarkEnd w:id="23"/>
-    <w:bookmarkStart w:id="37" w:name="revenues-effective-tariff-rates"/>
+    <w:bookmarkStart w:id="34" w:name="tariff-rates-and-revenue"/>
     <w:p>
       <w:pPr>
         <w:pStyle w:val="Heading2"/>
       </w:pPr>
       <w:r>
-        <w:t xml:space="preserve">Revenues &amp; Effective Tariff Rates</w:t>
+        <w:t xml:space="preserve">Tariff Rates and Revenue</w:t>
       </w:r>
     </w:p>
     <w:p>
@@ -213,7 +210,24 @@
         <w:pStyle w:val="FirstParagraph"/>
       </w:pPr>
       <w:r>
-        <w:t xml:space="preserve">Tariffs are a tax on imports, therefore higher tariffs will increase revenues if their effect on imports is not sufficiently prohibitive. Before the 2025 tariff announcements, the average effective US tariff rate was 2.7% (2022–2024 average), raising $7.6 billion a month in net customs duty revenues. The new 2025 tariffs have pushed the average effective US rate to 10.6%, and have raised roughly $214.7 billion in revenues so far (after accounting for the 2022–2024 average), with $175.5 billion collected over the course of 2025 and about $19.0 billion of that new tariff revenue posted in February 2026 alone.</w:t>
+        <w:t xml:space="preserve">Tariffs are a tax on imports, therefore higher tariffs will increase revenues if their effect on imports is not sufficiently prohibitive. TBL’s Tariff Rate Tracker follows the full schedule of statutory tariff rates as encoded in the Harmonized Tariff Schedule (HTS), weighted by 2024 import values. As of March 20, 2026, the import-weighted average statutory tariff rate stood at 10.1% (see Figure A1 in the</w:t>
+      </w:r>
+      <w:r>
+        <w:t xml:space="preserve"> </w:t>
+      </w:r>
+      <w:hyperlink w:anchor="appendix">
+        <w:r>
+          <w:rPr>
+            <w:rStyle w:val="Hyperlink"/>
+          </w:rPr>
+          <w:t xml:space="preserve">Appendix below</w:t>
+        </w:r>
+      </w:hyperlink>
+      <w:r>
+        <w:t xml:space="preserve"> </w:t>
+      </w:r>
+      <w:r>
+        <w:t xml:space="preserve">for a decomposition by tariff authority).</w:t>
       </w:r>
     </w:p>
     <w:p>
@@ -221,23 +235,46 @@
         <w:pStyle w:val="BodyText"/>
       </w:pPr>
       <w:r>
-        <w:t xml:space="preserve">However, the revenue landscape has shifted significantly. On February 20th, 2026, the Supreme Court ruled 6–3 in</w:t>
-      </w:r>
-      <w:r>
-        <w:t xml:space="preserve"> </w:t>
-      </w:r>
-      <w:r>
-        <w:rPr>
-          <w:i/>
-          <w:iCs/>
-        </w:rPr>
-        <w:t xml:space="preserve">Learning Resources, Inc. v. Trump</w:t>
-      </w:r>
-      <w:r>
-        <w:t xml:space="preserve"> </w:t>
-      </w:r>
-      <w:r>
-        <w:t xml:space="preserve">that the use of IEEPA to impose tariffs exceeded presidential authority, striking down all IEEPA-based tariffs—including the reciprocal, fentanyl, and universal baseline tariff regimes. Tariffs imposed using other authorities remain in effect, and the questions of legality and implementation of IEEPA refunds remains uncertain. This means that some or all of the IEEPA revenue collected to date may ultimately be returned to importers. Our back-of-the-envelope estimate, projecting forward using the average of observed FY 2026 CBP collections as of December 14th (the same methodology behind our earlier $142 billion figure), puts total IEEPA revenue at roughly $168 billion through February 19th, 2026. The customs revenue data presented in this report do not yet cover the post-SCOTUS period, and substantial uncertainty remains: the ultimate fiscal impact will depend on the resolution of refund litigation, the duration and scope of the replacement Section 122 tariffs, and any further legislative or executive action.</w:t>
+        <w:drawing>
+          <wp:inline>
+            <wp:extent cx="5334000" cy="2667000"/>
+            <wp:effectExtent b="0" l="0" r="0" t="0"/>
+            <wp:docPr descr="" title="" id="25" name="Picture"/>
+            <a:graphic>
+              <a:graphicData uri="http://schemas.openxmlformats.org/drawingml/2006/picture">
+                <pic:pic>
+                  <pic:nvPicPr>
+                    <pic:cNvPr descr="C:/Users/ji252/Documents/GitHub/tariff-impact-tracker/output/tariff_impacts_report_files/figure-docx/fig-daily-etr-1.png" id="26" name="Picture"/>
+                    <pic:cNvPicPr>
+                      <a:picLocks noChangeArrowheads="1" noChangeAspect="1"/>
+                    </pic:cNvPicPr>
+                  </pic:nvPicPr>
+                  <pic:blipFill>
+                    <a:blip r:embed="rId24"/>
+                    <a:stretch>
+                      <a:fillRect/>
+                    </a:stretch>
+                  </pic:blipFill>
+                  <pic:spPr bwMode="auto">
+                    <a:xfrm>
+                      <a:off x="0" y="0"/>
+                      <a:ext cx="5334000" cy="2667000"/>
+                    </a:xfrm>
+                    <a:prstGeom prst="rect">
+                      <a:avLst/>
+                    </a:prstGeom>
+                    <a:noFill/>
+                    <a:ln w="9525">
+                      <a:noFill/>
+                      <a:headEnd/>
+                      <a:tailEnd/>
+                    </a:ln>
+                  </pic:spPr>
+                </pic:pic>
+              </a:graphicData>
+            </a:graphic>
+          </wp:inline>
+        </w:drawing>
       </w:r>
     </w:p>
     <w:p>
@@ -245,21 +282,7 @@
         <w:pStyle w:val="BodyText"/>
       </w:pPr>
       <w:r>
-        <w:t xml:space="preserve">The tariff revenue and rate numbers reported here are a different measure than the numbers reported in TBL’s State of Tariff Report. The effective tariff rates (ETRs) reported here are actual tariff duties divided by the value of customs, meaning that they incorporate any avoidance behavior by firms, importers, or other actors. The effective tariff rates reported in TBL’s State of Tariff Report are model-based estimates of the average rates across sectors, weighted by 2024 trade flows. In that report, we include two measures of average ETRs: pre-substitution and post-substitution. In our modeling of the general revenue effects of tariffs, our last pre-SCOTUS estimate of tariff revenue was projected to raise $246 billion in annual revenue for fiscal year (FY) 2026 (conventionally). This is lower than the annualized revenue we would expect if monthly tariff revenue remained at its current level (2-month average of January and February projected forward) for the rest of the fiscal year ($327 billion). However, the revenue estimates in the State of Tariff Report account for decreases in other revenue sources, like federal payroll and corporate income taxes, following the methodology of the</w:t>
-      </w:r>
-      <w:r>
-        <w:t xml:space="preserve"> </w:t>
-      </w:r>
-      <w:hyperlink r:id="rId24">
-        <w:r>
-          <w:rPr>
-            <w:rStyle w:val="Hyperlink"/>
-          </w:rPr>
-          <w:t xml:space="preserve">U.S. Congressional Budget Office</w:t>
-        </w:r>
-      </w:hyperlink>
-      <w:r>
-        <w:t xml:space="preserve">. Adjusting for that gives us a simulated annual revenue of $319 billion, notably closer to the annualized tariff revenue level suggested by the customs data.</w:t>
+        <w:t xml:space="preserve">While statutory rates provide a measure of tariff policy, the effective tariff rate—customs duties actually collected as a share of import value—has been notably lower. This gap reflects trade diversion, exemptions, exclusion processes, collection lags, and the fact that not all statutory provisions have fully phased in. Before the 2025 tariff announcements, the average effective US tariff rate was 2.7% (2022–2024 average). The new 2025 tariffs have pushed the average effective US rate to 10.6%.</w:t>
       </w:r>
     </w:p>
     <w:p>
@@ -271,18 +294,18 @@
           <wp:inline>
             <wp:extent cx="5334000" cy="3200400"/>
             <wp:effectExtent b="0" l="0" r="0" t="0"/>
-            <wp:docPr descr="" title="" id="26" name="Picture"/>
+            <wp:docPr descr="" title="" id="28" name="Picture"/>
             <a:graphic>
               <a:graphicData uri="http://schemas.openxmlformats.org/drawingml/2006/picture">
                 <pic:pic>
                   <pic:nvPicPr>
-                    <pic:cNvPr descr="C:/Users/ji252/Documents/GitHub/tariff-impact-tracker/output/tariff_impacts_report_files/figure-docx/fig-revenue-1.png" id="27" name="Picture"/>
+                    <pic:cNvPr descr="C:/Users/ji252/Documents/GitHub/tariff-impact-tracker/output/tariff_impacts_report_files/figure-docx/fig-tariff-rate-1.png" id="29" name="Picture"/>
                     <pic:cNvPicPr>
                       <a:picLocks noChangeArrowheads="1" noChangeAspect="1"/>
                     </pic:cNvPicPr>
                   </pic:nvPicPr>
                   <pic:blipFill>
-                    <a:blip r:embed="rId25"/>
+                    <a:blip r:embed="rId27"/>
                     <a:stretch>
                       <a:fillRect/>
                     </a:stretch>
@@ -314,22 +337,76 @@
         <w:pStyle w:val="BodyText"/>
       </w:pPr>
       <w:r>
+        <w:t xml:space="preserve">However, the revenue landscape has shifted significantly. On February 20th, 2026, the Supreme Court ruled 6–3 in</w:t>
+      </w:r>
+      <w:r>
+        <w:t xml:space="preserve"> </w:t>
+      </w:r>
+      <w:r>
+        <w:rPr>
+          <w:i/>
+          <w:iCs/>
+        </w:rPr>
+        <w:t xml:space="preserve">Learning Resources, Inc. v. Trump</w:t>
+      </w:r>
+      <w:r>
+        <w:t xml:space="preserve"> </w:t>
+      </w:r>
+      <w:r>
+        <w:t xml:space="preserve">that the use of IEEPA to impose tariffs exceeded presidential authority, striking down all IEEPA-based tariffs—including the reciprocal, fentanyl, and universal baseline tariff regimes. Tariffs imposed using other authorities remain in effect, and the questions of legality and implementation of IEEPA refunds remains uncertain. This means that some or all of the IEEPA revenue collected to date may ultimately be returned to importers. Our back-of-the-envelope estimate, projecting forward using the average of observed FY 2026 CBP collections as of December 14th (the same methodology behind our earlier $142 billion figure), puts total IEEPA revenue at roughly $168 billion through February 19th, 2026. The customs revenue data presented in this report do not yet cover the post-SCOTUS period, and substantial uncertainty remains: the ultimate fiscal impact will depend on the resolution of refund litigation, the duration and scope of the replacement Section 122 tariffs, and any further legislative or executive action.</w:t>
+      </w:r>
+    </w:p>
+    <w:p>
+      <w:pPr>
+        <w:pStyle w:val="BodyText"/>
+      </w:pPr>
+      <w:r>
+        <w:t xml:space="preserve">The tariff revenue and rate numbers reported here are a different measure than the numbers reported in TBL’s State of Tariff Report. The effective tariff rates (ETRs) reported here are actual tariff duties divided by the value of customs, meaning that they incorporate any avoidance behavior by firms, importers, or other actors. The effective tariff rates reported in TBL’s State of Tariff Report are model-based estimates of the average rates across sectors, weighted by 2024 trade flows. In that report, we include two measures of average ETRs: pre-substitution and post-substitution. In our modeling of the general revenue effects of tariffs, our last pre-SCOTUS estimate of tariff revenue was projected to raise $246 billion in annual revenue for fiscal year (FY) 2026 (conventionally). This is lower than the annualized revenue we would expect if monthly tariff revenue remained at its current level (2-month average of January and February projected forward) for the rest of the fiscal year ($327 billion). However, the revenue estimates in the State of Tariff Report account for decreases in other revenue sources, like federal payroll and corporate income taxes, following the methodology of the</w:t>
+      </w:r>
+      <w:r>
+        <w:t xml:space="preserve"> </w:t>
+      </w:r>
+      <w:hyperlink r:id="rId30">
+        <w:r>
+          <w:rPr>
+            <w:rStyle w:val="Hyperlink"/>
+          </w:rPr>
+          <w:t xml:space="preserve">U.S. Congressional Budget Office</w:t>
+        </w:r>
+      </w:hyperlink>
+      <w:r>
+        <w:t xml:space="preserve">. Adjusting for that gives us a simulated annual revenue of $319 billion, notably closer to the annualized tariff revenue level suggested by the customs data.</w:t>
+      </w:r>
+    </w:p>
+    <w:p>
+      <w:pPr>
+        <w:pStyle w:val="BodyText"/>
+      </w:pPr>
+      <w:r>
+        <w:t xml:space="preserve">Higher effective tariff rates have translated directly into additional customs revenue. Before 2025, the US collected $7.6 billion a month in net customs duty revenues. Since then, tariffs have raised roughly $214.7 billion in revenues above the 2022–2024 average, with $175.5 billion collected over the course of 2025 and about $19.0 billion of that new tariff revenue posted in February 2026 alone.</w:t>
+      </w:r>
+    </w:p>
+    <w:p>
+      <w:pPr>
+        <w:pStyle w:val="BodyText"/>
+      </w:pPr>
+      <w:r>
         <w:drawing>
           <wp:inline>
             <wp:extent cx="5334000" cy="3200400"/>
             <wp:effectExtent b="0" l="0" r="0" t="0"/>
-            <wp:docPr descr="" title="" id="29" name="Picture"/>
+            <wp:docPr descr="" title="" id="32" name="Picture"/>
             <a:graphic>
               <a:graphicData uri="http://schemas.openxmlformats.org/drawingml/2006/picture">
                 <pic:pic>
                   <pic:nvPicPr>
-                    <pic:cNvPr descr="C:/Users/ji252/Documents/GitHub/tariff-impact-tracker/output/tariff_impacts_report_files/figure-docx/fig-tariff-rate-1.png" id="30" name="Picture"/>
+                    <pic:cNvPr descr="C:/Users/ji252/Documents/GitHub/tariff-impact-tracker/output/tariff_impacts_report_files/figure-docx/fig-revenue-1.png" id="33" name="Picture"/>
                     <pic:cNvPicPr>
                       <a:picLocks noChangeArrowheads="1" noChangeAspect="1"/>
                     </pic:cNvPicPr>
                   </pic:nvPicPr>
                   <pic:blipFill>
-                    <a:blip r:embed="rId28"/>
+                    <a:blip r:embed="rId31"/>
                     <a:stretch>
                       <a:fillRect/>
                     </a:stretch>
@@ -356,74 +433,101 @@
         </w:drawing>
       </w:r>
     </w:p>
+    <w:bookmarkEnd w:id="34"/>
+    <w:bookmarkStart w:id="60" w:name="prices-and-consumer-passthrough"/>
+    <w:p>
+      <w:pPr>
+        <w:pStyle w:val="Heading2"/>
+      </w:pPr>
+      <w:r>
+        <w:t xml:space="preserve">Prices and Consumer Passthrough</w:t>
+      </w:r>
+    </w:p>
+    <w:p>
+      <w:pPr>
+        <w:pStyle w:val="FirstParagraph"/>
+      </w:pPr>
+      <w:r>
+        <w:t xml:space="preserve">One of the most debated questions around tariffs is to what extent they are leading to higher consumer prices. Tariffs are taxes that add to the cost of imported goods. Different groups can bear this cost, or incidence: foreign producers (in the form of accepting lower prices on their exports), American importers and businesses (in the form of lower profit margins), and American consumers (in the form of lower real after-tax incomes). Moreover, tariffs reduce productivity and thereby real U.S. income (even when including tariff revenue) by reducing the efficiency of resource allocation across countries and increasing the marginal cost of investment. After-tax real incomes in turn can fall either from a rise in realized prices, holding nominal income constant, or a fall in nominal income.</w:t>
+      </w:r>
+    </w:p>
+    <w:bookmarkStart w:id="42" w:name="overall-goods-prices"/>
+    <w:p>
+      <w:pPr>
+        <w:pStyle w:val="Heading3"/>
+      </w:pPr>
+      <w:r>
+        <w:t xml:space="preserve">Overall Goods Prices</w:t>
+      </w:r>
+    </w:p>
+    <w:p>
+      <w:pPr>
+        <w:pStyle w:val="FirstParagraph"/>
+      </w:pPr>
+      <w:r>
+        <w:t xml:space="preserve">One possible indication that tariffs are raising consumer goods prices is that goods prices have increased since the beginning of the year, both in absolute terms and against reasonable estimates of pre-2025 trend. We estimate the pre-2025 trend using a local projection method with recession and pandemic controls. See the</w:t>
+      </w:r>
+      <w:r>
+        <w:t xml:space="preserve"> </w:t>
+      </w:r>
+      <w:hyperlink r:id="rId35">
+        <w:r>
+          <w:rPr>
+            <w:rStyle w:val="Hyperlink"/>
+          </w:rPr>
+          <w:t xml:space="preserve">accompanying Methodology page</w:t>
+        </w:r>
+      </w:hyperlink>
+      <w:r>
+        <w:t xml:space="preserve"> </w:t>
+      </w:r>
+      <w:r>
+        <w:t xml:space="preserve">for full details. We find similar differences when the trend is calculated using a simple log-linear approach. During 2025 through January, PCE core goods prices (goods excluding volatile food &amp; energy components) rose 2.3%, versus 0.5% over the same 13-month period starting in 2023. The difference is even starker with PCE durable goods prices, which rose 2.5%, versus 0.3% over the same period starting in 2023. Core goods and durable goods were 3.4% and 4.1% above TBL’s estimate of pre-2025 trend in January.</w:t>
+      </w:r>
+    </w:p>
     <w:p>
       <w:pPr>
         <w:pStyle w:val="BodyText"/>
       </w:pPr>
       <w:r>
+        <w:t xml:space="preserve">Versions of Figures 4 and 5 using the log-linear trend approach are included in the</w:t>
+      </w:r>
+      <w:r>
+        <w:t xml:space="preserve"> </w:t>
+      </w:r>
+      <w:hyperlink w:anchor="appendix">
+        <w:r>
+          <w:rPr>
+            <w:rStyle w:val="Hyperlink"/>
+          </w:rPr>
+          <w:t xml:space="preserve">Appendix below</w:t>
+        </w:r>
+      </w:hyperlink>
+      <w:r>
+        <w:t xml:space="preserve">.</w:t>
+      </w:r>
+    </w:p>
+    <w:p>
+      <w:pPr>
+        <w:pStyle w:val="BodyText"/>
+      </w:pPr>
+      <w:r>
         <w:drawing>
           <wp:inline>
-            <wp:extent cx="5334000" cy="2667000"/>
+            <wp:extent cx="5334000" cy="3200400"/>
             <wp:effectExtent b="0" l="0" r="0" t="0"/>
-            <wp:docPr descr="" title="" id="32" name="Picture"/>
+            <wp:docPr descr="" title="" id="37" name="Picture"/>
             <a:graphic>
               <a:graphicData uri="http://schemas.openxmlformats.org/drawingml/2006/picture">
                 <pic:pic>
                   <pic:nvPicPr>
-                    <pic:cNvPr descr="C:/Users/ji252/Documents/GitHub/tariff-impact-tracker/output/tariff_impacts_report_files/figure-docx/fig-daily-etr-1.png" id="33" name="Picture"/>
+                    <pic:cNvPr descr="C:/Users/ji252/Documents/GitHub/tariff-impact-tracker/output/tariff_impacts_report_files/figure-docx/fig-pce-goods-1.png" id="38" name="Picture"/>
                     <pic:cNvPicPr>
                       <a:picLocks noChangeArrowheads="1" noChangeAspect="1"/>
                     </pic:cNvPicPr>
                   </pic:nvPicPr>
                   <pic:blipFill>
-                    <a:blip r:embed="rId31"/>
-                    <a:stretch>
-                      <a:fillRect/>
-                    </a:stretch>
-                  </pic:blipFill>
-                  <pic:spPr bwMode="auto">
-                    <a:xfrm>
-                      <a:off x="0" y="0"/>
-                      <a:ext cx="5334000" cy="2667000"/>
-                    </a:xfrm>
-                    <a:prstGeom prst="rect">
-                      <a:avLst/>
-                    </a:prstGeom>
-                    <a:noFill/>
-                    <a:ln w="9525">
-                      <a:noFill/>
-                      <a:headEnd/>
-                      <a:tailEnd/>
-                    </a:ln>
-                  </pic:spPr>
-                </pic:pic>
-              </a:graphicData>
-            </a:graphic>
-          </wp:inline>
-        </w:drawing>
-      </w:r>
-    </w:p>
-    <w:p>
-      <w:pPr>
-        <w:pStyle w:val="BodyText"/>
-      </w:pPr>
-      <w:r>
-        <w:drawing>
-          <wp:inline>
-            <wp:extent cx="5334000" cy="3200400"/>
-            <wp:effectExtent b="0" l="0" r="0" t="0"/>
-            <wp:docPr descr="" title="" id="35" name="Picture"/>
-            <a:graphic>
-              <a:graphicData uri="http://schemas.openxmlformats.org/drawingml/2006/picture">
-                <pic:pic>
-                  <pic:nvPicPr>
-                    <pic:cNvPr descr="C:/Users/ji252/Documents/GitHub/tariff-impact-tracker/output/tariff_impacts_report_files/figure-docx/fig-daily-etr-authority-1.png" id="36" name="Picture"/>
-                    <pic:cNvPicPr>
-                      <a:picLocks noChangeArrowheads="1" noChangeAspect="1"/>
-                    </pic:cNvPicPr>
-                  </pic:nvPicPr>
-                  <pic:blipFill>
-                    <a:blip r:embed="rId34"/>
+                    <a:blip r:embed="rId36"/>
                     <a:stretch>
                       <a:fillRect/>
                     </a:stretch>
@@ -450,80 +554,6 @@
         </w:drawing>
       </w:r>
     </w:p>
-    <w:bookmarkEnd w:id="37"/>
-    <w:bookmarkStart w:id="63" w:name="prices-and-consumer-passthrough"/>
-    <w:p>
-      <w:pPr>
-        <w:pStyle w:val="Heading2"/>
-      </w:pPr>
-      <w:r>
-        <w:t xml:space="preserve">Prices and Consumer Passthrough</w:t>
-      </w:r>
-    </w:p>
-    <w:p>
-      <w:pPr>
-        <w:pStyle w:val="FirstParagraph"/>
-      </w:pPr>
-      <w:r>
-        <w:t xml:space="preserve">One of the most debated questions around tariffs is to what extent they are leading to higher consumer prices. Tariffs are taxes that add to the cost of imported goods. Different groups can bear this cost, or incidence: foreign producers (in the form of accepting lower prices on their exports), American importers and businesses (in the form of lower profit margins), and American consumers (in the form of lower real after-tax incomes). Moreover, tariffs reduce productivity and thereby real U.S. income (even when including tariff revenue) by reducing the efficiency of resource allocation across countries and increasing the marginal cost of investment. After-tax real incomes in turn can fall either from a rise in realized prices, holding nominal income constant, or a fall in nominal income.</w:t>
-      </w:r>
-    </w:p>
-    <w:bookmarkStart w:id="45" w:name="overall-goods-prices"/>
-    <w:p>
-      <w:pPr>
-        <w:pStyle w:val="Heading3"/>
-      </w:pPr>
-      <w:r>
-        <w:t xml:space="preserve">Overall Goods Prices</w:t>
-      </w:r>
-    </w:p>
-    <w:p>
-      <w:pPr>
-        <w:pStyle w:val="FirstParagraph"/>
-      </w:pPr>
-      <w:r>
-        <w:t xml:space="preserve">One possible indication that tariffs are raising consumer goods prices is that goods prices have increased since the beginning of the year, both in absolute terms and against reasonable estimates of pre-2025 trend. We estimate the pre-2025 trend using a local projection method with recession and pandemic controls. See the</w:t>
-      </w:r>
-      <w:r>
-        <w:t xml:space="preserve"> </w:t>
-      </w:r>
-      <w:hyperlink r:id="rId38">
-        <w:r>
-          <w:rPr>
-            <w:rStyle w:val="Hyperlink"/>
-          </w:rPr>
-          <w:t xml:space="preserve">accompanying Methodology page</w:t>
-        </w:r>
-      </w:hyperlink>
-      <w:r>
-        <w:t xml:space="preserve"> </w:t>
-      </w:r>
-      <w:r>
-        <w:t xml:space="preserve">for full details. We find similar differences when the trend is calculated using a simple log-linear approach. During 2025 through January, PCE core goods prices (goods excluding volatile food &amp; energy components) rose 2.3%, versus 0.5% over the same 13-month period starting in 2023. The difference is even starker with PCE durable goods prices, which rose 2.5%, versus 0.3% over the same period starting in 2023. Core goods and durable goods were 3.4% and 4.1% above TBL’s estimate of pre-2025 trend in January.</w:t>
-      </w:r>
-    </w:p>
-    <w:p>
-      <w:pPr>
-        <w:pStyle w:val="BodyText"/>
-      </w:pPr>
-      <w:r>
-        <w:t xml:space="preserve">Versions of Figures 5 and 6 using the log-linear trend approach are included in the</w:t>
-      </w:r>
-      <w:r>
-        <w:t xml:space="preserve"> </w:t>
-      </w:r>
-      <w:hyperlink w:anchor="appendix">
-        <w:r>
-          <w:rPr>
-            <w:rStyle w:val="Hyperlink"/>
-          </w:rPr>
-          <w:t xml:space="preserve">Appendix below</w:t>
-        </w:r>
-      </w:hyperlink>
-      <w:r>
-        <w:t xml:space="preserve">.</w:t>
-      </w:r>
-    </w:p>
     <w:p>
       <w:pPr>
         <w:pStyle w:val="BodyText"/>
@@ -538,7 +568,7 @@
               <a:graphicData uri="http://schemas.openxmlformats.org/drawingml/2006/picture">
                 <pic:pic>
                   <pic:nvPicPr>
-                    <pic:cNvPr descr="C:/Users/ji252/Documents/GitHub/tariff-impact-tracker/output/tariff_impacts_report_files/figure-docx/fig-pce-goods-1.png" id="41" name="Picture"/>
+                    <pic:cNvPr descr="C:/Users/ji252/Documents/GitHub/tariff-impact-tracker/output/tariff_impacts_report_files/figure-docx/fig-deviation-trend-1.png" id="41" name="Picture"/>
                     <pic:cNvPicPr>
                       <a:picLocks noChangeArrowheads="1" noChangeAspect="1"/>
                     </pic:cNvPicPr>
@@ -571,6 +601,57 @@
         </w:drawing>
       </w:r>
     </w:p>
+    <w:bookmarkEnd w:id="42"/>
+    <w:bookmarkStart w:id="49" w:name="imported-pce-goods-prices"/>
+    <w:p>
+      <w:pPr>
+        <w:pStyle w:val="Heading3"/>
+      </w:pPr>
+      <w:r>
+        <w:t xml:space="preserve">Imported PCE Goods Prices</w:t>
+      </w:r>
+    </w:p>
+    <w:p>
+      <w:pPr>
+        <w:pStyle w:val="FirstParagraph"/>
+      </w:pPr>
+      <w:r>
+        <w:t xml:space="preserve">When we construct a price index that reweights standard PCE component price indices by their import content—weighting categories like electronics, motor vehicles, and apparel more heavily, and domestic-heavy categories less—the deviation remains, though it is less extreme for core goods. This</w:t>
+      </w:r>
+      <w:r>
+        <w:t xml:space="preserve"> </w:t>
+      </w:r>
+      <w:r>
+        <w:rPr>
+          <w:b/>
+          <w:bCs/>
+        </w:rPr>
+        <w:t xml:space="preserve">Imported PCE Goods Price Index</w:t>
+      </w:r>
+      <w:r>
+        <w:t xml:space="preserve"> </w:t>
+      </w:r>
+      <w:r>
+        <w:t xml:space="preserve">measures price changes in the goods most exposed to imports and therefore tariffs. As of January, the imported core goods index is 2.9% above trend and the imported durables index is 3.4% above trend, compared to 3.4% and 4.1% for the standard PCE indices. See the</w:t>
+      </w:r>
+      <w:r>
+        <w:t xml:space="preserve"> </w:t>
+      </w:r>
+      <w:hyperlink r:id="rId35">
+        <w:r>
+          <w:rPr>
+            <w:rStyle w:val="Hyperlink"/>
+          </w:rPr>
+          <w:t xml:space="preserve">accompanying Methodology page</w:t>
+        </w:r>
+      </w:hyperlink>
+      <w:r>
+        <w:t xml:space="preserve"> </w:t>
+      </w:r>
+      <w:r>
+        <w:t xml:space="preserve">for details on index construction.</w:t>
+      </w:r>
+    </w:p>
     <w:p>
       <w:pPr>
         <w:pStyle w:val="BodyText"/>
@@ -580,18 +661,18 @@
           <wp:inline>
             <wp:extent cx="5334000" cy="3200400"/>
             <wp:effectExtent b="0" l="0" r="0" t="0"/>
-            <wp:docPr descr="" title="" id="43" name="Picture"/>
+            <wp:docPr descr="" title="" id="44" name="Picture"/>
             <a:graphic>
               <a:graphicData uri="http://schemas.openxmlformats.org/drawingml/2006/picture">
                 <pic:pic>
                   <pic:nvPicPr>
-                    <pic:cNvPr descr="C:/Users/ji252/Documents/GitHub/tariff-impact-tracker/output/tariff_impacts_report_files/figure-docx/fig-deviation-trend-1.png" id="44" name="Picture"/>
+                    <pic:cNvPr descr="C:/Users/ji252/Documents/GitHub/tariff-impact-tracker/output/tariff_impacts_report_files/figure-docx/fig-ipi-prices-1.png" id="45" name="Picture"/>
                     <pic:cNvPicPr>
                       <a:picLocks noChangeArrowheads="1" noChangeAspect="1"/>
                     </pic:cNvPicPr>
                   </pic:nvPicPr>
                   <pic:blipFill>
-                    <a:blip r:embed="rId42"/>
+                    <a:blip r:embed="rId43"/>
                     <a:stretch>
                       <a:fillRect/>
                     </a:stretch>
@@ -618,57 +699,6 @@
         </w:drawing>
       </w:r>
     </w:p>
-    <w:bookmarkEnd w:id="45"/>
-    <w:bookmarkStart w:id="52" w:name="imported-pce-goods-prices"/>
-    <w:p>
-      <w:pPr>
-        <w:pStyle w:val="Heading3"/>
-      </w:pPr>
-      <w:r>
-        <w:t xml:space="preserve">Imported PCE Goods Prices</w:t>
-      </w:r>
-    </w:p>
-    <w:p>
-      <w:pPr>
-        <w:pStyle w:val="FirstParagraph"/>
-      </w:pPr>
-      <w:r>
-        <w:t xml:space="preserve">When we construct a price index that reweights standard PCE component price indices by their import content—weighting categories like electronics, motor vehicles, and apparel more heavily, and domestic-heavy categories less—the deviation remains, though it is less extreme for core goods. This</w:t>
-      </w:r>
-      <w:r>
-        <w:t xml:space="preserve"> </w:t>
-      </w:r>
-      <w:r>
-        <w:rPr>
-          <w:b/>
-          <w:bCs/>
-        </w:rPr>
-        <w:t xml:space="preserve">Imported PCE Goods Price Index</w:t>
-      </w:r>
-      <w:r>
-        <w:t xml:space="preserve"> </w:t>
-      </w:r>
-      <w:r>
-        <w:t xml:space="preserve">measures price changes in the goods most exposed to imports and therefore tariffs. As of January, the imported core goods index is 2.9% above trend and the imported durables index is 3.4% above trend, compared to 3.4% and 4.1% for the standard PCE indices. See the</w:t>
-      </w:r>
-      <w:r>
-        <w:t xml:space="preserve"> </w:t>
-      </w:r>
-      <w:hyperlink r:id="rId38">
-        <w:r>
-          <w:rPr>
-            <w:rStyle w:val="Hyperlink"/>
-          </w:rPr>
-          <w:t xml:space="preserve">accompanying Methodology page</w:t>
-        </w:r>
-      </w:hyperlink>
-      <w:r>
-        <w:t xml:space="preserve"> </w:t>
-      </w:r>
-      <w:r>
-        <w:t xml:space="preserve">for details on index construction.</w:t>
-      </w:r>
-    </w:p>
     <w:p>
       <w:pPr>
         <w:pStyle w:val="BodyText"/>
@@ -683,7 +713,7 @@
               <a:graphicData uri="http://schemas.openxmlformats.org/drawingml/2006/picture">
                 <pic:pic>
                   <pic:nvPicPr>
-                    <pic:cNvPr descr="C:/Users/ji252/Documents/GitHub/tariff-impact-tracker/output/tariff_impacts_report_files/figure-docx/fig-ipi-prices-1.png" id="48" name="Picture"/>
+                    <pic:cNvPr descr="C:/Users/ji252/Documents/GitHub/tariff-impact-tracker/output/tariff_impacts_report_files/figure-docx/fig-ipi-deviation-1.png" id="48" name="Picture"/>
                     <pic:cNvPicPr>
                       <a:picLocks noChangeArrowheads="1" noChangeAspect="1"/>
                     </pic:cNvPicPr>
@@ -716,55 +746,8 @@
         </w:drawing>
       </w:r>
     </w:p>
-    <w:p>
-      <w:pPr>
-        <w:pStyle w:val="BodyText"/>
-      </w:pPr>
-      <w:r>
-        <w:drawing>
-          <wp:inline>
-            <wp:extent cx="5334000" cy="3200400"/>
-            <wp:effectExtent b="0" l="0" r="0" t="0"/>
-            <wp:docPr descr="" title="" id="50" name="Picture"/>
-            <a:graphic>
-              <a:graphicData uri="http://schemas.openxmlformats.org/drawingml/2006/picture">
-                <pic:pic>
-                  <pic:nvPicPr>
-                    <pic:cNvPr descr="C:/Users/ji252/Documents/GitHub/tariff-impact-tracker/output/tariff_impacts_report_files/figure-docx/fig-ipi-deviation-1.png" id="51" name="Picture"/>
-                    <pic:cNvPicPr>
-                      <a:picLocks noChangeArrowheads="1" noChangeAspect="1"/>
-                    </pic:cNvPicPr>
-                  </pic:nvPicPr>
-                  <pic:blipFill>
-                    <a:blip r:embed="rId49"/>
-                    <a:stretch>
-                      <a:fillRect/>
-                    </a:stretch>
-                  </pic:blipFill>
-                  <pic:spPr bwMode="auto">
-                    <a:xfrm>
-                      <a:off x="0" y="0"/>
-                      <a:ext cx="5334000" cy="3200400"/>
-                    </a:xfrm>
-                    <a:prstGeom prst="rect">
-                      <a:avLst/>
-                    </a:prstGeom>
-                    <a:noFill/>
-                    <a:ln w="9525">
-                      <a:noFill/>
-                      <a:headEnd/>
-                      <a:tailEnd/>
-                    </a:ln>
-                  </pic:spPr>
-                </pic:pic>
-              </a:graphicData>
-            </a:graphic>
-          </wp:inline>
-        </w:drawing>
-      </w:r>
-    </w:p>
-    <w:bookmarkEnd w:id="52"/>
-    <w:bookmarkStart w:id="57" w:name="implied-consumer-passthrough"/>
+    <w:bookmarkEnd w:id="49"/>
+    <w:bookmarkStart w:id="54" w:name="implied-consumer-passthrough"/>
     <w:p>
       <w:pPr>
         <w:pStyle w:val="Heading3"/>
@@ -783,7 +766,7 @@
       <w:r>
         <w:t xml:space="preserve"> </w:t>
       </w:r>
-      <w:hyperlink r:id="rId53">
+      <w:hyperlink r:id="rId50">
         <w:r>
           <w:rPr>
             <w:rStyle w:val="Hyperlink"/>
@@ -800,7 +783,7 @@
       <w:r>
         <w:t xml:space="preserve"> </w:t>
       </w:r>
-      <w:hyperlink r:id="rId54">
+      <w:hyperlink r:id="rId51">
         <w:r>
           <w:rPr>
             <w:rStyle w:val="Hyperlink"/>
@@ -834,7 +817,7 @@
       <w:r>
         <w:t xml:space="preserve"> </w:t>
       </w:r>
-      <w:hyperlink r:id="rId55">
+      <w:hyperlink r:id="rId52">
         <w:r>
           <w:rPr>
             <w:rStyle w:val="Hyperlink"/>
@@ -851,7 +834,7 @@
       <w:r>
         <w:t xml:space="preserve"> </w:t>
       </w:r>
-      <w:hyperlink r:id="rId38">
+      <w:hyperlink r:id="rId35">
         <w:r>
           <w:rPr>
             <w:rStyle w:val="Hyperlink"/>
@@ -868,7 +851,7 @@
         <w:pStyle w:val="BodyText"/>
       </w:pPr>
       <w:r>
-        <w:t xml:space="preserve">We estimate the rise in imported core goods and durable prices in three ways. The first, and our preferred approach, uses the trend estimates reported in Figure 7 as the counterfactual level of prices but-for tariffs. The second approach uses data from 2023-2024 to project forward pre-2025 prices. The third approach moves away from relying on estimating trends, and rather assumes that prices would have remained at their December 2024 level. It therefore uses the change in prices during 2025 through January. We think that this approach underestimates true price increases from the tariffs by ignoring counterfactuals, but provides an easy lower-bound estimate.</w:t>
+        <w:t xml:space="preserve">We estimate the rise in imported core goods and durable prices in three ways. The first, and our preferred approach, uses the trend estimates reported in Figure 6 as the counterfactual level of prices but-for tariffs. The second approach uses data from 2023-2024 to project forward pre-2025 prices. The third approach moves away from relying on estimating trends, and rather assumes that prices would have remained at their December 2024 level. It therefore uses the change in prices during 2025 through January. We think that this approach underestimates true price increases from the tariffs by ignoring counterfactuals, but provides an easy lower-bound estimate.</w:t>
       </w:r>
     </w:p>
     <w:p>
@@ -903,7 +886,7 @@
       <w:r>
         <w:t xml:space="preserve"> </w:t>
       </w:r>
-      <w:hyperlink r:id="rId56">
+      <w:hyperlink r:id="rId53">
         <w:r>
           <w:rPr>
             <w:rStyle w:val="Hyperlink"/>
@@ -4755,7 +4738,7 @@
       <w:r>
         <w:t xml:space="preserve"> </w:t>
       </w:r>
-      <w:hyperlink r:id="rId38">
+      <w:hyperlink r:id="rId35">
         <w:r>
           <w:rPr>
             <w:rStyle w:val="Hyperlink"/>
@@ -4824,8 +4807,8 @@
         </w:pict>
       </w:r>
     </w:p>
-    <w:bookmarkEnd w:id="57"/>
-    <w:bookmarkStart w:id="62" w:name="import-prices"/>
+    <w:bookmarkEnd w:id="54"/>
+    <w:bookmarkStart w:id="59" w:name="import-prices"/>
     <w:p>
       <w:pPr>
         <w:pStyle w:val="Heading3"/>
@@ -4851,18 +4834,18 @@
           <wp:inline>
             <wp:extent cx="5334000" cy="3200400"/>
             <wp:effectExtent b="0" l="0" r="0" t="0"/>
-            <wp:docPr descr="" title="" id="59" name="Picture"/>
+            <wp:docPr descr="" title="" id="56" name="Picture"/>
             <a:graphic>
               <a:graphicData uri="http://schemas.openxmlformats.org/drawingml/2006/picture">
                 <pic:pic>
                   <pic:nvPicPr>
-                    <pic:cNvPr descr="C:/Users/ji252/Documents/GitHub/tariff-impact-tracker/output/tariff_impacts_report_files/figure-docx/fig-import-prices-1.png" id="60" name="Picture"/>
+                    <pic:cNvPr descr="C:/Users/ji252/Documents/GitHub/tariff-impact-tracker/output/tariff_impacts_report_files/figure-docx/fig-import-prices-1.png" id="57" name="Picture"/>
                     <pic:cNvPicPr>
                       <a:picLocks noChangeArrowheads="1" noChangeAspect="1"/>
                     </pic:cNvPicPr>
                   </pic:nvPicPr>
                   <pic:blipFill>
-                    <a:blip r:embed="rId58"/>
+                    <a:blip r:embed="rId55"/>
                     <a:stretch>
                       <a:fillRect/>
                     </a:stretch>
@@ -4907,7 +4890,7 @@
         </w:rPr>
         <w:t xml:space="preserve"> </w:t>
       </w:r>
-      <w:hyperlink r:id="rId61">
+      <w:hyperlink r:id="rId58">
         <w:r>
           <w:rPr>
             <w:rStyle w:val="Hyperlink"/>
@@ -4932,9 +4915,9 @@
         </w:pict>
       </w:r>
     </w:p>
-    <w:bookmarkEnd w:id="62"/>
-    <w:bookmarkEnd w:id="63"/>
-    <w:bookmarkStart w:id="70" w:name="the-labor-market"/>
+    <w:bookmarkEnd w:id="59"/>
+    <w:bookmarkEnd w:id="60"/>
+    <w:bookmarkStart w:id="61" w:name="the-labor-market"/>
     <w:p>
       <w:pPr>
         <w:pStyle w:val="Heading2"/>
@@ -5140,7 +5123,7 @@
         <w:pStyle w:val="BodyText"/>
       </w:pPr>
       <w:r>
-        <w:t xml:space="preserve">Looking at the overall index, there is some evidence of weakening employment during 2025: the index changed by -0.6% during 2025 through February, which is 0.9% less than the pre-2025 trend would have predicted, and 0.5% less than the growth rate in 2024 over the same period. When we just look at tariff-sensitive manufacturing employment, the manufacturing index changed by -0.9%, versus the trend’s -0.7% predicted change. In other words, there are some indications of weakness in tariff-exposed employment overall, but not in the manufacturing sector. It is worth noting, however, that both of these comparisons are illustrative only, and more rigorous work is necessary to determine the short-term effects of tariffs on employment.</w:t>
+        <w:t xml:space="preserve">Looking at the overall index, there is some evidence of weakening employment during 2025: the index changed by N/A% during 2025 through N/A, which is N/A% less than the pre-2025 trend would have predicted, and N/A% less than the growth rate in 2024 over the same period. When we just look at tariff-sensitive manufacturing employment, the manufacturing index changed by N/A%, versus the trend’s N/A% predicted change. In other words, there are some indications of weakness in tariff-exposed employment overall, but not in the manufacturing sector. It is worth noting, however, that both of these comparisons are illustrative only, and more rigorous work is necessary to determine the short-term effects of tariffs on employment.</w:t>
       </w:r>
     </w:p>
     <w:p>
@@ -5148,141 +5131,71 @@
         <w:pStyle w:val="BodyText"/>
       </w:pPr>
       <w:r>
+        <w:rPr>
+          <w:i/>
+          <w:iCs/>
+        </w:rPr>
+        <w:t xml:space="preserve">Tariff-exposed employment index not available. Run employment_index.R with input files to generate.</w:t>
+      </w:r>
+    </w:p>
+    <w:p>
+      <w:pPr>
+        <w:pStyle w:val="BodyText"/>
+      </w:pPr>
+      <w:r>
+        <w:rPr>
+          <w:i/>
+          <w:iCs/>
+        </w:rPr>
+        <w:t xml:space="preserve">Manufacturing employment index not available. Run employment_index.R with input files to generate.</w:t>
+      </w:r>
+    </w:p>
+    <w:p>
+      <w:r>
+        <w:pict>
+          <v:rect style="width:0;height:1.5pt" o:hralign="center" o:hrstd="t" o:hr="t"/>
+        </w:pict>
+      </w:r>
+    </w:p>
+    <w:bookmarkEnd w:id="61"/>
+    <w:bookmarkStart w:id="65" w:name="industrial-output"/>
+    <w:p>
+      <w:pPr>
+        <w:pStyle w:val="Heading2"/>
+      </w:pPr>
+      <w:r>
+        <w:t xml:space="preserve">Industrial Output</w:t>
+      </w:r>
+    </w:p>
+    <w:p>
+      <w:pPr>
+        <w:pStyle w:val="FirstParagraph"/>
+      </w:pPr>
+      <w:r>
+        <w:t xml:space="preserve">Building on the analysis of tariff-sensitive manufacturing employment above, we also consider the evolution of industrial production in this same sector. The manufacturing industrial production index is constructed by the Federal Reserve Board and measures real output of manufacturing industries. We plot the index from 2021 onward, and find that during 2025 through February, the index has changed by +2.2%, though it is worth noting it is possible this is due to mean-reversion rather than to any tariff-related effect. In this case, the 2-year pre-trend plotted below may not be the appropriate counterfactual.</w:t>
+      </w:r>
+    </w:p>
+    <w:p>
+      <w:pPr>
+        <w:pStyle w:val="BodyText"/>
+      </w:pPr>
+      <w:r>
         <w:drawing>
           <wp:inline>
-            <wp:extent cx="5334000" cy="3733800"/>
+            <wp:extent cx="5334000" cy="3200400"/>
             <wp:effectExtent b="0" l="0" r="0" t="0"/>
-            <wp:docPr descr="" title="" id="65" name="Picture"/>
+            <wp:docPr descr="" title="" id="63" name="Picture"/>
             <a:graphic>
               <a:graphicData uri="http://schemas.openxmlformats.org/drawingml/2006/picture">
                 <pic:pic>
                   <pic:nvPicPr>
-                    <pic:cNvPr descr="C:/Users/ji252/Documents/GitHub/tariff-impact-tracker/output/tariff_impacts_report_files/figure-docx/fig-tariff-emp-combined-1.png" id="66" name="Picture"/>
+                    <pic:cNvPr descr="C:/Users/ji252/Documents/GitHub/tariff-impact-tracker/output/tariff_impacts_report_files/figure-docx/fig-industrial-prod-1.png" id="64" name="Picture"/>
                     <pic:cNvPicPr>
                       <a:picLocks noChangeArrowheads="1" noChangeAspect="1"/>
                     </pic:cNvPicPr>
                   </pic:nvPicPr>
                   <pic:blipFill>
-                    <a:blip r:embed="rId64"/>
-                    <a:stretch>
-                      <a:fillRect/>
-                    </a:stretch>
-                  </pic:blipFill>
-                  <pic:spPr bwMode="auto">
-                    <a:xfrm>
-                      <a:off x="0" y="0"/>
-                      <a:ext cx="5334000" cy="3733800"/>
-                    </a:xfrm>
-                    <a:prstGeom prst="rect">
-                      <a:avLst/>
-                    </a:prstGeom>
-                    <a:noFill/>
-                    <a:ln w="9525">
-                      <a:noFill/>
-                      <a:headEnd/>
-                      <a:tailEnd/>
-                    </a:ln>
-                  </pic:spPr>
-                </pic:pic>
-              </a:graphicData>
-            </a:graphic>
-          </wp:inline>
-        </w:drawing>
-      </w:r>
-    </w:p>
-    <w:p>
-      <w:pPr>
-        <w:pStyle w:val="BodyText"/>
-      </w:pPr>
-      <w:r>
-        <w:drawing>
-          <wp:inline>
-            <wp:extent cx="5334000" cy="3733800"/>
-            <wp:effectExtent b="0" l="0" r="0" t="0"/>
-            <wp:docPr descr="" title="" id="68" name="Picture"/>
-            <a:graphic>
-              <a:graphicData uri="http://schemas.openxmlformats.org/drawingml/2006/picture">
-                <pic:pic>
-                  <pic:nvPicPr>
-                    <pic:cNvPr descr="C:/Users/ji252/Documents/GitHub/tariff-impact-tracker/output/tariff_impacts_report_files/figure-docx/fig-tariff-emp-mfg-combined-1.png" id="69" name="Picture"/>
-                    <pic:cNvPicPr>
-                      <a:picLocks noChangeArrowheads="1" noChangeAspect="1"/>
-                    </pic:cNvPicPr>
-                  </pic:nvPicPr>
-                  <pic:blipFill>
-                    <a:blip r:embed="rId67"/>
-                    <a:stretch>
-                      <a:fillRect/>
-                    </a:stretch>
-                  </pic:blipFill>
-                  <pic:spPr bwMode="auto">
-                    <a:xfrm>
-                      <a:off x="0" y="0"/>
-                      <a:ext cx="5334000" cy="3733800"/>
-                    </a:xfrm>
-                    <a:prstGeom prst="rect">
-                      <a:avLst/>
-                    </a:prstGeom>
-                    <a:noFill/>
-                    <a:ln w="9525">
-                      <a:noFill/>
-                      <a:headEnd/>
-                      <a:tailEnd/>
-                    </a:ln>
-                  </pic:spPr>
-                </pic:pic>
-              </a:graphicData>
-            </a:graphic>
-          </wp:inline>
-        </w:drawing>
-      </w:r>
-    </w:p>
-    <w:p>
-      <w:r>
-        <w:pict>
-          <v:rect style="width:0;height:1.5pt" o:hralign="center" o:hrstd="t" o:hr="t"/>
-        </w:pict>
-      </w:r>
-    </w:p>
-    <w:bookmarkEnd w:id="70"/>
-    <w:bookmarkStart w:id="74" w:name="industrial-output"/>
-    <w:p>
-      <w:pPr>
-        <w:pStyle w:val="Heading2"/>
-      </w:pPr>
-      <w:r>
-        <w:t xml:space="preserve">Industrial Output</w:t>
-      </w:r>
-    </w:p>
-    <w:p>
-      <w:pPr>
-        <w:pStyle w:val="FirstParagraph"/>
-      </w:pPr>
-      <w:r>
-        <w:t xml:space="preserve">Building on the analysis of tariff-sensitive manufacturing employment above, we also consider the evolution of industrial production in this same sector. The manufacturing industrial production index is constructed by the Federal Reserve Board and measures real output of manufacturing industries. We plot the index from 2021 onward, and find that during 2025 through February, the index has changed by +2.2%, though it is worth noting it is possible this is due to mean-reversion rather than to any tariff-related effect. In this case, the 2-year pre-trend plotted below may not be the appropriate counterfactual.</w:t>
-      </w:r>
-    </w:p>
-    <w:p>
-      <w:pPr>
-        <w:pStyle w:val="BodyText"/>
-      </w:pPr>
-      <w:r>
-        <w:drawing>
-          <wp:inline>
-            <wp:extent cx="5334000" cy="3200400"/>
-            <wp:effectExtent b="0" l="0" r="0" t="0"/>
-            <wp:docPr descr="" title="" id="72" name="Picture"/>
-            <a:graphic>
-              <a:graphicData uri="http://schemas.openxmlformats.org/drawingml/2006/picture">
-                <pic:pic>
-                  <pic:nvPicPr>
-                    <pic:cNvPr descr="C:/Users/ji252/Documents/GitHub/tariff-impact-tracker/output/tariff_impacts_report_files/figure-docx/fig-industrial-prod-1.png" id="73" name="Picture"/>
-                    <pic:cNvPicPr>
-                      <a:picLocks noChangeArrowheads="1" noChangeAspect="1"/>
-                    </pic:cNvPicPr>
-                  </pic:nvPicPr>
-                  <pic:blipFill>
-                    <a:blip r:embed="rId71"/>
+                    <a:blip r:embed="rId62"/>
                     <a:stretch>
                       <a:fillRect/>
                     </a:stretch>
@@ -5316,8 +5229,8 @@
         </w:pict>
       </w:r>
     </w:p>
-    <w:bookmarkEnd w:id="74"/>
-    <w:bookmarkStart w:id="78" w:name="the-strength-of-the-us-dollar"/>
+    <w:bookmarkEnd w:id="65"/>
+    <w:bookmarkStart w:id="69" w:name="the-strength-of-the-us-dollar"/>
     <w:p>
       <w:pPr>
         <w:pStyle w:val="Heading2"/>
@@ -5384,18 +5297,18 @@
           <wp:inline>
             <wp:extent cx="5334000" cy="3200400"/>
             <wp:effectExtent b="0" l="0" r="0" t="0"/>
-            <wp:docPr descr="" title="" id="76" name="Picture"/>
+            <wp:docPr descr="" title="" id="67" name="Picture"/>
             <a:graphic>
               <a:graphicData uri="http://schemas.openxmlformats.org/drawingml/2006/picture">
                 <pic:pic>
                   <pic:nvPicPr>
-                    <pic:cNvPr descr="C:/Users/ji252/Documents/GitHub/tariff-impact-tracker/output/tariff_impacts_report_files/figure-docx/fig-currencies-1.png" id="77" name="Picture"/>
+                    <pic:cNvPr descr="C:/Users/ji252/Documents/GitHub/tariff-impact-tracker/output/tariff_impacts_report_files/figure-docx/fig-currencies-1.png" id="68" name="Picture"/>
                     <pic:cNvPicPr>
                       <a:picLocks noChangeArrowheads="1" noChangeAspect="1"/>
                     </pic:cNvPicPr>
                   </pic:nvPicPr>
                   <pic:blipFill>
-                    <a:blip r:embed="rId75"/>
+                    <a:blip r:embed="rId66"/>
                     <a:stretch>
                       <a:fillRect/>
                     </a:stretch>
@@ -5429,8 +5342,8 @@
         </w:pict>
       </w:r>
     </w:p>
-    <w:bookmarkEnd w:id="78"/>
-    <w:bookmarkStart w:id="85" w:name="imports-exports"/>
+    <w:bookmarkEnd w:id="69"/>
+    <w:bookmarkStart w:id="76" w:name="imports-exports"/>
     <w:p>
       <w:pPr>
         <w:pStyle w:val="Heading2"/>
@@ -5472,18 +5385,18 @@
           <wp:inline>
             <wp:extent cx="5334000" cy="3200400"/>
             <wp:effectExtent b="0" l="0" r="0" t="0"/>
-            <wp:docPr descr="" title="" id="80" name="Picture"/>
+            <wp:docPr descr="" title="" id="71" name="Picture"/>
             <a:graphic>
               <a:graphicData uri="http://schemas.openxmlformats.org/drawingml/2006/picture">
                 <pic:pic>
                   <pic:nvPicPr>
-                    <pic:cNvPr descr="C:/Users/ji252/Documents/GitHub/tariff-impact-tracker/output/tariff_impacts_report_files/figure-docx/fig-imports-exports-1.png" id="81" name="Picture"/>
+                    <pic:cNvPr descr="C:/Users/ji252/Documents/GitHub/tariff-impact-tracker/output/tariff_impacts_report_files/figure-docx/fig-imports-exports-1.png" id="72" name="Picture"/>
                     <pic:cNvPicPr>
                       <a:picLocks noChangeArrowheads="1" noChangeAspect="1"/>
                     </pic:cNvPicPr>
                   </pic:nvPicPr>
                   <pic:blipFill>
-                    <a:blip r:embed="rId79"/>
+                    <a:blip r:embed="rId70"/>
                     <a:stretch>
                       <a:fillRect/>
                     </a:stretch>
@@ -5519,18 +5432,18 @@
           <wp:inline>
             <wp:extent cx="5334000" cy="5334000"/>
             <wp:effectExtent b="0" l="0" r="0" t="0"/>
-            <wp:docPr descr="" title="" id="83" name="Picture"/>
+            <wp:docPr descr="" title="" id="74" name="Picture"/>
             <a:graphic>
               <a:graphicData uri="http://schemas.openxmlformats.org/drawingml/2006/picture">
                 <pic:pic>
                   <pic:nvPicPr>
-                    <pic:cNvPr descr="C:/Users/ji252/Documents/GitHub/tariff-impact-tracker/output/tariff_impacts_report_files/figure-docx/fig-trade-deviation-1.png" id="84" name="Picture"/>
+                    <pic:cNvPr descr="C:/Users/ji252/Documents/GitHub/tariff-impact-tracker/output/tariff_impacts_report_files/figure-docx/fig-trade-deviation-1.png" id="75" name="Picture"/>
                     <pic:cNvPicPr>
                       <a:picLocks noChangeArrowheads="1" noChangeAspect="1"/>
                     </pic:cNvPicPr>
                   </pic:nvPicPr>
                   <pic:blipFill>
-                    <a:blip r:embed="rId82"/>
+                    <a:blip r:embed="rId73"/>
                     <a:stretch>
                       <a:fillRect/>
                     </a:stretch>
@@ -5564,8 +5477,8 @@
         </w:pict>
       </w:r>
     </w:p>
-    <w:bookmarkEnd w:id="85"/>
-    <w:bookmarkStart w:id="86" w:name="data-sources"/>
+    <w:bookmarkEnd w:id="76"/>
+    <w:bookmarkStart w:id="77" w:name="data-sources"/>
     <w:p>
       <w:pPr>
         <w:pStyle w:val="Heading2"/>
@@ -5684,14 +5597,61 @@
         </w:pict>
       </w:r>
     </w:p>
-    <w:bookmarkEnd w:id="86"/>
-    <w:bookmarkStart w:id="93" w:name="appendix"/>
+    <w:bookmarkEnd w:id="77"/>
+    <w:bookmarkStart w:id="87" w:name="appendix"/>
     <w:p>
       <w:pPr>
         <w:pStyle w:val="Heading2"/>
       </w:pPr>
       <w:r>
         <w:t xml:space="preserve">Appendix</w:t>
+      </w:r>
+    </w:p>
+    <w:p>
+      <w:pPr>
+        <w:pStyle w:val="FirstParagraph"/>
+      </w:pPr>
+      <w:r>
+        <w:drawing>
+          <wp:inline>
+            <wp:extent cx="5334000" cy="3200400"/>
+            <wp:effectExtent b="0" l="0" r="0" t="0"/>
+            <wp:docPr descr="" title="" id="79" name="Picture"/>
+            <a:graphic>
+              <a:graphicData uri="http://schemas.openxmlformats.org/drawingml/2006/picture">
+                <pic:pic>
+                  <pic:nvPicPr>
+                    <pic:cNvPr descr="C:/Users/ji252/Documents/GitHub/tariff-impact-tracker/output/tariff_impacts_report_files/figure-docx/fig-daily-etr-authority-1.png" id="80" name="Picture"/>
+                    <pic:cNvPicPr>
+                      <a:picLocks noChangeArrowheads="1" noChangeAspect="1"/>
+                    </pic:cNvPicPr>
+                  </pic:nvPicPr>
+                  <pic:blipFill>
+                    <a:blip r:embed="rId78"/>
+                    <a:stretch>
+                      <a:fillRect/>
+                    </a:stretch>
+                  </pic:blipFill>
+                  <pic:spPr bwMode="auto">
+                    <a:xfrm>
+                      <a:off x="0" y="0"/>
+                      <a:ext cx="5334000" cy="3200400"/>
+                    </a:xfrm>
+                    <a:prstGeom prst="rect">
+                      <a:avLst/>
+                    </a:prstGeom>
+                    <a:noFill/>
+                    <a:ln w="9525">
+                      <a:noFill/>
+                      <a:headEnd/>
+                      <a:tailEnd/>
+                    </a:ln>
+                  </pic:spPr>
+                </pic:pic>
+              </a:graphicData>
+            </a:graphic>
+          </wp:inline>
+        </w:drawing>
       </w:r>
     </w:p>
     <w:p xmlns:w="http://schemas.openxmlformats.org/wordprocessingml/2006/main" xmlns:wp="http://schemas.openxmlformats.org/drawingml/2006/wordprocessingDrawing" xmlns:r="http://schemas.openxmlformats.org/officeDocument/2006/relationships" xmlns:w14="http://schemas.microsoft.com/office/word/2010/wordml">
@@ -9500,7 +9460,7 @@
     </w:tbl>
     <w:p>
       <w:pPr>
-        <w:pStyle w:val="FirstParagraph"/>
+        <w:pStyle w:val="BodyText"/>
       </w:pPr>
       <w:r>
         <w:rPr>
@@ -9525,18 +9485,18 @@
           <wp:inline>
             <wp:extent cx="5334000" cy="3200400"/>
             <wp:effectExtent b="0" l="0" r="0" t="0"/>
-            <wp:docPr descr="" title="" id="88" name="Picture"/>
+            <wp:docPr descr="" title="" id="82" name="Picture"/>
             <a:graphic>
               <a:graphicData uri="http://schemas.openxmlformats.org/drawingml/2006/picture">
                 <pic:pic>
                   <pic:nvPicPr>
-                    <pic:cNvPr descr="C:/Users/ji252/Documents/GitHub/tariff-impact-tracker/output/tariff_impacts_report_files/figure-docx/fig-pce-goods-ll-1.png" id="89" name="Picture"/>
+                    <pic:cNvPr descr="C:/Users/ji252/Documents/GitHub/tariff-impact-tracker/output/tariff_impacts_report_files/figure-docx/fig-pce-goods-ll-1.png" id="83" name="Picture"/>
                     <pic:cNvPicPr>
                       <a:picLocks noChangeArrowheads="1" noChangeAspect="1"/>
                     </pic:cNvPicPr>
                   </pic:nvPicPr>
                   <pic:blipFill>
-                    <a:blip r:embed="rId87"/>
+                    <a:blip r:embed="rId81"/>
                     <a:stretch>
                       <a:fillRect/>
                     </a:stretch>
@@ -9572,18 +9532,18 @@
           <wp:inline>
             <wp:extent cx="5334000" cy="3200400"/>
             <wp:effectExtent b="0" l="0" r="0" t="0"/>
-            <wp:docPr descr="" title="" id="91" name="Picture"/>
+            <wp:docPr descr="" title="" id="85" name="Picture"/>
             <a:graphic>
               <a:graphicData uri="http://schemas.openxmlformats.org/drawingml/2006/picture">
                 <pic:pic>
                   <pic:nvPicPr>
-                    <pic:cNvPr descr="C:/Users/ji252/Documents/GitHub/tariff-impact-tracker/output/tariff_impacts_report_files/figure-docx/fig-deviation-ll-1.png" id="92" name="Picture"/>
+                    <pic:cNvPr descr="C:/Users/ji252/Documents/GitHub/tariff-impact-tracker/output/tariff_impacts_report_files/figure-docx/fig-deviation-ll-1.png" id="86" name="Picture"/>
                     <pic:cNvPicPr>
                       <a:picLocks noChangeArrowheads="1" noChangeAspect="1"/>
                     </pic:cNvPicPr>
                   </pic:nvPicPr>
                   <pic:blipFill>
-                    <a:blip r:embed="rId90"/>
+                    <a:blip r:embed="rId84"/>
                     <a:stretch>
                       <a:fillRect/>
                     </a:stretch>
@@ -9617,156 +9577,19 @@
         </w:pict>
       </w:r>
     </w:p>
-    <w:bookmarkEnd w:id="93"/>
-    <w:bookmarkStart w:id="94" w:name="export-data-to-excel"/>
-    <w:p>
-      <w:pPr>
-        <w:pStyle w:val="Heading2"/>
-      </w:pPr>
-      <w:r>
-        <w:t xml:space="preserve">Export Data to Excel</w:t>
-      </w:r>
-    </w:p>
     <w:p>
       <w:pPr>
         <w:pStyle w:val="FirstParagraph"/>
       </w:pPr>
       <w:r>
-        <w:t xml:space="preserve">The raw data underlying all figures and tables has been exported to:</w:t>
-      </w:r>
-      <w:r>
-        <w:t xml:space="preserve"> </w:t>
-      </w:r>
-      <w:r>
-        <w:rPr>
-          <w:b/>
-          <w:bCs/>
-        </w:rPr>
-        <w:t xml:space="preserve">tariff_impacts_results_20260318.xlsx</w:t>
-      </w:r>
-    </w:p>
-    <w:p>
-      <w:pPr>
-        <w:pStyle w:val="BodyText"/>
-      </w:pPr>
-      <w:r>
-        <w:t xml:space="preserve">This Excel file contains 23 sheets:</w:t>
-      </w:r>
-    </w:p>
-    <w:p>
-      <w:pPr>
-        <w:pStyle w:val="Compact"/>
-        <w:numPr>
-          <w:ilvl w:val="0"/>
-          <w:numId w:val="1004"/>
-        </w:numPr>
-      </w:pPr>
-      <w:r>
-        <w:rPr>
-          <w:b/>
-          <w:bCs/>
-        </w:rPr>
-        <w:t xml:space="preserve">Data TOC</w:t>
-      </w:r>
-      <w:r>
-        <w:t xml:space="preserve">: Table of contents with hyperlinks to each data sheet</w:t>
-      </w:r>
-    </w:p>
-    <w:p>
-      <w:pPr>
-        <w:pStyle w:val="Compact"/>
-        <w:numPr>
-          <w:ilvl w:val="0"/>
-          <w:numId w:val="1004"/>
-        </w:numPr>
-      </w:pPr>
-      <w:r>
-        <w:rPr>
-          <w:b/>
-          <w:bCs/>
-        </w:rPr>
-        <w:t xml:space="preserve">Fig1-Fig15</w:t>
-      </w:r>
-      <w:r>
-        <w:t xml:space="preserve">: Raw data for each figure (indexed values, trends, confidence intervals)</w:t>
-      </w:r>
-    </w:p>
-    <w:p>
-      <w:pPr>
-        <w:pStyle w:val="Compact"/>
-        <w:numPr>
-          <w:ilvl w:val="0"/>
-          <w:numId w:val="1004"/>
-        </w:numPr>
-      </w:pPr>
-      <w:r>
-        <w:rPr>
-          <w:b/>
-          <w:bCs/>
-        </w:rPr>
-        <w:t xml:space="preserve">Tables</w:t>
-      </w:r>
-      <w:r>
-        <w:t xml:space="preserve">: Passthrough calculations and employment index summaries</w:t>
-      </w:r>
-    </w:p>
-    <w:p>
-      <w:r>
-        <w:pict>
-          <v:rect style="width:0;height:1.5pt" o:hralign="center" o:hrstd="t" o:hr="t"/>
-        </w:pict>
-      </w:r>
-    </w:p>
-    <w:bookmarkEnd w:id="94"/>
-    <w:bookmarkStart w:id="95" w:name="export-website-assets"/>
-    <w:p>
-      <w:pPr>
-        <w:pStyle w:val="Heading2"/>
-      </w:pPr>
-      <w:r>
-        <w:t xml:space="preserve">Export Website Assets</w:t>
-      </w:r>
-    </w:p>
-    <w:p>
-      <w:pPr>
-        <w:pStyle w:val="FirstParagraph"/>
-      </w:pPr>
-      <w:r>
-        <w:t xml:space="preserve">Website assets exported: 22 CSV files and 1 HTML file to</w:t>
-      </w:r>
-      <w:r>
-        <w:t xml:space="preserve"> </w:t>
-      </w:r>
-      <w:r>
-        <w:rPr>
-          <w:rStyle w:val="VerbatimChar"/>
-        </w:rPr>
-        <w:t xml:space="preserve">website/</w:t>
-      </w:r>
-      <w:r>
-        <w:t xml:space="preserve">.</w:t>
-      </w:r>
-    </w:p>
-    <w:p>
-      <w:r>
-        <w:pict>
-          <v:rect style="width:0;height:1.5pt" o:hralign="center" o:hrstd="t" o:hr="t"/>
-        </w:pict>
-      </w:r>
-    </w:p>
-    <w:p>
-      <w:pPr>
-        <w:pStyle w:val="FirstParagraph"/>
-      </w:pPr>
-      <w:r>
         <w:rPr>
           <w:i/>
           <w:iCs/>
         </w:rPr>
-        <w:t xml:space="preserve">Report generated on 2026-03-18 10:34:55.397863 using R R version 4.5.2 (2025-10-31 ucrt)</w:t>
+        <w:t xml:space="preserve">Report generated on 2026-03-20 10:35:23.319732 using R R version 4.5.2 (2025-10-31 ucrt)</w:t>
       </w:r>
     </w:p>
-    <w:bookmarkEnd w:id="95"/>
+    <w:bookmarkEnd w:id="87"/>
     <w:sectPr>
       <w:footnotePr>
         <w:numRestart w:val="eachSect"/>
@@ -9990,9 +9813,6 @@
     <w:abstractNumId w:val="991"/>
   </w:num>
   <w:num w:numId="1003">
-    <w:abstractNumId w:val="991"/>
-  </w:num>
-  <w:num w:numId="1004">
     <w:abstractNumId w:val="991"/>
   </w:num>
 </w:numbering>

--- a/output/publication/tariff_impacts_report.docx
+++ b/output/publication/tariff_impacts_report.docx
@@ -23,7 +23,7 @@
         <w:pStyle w:val="Date"/>
       </w:pPr>
       <w:r>
-        <w:t xml:space="preserve">March 20, 2026</w:t>
+        <w:t xml:space="preserve">March 21, 2026</w:t>
       </w:r>
     </w:p>
     <w:bookmarkStart w:id="20" w:name="key-takeaways"/>
@@ -54,7 +54,7 @@
         <w:t xml:space="preserve"> </w:t>
       </w:r>
       <w:r>
-        <w:t xml:space="preserve">This report reviews economic indicators that are related to the effect of Tariffs on the US Economy as of Friday, March 20th, 2026. For the most part, given data lags, the findings reflect the conditions prior to the SCOTUS decision repealing IEEPA Tariffs on February 20th, 2026.</w:t>
+        <w:t xml:space="preserve">This report reviews economic indicators that are related to the effect of Tariffs on the US Economy as of Saturday, March 21st, 2026. For the most part, given data lags, the findings reflect the conditions prior to the SCOTUS decision repealing IEEPA Tariffs on February 20th, 2026.</w:t>
       </w:r>
     </w:p>
     <w:p>
@@ -184,7 +184,7 @@
         <w:t xml:space="preserve"> </w:t>
       </w:r>
       <w:r>
-        <w:t xml:space="preserve">assessment of how actual economic indicators have responded to tariff changes. This provides a check on the assumptions made by economic models, as well as a real-time assessment of how tariffs are impacting the US economy. Most of these indicators are updated monthly, and going forward this report will be released on that same schedule. In particular, we consider the impact of tariffs on revenues, prices, trade, and labor markets. Critically, these are not causal estimates of the effect of tariffs on the economy, but rather constitute a descriptive attempt to explore how the economy is changing with tariffs. There are a number of other economic changes happening concurrently, including but not limited to the growth of generative AI and the passage of the One Big Beautiful Bill Act, which we do not control for in the series presented below. This report was updated using data as of Friday, March 20th, 2026.</w:t>
+        <w:t xml:space="preserve">assessment of how actual economic indicators have responded to tariff changes. This provides a check on the assumptions made by economic models, as well as a real-time assessment of how tariffs are impacting the US economy. Most of these indicators are updated monthly, and going forward this report will be released on that same schedule. In particular, we consider the impact of tariffs on revenues, prices, trade, and labor markets. Critically, these are not causal estimates of the effect of tariffs on the economy, but rather constitute a descriptive attempt to explore how the economy is changing with tariffs. There are a number of other economic changes happening concurrently, including but not limited to the growth of generative AI and the passage of the One Big Beautiful Bill Act, which we do not control for in the series presented below. This report was updated using data as of Saturday, March 21st, 2026.</w:t>
       </w:r>
     </w:p>
     <w:p>
@@ -210,7 +210,7 @@
         <w:pStyle w:val="FirstParagraph"/>
       </w:pPr>
       <w:r>
-        <w:t xml:space="preserve">Tariffs are a tax on imports, therefore higher tariffs will increase revenues if their effect on imports is not sufficiently prohibitive. TBL’s Tariff Rate Tracker follows the full schedule of statutory tariff rates as encoded in the Harmonized Tariff Schedule (HTS), weighted by 2024 import values. As of March 20, 2026, the import-weighted average statutory tariff rate stood at 10.1% (see Figure A1 in the</w:t>
+        <w:t xml:space="preserve">Tariffs are a tax on imports, therefore higher tariffs will increase revenues if their effect on imports is not sufficiently prohibitive. TBL’s Tariff Rate Tracker follows the full schedule of statutory tariff rates as encoded in the Harmonized Tariff Schedule (HTS), weighted by 2024 import values. As of March 21, 2026, the import-weighted average statutory tariff rate stood at 10.1% (see Figure A1 in the</w:t>
       </w:r>
       <w:r>
         <w:t xml:space="preserve"> </w:t>
@@ -9586,7 +9586,7 @@
           <w:i/>
           <w:iCs/>
         </w:rPr>
-        <w:t xml:space="preserve">Report generated on 2026-03-20 10:35:23.319732 using R R version 4.5.2 (2025-10-31 ucrt)</w:t>
+        <w:t xml:space="preserve">Report generated on 2026-03-21 11:34:22.059219 using R R version 4.5.2 (2025-10-31 ucrt)</w:t>
       </w:r>
     </w:p>
     <w:bookmarkEnd w:id="87"/>

--- a/output/publication/tariff_impacts_report.docx
+++ b/output/publication/tariff_impacts_report.docx
@@ -23,7 +23,7 @@
         <w:pStyle w:val="Date"/>
       </w:pPr>
       <w:r>
-        <w:t xml:space="preserve">March 21, 2026</w:t>
+        <w:t xml:space="preserve">March 26, 2026</w:t>
       </w:r>
     </w:p>
     <w:bookmarkStart w:id="20" w:name="key-takeaways"/>
@@ -54,7 +54,7 @@
         <w:t xml:space="preserve"> </w:t>
       </w:r>
       <w:r>
-        <w:t xml:space="preserve">This report reviews economic indicators that are related to the effect of Tariffs on the US Economy as of Saturday, March 21st, 2026. For the most part, given data lags, the findings reflect the conditions prior to the SCOTUS decision repealing IEEPA Tariffs on February 20th, 2026.</w:t>
+        <w:t xml:space="preserve">This report reviews economic indicators that are related to the effect of Tariffs on the US Economy as of Thursday, March 26th, 2026. For the most part, given data lags, the findings reflect the conditions prior to the SCOTUS decision repealing IEEPA Tariffs on February 20th, 2026.</w:t>
       </w:r>
     </w:p>
     <w:p>
@@ -184,7 +184,7 @@
         <w:t xml:space="preserve"> </w:t>
       </w:r>
       <w:r>
-        <w:t xml:space="preserve">assessment of how actual economic indicators have responded to tariff changes. This provides a check on the assumptions made by economic models, as well as a real-time assessment of how tariffs are impacting the US economy. Most of these indicators are updated monthly, and going forward this report will be released on that same schedule. In particular, we consider the impact of tariffs on revenues, prices, trade, and labor markets. Critically, these are not causal estimates of the effect of tariffs on the economy, but rather constitute a descriptive attempt to explore how the economy is changing with tariffs. There are a number of other economic changes happening concurrently, including but not limited to the growth of generative AI and the passage of the One Big Beautiful Bill Act, which we do not control for in the series presented below. This report was updated using data as of Saturday, March 21st, 2026.</w:t>
+        <w:t xml:space="preserve">assessment of how actual economic indicators have responded to tariff changes. This provides a check on the assumptions made by economic models, as well as a real-time assessment of how tariffs are impacting the US economy. Most of these indicators are updated monthly, and going forward this report will be released on that same schedule. In particular, we consider the impact of tariffs on revenues, prices, trade, and labor markets. Critically, these are not causal estimates of the effect of tariffs on the economy, but rather constitute a descriptive attempt to explore how the economy is changing with tariffs. There are a number of other economic changes happening concurrently, including but not limited to the growth of generative AI and the passage of the One Big Beautiful Bill Act, which we do not control for in the series presented below. This report was updated using data as of Thursday, March 26th, 2026.</w:t>
       </w:r>
     </w:p>
     <w:p>
@@ -210,7 +210,7 @@
         <w:pStyle w:val="FirstParagraph"/>
       </w:pPr>
       <w:r>
-        <w:t xml:space="preserve">Tariffs are a tax on imports, therefore higher tariffs will increase revenues if their effect on imports is not sufficiently prohibitive. TBL’s Tariff Rate Tracker follows the full schedule of statutory tariff rates as encoded in the Harmonized Tariff Schedule (HTS), weighted by 2024 import values. As of March 21, 2026, the import-weighted average statutory tariff rate stood at 10.1% (see Figure A1 in the</w:t>
+        <w:t xml:space="preserve">Tariffs are a tax on imports, therefore higher tariffs will increase revenues if their effect on imports is not sufficiently prohibitive. TBL’s Tariff Rate Tracker follows the full schedule of statutory tariff rates as encoded in the Harmonized Tariff Schedule (HTS), weighted by 2024 import values. As of March 26, 2026, the import-weighted average statutory tariff rate stood at 11.4% (see Figure A1 in the</w:t>
       </w:r>
       <w:r>
         <w:t xml:space="preserve"> </w:t>
@@ -9586,7 +9586,7 @@
           <w:i/>
           <w:iCs/>
         </w:rPr>
-        <w:t xml:space="preserve">Report generated on 2026-03-21 11:34:22.059219 using R R version 4.5.2 (2025-10-31 ucrt)</w:t>
+        <w:t xml:space="preserve">Report generated on 2026-03-26 14:08:50.494484 using R R version 4.5.2 (2025-10-31 ucrt)</w:t>
       </w:r>
     </w:p>
     <w:bookmarkEnd w:id="87"/>

--- a/output/publication/tariff_impacts_report.docx
+++ b/output/publication/tariff_impacts_report.docx
@@ -4917,7 +4917,7 @@
     </w:p>
     <w:bookmarkEnd w:id="59"/>
     <w:bookmarkEnd w:id="60"/>
-    <w:bookmarkStart w:id="61" w:name="the-labor-market"/>
+    <w:bookmarkStart w:id="67" w:name="the-labor-market"/>
     <w:p>
       <w:pPr>
         <w:pStyle w:val="Heading2"/>
@@ -5123,7 +5123,7 @@
         <w:pStyle w:val="BodyText"/>
       </w:pPr>
       <w:r>
-        <w:t xml:space="preserve">Looking at the overall index, there is some evidence of weakening employment during 2025: the index changed by N/A% during 2025 through N/A, which is N/A% less than the pre-2025 trend would have predicted, and N/A% less than the growth rate in 2024 over the same period. When we just look at tariff-sensitive manufacturing employment, the manufacturing index changed by N/A%, versus the trend’s N/A% predicted change. In other words, there are some indications of weakness in tariff-exposed employment overall, but not in the manufacturing sector. It is worth noting, however, that both of these comparisons are illustrative only, and more rigorous work is necessary to determine the short-term effects of tariffs on employment.</w:t>
+        <w:t xml:space="preserve">Looking at the overall index, there is some evidence of weakening employment during 2025: the index changed by -0.6% during 2025 through February, which is 0.9% less than the pre-2025 trend would have predicted, and 0.5% less than the growth rate in 2024 over the same period. When we just look at tariff-sensitive manufacturing employment, the manufacturing index changed by -0.9%, versus the trend’s -0.7% predicted change. In other words, there are some indications of weakness in tariff-exposed employment overall, but not in the manufacturing sector. It is worth noting, however, that both of these comparisons are illustrative only, and more rigorous work is necessary to determine the short-term effects of tariffs on employment.</w:t>
       </w:r>
     </w:p>
     <w:p>
@@ -5131,11 +5131,46 @@
         <w:pStyle w:val="BodyText"/>
       </w:pPr>
       <w:r>
-        <w:rPr>
-          <w:i/>
-          <w:iCs/>
-        </w:rPr>
-        <w:t xml:space="preserve">Tariff-exposed employment index not available. Run employment_index.R with input files to generate.</w:t>
+        <w:drawing>
+          <wp:inline>
+            <wp:extent cx="5334000" cy="3733800"/>
+            <wp:effectExtent b="0" l="0" r="0" t="0"/>
+            <wp:docPr descr="" title="" id="62" name="Picture"/>
+            <a:graphic>
+              <a:graphicData uri="http://schemas.openxmlformats.org/drawingml/2006/picture">
+                <pic:pic>
+                  <pic:nvPicPr>
+                    <pic:cNvPr descr="C:/Users/ji252/Documents/GitHub/tariff-impact-tracker/output/tariff_impacts_report_files/figure-docx/fig-tariff-emp-combined-1.png" id="63" name="Picture"/>
+                    <pic:cNvPicPr>
+                      <a:picLocks noChangeArrowheads="1" noChangeAspect="1"/>
+                    </pic:cNvPicPr>
+                  </pic:nvPicPr>
+                  <pic:blipFill>
+                    <a:blip r:embed="rId61"/>
+                    <a:stretch>
+                      <a:fillRect/>
+                    </a:stretch>
+                  </pic:blipFill>
+                  <pic:spPr bwMode="auto">
+                    <a:xfrm>
+                      <a:off x="0" y="0"/>
+                      <a:ext cx="5334000" cy="3733800"/>
+                    </a:xfrm>
+                    <a:prstGeom prst="rect">
+                      <a:avLst/>
+                    </a:prstGeom>
+                    <a:noFill/>
+                    <a:ln w="9525">
+                      <a:noFill/>
+                      <a:headEnd/>
+                      <a:tailEnd/>
+                    </a:ln>
+                  </pic:spPr>
+                </pic:pic>
+              </a:graphicData>
+            </a:graphic>
+          </wp:inline>
+        </w:drawing>
       </w:r>
     </w:p>
     <w:p>
@@ -5143,11 +5178,46 @@
         <w:pStyle w:val="BodyText"/>
       </w:pPr>
       <w:r>
-        <w:rPr>
-          <w:i/>
-          <w:iCs/>
-        </w:rPr>
-        <w:t xml:space="preserve">Manufacturing employment index not available. Run employment_index.R with input files to generate.</w:t>
+        <w:drawing>
+          <wp:inline>
+            <wp:extent cx="5334000" cy="3733800"/>
+            <wp:effectExtent b="0" l="0" r="0" t="0"/>
+            <wp:docPr descr="" title="" id="65" name="Picture"/>
+            <a:graphic>
+              <a:graphicData uri="http://schemas.openxmlformats.org/drawingml/2006/picture">
+                <pic:pic>
+                  <pic:nvPicPr>
+                    <pic:cNvPr descr="C:/Users/ji252/Documents/GitHub/tariff-impact-tracker/output/tariff_impacts_report_files/figure-docx/fig-tariff-emp-mfg-combined-1.png" id="66" name="Picture"/>
+                    <pic:cNvPicPr>
+                      <a:picLocks noChangeArrowheads="1" noChangeAspect="1"/>
+                    </pic:cNvPicPr>
+                  </pic:nvPicPr>
+                  <pic:blipFill>
+                    <a:blip r:embed="rId64"/>
+                    <a:stretch>
+                      <a:fillRect/>
+                    </a:stretch>
+                  </pic:blipFill>
+                  <pic:spPr bwMode="auto">
+                    <a:xfrm>
+                      <a:off x="0" y="0"/>
+                      <a:ext cx="5334000" cy="3733800"/>
+                    </a:xfrm>
+                    <a:prstGeom prst="rect">
+                      <a:avLst/>
+                    </a:prstGeom>
+                    <a:noFill/>
+                    <a:ln w="9525">
+                      <a:noFill/>
+                      <a:headEnd/>
+                      <a:tailEnd/>
+                    </a:ln>
+                  </pic:spPr>
+                </pic:pic>
+              </a:graphicData>
+            </a:graphic>
+          </wp:inline>
+        </w:drawing>
       </w:r>
     </w:p>
     <w:p>
@@ -5157,8 +5227,8 @@
         </w:pict>
       </w:r>
     </w:p>
-    <w:bookmarkEnd w:id="61"/>
-    <w:bookmarkStart w:id="65" w:name="industrial-output"/>
+    <w:bookmarkEnd w:id="67"/>
+    <w:bookmarkStart w:id="71" w:name="industrial-output"/>
     <w:p>
       <w:pPr>
         <w:pStyle w:val="Heading2"/>
@@ -5184,18 +5254,18 @@
           <wp:inline>
             <wp:extent cx="5334000" cy="3200400"/>
             <wp:effectExtent b="0" l="0" r="0" t="0"/>
-            <wp:docPr descr="" title="" id="63" name="Picture"/>
+            <wp:docPr descr="" title="" id="69" name="Picture"/>
             <a:graphic>
               <a:graphicData uri="http://schemas.openxmlformats.org/drawingml/2006/picture">
                 <pic:pic>
                   <pic:nvPicPr>
-                    <pic:cNvPr descr="C:/Users/ji252/Documents/GitHub/tariff-impact-tracker/output/tariff_impacts_report_files/figure-docx/fig-industrial-prod-1.png" id="64" name="Picture"/>
+                    <pic:cNvPr descr="C:/Users/ji252/Documents/GitHub/tariff-impact-tracker/output/tariff_impacts_report_files/figure-docx/fig-industrial-prod-1.png" id="70" name="Picture"/>
                     <pic:cNvPicPr>
                       <a:picLocks noChangeArrowheads="1" noChangeAspect="1"/>
                     </pic:cNvPicPr>
                   </pic:nvPicPr>
                   <pic:blipFill>
-                    <a:blip r:embed="rId62"/>
+                    <a:blip r:embed="rId68"/>
                     <a:stretch>
                       <a:fillRect/>
                     </a:stretch>
@@ -5229,8 +5299,8 @@
         </w:pict>
       </w:r>
     </w:p>
-    <w:bookmarkEnd w:id="65"/>
-    <w:bookmarkStart w:id="69" w:name="the-strength-of-the-us-dollar"/>
+    <w:bookmarkEnd w:id="71"/>
+    <w:bookmarkStart w:id="75" w:name="the-strength-of-the-us-dollar"/>
     <w:p>
       <w:pPr>
         <w:pStyle w:val="Heading2"/>
@@ -5297,18 +5367,18 @@
           <wp:inline>
             <wp:extent cx="5334000" cy="3200400"/>
             <wp:effectExtent b="0" l="0" r="0" t="0"/>
-            <wp:docPr descr="" title="" id="67" name="Picture"/>
+            <wp:docPr descr="" title="" id="73" name="Picture"/>
             <a:graphic>
               <a:graphicData uri="http://schemas.openxmlformats.org/drawingml/2006/picture">
                 <pic:pic>
                   <pic:nvPicPr>
-                    <pic:cNvPr descr="C:/Users/ji252/Documents/GitHub/tariff-impact-tracker/output/tariff_impacts_report_files/figure-docx/fig-currencies-1.png" id="68" name="Picture"/>
+                    <pic:cNvPr descr="C:/Users/ji252/Documents/GitHub/tariff-impact-tracker/output/tariff_impacts_report_files/figure-docx/fig-currencies-1.png" id="74" name="Picture"/>
                     <pic:cNvPicPr>
                       <a:picLocks noChangeArrowheads="1" noChangeAspect="1"/>
                     </pic:cNvPicPr>
                   </pic:nvPicPr>
                   <pic:blipFill>
-                    <a:blip r:embed="rId66"/>
+                    <a:blip r:embed="rId72"/>
                     <a:stretch>
                       <a:fillRect/>
                     </a:stretch>
@@ -5342,8 +5412,8 @@
         </w:pict>
       </w:r>
     </w:p>
-    <w:bookmarkEnd w:id="69"/>
-    <w:bookmarkStart w:id="76" w:name="imports-exports"/>
+    <w:bookmarkEnd w:id="75"/>
+    <w:bookmarkStart w:id="82" w:name="imports-exports"/>
     <w:p>
       <w:pPr>
         <w:pStyle w:val="Heading2"/>
@@ -5385,18 +5455,18 @@
           <wp:inline>
             <wp:extent cx="5334000" cy="3200400"/>
             <wp:effectExtent b="0" l="0" r="0" t="0"/>
-            <wp:docPr descr="" title="" id="71" name="Picture"/>
+            <wp:docPr descr="" title="" id="77" name="Picture"/>
             <a:graphic>
               <a:graphicData uri="http://schemas.openxmlformats.org/drawingml/2006/picture">
                 <pic:pic>
                   <pic:nvPicPr>
-                    <pic:cNvPr descr="C:/Users/ji252/Documents/GitHub/tariff-impact-tracker/output/tariff_impacts_report_files/figure-docx/fig-imports-exports-1.png" id="72" name="Picture"/>
+                    <pic:cNvPr descr="C:/Users/ji252/Documents/GitHub/tariff-impact-tracker/output/tariff_impacts_report_files/figure-docx/fig-imports-exports-1.png" id="78" name="Picture"/>
                     <pic:cNvPicPr>
                       <a:picLocks noChangeArrowheads="1" noChangeAspect="1"/>
                     </pic:cNvPicPr>
                   </pic:nvPicPr>
                   <pic:blipFill>
-                    <a:blip r:embed="rId70"/>
+                    <a:blip r:embed="rId76"/>
                     <a:stretch>
                       <a:fillRect/>
                     </a:stretch>
@@ -5432,18 +5502,18 @@
           <wp:inline>
             <wp:extent cx="5334000" cy="5334000"/>
             <wp:effectExtent b="0" l="0" r="0" t="0"/>
-            <wp:docPr descr="" title="" id="74" name="Picture"/>
+            <wp:docPr descr="" title="" id="80" name="Picture"/>
             <a:graphic>
               <a:graphicData uri="http://schemas.openxmlformats.org/drawingml/2006/picture">
                 <pic:pic>
                   <pic:nvPicPr>
-                    <pic:cNvPr descr="C:/Users/ji252/Documents/GitHub/tariff-impact-tracker/output/tariff_impacts_report_files/figure-docx/fig-trade-deviation-1.png" id="75" name="Picture"/>
+                    <pic:cNvPr descr="C:/Users/ji252/Documents/GitHub/tariff-impact-tracker/output/tariff_impacts_report_files/figure-docx/fig-trade-deviation-1.png" id="81" name="Picture"/>
                     <pic:cNvPicPr>
                       <a:picLocks noChangeArrowheads="1" noChangeAspect="1"/>
                     </pic:cNvPicPr>
                   </pic:nvPicPr>
                   <pic:blipFill>
-                    <a:blip r:embed="rId73"/>
+                    <a:blip r:embed="rId79"/>
                     <a:stretch>
                       <a:fillRect/>
                     </a:stretch>
@@ -5477,8 +5547,8 @@
         </w:pict>
       </w:r>
     </w:p>
-    <w:bookmarkEnd w:id="76"/>
-    <w:bookmarkStart w:id="77" w:name="data-sources"/>
+    <w:bookmarkEnd w:id="82"/>
+    <w:bookmarkStart w:id="83" w:name="data-sources"/>
     <w:p>
       <w:pPr>
         <w:pStyle w:val="Heading2"/>
@@ -5597,8 +5667,8 @@
         </w:pict>
       </w:r>
     </w:p>
-    <w:bookmarkEnd w:id="77"/>
-    <w:bookmarkStart w:id="87" w:name="appendix"/>
+    <w:bookmarkEnd w:id="83"/>
+    <w:bookmarkStart w:id="93" w:name="appendix"/>
     <w:p>
       <w:pPr>
         <w:pStyle w:val="Heading2"/>
@@ -5610,3922 +5680,6 @@
     <w:p>
       <w:pPr>
         <w:pStyle w:val="FirstParagraph"/>
-      </w:pPr>
-      <w:r>
-        <w:drawing>
-          <wp:inline>
-            <wp:extent cx="5334000" cy="3200400"/>
-            <wp:effectExtent b="0" l="0" r="0" t="0"/>
-            <wp:docPr descr="" title="" id="79" name="Picture"/>
-            <a:graphic>
-              <a:graphicData uri="http://schemas.openxmlformats.org/drawingml/2006/picture">
-                <pic:pic>
-                  <pic:nvPicPr>
-                    <pic:cNvPr descr="C:/Users/ji252/Documents/GitHub/tariff-impact-tracker/output/tariff_impacts_report_files/figure-docx/fig-daily-etr-authority-1.png" id="80" name="Picture"/>
-                    <pic:cNvPicPr>
-                      <a:picLocks noChangeArrowheads="1" noChangeAspect="1"/>
-                    </pic:cNvPicPr>
-                  </pic:nvPicPr>
-                  <pic:blipFill>
-                    <a:blip r:embed="rId78"/>
-                    <a:stretch>
-                      <a:fillRect/>
-                    </a:stretch>
-                  </pic:blipFill>
-                  <pic:spPr bwMode="auto">
-                    <a:xfrm>
-                      <a:off x="0" y="0"/>
-                      <a:ext cx="5334000" cy="3200400"/>
-                    </a:xfrm>
-                    <a:prstGeom prst="rect">
-                      <a:avLst/>
-                    </a:prstGeom>
-                    <a:noFill/>
-                    <a:ln w="9525">
-                      <a:noFill/>
-                      <a:headEnd/>
-                      <a:tailEnd/>
-                    </a:ln>
-                  </pic:spPr>
-                </pic:pic>
-              </a:graphicData>
-            </a:graphic>
-          </wp:inline>
-        </w:drawing>
-      </w:r>
-    </w:p>
-    <w:p xmlns:w="http://schemas.openxmlformats.org/wordprocessingml/2006/main" xmlns:wp="http://schemas.openxmlformats.org/drawingml/2006/wordprocessingDrawing" xmlns:r="http://schemas.openxmlformats.org/officeDocument/2006/relationships" xmlns:w14="http://schemas.microsoft.com/office/word/2010/wordml">
-      <w:pPr>
-        <w:pStyle w:val="TableCaption"/>
-        <w:jc w:val="center"/>
-        <w:keepNext/>
-        <w:pBdr>
-          <w:bottom w:val="none" w:sz="0" w:space="0" w:color="000000"/>
-          <w:top w:val="none" w:sz="0" w:space="0" w:color="000000"/>
-          <w:left w:val="none" w:sz="0" w:space="0" w:color="000000"/>
-          <w:right w:val="none" w:sz="0" w:space="0" w:color="000000"/>
-        </w:pBdr>
-        <w:spacing w:after="60" w:before="60" w:line="240"/>
-        <w:ind w:left="60" w:right="60" w:firstLine="0" w:firstLineChars="0"/>
-      </w:pPr>
-      <w:r>
-        <w:t xml:space="preserve">Table A1. Implied Consumer Passthrough -- All PCE Goods (June 2025). Economy-wide effective tariff rate: 10.0%.</w:t>
-      </w:r>
-    </w:p>
-    <w:tbl xmlns:w="http://schemas.openxmlformats.org/wordprocessingml/2006/main" xmlns:r="http://schemas.openxmlformats.org/officeDocument/2006/relationships" xmlns:w14="http://schemas.microsoft.com/office/word/2010/wordml" xmlns:wp="http://schemas.openxmlformats.org/drawingml/2006/wordprocessingDrawing" xmlns:a="http://schemas.openxmlformats.org/drawingml/2006/main" xmlns:pic="http://schemas.openxmlformats.org/drawingml/2006/picture">
-      <w:tblPr>
-        <w:tblLayout w:type="fixed"/>
-        <w:jc w:val="center"/>
-        <w:tblLook w:firstRow="1" w:lastRow="0" w:firstColumn="0" w:lastColumn="0" w:noHBand="0" w:noVBand="1"/>
-      </w:tblPr>
-      <w:tblGrid>
-        <w:gridCol w:w="1597"/>
-        <w:gridCol w:w="1682"/>
-        <w:gridCol w:w="1817"/>
-        <w:gridCol w:w="1952"/>
-        <w:gridCol w:w="1732"/>
-        <w:gridCol w:w="1597"/>
-        <w:gridCol w:w="1744"/>
-        <w:gridCol w:w="1793"/>
-        <w:gridCol w:w="1658"/>
-        <w:gridCol w:w="1805"/>
-      </w:tblGrid>
-      <w:tr>
-        <w:trPr>
-          <w:trHeight w:val="617" w:hRule="auto"/>
-          <w:tblHeader/>
-        </w:trPr>
-        header1
-        <w:tc>
-          <w:tcPr>
-            <w:tcBorders>
-              <w:bottom w:val="none" w:sz="0" w:space="0" w:color="000000"/>
-              <w:top w:val="single" w:sz="12" w:space="0" w:color="666666"/>
-              <w:left w:val="none" w:sz="0" w:space="0" w:color="000000"/>
-              <w:right w:val="none" w:sz="0" w:space="0" w:color="000000"/>
-            </w:tcBorders>
-            <w:shd w:val="clear" w:color="auto" w:fill="FFFFFF"/>
-            <w:tcMar>
-              <w:top w:w="0" w:type="dxa"/>
-              <w:bottom w:w="0" w:type="dxa"/>
-              <w:left w:w="0" w:type="dxa"/>
-              <w:right w:w="0" w:type="dxa"/>
-            </w:tcMar>
-            <w:vAlign w:val="center"/>
-          </w:tcPr>
-          <w:p>
-            <w:pPr>
-              <w:jc w:val="center"/>
-              <w:pBdr>
-                <w:bottom w:val="none" w:sz="0" w:space="0" w:color="000000"/>
-                <w:top w:val="none" w:sz="0" w:space="0" w:color="000000"/>
-                <w:left w:val="none" w:sz="0" w:space="0" w:color="000000"/>
-                <w:right w:val="none" w:sz="0" w:space="0" w:color="000000"/>
-              </w:pBdr>
-              <w:spacing w:after="100" w:before="100" w:line="240"/>
-              <w:ind w:left="100" w:right="100" w:firstLine="0" w:firstLineChars="0"/>
-              <w:rPr>
-                <w:rFonts w:ascii="Arial" w:hAnsi="Arial" w:eastAsia="Arial" w:cs="Arial"/>
-                <w:i w:val="false"/>
-                <w:b w:val="true"/>
-                <w:u w:val="none"/>
-                <w:strike w:val="false"/>
-                <w:sz w:val="18"/>
-                <w:szCs w:val="18"/>
-                <w:color w:val="000000"/>
-              </w:rPr>
-            </w:pPr>
-            <w:r xmlns:w="http://schemas.openxmlformats.org/wordprocessingml/2006/main" xmlns:wp="http://schemas.openxmlformats.org/drawingml/2006/wordprocessingDrawing" xmlns:r="http://schemas.openxmlformats.org/officeDocument/2006/relationships" xmlns:w14="http://schemas.microsoft.com/office/word/2010/wordml">
-              <w:rPr>
-                <w:rFonts w:ascii="Arial" w:hAnsi="Arial" w:eastAsia="Arial" w:cs="Arial"/>
-                <w:i w:val="false"/>
-                <w:b w:val="true"/>
-                <w:u w:val="none"/>
-                <w:strike w:val="false"/>
-                <w:sz w:val="18"/>
-                <w:szCs w:val="18"/>
-                <w:color w:val="000000"/>
-              </w:rPr>
-              <w:t xml:space="preserve"/>
-            </w:r>
-          </w:p>
-        </w:tc>
-        <w:tc>
-          <w:tcPr>
-            <w:gridSpan w:val="3"/>
-            <w:tcBorders>
-              <w:bottom w:val="none" w:sz="0" w:space="0" w:color="000000"/>
-              <w:top w:val="single" w:sz="12" w:space="0" w:color="666666"/>
-              <w:left w:val="none" w:sz="0" w:space="0" w:color="000000"/>
-              <w:right w:val="none" w:sz="0" w:space="0" w:color="000000"/>
-            </w:tcBorders>
-            <w:shd w:val="clear" w:color="auto" w:fill="FFFFFF"/>
-            <w:tcMar>
-              <w:top w:w="0" w:type="dxa"/>
-              <w:bottom w:w="0" w:type="dxa"/>
-              <w:left w:w="0" w:type="dxa"/>
-              <w:right w:w="0" w:type="dxa"/>
-            </w:tcMar>
-            <w:vAlign w:val="center"/>
-          </w:tcPr>
-          <w:p>
-            <w:pPr>
-              <w:jc w:val="center"/>
-              <w:pBdr>
-                <w:bottom w:val="none" w:sz="0" w:space="0" w:color="000000"/>
-                <w:top w:val="none" w:sz="0" w:space="0" w:color="000000"/>
-                <w:left w:val="none" w:sz="0" w:space="0" w:color="000000"/>
-                <w:right w:val="none" w:sz="0" w:space="0" w:color="000000"/>
-              </w:pBdr>
-              <w:spacing w:after="100" w:before="100" w:line="240"/>
-              <w:ind w:left="100" w:right="100" w:firstLine="0" w:firstLineChars="0"/>
-              <w:rPr>
-                <w:rFonts w:ascii="Arial" w:hAnsi="Arial" w:eastAsia="Arial" w:cs="Arial"/>
-                <w:i w:val="false"/>
-                <w:b w:val="true"/>
-                <w:u w:val="none"/>
-                <w:strike w:val="false"/>
-                <w:sz w:val="18"/>
-                <w:szCs w:val="18"/>
-                <w:color w:val="000000"/>
-              </w:rPr>
-            </w:pPr>
-            <w:r xmlns:w="http://schemas.openxmlformats.org/wordprocessingml/2006/main" xmlns:wp="http://schemas.openxmlformats.org/drawingml/2006/wordprocessingDrawing" xmlns:r="http://schemas.openxmlformats.org/officeDocument/2006/relationships" xmlns:w14="http://schemas.microsoft.com/office/word/2010/wordml">
-              <w:rPr>
-                <w:rFonts w:ascii="Arial" w:hAnsi="Arial" w:eastAsia="Arial" w:cs="Arial"/>
-                <w:i w:val="false"/>
-                <w:b w:val="true"/>
-                <w:u w:val="none"/>
-                <w:strike w:val="false"/>
-                <w:sz w:val="18"/>
-                <w:szCs w:val="18"/>
-                <w:color w:val="000000"/>
-              </w:rPr>
-              <w:t xml:space="preserve">Inputs</w:t>
-            </w:r>
-          </w:p>
-        </w:tc>
-        <w:tc>
-          <w:tcPr>
-            <w:gridSpan w:val="3"/>
-            <w:tcBorders>
-              <w:bottom w:val="none" w:sz="0" w:space="0" w:color="000000"/>
-              <w:top w:val="single" w:sz="12" w:space="0" w:color="666666"/>
-              <w:left w:val="none" w:sz="0" w:space="0" w:color="000000"/>
-              <w:right w:val="none" w:sz="0" w:space="0" w:color="000000"/>
-            </w:tcBorders>
-            <w:shd w:val="clear" w:color="auto" w:fill="FFFFFF"/>
-            <w:tcMar>
-              <w:top w:w="0" w:type="dxa"/>
-              <w:bottom w:w="0" w:type="dxa"/>
-              <w:left w:w="0" w:type="dxa"/>
-              <w:right w:w="0" w:type="dxa"/>
-            </w:tcMar>
-            <w:vAlign w:val="center"/>
-          </w:tcPr>
-          <w:p>
-            <w:pPr>
-              <w:jc w:val="center"/>
-              <w:pBdr>
-                <w:bottom w:val="none" w:sz="0" w:space="0" w:color="000000"/>
-                <w:top w:val="none" w:sz="0" w:space="0" w:color="000000"/>
-                <w:left w:val="none" w:sz="0" w:space="0" w:color="000000"/>
-                <w:right w:val="none" w:sz="0" w:space="0" w:color="000000"/>
-              </w:pBdr>
-              <w:spacing w:after="100" w:before="100" w:line="240"/>
-              <w:ind w:left="100" w:right="100" w:firstLine="0" w:firstLineChars="0"/>
-              <w:rPr>
-                <w:rFonts w:ascii="Arial" w:hAnsi="Arial" w:eastAsia="Arial" w:cs="Arial"/>
-                <w:i w:val="false"/>
-                <w:b w:val="true"/>
-                <w:u w:val="none"/>
-                <w:strike w:val="false"/>
-                <w:sz w:val="18"/>
-                <w:szCs w:val="18"/>
-                <w:color w:val="000000"/>
-              </w:rPr>
-            </w:pPr>
-            <w:r xmlns:w="http://schemas.openxmlformats.org/wordprocessingml/2006/main" xmlns:wp="http://schemas.openxmlformats.org/drawingml/2006/wordprocessingDrawing" xmlns:r="http://schemas.openxmlformats.org/officeDocument/2006/relationships" xmlns:w14="http://schemas.microsoft.com/office/word/2010/wordml">
-              <w:rPr>
-                <w:rFonts w:ascii="Arial" w:hAnsi="Arial" w:eastAsia="Arial" w:cs="Arial"/>
-                <w:i w:val="false"/>
-                <w:b w:val="true"/>
-                <w:u w:val="none"/>
-                <w:strike w:val="false"/>
-                <w:sz w:val="18"/>
-                <w:szCs w:val="18"/>
-                <w:color w:val="000000"/>
-              </w:rPr>
-              <w:t xml:space="preserve">Price Changes</w:t>
-            </w:r>
-          </w:p>
-        </w:tc>
-        <w:tc>
-          <w:tcPr>
-            <w:gridSpan w:val="3"/>
-            <w:tcBorders>
-              <w:bottom w:val="none" w:sz="0" w:space="0" w:color="000000"/>
-              <w:top w:val="single" w:sz="12" w:space="0" w:color="666666"/>
-              <w:left w:val="none" w:sz="0" w:space="0" w:color="000000"/>
-              <w:right w:val="none" w:sz="0" w:space="0" w:color="000000"/>
-            </w:tcBorders>
-            <w:shd w:val="clear" w:color="auto" w:fill="FFFFFF"/>
-            <w:tcMar>
-              <w:top w:w="0" w:type="dxa"/>
-              <w:bottom w:w="0" w:type="dxa"/>
-              <w:left w:w="0" w:type="dxa"/>
-              <w:right w:w="0" w:type="dxa"/>
-            </w:tcMar>
-            <w:vAlign w:val="center"/>
-          </w:tcPr>
-          <w:p>
-            <w:pPr>
-              <w:jc w:val="center"/>
-              <w:pBdr>
-                <w:bottom w:val="none" w:sz="0" w:space="0" w:color="000000"/>
-                <w:top w:val="none" w:sz="0" w:space="0" w:color="000000"/>
-                <w:left w:val="none" w:sz="0" w:space="0" w:color="000000"/>
-                <w:right w:val="none" w:sz="0" w:space="0" w:color="000000"/>
-              </w:pBdr>
-              <w:spacing w:after="100" w:before="100" w:line="240"/>
-              <w:ind w:left="100" w:right="100" w:firstLine="0" w:firstLineChars="0"/>
-              <w:rPr>
-                <w:rFonts w:ascii="Arial" w:hAnsi="Arial" w:eastAsia="Arial" w:cs="Arial"/>
-                <w:i w:val="false"/>
-                <w:b w:val="true"/>
-                <w:u w:val="none"/>
-                <w:strike w:val="false"/>
-                <w:sz w:val="18"/>
-                <w:szCs w:val="18"/>
-                <w:color w:val="000000"/>
-              </w:rPr>
-            </w:pPr>
-            <w:r xmlns:w="http://schemas.openxmlformats.org/wordprocessingml/2006/main" xmlns:wp="http://schemas.openxmlformats.org/drawingml/2006/wordprocessingDrawing" xmlns:r="http://schemas.openxmlformats.org/officeDocument/2006/relationships" xmlns:w14="http://schemas.microsoft.com/office/word/2010/wordml">
-              <w:rPr>
-                <w:rFonts w:ascii="Arial" w:hAnsi="Arial" w:eastAsia="Arial" w:cs="Arial"/>
-                <w:i w:val="false"/>
-                <w:b w:val="true"/>
-                <w:u w:val="none"/>
-                <w:strike w:val="false"/>
-                <w:sz w:val="18"/>
-                <w:szCs w:val="18"/>
-                <w:color w:val="000000"/>
-              </w:rPr>
-              <w:t xml:space="preserve">Implied Passthrough</w:t>
-            </w:r>
-          </w:p>
-        </w:tc>
-      </w:tr>
-      <w:tr>
-        <w:trPr>
-          <w:trHeight w:val="617" w:hRule="auto"/>
-          <w:tblHeader/>
-        </w:trPr>
-        header2
-        <w:tc>
-          <w:tcPr>
-            <w:tcBorders>
-              <w:bottom w:val="single" w:sz="12" w:space="0" w:color="666666"/>
-              <w:top w:val="none" w:sz="0" w:space="0" w:color="000000"/>
-              <w:left w:val="none" w:sz="0" w:space="0" w:color="000000"/>
-              <w:right w:val="none" w:sz="0" w:space="0" w:color="000000"/>
-            </w:tcBorders>
-            <w:shd w:val="clear" w:color="auto" w:fill="FFFFFF"/>
-            <w:tcMar>
-              <w:top w:w="0" w:type="dxa"/>
-              <w:bottom w:w="0" w:type="dxa"/>
-              <w:left w:w="0" w:type="dxa"/>
-              <w:right w:w="0" w:type="dxa"/>
-            </w:tcMar>
-            <w:vAlign w:val="center"/>
-          </w:tcPr>
-          <w:p>
-            <w:pPr>
-              <w:jc w:val="center"/>
-              <w:pBdr>
-                <w:bottom w:val="none" w:sz="0" w:space="0" w:color="000000"/>
-                <w:top w:val="none" w:sz="0" w:space="0" w:color="000000"/>
-                <w:left w:val="none" w:sz="0" w:space="0" w:color="000000"/>
-                <w:right w:val="none" w:sz="0" w:space="0" w:color="000000"/>
-              </w:pBdr>
-              <w:spacing w:after="100" w:before="100" w:line="240"/>
-              <w:ind w:left="100" w:right="100" w:firstLine="0" w:firstLineChars="0"/>
-              <w:rPr>
-                <w:rFonts w:ascii="Arial" w:hAnsi="Arial" w:eastAsia="Arial" w:cs="Arial"/>
-                <w:i w:val="false"/>
-                <w:b w:val="true"/>
-                <w:u w:val="none"/>
-                <w:strike w:val="false"/>
-                <w:sz w:val="18"/>
-                <w:szCs w:val="18"/>
-                <w:color w:val="000000"/>
-              </w:rPr>
-            </w:pPr>
-            <w:r xmlns:w="http://schemas.openxmlformats.org/wordprocessingml/2006/main" xmlns:wp="http://schemas.openxmlformats.org/drawingml/2006/wordprocessingDrawing" xmlns:r="http://schemas.openxmlformats.org/officeDocument/2006/relationships" xmlns:w14="http://schemas.microsoft.com/office/word/2010/wordml">
-              <w:rPr>
-                <w:rFonts w:ascii="Arial" w:hAnsi="Arial" w:eastAsia="Arial" w:cs="Arial"/>
-                <w:i w:val="false"/>
-                <w:b w:val="true"/>
-                <w:u w:val="none"/>
-                <w:strike w:val="false"/>
-                <w:sz w:val="18"/>
-                <w:szCs w:val="18"/>
-                <w:color w:val="000000"/>
-              </w:rPr>
-              <w:t xml:space="preserve">Category</w:t>
-            </w:r>
-          </w:p>
-        </w:tc>
-        <w:tc>
-          <w:tcPr>
-            <w:tcBorders>
-              <w:bottom w:val="single" w:sz="12" w:space="0" w:color="666666"/>
-              <w:top w:val="none" w:sz="0" w:space="0" w:color="000000"/>
-              <w:left w:val="none" w:sz="0" w:space="0" w:color="000000"/>
-              <w:right w:val="none" w:sz="0" w:space="0" w:color="000000"/>
-            </w:tcBorders>
-            <w:shd w:val="clear" w:color="auto" w:fill="FFFFFF"/>
-            <w:tcMar>
-              <w:top w:w="0" w:type="dxa"/>
-              <w:bottom w:w="0" w:type="dxa"/>
-              <w:left w:w="0" w:type="dxa"/>
-              <w:right w:w="0" w:type="dxa"/>
-            </w:tcMar>
-            <w:vAlign w:val="center"/>
-          </w:tcPr>
-          <w:p>
-            <w:pPr>
-              <w:jc w:val="center"/>
-              <w:pBdr>
-                <w:bottom w:val="none" w:sz="0" w:space="0" w:color="000000"/>
-                <w:top w:val="none" w:sz="0" w:space="0" w:color="000000"/>
-                <w:left w:val="none" w:sz="0" w:space="0" w:color="000000"/>
-                <w:right w:val="none" w:sz="0" w:space="0" w:color="000000"/>
-              </w:pBdr>
-              <w:spacing w:after="100" w:before="100" w:line="240"/>
-              <w:ind w:left="100" w:right="100" w:firstLine="0" w:firstLineChars="0"/>
-              <w:rPr>
-                <w:rFonts w:ascii="Arial" w:hAnsi="Arial" w:eastAsia="Arial" w:cs="Arial"/>
-                <w:i w:val="false"/>
-                <w:b w:val="true"/>
-                <w:u w:val="none"/>
-                <w:strike w:val="false"/>
-                <w:sz w:val="18"/>
-                <w:szCs w:val="18"/>
-                <w:color w:val="000000"/>
-              </w:rPr>
-            </w:pPr>
-            <w:r xmlns:w="http://schemas.openxmlformats.org/wordprocessingml/2006/main" xmlns:wp="http://schemas.openxmlformats.org/drawingml/2006/wordprocessingDrawing" xmlns:r="http://schemas.openxmlformats.org/officeDocument/2006/relationships" xmlns:w14="http://schemas.microsoft.com/office/word/2010/wordml">
-              <w:rPr>
-                <w:rFonts w:ascii="Arial" w:hAnsi="Arial" w:eastAsia="Arial" w:cs="Arial"/>
-                <w:i w:val="false"/>
-                <w:b w:val="true"/>
-                <w:u w:val="none"/>
-                <w:strike w:val="false"/>
-                <w:sz w:val="18"/>
-                <w:szCs w:val="18"/>
-                <w:color w:val="000000"/>
-              </w:rPr>
-              <w:t xml:space="preserve">Import Share</w:t>
-            </w:r>
-          </w:p>
-        </w:tc>
-        <w:tc>
-          <w:tcPr>
-            <w:tcBorders>
-              <w:bottom w:val="single" w:sz="12" w:space="0" w:color="666666"/>
-              <w:top w:val="none" w:sz="0" w:space="0" w:color="000000"/>
-              <w:left w:val="none" w:sz="0" w:space="0" w:color="000000"/>
-              <w:right w:val="none" w:sz="0" w:space="0" w:color="000000"/>
-            </w:tcBorders>
-            <w:shd w:val="clear" w:color="auto" w:fill="FFFFFF"/>
-            <w:tcMar>
-              <w:top w:w="0" w:type="dxa"/>
-              <w:bottom w:w="0" w:type="dxa"/>
-              <w:left w:w="0" w:type="dxa"/>
-              <w:right w:w="0" w:type="dxa"/>
-            </w:tcMar>
-            <w:vAlign w:val="center"/>
-          </w:tcPr>
-          <w:p>
-            <w:pPr>
-              <w:jc w:val="center"/>
-              <w:pBdr>
-                <w:bottom w:val="none" w:sz="0" w:space="0" w:color="000000"/>
-                <w:top w:val="none" w:sz="0" w:space="0" w:color="000000"/>
-                <w:left w:val="none" w:sz="0" w:space="0" w:color="000000"/>
-                <w:right w:val="none" w:sz="0" w:space="0" w:color="000000"/>
-              </w:pBdr>
-              <w:spacing w:after="100" w:before="100" w:line="240"/>
-              <w:ind w:left="100" w:right="100" w:firstLine="0" w:firstLineChars="0"/>
-              <w:rPr>
-                <w:rFonts w:ascii="Arial" w:hAnsi="Arial" w:eastAsia="Arial" w:cs="Arial"/>
-                <w:i w:val="false"/>
-                <w:b w:val="true"/>
-                <w:u w:val="none"/>
-                <w:strike w:val="false"/>
-                <w:sz w:val="18"/>
-                <w:szCs w:val="18"/>
-                <w:color w:val="000000"/>
-              </w:rPr>
-            </w:pPr>
-            <w:r xmlns:w="http://schemas.openxmlformats.org/wordprocessingml/2006/main" xmlns:wp="http://schemas.openxmlformats.org/drawingml/2006/wordprocessingDrawing" xmlns:r="http://schemas.openxmlformats.org/officeDocument/2006/relationships" xmlns:w14="http://schemas.microsoft.com/office/word/2010/wordml">
-              <w:rPr>
-                <w:rFonts w:ascii="Arial" w:hAnsi="Arial" w:eastAsia="Arial" w:cs="Arial"/>
-                <w:i w:val="false"/>
-                <w:b w:val="true"/>
-                <w:u w:val="none"/>
-                <w:strike w:val="false"/>
-                <w:sz w:val="18"/>
-                <w:szCs w:val="18"/>
-                <w:color w:val="000000"/>
-              </w:rPr>
-              <w:t xml:space="preserve">Tariff Increase</w:t>
-            </w:r>
-          </w:p>
-        </w:tc>
-        <w:tc>
-          <w:tcPr>
-            <w:tcBorders>
-              <w:bottom w:val="single" w:sz="12" w:space="0" w:color="666666"/>
-              <w:top w:val="none" w:sz="0" w:space="0" w:color="000000"/>
-              <w:left w:val="none" w:sz="0" w:space="0" w:color="000000"/>
-              <w:right w:val="none" w:sz="0" w:space="0" w:color="000000"/>
-            </w:tcBorders>
-            <w:shd w:val="clear" w:color="auto" w:fill="FFFFFF"/>
-            <w:tcMar>
-              <w:top w:w="0" w:type="dxa"/>
-              <w:bottom w:w="0" w:type="dxa"/>
-              <w:left w:w="0" w:type="dxa"/>
-              <w:right w:w="0" w:type="dxa"/>
-            </w:tcMar>
-            <w:vAlign w:val="center"/>
-          </w:tcPr>
-          <w:p>
-            <w:pPr>
-              <w:jc w:val="center"/>
-              <w:pBdr>
-                <w:bottom w:val="none" w:sz="0" w:space="0" w:color="000000"/>
-                <w:top w:val="none" w:sz="0" w:space="0" w:color="000000"/>
-                <w:left w:val="none" w:sz="0" w:space="0" w:color="000000"/>
-                <w:right w:val="none" w:sz="0" w:space="0" w:color="000000"/>
-              </w:pBdr>
-              <w:spacing w:after="100" w:before="100" w:line="240"/>
-              <w:ind w:left="100" w:right="100" w:firstLine="0" w:firstLineChars="0"/>
-              <w:rPr>
-                <w:rFonts w:ascii="Arial" w:hAnsi="Arial" w:eastAsia="Arial" w:cs="Arial"/>
-                <w:i w:val="false"/>
-                <w:b w:val="true"/>
-                <w:u w:val="none"/>
-                <w:strike w:val="false"/>
-                <w:sz w:val="18"/>
-                <w:szCs w:val="18"/>
-                <w:color w:val="000000"/>
-              </w:rPr>
-            </w:pPr>
-            <w:r xmlns:w="http://schemas.openxmlformats.org/wordprocessingml/2006/main" xmlns:wp="http://schemas.openxmlformats.org/drawingml/2006/wordprocessingDrawing" xmlns:r="http://schemas.openxmlformats.org/officeDocument/2006/relationships" xmlns:w14="http://schemas.microsoft.com/office/word/2010/wordml">
-              <w:rPr>
-                <w:rFonts w:ascii="Arial" w:hAnsi="Arial" w:eastAsia="Arial" w:cs="Arial"/>
-                <w:i w:val="false"/>
-                <w:b w:val="true"/>
-                <w:u w:val="none"/>
-                <w:strike w:val="false"/>
-                <w:sz w:val="18"/>
-                <w:szCs w:val="18"/>
-                <w:color w:val="000000"/>
-              </w:rPr>
-              <w:t xml:space="preserve">Expected Effect</w:t>
-            </w:r>
-          </w:p>
-        </w:tc>
-        <w:tc>
-          <w:tcPr>
-            <w:tcBorders>
-              <w:bottom w:val="single" w:sz="12" w:space="0" w:color="666666"/>
-              <w:top w:val="none" w:sz="0" w:space="0" w:color="000000"/>
-              <w:left w:val="none" w:sz="0" w:space="0" w:color="000000"/>
-              <w:right w:val="none" w:sz="0" w:space="0" w:color="000000"/>
-            </w:tcBorders>
-            <w:shd w:val="clear" w:color="auto" w:fill="FFFFFF"/>
-            <w:tcMar>
-              <w:top w:w="0" w:type="dxa"/>
-              <w:bottom w:w="0" w:type="dxa"/>
-              <w:left w:w="0" w:type="dxa"/>
-              <w:right w:w="0" w:type="dxa"/>
-            </w:tcMar>
-            <w:vAlign w:val="center"/>
-          </w:tcPr>
-          <w:p>
-            <w:pPr>
-              <w:jc w:val="center"/>
-              <w:pBdr>
-                <w:bottom w:val="none" w:sz="0" w:space="0" w:color="000000"/>
-                <w:top w:val="none" w:sz="0" w:space="0" w:color="000000"/>
-                <w:left w:val="none" w:sz="0" w:space="0" w:color="000000"/>
-                <w:right w:val="none" w:sz="0" w:space="0" w:color="000000"/>
-              </w:pBdr>
-              <w:spacing w:after="100" w:before="100" w:line="240"/>
-              <w:ind w:left="100" w:right="100" w:firstLine="0" w:firstLineChars="0"/>
-              <w:rPr>
-                <w:rFonts w:ascii="Arial" w:hAnsi="Arial" w:eastAsia="Arial" w:cs="Arial"/>
-                <w:i w:val="false"/>
-                <w:b w:val="true"/>
-                <w:u w:val="none"/>
-                <w:strike w:val="false"/>
-                <w:sz w:val="18"/>
-                <w:szCs w:val="18"/>
-                <w:color w:val="000000"/>
-              </w:rPr>
-            </w:pPr>
-            <w:r xmlns:w="http://schemas.openxmlformats.org/wordprocessingml/2006/main" xmlns:wp="http://schemas.openxmlformats.org/drawingml/2006/wordprocessingDrawing" xmlns:r="http://schemas.openxmlformats.org/officeDocument/2006/relationships" xmlns:w14="http://schemas.microsoft.com/office/word/2010/wordml">
-              <w:rPr>
-                <w:rFonts w:ascii="Arial" w:hAnsi="Arial" w:eastAsia="Arial" w:cs="Arial"/>
-                <w:i w:val="false"/>
-                <w:b w:val="true"/>
-                <w:u w:val="none"/>
-                <w:strike w:val="false"/>
-                <w:sz w:val="18"/>
-                <w:szCs w:val="18"/>
-                <w:color w:val="000000"/>
-              </w:rPr>
-              <w:t xml:space="preserve">2025 Change</w:t>
-            </w:r>
-          </w:p>
-        </w:tc>
-        <w:tc>
-          <w:tcPr>
-            <w:tcBorders>
-              <w:bottom w:val="single" w:sz="12" w:space="0" w:color="666666"/>
-              <w:top w:val="none" w:sz="0" w:space="0" w:color="000000"/>
-              <w:left w:val="none" w:sz="0" w:space="0" w:color="000000"/>
-              <w:right w:val="none" w:sz="0" w:space="0" w:color="000000"/>
-            </w:tcBorders>
-            <w:shd w:val="clear" w:color="auto" w:fill="FFFFFF"/>
-            <w:tcMar>
-              <w:top w:w="0" w:type="dxa"/>
-              <w:bottom w:w="0" w:type="dxa"/>
-              <w:left w:w="0" w:type="dxa"/>
-              <w:right w:w="0" w:type="dxa"/>
-            </w:tcMar>
-            <w:vAlign w:val="center"/>
-          </w:tcPr>
-          <w:p>
-            <w:pPr>
-              <w:jc w:val="center"/>
-              <w:pBdr>
-                <w:bottom w:val="none" w:sz="0" w:space="0" w:color="000000"/>
-                <w:top w:val="none" w:sz="0" w:space="0" w:color="000000"/>
-                <w:left w:val="none" w:sz="0" w:space="0" w:color="000000"/>
-                <w:right w:val="none" w:sz="0" w:space="0" w:color="000000"/>
-              </w:pBdr>
-              <w:spacing w:after="100" w:before="100" w:line="240"/>
-              <w:ind w:left="100" w:right="100" w:firstLine="0" w:firstLineChars="0"/>
-              <w:rPr>
-                <w:rFonts w:ascii="Arial" w:hAnsi="Arial" w:eastAsia="Arial" w:cs="Arial"/>
-                <w:i w:val="false"/>
-                <w:b w:val="true"/>
-                <w:u w:val="none"/>
-                <w:strike w:val="false"/>
-                <w:sz w:val="18"/>
-                <w:szCs w:val="18"/>
-                <w:color w:val="000000"/>
-              </w:rPr>
-            </w:pPr>
-            <w:r xmlns:w="http://schemas.openxmlformats.org/wordprocessingml/2006/main" xmlns:wp="http://schemas.openxmlformats.org/drawingml/2006/wordprocessingDrawing" xmlns:r="http://schemas.openxmlformats.org/officeDocument/2006/relationships" xmlns:w14="http://schemas.microsoft.com/office/word/2010/wordml">
-              <w:rPr>
-                <w:rFonts w:ascii="Arial" w:hAnsi="Arial" w:eastAsia="Arial" w:cs="Arial"/>
-                <w:i w:val="false"/>
-                <w:b w:val="true"/>
-                <w:u w:val="none"/>
-                <w:strike w:val="false"/>
-                <w:sz w:val="18"/>
-                <w:szCs w:val="18"/>
-                <w:color w:val="000000"/>
-              </w:rPr>
-              <w:t xml:space="preserve">vs LP Trend</w:t>
-            </w:r>
-          </w:p>
-        </w:tc>
-        <w:tc>
-          <w:tcPr>
-            <w:tcBorders>
-              <w:bottom w:val="single" w:sz="12" w:space="0" w:color="666666"/>
-              <w:top w:val="none" w:sz="0" w:space="0" w:color="000000"/>
-              <w:left w:val="none" w:sz="0" w:space="0" w:color="000000"/>
-              <w:right w:val="none" w:sz="0" w:space="0" w:color="000000"/>
-            </w:tcBorders>
-            <w:shd w:val="clear" w:color="auto" w:fill="FFFFFF"/>
-            <w:tcMar>
-              <w:top w:w="0" w:type="dxa"/>
-              <w:bottom w:w="0" w:type="dxa"/>
-              <w:left w:w="0" w:type="dxa"/>
-              <w:right w:w="0" w:type="dxa"/>
-            </w:tcMar>
-            <w:vAlign w:val="center"/>
-          </w:tcPr>
-          <w:p>
-            <w:pPr>
-              <w:jc w:val="center"/>
-              <w:pBdr>
-                <w:bottom w:val="none" w:sz="0" w:space="0" w:color="000000"/>
-                <w:top w:val="none" w:sz="0" w:space="0" w:color="000000"/>
-                <w:left w:val="none" w:sz="0" w:space="0" w:color="000000"/>
-                <w:right w:val="none" w:sz="0" w:space="0" w:color="000000"/>
-              </w:pBdr>
-              <w:spacing w:after="100" w:before="100" w:line="240"/>
-              <w:ind w:left="100" w:right="100" w:firstLine="0" w:firstLineChars="0"/>
-              <w:rPr>
-                <w:rFonts w:ascii="Arial" w:hAnsi="Arial" w:eastAsia="Arial" w:cs="Arial"/>
-                <w:i w:val="false"/>
-                <w:b w:val="true"/>
-                <w:u w:val="none"/>
-                <w:strike w:val="false"/>
-                <w:sz w:val="18"/>
-                <w:szCs w:val="18"/>
-                <w:color w:val="000000"/>
-              </w:rPr>
-            </w:pPr>
-            <w:r xmlns:w="http://schemas.openxmlformats.org/wordprocessingml/2006/main" xmlns:wp="http://schemas.openxmlformats.org/drawingml/2006/wordprocessingDrawing" xmlns:r="http://schemas.openxmlformats.org/officeDocument/2006/relationships" xmlns:w14="http://schemas.microsoft.com/office/word/2010/wordml">
-              <w:rPr>
-                <w:rFonts w:ascii="Arial" w:hAnsi="Arial" w:eastAsia="Arial" w:cs="Arial"/>
-                <w:i w:val="false"/>
-                <w:b w:val="true"/>
-                <w:u w:val="none"/>
-                <w:strike w:val="false"/>
-                <w:sz w:val="18"/>
-                <w:szCs w:val="18"/>
-                <w:color w:val="000000"/>
-              </w:rPr>
-              <w:t xml:space="preserve">vs Log-Linear</w:t>
-            </w:r>
-          </w:p>
-        </w:tc>
-        <w:tc>
-          <w:tcPr>
-            <w:tcBorders>
-              <w:bottom w:val="single" w:sz="12" w:space="0" w:color="666666"/>
-              <w:top w:val="none" w:sz="0" w:space="0" w:color="000000"/>
-              <w:left w:val="none" w:sz="0" w:space="0" w:color="000000"/>
-              <w:right w:val="none" w:sz="0" w:space="0" w:color="000000"/>
-            </w:tcBorders>
-            <w:shd w:val="clear" w:color="auto" w:fill="FFFFFF"/>
-            <w:tcMar>
-              <w:top w:w="0" w:type="dxa"/>
-              <w:bottom w:w="0" w:type="dxa"/>
-              <w:left w:w="0" w:type="dxa"/>
-              <w:right w:w="0" w:type="dxa"/>
-            </w:tcMar>
-            <w:vAlign w:val="center"/>
-          </w:tcPr>
-          <w:p>
-            <w:pPr>
-              <w:jc w:val="center"/>
-              <w:pBdr>
-                <w:bottom w:val="none" w:sz="0" w:space="0" w:color="000000"/>
-                <w:top w:val="none" w:sz="0" w:space="0" w:color="000000"/>
-                <w:left w:val="none" w:sz="0" w:space="0" w:color="000000"/>
-                <w:right w:val="none" w:sz="0" w:space="0" w:color="000000"/>
-              </w:pBdr>
-              <w:spacing w:after="100" w:before="100" w:line="240"/>
-              <w:ind w:left="100" w:right="100" w:firstLine="0" w:firstLineChars="0"/>
-              <w:rPr>
-                <w:rFonts w:ascii="Arial" w:hAnsi="Arial" w:eastAsia="Arial" w:cs="Arial"/>
-                <w:i w:val="false"/>
-                <w:b w:val="true"/>
-                <w:u w:val="none"/>
-                <w:strike w:val="false"/>
-                <w:sz w:val="18"/>
-                <w:szCs w:val="18"/>
-                <w:color w:val="000000"/>
-              </w:rPr>
-            </w:pPr>
-            <w:r xmlns:w="http://schemas.openxmlformats.org/wordprocessingml/2006/main" xmlns:wp="http://schemas.openxmlformats.org/drawingml/2006/wordprocessingDrawing" xmlns:r="http://schemas.openxmlformats.org/officeDocument/2006/relationships" xmlns:w14="http://schemas.microsoft.com/office/word/2010/wordml">
-              <w:rPr>
-                <w:rFonts w:ascii="Arial" w:hAnsi="Arial" w:eastAsia="Arial" w:cs="Arial"/>
-                <w:i w:val="false"/>
-                <w:b w:val="true"/>
-                <w:u w:val="none"/>
-                <w:strike w:val="false"/>
-                <w:sz w:val="18"/>
-                <w:szCs w:val="18"/>
-                <w:color w:val="000000"/>
-              </w:rPr>
-              <w:t xml:space="preserve">2025 Change </w:t>
-            </w:r>
-          </w:p>
-        </w:tc>
-        <w:tc>
-          <w:tcPr>
-            <w:tcBorders>
-              <w:bottom w:val="single" w:sz="12" w:space="0" w:color="666666"/>
-              <w:top w:val="none" w:sz="0" w:space="0" w:color="000000"/>
-              <w:left w:val="none" w:sz="0" w:space="0" w:color="000000"/>
-              <w:right w:val="none" w:sz="0" w:space="0" w:color="000000"/>
-            </w:tcBorders>
-            <w:shd w:val="clear" w:color="auto" w:fill="FFFFFF"/>
-            <w:tcMar>
-              <w:top w:w="0" w:type="dxa"/>
-              <w:bottom w:w="0" w:type="dxa"/>
-              <w:left w:w="0" w:type="dxa"/>
-              <w:right w:w="0" w:type="dxa"/>
-            </w:tcMar>
-            <w:vAlign w:val="center"/>
-          </w:tcPr>
-          <w:p>
-            <w:pPr>
-              <w:jc w:val="center"/>
-              <w:pBdr>
-                <w:bottom w:val="none" w:sz="0" w:space="0" w:color="000000"/>
-                <w:top w:val="none" w:sz="0" w:space="0" w:color="000000"/>
-                <w:left w:val="none" w:sz="0" w:space="0" w:color="000000"/>
-                <w:right w:val="none" w:sz="0" w:space="0" w:color="000000"/>
-              </w:pBdr>
-              <w:spacing w:after="100" w:before="100" w:line="240"/>
-              <w:ind w:left="100" w:right="100" w:firstLine="0" w:firstLineChars="0"/>
-              <w:rPr>
-                <w:rFonts w:ascii="Arial" w:hAnsi="Arial" w:eastAsia="Arial" w:cs="Arial"/>
-                <w:i w:val="false"/>
-                <w:b w:val="true"/>
-                <w:u w:val="none"/>
-                <w:strike w:val="false"/>
-                <w:sz w:val="18"/>
-                <w:szCs w:val="18"/>
-                <w:color w:val="000000"/>
-              </w:rPr>
-            </w:pPr>
-            <w:r xmlns:w="http://schemas.openxmlformats.org/wordprocessingml/2006/main" xmlns:wp="http://schemas.openxmlformats.org/drawingml/2006/wordprocessingDrawing" xmlns:r="http://schemas.openxmlformats.org/officeDocument/2006/relationships" xmlns:w14="http://schemas.microsoft.com/office/word/2010/wordml">
-              <w:rPr>
-                <w:rFonts w:ascii="Arial" w:hAnsi="Arial" w:eastAsia="Arial" w:cs="Arial"/>
-                <w:i w:val="false"/>
-                <w:b w:val="true"/>
-                <w:u w:val="none"/>
-                <w:strike w:val="false"/>
-                <w:sz w:val="18"/>
-                <w:szCs w:val="18"/>
-                <w:color w:val="000000"/>
-              </w:rPr>
-              <w:t xml:space="preserve">vs LP Trend </w:t>
-            </w:r>
-          </w:p>
-        </w:tc>
-        <w:tc>
-          <w:tcPr>
-            <w:tcBorders>
-              <w:bottom w:val="single" w:sz="12" w:space="0" w:color="666666"/>
-              <w:top w:val="none" w:sz="0" w:space="0" w:color="000000"/>
-              <w:left w:val="none" w:sz="0" w:space="0" w:color="000000"/>
-              <w:right w:val="none" w:sz="0" w:space="0" w:color="000000"/>
-            </w:tcBorders>
-            <w:shd w:val="clear" w:color="auto" w:fill="FFFFFF"/>
-            <w:tcMar>
-              <w:top w:w="0" w:type="dxa"/>
-              <w:bottom w:w="0" w:type="dxa"/>
-              <w:left w:w="0" w:type="dxa"/>
-              <w:right w:w="0" w:type="dxa"/>
-            </w:tcMar>
-            <w:vAlign w:val="center"/>
-          </w:tcPr>
-          <w:p>
-            <w:pPr>
-              <w:jc w:val="center"/>
-              <w:pBdr>
-                <w:bottom w:val="none" w:sz="0" w:space="0" w:color="000000"/>
-                <w:top w:val="none" w:sz="0" w:space="0" w:color="000000"/>
-                <w:left w:val="none" w:sz="0" w:space="0" w:color="000000"/>
-                <w:right w:val="none" w:sz="0" w:space="0" w:color="000000"/>
-              </w:pBdr>
-              <w:spacing w:after="100" w:before="100" w:line="240"/>
-              <w:ind w:left="100" w:right="100" w:firstLine="0" w:firstLineChars="0"/>
-              <w:rPr>
-                <w:rFonts w:ascii="Arial" w:hAnsi="Arial" w:eastAsia="Arial" w:cs="Arial"/>
-                <w:i w:val="false"/>
-                <w:b w:val="true"/>
-                <w:u w:val="none"/>
-                <w:strike w:val="false"/>
-                <w:sz w:val="18"/>
-                <w:szCs w:val="18"/>
-                <w:color w:val="000000"/>
-              </w:rPr>
-            </w:pPr>
-            <w:r xmlns:w="http://schemas.openxmlformats.org/wordprocessingml/2006/main" xmlns:wp="http://schemas.openxmlformats.org/drawingml/2006/wordprocessingDrawing" xmlns:r="http://schemas.openxmlformats.org/officeDocument/2006/relationships" xmlns:w14="http://schemas.microsoft.com/office/word/2010/wordml">
-              <w:rPr>
-                <w:rFonts w:ascii="Arial" w:hAnsi="Arial" w:eastAsia="Arial" w:cs="Arial"/>
-                <w:i w:val="false"/>
-                <w:b w:val="true"/>
-                <w:u w:val="none"/>
-                <w:strike w:val="false"/>
-                <w:sz w:val="18"/>
-                <w:szCs w:val="18"/>
-                <w:color w:val="000000"/>
-              </w:rPr>
-              <w:t xml:space="preserve">vs Log-Linear </w:t>
-            </w:r>
-          </w:p>
-        </w:tc>
-      </w:tr>
-      <w:tr>
-        <w:trPr>
-          <w:trHeight w:val="612" w:hRule="auto"/>
-        </w:trPr>
-        body1
-        <w:tc>
-          <w:tcPr>
-            <w:tcBorders>
-              <w:bottom w:val="single" w:sz="6" w:space="0" w:color="666666"/>
-              <w:top w:val="single" w:sz="12" w:space="0" w:color="666666"/>
-              <w:left w:val="none" w:sz="0" w:space="0" w:color="000000"/>
-              <w:right w:val="none" w:sz="0" w:space="0" w:color="000000"/>
-            </w:tcBorders>
-            <w:shd w:val="clear" w:color="auto" w:fill="FFFFFF"/>
-            <w:tcMar>
-              <w:top w:w="0" w:type="dxa"/>
-              <w:bottom w:w="0" w:type="dxa"/>
-              <w:left w:w="0" w:type="dxa"/>
-              <w:right w:w="0" w:type="dxa"/>
-            </w:tcMar>
-            <w:vAlign w:val="center"/>
-          </w:tcPr>
-          <w:p>
-            <w:pPr>
-              <w:jc w:val="left"/>
-              <w:pBdr>
-                <w:bottom w:val="none" w:sz="0" w:space="0" w:color="000000"/>
-                <w:top w:val="none" w:sz="0" w:space="0" w:color="000000"/>
-                <w:left w:val="none" w:sz="0" w:space="0" w:color="000000"/>
-                <w:right w:val="none" w:sz="0" w:space="0" w:color="000000"/>
-              </w:pBdr>
-              <w:spacing w:after="100" w:before="100" w:line="240"/>
-              <w:ind w:left="100" w:right="100" w:firstLine="0" w:firstLineChars="0"/>
-              <w:rPr>
-                <w:rFonts w:ascii="Arial" w:hAnsi="Arial" w:eastAsia="Arial" w:cs="Arial"/>
-                <w:i w:val="false"/>
-                <w:b w:val="false"/>
-                <w:u w:val="none"/>
-                <w:strike w:val="false"/>
-                <w:sz w:val="18"/>
-                <w:szCs w:val="18"/>
-                <w:color w:val="000000"/>
-              </w:rPr>
-            </w:pPr>
-            <w:r xmlns:w="http://schemas.openxmlformats.org/wordprocessingml/2006/main" xmlns:wp="http://schemas.openxmlformats.org/drawingml/2006/wordprocessingDrawing" xmlns:r="http://schemas.openxmlformats.org/officeDocument/2006/relationships" xmlns:w14="http://schemas.microsoft.com/office/word/2010/wordml">
-              <w:rPr>
-                <w:rFonts w:ascii="Arial" w:hAnsi="Arial" w:eastAsia="Arial" w:cs="Arial"/>
-                <w:i w:val="false"/>
-                <w:b w:val="false"/>
-                <w:u w:val="none"/>
-                <w:strike w:val="false"/>
-                <w:sz w:val="18"/>
-                <w:szCs w:val="18"/>
-                <w:color w:val="000000"/>
-              </w:rPr>
-              <w:t xml:space="preserve">Core Goods</w:t>
-            </w:r>
-          </w:p>
-        </w:tc>
-        <w:tc>
-          <w:tcPr>
-            <w:tcBorders>
-              <w:bottom w:val="single" w:sz="6" w:space="0" w:color="666666"/>
-              <w:top w:val="single" w:sz="12" w:space="0" w:color="666666"/>
-              <w:left w:val="none" w:sz="0" w:space="0" w:color="000000"/>
-              <w:right w:val="none" w:sz="0" w:space="0" w:color="000000"/>
-            </w:tcBorders>
-            <w:shd w:val="clear" w:color="auto" w:fill="FFFFFF"/>
-            <w:tcMar>
-              <w:top w:w="0" w:type="dxa"/>
-              <w:bottom w:w="0" w:type="dxa"/>
-              <w:left w:w="0" w:type="dxa"/>
-              <w:right w:w="0" w:type="dxa"/>
-            </w:tcMar>
-            <w:vAlign w:val="center"/>
-          </w:tcPr>
-          <w:p>
-            <w:pPr>
-              <w:jc w:val="left"/>
-              <w:pBdr>
-                <w:bottom w:val="none" w:sz="0" w:space="0" w:color="000000"/>
-                <w:top w:val="none" w:sz="0" w:space="0" w:color="000000"/>
-                <w:left w:val="none" w:sz="0" w:space="0" w:color="000000"/>
-                <w:right w:val="none" w:sz="0" w:space="0" w:color="000000"/>
-              </w:pBdr>
-              <w:spacing w:after="100" w:before="100" w:line="240"/>
-              <w:ind w:left="100" w:right="100" w:firstLine="0" w:firstLineChars="0"/>
-              <w:rPr>
-                <w:rFonts w:ascii="Arial" w:hAnsi="Arial" w:eastAsia="Arial" w:cs="Arial"/>
-                <w:i w:val="false"/>
-                <w:b w:val="false"/>
-                <w:u w:val="none"/>
-                <w:strike w:val="false"/>
-                <w:sz w:val="18"/>
-                <w:szCs w:val="18"/>
-                <w:color w:val="000000"/>
-              </w:rPr>
-            </w:pPr>
-            <w:r xmlns:w="http://schemas.openxmlformats.org/wordprocessingml/2006/main" xmlns:wp="http://schemas.openxmlformats.org/drawingml/2006/wordprocessingDrawing" xmlns:r="http://schemas.openxmlformats.org/officeDocument/2006/relationships" xmlns:w14="http://schemas.microsoft.com/office/word/2010/wordml">
-              <w:rPr>
-                <w:rFonts w:ascii="Arial" w:hAnsi="Arial" w:eastAsia="Arial" w:cs="Arial"/>
-                <w:i w:val="false"/>
-                <w:b w:val="false"/>
-                <w:u w:val="none"/>
-                <w:strike w:val="false"/>
-                <w:sz w:val="18"/>
-                <w:szCs w:val="18"/>
-                <w:color w:val="000000"/>
-              </w:rPr>
-              <w:t xml:space="preserve">32.1%</w:t>
-            </w:r>
-          </w:p>
-        </w:tc>
-        <w:tc>
-          <w:tcPr>
-            <w:tcBorders>
-              <w:bottom w:val="single" w:sz="6" w:space="0" w:color="666666"/>
-              <w:top w:val="single" w:sz="12" w:space="0" w:color="666666"/>
-              <w:left w:val="none" w:sz="0" w:space="0" w:color="000000"/>
-              <w:right w:val="none" w:sz="0" w:space="0" w:color="000000"/>
-            </w:tcBorders>
-            <w:shd w:val="clear" w:color="auto" w:fill="FFFFFF"/>
-            <w:tcMar>
-              <w:top w:w="0" w:type="dxa"/>
-              <w:bottom w:w="0" w:type="dxa"/>
-              <w:left w:w="0" w:type="dxa"/>
-              <w:right w:w="0" w:type="dxa"/>
-            </w:tcMar>
-            <w:vAlign w:val="center"/>
-          </w:tcPr>
-          <w:p>
-            <w:pPr>
-              <w:jc w:val="left"/>
-              <w:pBdr>
-                <w:bottom w:val="none" w:sz="0" w:space="0" w:color="000000"/>
-                <w:top w:val="none" w:sz="0" w:space="0" w:color="000000"/>
-                <w:left w:val="none" w:sz="0" w:space="0" w:color="000000"/>
-                <w:right w:val="none" w:sz="0" w:space="0" w:color="000000"/>
-              </w:pBdr>
-              <w:spacing w:after="100" w:before="100" w:line="240"/>
-              <w:ind w:left="100" w:right="100" w:firstLine="0" w:firstLineChars="0"/>
-              <w:rPr>
-                <w:rFonts w:ascii="Arial" w:hAnsi="Arial" w:eastAsia="Arial" w:cs="Arial"/>
-                <w:i w:val="false"/>
-                <w:b w:val="false"/>
-                <w:u w:val="none"/>
-                <w:strike w:val="false"/>
-                <w:sz w:val="18"/>
-                <w:szCs w:val="18"/>
-                <w:color w:val="000000"/>
-              </w:rPr>
-            </w:pPr>
-            <w:r xmlns:w="http://schemas.openxmlformats.org/wordprocessingml/2006/main" xmlns:wp="http://schemas.openxmlformats.org/drawingml/2006/wordprocessingDrawing" xmlns:r="http://schemas.openxmlformats.org/officeDocument/2006/relationships" xmlns:w14="http://schemas.microsoft.com/office/word/2010/wordml">
-              <w:rPr>
-                <w:rFonts w:ascii="Arial" w:hAnsi="Arial" w:eastAsia="Arial" w:cs="Arial"/>
-                <w:i w:val="false"/>
-                <w:b w:val="false"/>
-                <w:u w:val="none"/>
-                <w:strike w:val="false"/>
-                <w:sz w:val="18"/>
-                <w:szCs w:val="18"/>
-                <w:color w:val="000000"/>
-              </w:rPr>
-              <w:t xml:space="preserve">7.4 pp</w:t>
-            </w:r>
-          </w:p>
-        </w:tc>
-        <w:tc>
-          <w:tcPr>
-            <w:tcBorders>
-              <w:bottom w:val="single" w:sz="6" w:space="0" w:color="666666"/>
-              <w:top w:val="single" w:sz="12" w:space="0" w:color="666666"/>
-              <w:left w:val="none" w:sz="0" w:space="0" w:color="000000"/>
-              <w:right w:val="none" w:sz="0" w:space="0" w:color="000000"/>
-            </w:tcBorders>
-            <w:shd w:val="clear" w:color="auto" w:fill="FFFFFF"/>
-            <w:tcMar>
-              <w:top w:w="0" w:type="dxa"/>
-              <w:bottom w:w="0" w:type="dxa"/>
-              <w:left w:w="0" w:type="dxa"/>
-              <w:right w:w="0" w:type="dxa"/>
-            </w:tcMar>
-            <w:vAlign w:val="center"/>
-          </w:tcPr>
-          <w:p>
-            <w:pPr>
-              <w:jc w:val="left"/>
-              <w:pBdr>
-                <w:bottom w:val="none" w:sz="0" w:space="0" w:color="000000"/>
-                <w:top w:val="none" w:sz="0" w:space="0" w:color="000000"/>
-                <w:left w:val="none" w:sz="0" w:space="0" w:color="000000"/>
-                <w:right w:val="none" w:sz="0" w:space="0" w:color="000000"/>
-              </w:pBdr>
-              <w:spacing w:after="100" w:before="100" w:line="240"/>
-              <w:ind w:left="100" w:right="100" w:firstLine="0" w:firstLineChars="0"/>
-              <w:rPr>
-                <w:rFonts w:ascii="Arial" w:hAnsi="Arial" w:eastAsia="Arial" w:cs="Arial"/>
-                <w:i w:val="false"/>
-                <w:b w:val="false"/>
-                <w:u w:val="none"/>
-                <w:strike w:val="false"/>
-                <w:sz w:val="18"/>
-                <w:szCs w:val="18"/>
-                <w:color w:val="000000"/>
-              </w:rPr>
-            </w:pPr>
-            <w:r xmlns:w="http://schemas.openxmlformats.org/wordprocessingml/2006/main" xmlns:wp="http://schemas.openxmlformats.org/drawingml/2006/wordprocessingDrawing" xmlns:r="http://schemas.openxmlformats.org/officeDocument/2006/relationships" xmlns:w14="http://schemas.microsoft.com/office/word/2010/wordml">
-              <w:rPr>
-                <w:rFonts w:ascii="Arial" w:hAnsi="Arial" w:eastAsia="Arial" w:cs="Arial"/>
-                <w:i w:val="false"/>
-                <w:b w:val="false"/>
-                <w:u w:val="none"/>
-                <w:strike w:val="false"/>
-                <w:sz w:val="18"/>
-                <w:szCs w:val="18"/>
-                <w:color w:val="000000"/>
-              </w:rPr>
-              <w:t xml:space="preserve">2.4%</w:t>
-            </w:r>
-          </w:p>
-        </w:tc>
-        <w:tc>
-          <w:tcPr>
-            <w:tcBorders>
-              <w:bottom w:val="single" w:sz="6" w:space="0" w:color="666666"/>
-              <w:top w:val="single" w:sz="12" w:space="0" w:color="666666"/>
-              <w:left w:val="none" w:sz="0" w:space="0" w:color="000000"/>
-              <w:right w:val="none" w:sz="0" w:space="0" w:color="000000"/>
-            </w:tcBorders>
-            <w:shd w:val="clear" w:color="auto" w:fill="FFFFFF"/>
-            <w:tcMar>
-              <w:top w:w="0" w:type="dxa"/>
-              <w:bottom w:w="0" w:type="dxa"/>
-              <w:left w:w="0" w:type="dxa"/>
-              <w:right w:w="0" w:type="dxa"/>
-            </w:tcMar>
-            <w:vAlign w:val="center"/>
-          </w:tcPr>
-          <w:p>
-            <w:pPr>
-              <w:jc w:val="left"/>
-              <w:pBdr>
-                <w:bottom w:val="none" w:sz="0" w:space="0" w:color="000000"/>
-                <w:top w:val="none" w:sz="0" w:space="0" w:color="000000"/>
-                <w:left w:val="none" w:sz="0" w:space="0" w:color="000000"/>
-                <w:right w:val="none" w:sz="0" w:space="0" w:color="000000"/>
-              </w:pBdr>
-              <w:spacing w:after="100" w:before="100" w:line="240"/>
-              <w:ind w:left="100" w:right="100" w:firstLine="0" w:firstLineChars="0"/>
-              <w:rPr>
-                <w:rFonts w:ascii="Arial" w:hAnsi="Arial" w:eastAsia="Arial" w:cs="Arial"/>
-                <w:i w:val="false"/>
-                <w:b w:val="false"/>
-                <w:u w:val="none"/>
-                <w:strike w:val="false"/>
-                <w:sz w:val="18"/>
-                <w:szCs w:val="18"/>
-                <w:color w:val="000000"/>
-              </w:rPr>
-            </w:pPr>
-            <w:r xmlns:w="http://schemas.openxmlformats.org/wordprocessingml/2006/main" xmlns:wp="http://schemas.openxmlformats.org/drawingml/2006/wordprocessingDrawing" xmlns:r="http://schemas.openxmlformats.org/officeDocument/2006/relationships" xmlns:w14="http://schemas.microsoft.com/office/word/2010/wordml">
-              <w:rPr>
-                <w:rFonts w:ascii="Arial" w:hAnsi="Arial" w:eastAsia="Arial" w:cs="Arial"/>
-                <w:i w:val="false"/>
-                <w:b w:val="false"/>
-                <w:u w:val="none"/>
-                <w:strike w:val="false"/>
-                <w:sz w:val="18"/>
-                <w:szCs w:val="18"/>
-                <w:color w:val="000000"/>
-              </w:rPr>
-              <w:t xml:space="preserve">-0.5%</w:t>
-            </w:r>
-          </w:p>
-        </w:tc>
-        <w:tc>
-          <w:tcPr>
-            <w:tcBorders>
-              <w:bottom w:val="single" w:sz="6" w:space="0" w:color="666666"/>
-              <w:top w:val="single" w:sz="12" w:space="0" w:color="666666"/>
-              <w:left w:val="none" w:sz="0" w:space="0" w:color="000000"/>
-              <w:right w:val="none" w:sz="0" w:space="0" w:color="000000"/>
-            </w:tcBorders>
-            <w:shd w:val="clear" w:color="auto" w:fill="FFFFFF"/>
-            <w:tcMar>
-              <w:top w:w="0" w:type="dxa"/>
-              <w:bottom w:w="0" w:type="dxa"/>
-              <w:left w:w="0" w:type="dxa"/>
-              <w:right w:w="0" w:type="dxa"/>
-            </w:tcMar>
-            <w:vAlign w:val="center"/>
-          </w:tcPr>
-          <w:p>
-            <w:pPr>
-              <w:jc w:val="left"/>
-              <w:pBdr>
-                <w:bottom w:val="none" w:sz="0" w:space="0" w:color="000000"/>
-                <w:top w:val="none" w:sz="0" w:space="0" w:color="000000"/>
-                <w:left w:val="none" w:sz="0" w:space="0" w:color="000000"/>
-                <w:right w:val="none" w:sz="0" w:space="0" w:color="000000"/>
-              </w:pBdr>
-              <w:spacing w:after="100" w:before="100" w:line="240"/>
-              <w:ind w:left="100" w:right="100" w:firstLine="0" w:firstLineChars="0"/>
-              <w:rPr>
-                <w:rFonts w:ascii="Arial" w:hAnsi="Arial" w:eastAsia="Arial" w:cs="Arial"/>
-                <w:i w:val="false"/>
-                <w:b w:val="false"/>
-                <w:u w:val="none"/>
-                <w:strike w:val="false"/>
-                <w:sz w:val="18"/>
-                <w:szCs w:val="18"/>
-                <w:color w:val="000000"/>
-              </w:rPr>
-            </w:pPr>
-            <w:r xmlns:w="http://schemas.openxmlformats.org/wordprocessingml/2006/main" xmlns:wp="http://schemas.openxmlformats.org/drawingml/2006/wordprocessingDrawing" xmlns:r="http://schemas.openxmlformats.org/officeDocument/2006/relationships" xmlns:w14="http://schemas.microsoft.com/office/word/2010/wordml">
-              <w:rPr>
-                <w:rFonts w:ascii="Arial" w:hAnsi="Arial" w:eastAsia="Arial" w:cs="Arial"/>
-                <w:i w:val="false"/>
-                <w:b w:val="false"/>
-                <w:u w:val="none"/>
-                <w:strike w:val="false"/>
-                <w:sz w:val="18"/>
-                <w:szCs w:val="18"/>
-                <w:color w:val="000000"/>
-              </w:rPr>
-              <w:t xml:space="preserve">2.0%</w:t>
-            </w:r>
-          </w:p>
-        </w:tc>
-        <w:tc>
-          <w:tcPr>
-            <w:tcBorders>
-              <w:bottom w:val="single" w:sz="6" w:space="0" w:color="666666"/>
-              <w:top w:val="single" w:sz="12" w:space="0" w:color="666666"/>
-              <w:left w:val="none" w:sz="0" w:space="0" w:color="000000"/>
-              <w:right w:val="none" w:sz="0" w:space="0" w:color="000000"/>
-            </w:tcBorders>
-            <w:shd w:val="clear" w:color="auto" w:fill="FFFFFF"/>
-            <w:tcMar>
-              <w:top w:w="0" w:type="dxa"/>
-              <w:bottom w:w="0" w:type="dxa"/>
-              <w:left w:w="0" w:type="dxa"/>
-              <w:right w:w="0" w:type="dxa"/>
-            </w:tcMar>
-            <w:vAlign w:val="center"/>
-          </w:tcPr>
-          <w:p>
-            <w:pPr>
-              <w:jc w:val="left"/>
-              <w:pBdr>
-                <w:bottom w:val="none" w:sz="0" w:space="0" w:color="000000"/>
-                <w:top w:val="none" w:sz="0" w:space="0" w:color="000000"/>
-                <w:left w:val="none" w:sz="0" w:space="0" w:color="000000"/>
-                <w:right w:val="none" w:sz="0" w:space="0" w:color="000000"/>
-              </w:pBdr>
-              <w:spacing w:after="100" w:before="100" w:line="240"/>
-              <w:ind w:left="100" w:right="100" w:firstLine="0" w:firstLineChars="0"/>
-              <w:rPr>
-                <w:rFonts w:ascii="Arial" w:hAnsi="Arial" w:eastAsia="Arial" w:cs="Arial"/>
-                <w:i w:val="false"/>
-                <w:b w:val="false"/>
-                <w:u w:val="none"/>
-                <w:strike w:val="false"/>
-                <w:sz w:val="18"/>
-                <w:szCs w:val="18"/>
-                <w:color w:val="000000"/>
-              </w:rPr>
-            </w:pPr>
-            <w:r xmlns:w="http://schemas.openxmlformats.org/wordprocessingml/2006/main" xmlns:wp="http://schemas.openxmlformats.org/drawingml/2006/wordprocessingDrawing" xmlns:r="http://schemas.openxmlformats.org/officeDocument/2006/relationships" xmlns:w14="http://schemas.microsoft.com/office/word/2010/wordml">
-              <w:rPr>
-                <w:rFonts w:ascii="Arial" w:hAnsi="Arial" w:eastAsia="Arial" w:cs="Arial"/>
-                <w:i w:val="false"/>
-                <w:b w:val="false"/>
-                <w:u w:val="none"/>
-                <w:strike w:val="false"/>
-                <w:sz w:val="18"/>
-                <w:szCs w:val="18"/>
-                <w:color w:val="000000"/>
-              </w:rPr>
-              <w:t xml:space="preserve">1.7%</w:t>
-            </w:r>
-          </w:p>
-        </w:tc>
-        <w:tc>
-          <w:tcPr>
-            <w:tcBorders>
-              <w:bottom w:val="single" w:sz="6" w:space="0" w:color="666666"/>
-              <w:top w:val="single" w:sz="12" w:space="0" w:color="666666"/>
-              <w:left w:val="none" w:sz="0" w:space="0" w:color="000000"/>
-              <w:right w:val="none" w:sz="0" w:space="0" w:color="000000"/>
-            </w:tcBorders>
-            <w:shd w:val="clear" w:color="auto" w:fill="FFFFFF"/>
-            <w:tcMar>
-              <w:top w:w="0" w:type="dxa"/>
-              <w:bottom w:w="0" w:type="dxa"/>
-              <w:left w:w="0" w:type="dxa"/>
-              <w:right w:w="0" w:type="dxa"/>
-            </w:tcMar>
-            <w:vAlign w:val="center"/>
-          </w:tcPr>
-          <w:p>
-            <w:pPr>
-              <w:jc w:val="left"/>
-              <w:pBdr>
-                <w:bottom w:val="none" w:sz="0" w:space="0" w:color="000000"/>
-                <w:top w:val="none" w:sz="0" w:space="0" w:color="000000"/>
-                <w:left w:val="none" w:sz="0" w:space="0" w:color="000000"/>
-                <w:right w:val="none" w:sz="0" w:space="0" w:color="000000"/>
-              </w:pBdr>
-              <w:spacing w:after="100" w:before="100" w:line="240"/>
-              <w:ind w:left="100" w:right="100" w:firstLine="0" w:firstLineChars="0"/>
-              <w:rPr>
-                <w:rFonts w:ascii="Arial" w:hAnsi="Arial" w:eastAsia="Arial" w:cs="Arial"/>
-                <w:i w:val="false"/>
-                <w:b w:val="false"/>
-                <w:u w:val="none"/>
-                <w:strike w:val="false"/>
-                <w:sz w:val="18"/>
-                <w:szCs w:val="18"/>
-                <w:color w:val="000000"/>
-              </w:rPr>
-            </w:pPr>
-            <w:r xmlns:w="http://schemas.openxmlformats.org/wordprocessingml/2006/main" xmlns:wp="http://schemas.openxmlformats.org/drawingml/2006/wordprocessingDrawing" xmlns:r="http://schemas.openxmlformats.org/officeDocument/2006/relationships" xmlns:w14="http://schemas.microsoft.com/office/word/2010/wordml">
-              <w:rPr>
-                <w:rFonts w:ascii="Arial" w:hAnsi="Arial" w:eastAsia="Arial" w:cs="Arial"/>
-                <w:i w:val="false"/>
-                <w:b w:val="false"/>
-                <w:u w:val="none"/>
-                <w:strike w:val="false"/>
-                <w:sz w:val="18"/>
-                <w:szCs w:val="18"/>
-                <w:color w:val="000000"/>
-              </w:rPr>
-              <w:t xml:space="preserve">-20%</w:t>
-            </w:r>
-          </w:p>
-        </w:tc>
-        <w:tc>
-          <w:tcPr>
-            <w:tcBorders>
-              <w:bottom w:val="single" w:sz="6" w:space="0" w:color="666666"/>
-              <w:top w:val="single" w:sz="12" w:space="0" w:color="666666"/>
-              <w:left w:val="none" w:sz="0" w:space="0" w:color="000000"/>
-              <w:right w:val="none" w:sz="0" w:space="0" w:color="000000"/>
-            </w:tcBorders>
-            <w:shd w:val="clear" w:color="auto" w:fill="FFFFFF"/>
-            <w:tcMar>
-              <w:top w:w="0" w:type="dxa"/>
-              <w:bottom w:w="0" w:type="dxa"/>
-              <w:left w:w="0" w:type="dxa"/>
-              <w:right w:w="0" w:type="dxa"/>
-            </w:tcMar>
-            <w:vAlign w:val="center"/>
-          </w:tcPr>
-          <w:p>
-            <w:pPr>
-              <w:jc w:val="left"/>
-              <w:pBdr>
-                <w:bottom w:val="none" w:sz="0" w:space="0" w:color="000000"/>
-                <w:top w:val="none" w:sz="0" w:space="0" w:color="000000"/>
-                <w:left w:val="none" w:sz="0" w:space="0" w:color="000000"/>
-                <w:right w:val="none" w:sz="0" w:space="0" w:color="000000"/>
-              </w:pBdr>
-              <w:spacing w:after="100" w:before="100" w:line="240"/>
-              <w:ind w:left="100" w:right="100" w:firstLine="0" w:firstLineChars="0"/>
-              <w:rPr>
-                <w:rFonts w:ascii="Arial" w:hAnsi="Arial" w:eastAsia="Arial" w:cs="Arial"/>
-                <w:i w:val="false"/>
-                <w:b w:val="false"/>
-                <w:u w:val="none"/>
-                <w:strike w:val="false"/>
-                <w:sz w:val="18"/>
-                <w:szCs w:val="18"/>
-                <w:color w:val="000000"/>
-              </w:rPr>
-            </w:pPr>
-            <w:r xmlns:w="http://schemas.openxmlformats.org/wordprocessingml/2006/main" xmlns:wp="http://schemas.openxmlformats.org/drawingml/2006/wordprocessingDrawing" xmlns:r="http://schemas.openxmlformats.org/officeDocument/2006/relationships" xmlns:w14="http://schemas.microsoft.com/office/word/2010/wordml">
-              <w:rPr>
-                <w:rFonts w:ascii="Arial" w:hAnsi="Arial" w:eastAsia="Arial" w:cs="Arial"/>
-                <w:i w:val="false"/>
-                <w:b w:val="false"/>
-                <w:u w:val="none"/>
-                <w:strike w:val="false"/>
-                <w:sz w:val="18"/>
-                <w:szCs w:val="18"/>
-                <w:color w:val="000000"/>
-              </w:rPr>
-              <w:t xml:space="preserve">84%</w:t>
-            </w:r>
-          </w:p>
-        </w:tc>
-        <w:tc>
-          <w:tcPr>
-            <w:tcBorders>
-              <w:bottom w:val="single" w:sz="6" w:space="0" w:color="666666"/>
-              <w:top w:val="single" w:sz="12" w:space="0" w:color="666666"/>
-              <w:left w:val="none" w:sz="0" w:space="0" w:color="000000"/>
-              <w:right w:val="none" w:sz="0" w:space="0" w:color="000000"/>
-            </w:tcBorders>
-            <w:shd w:val="clear" w:color="auto" w:fill="FFFFFF"/>
-            <w:tcMar>
-              <w:top w:w="0" w:type="dxa"/>
-              <w:bottom w:w="0" w:type="dxa"/>
-              <w:left w:w="0" w:type="dxa"/>
-              <w:right w:w="0" w:type="dxa"/>
-            </w:tcMar>
-            <w:vAlign w:val="center"/>
-          </w:tcPr>
-          <w:p>
-            <w:pPr>
-              <w:jc w:val="left"/>
-              <w:pBdr>
-                <w:bottom w:val="none" w:sz="0" w:space="0" w:color="000000"/>
-                <w:top w:val="none" w:sz="0" w:space="0" w:color="000000"/>
-                <w:left w:val="none" w:sz="0" w:space="0" w:color="000000"/>
-                <w:right w:val="none" w:sz="0" w:space="0" w:color="000000"/>
-              </w:pBdr>
-              <w:spacing w:after="100" w:before="100" w:line="240"/>
-              <w:ind w:left="100" w:right="100" w:firstLine="0" w:firstLineChars="0"/>
-              <w:rPr>
-                <w:rFonts w:ascii="Arial" w:hAnsi="Arial" w:eastAsia="Arial" w:cs="Arial"/>
-                <w:i w:val="false"/>
-                <w:b w:val="false"/>
-                <w:u w:val="none"/>
-                <w:strike w:val="false"/>
-                <w:sz w:val="18"/>
-                <w:szCs w:val="18"/>
-                <w:color w:val="000000"/>
-              </w:rPr>
-            </w:pPr>
-            <w:r xmlns:w="http://schemas.openxmlformats.org/wordprocessingml/2006/main" xmlns:wp="http://schemas.openxmlformats.org/drawingml/2006/wordprocessingDrawing" xmlns:r="http://schemas.openxmlformats.org/officeDocument/2006/relationships" xmlns:w14="http://schemas.microsoft.com/office/word/2010/wordml">
-              <w:rPr>
-                <w:rFonts w:ascii="Arial" w:hAnsi="Arial" w:eastAsia="Arial" w:cs="Arial"/>
-                <w:i w:val="false"/>
-                <w:b w:val="false"/>
-                <w:u w:val="none"/>
-                <w:strike w:val="false"/>
-                <w:sz w:val="18"/>
-                <w:szCs w:val="18"/>
-                <w:color w:val="000000"/>
-              </w:rPr>
-              <w:t xml:space="preserve">73%</w:t>
-            </w:r>
-          </w:p>
-        </w:tc>
-      </w:tr>
-      <w:tr>
-        <w:trPr>
-          <w:trHeight w:val="612" w:hRule="auto"/>
-        </w:trPr>
-        body2
-        <w:tc>
-          <w:tcPr>
-            <w:tcBorders>
-              <w:bottom w:val="single" w:sz="12" w:space="0" w:color="666666"/>
-              <w:top w:val="single" w:sz="6" w:space="0" w:color="666666"/>
-              <w:left w:val="none" w:sz="0" w:space="0" w:color="000000"/>
-              <w:right w:val="none" w:sz="0" w:space="0" w:color="000000"/>
-            </w:tcBorders>
-            <w:shd w:val="clear" w:color="auto" w:fill="FFFFFF"/>
-            <w:tcMar>
-              <w:top w:w="0" w:type="dxa"/>
-              <w:bottom w:w="0" w:type="dxa"/>
-              <w:left w:w="0" w:type="dxa"/>
-              <w:right w:w="0" w:type="dxa"/>
-            </w:tcMar>
-            <w:vAlign w:val="center"/>
-          </w:tcPr>
-          <w:p>
-            <w:pPr>
-              <w:jc w:val="left"/>
-              <w:pBdr>
-                <w:bottom w:val="none" w:sz="0" w:space="0" w:color="000000"/>
-                <w:top w:val="none" w:sz="0" w:space="0" w:color="000000"/>
-                <w:left w:val="none" w:sz="0" w:space="0" w:color="000000"/>
-                <w:right w:val="none" w:sz="0" w:space="0" w:color="000000"/>
-              </w:pBdr>
-              <w:spacing w:after="100" w:before="100" w:line="240"/>
-              <w:ind w:left="100" w:right="100" w:firstLine="0" w:firstLineChars="0"/>
-              <w:rPr>
-                <w:rFonts w:ascii="Arial" w:hAnsi="Arial" w:eastAsia="Arial" w:cs="Arial"/>
-                <w:i w:val="false"/>
-                <w:b w:val="false"/>
-                <w:u w:val="none"/>
-                <w:strike w:val="false"/>
-                <w:sz w:val="18"/>
-                <w:szCs w:val="18"/>
-                <w:color w:val="000000"/>
-              </w:rPr>
-            </w:pPr>
-            <w:r xmlns:w="http://schemas.openxmlformats.org/wordprocessingml/2006/main" xmlns:wp="http://schemas.openxmlformats.org/drawingml/2006/wordprocessingDrawing" xmlns:r="http://schemas.openxmlformats.org/officeDocument/2006/relationships" xmlns:w14="http://schemas.microsoft.com/office/word/2010/wordml">
-              <w:rPr>
-                <w:rFonts w:ascii="Arial" w:hAnsi="Arial" w:eastAsia="Arial" w:cs="Arial"/>
-                <w:i w:val="false"/>
-                <w:b w:val="false"/>
-                <w:u w:val="none"/>
-                <w:strike w:val="false"/>
-                <w:sz w:val="18"/>
-                <w:szCs w:val="18"/>
-                <w:color w:val="000000"/>
-              </w:rPr>
-              <w:t xml:space="preserve">Durables</w:t>
-            </w:r>
-          </w:p>
-        </w:tc>
-        <w:tc>
-          <w:tcPr>
-            <w:tcBorders>
-              <w:bottom w:val="single" w:sz="12" w:space="0" w:color="666666"/>
-              <w:top w:val="single" w:sz="6" w:space="0" w:color="666666"/>
-              <w:left w:val="none" w:sz="0" w:space="0" w:color="000000"/>
-              <w:right w:val="none" w:sz="0" w:space="0" w:color="000000"/>
-            </w:tcBorders>
-            <w:shd w:val="clear" w:color="auto" w:fill="FFFFFF"/>
-            <w:tcMar>
-              <w:top w:w="0" w:type="dxa"/>
-              <w:bottom w:w="0" w:type="dxa"/>
-              <w:left w:w="0" w:type="dxa"/>
-              <w:right w:w="0" w:type="dxa"/>
-            </w:tcMar>
-            <w:vAlign w:val="center"/>
-          </w:tcPr>
-          <w:p>
-            <w:pPr>
-              <w:jc w:val="left"/>
-              <w:pBdr>
-                <w:bottom w:val="none" w:sz="0" w:space="0" w:color="000000"/>
-                <w:top w:val="none" w:sz="0" w:space="0" w:color="000000"/>
-                <w:left w:val="none" w:sz="0" w:space="0" w:color="000000"/>
-                <w:right w:val="none" w:sz="0" w:space="0" w:color="000000"/>
-              </w:pBdr>
-              <w:spacing w:after="100" w:before="100" w:line="240"/>
-              <w:ind w:left="100" w:right="100" w:firstLine="0" w:firstLineChars="0"/>
-              <w:rPr>
-                <w:rFonts w:ascii="Arial" w:hAnsi="Arial" w:eastAsia="Arial" w:cs="Arial"/>
-                <w:i w:val="false"/>
-                <w:b w:val="false"/>
-                <w:u w:val="none"/>
-                <w:strike w:val="false"/>
-                <w:sz w:val="18"/>
-                <w:szCs w:val="18"/>
-                <w:color w:val="000000"/>
-              </w:rPr>
-            </w:pPr>
-            <w:r xmlns:w="http://schemas.openxmlformats.org/wordprocessingml/2006/main" xmlns:wp="http://schemas.openxmlformats.org/drawingml/2006/wordprocessingDrawing" xmlns:r="http://schemas.openxmlformats.org/officeDocument/2006/relationships" xmlns:w14="http://schemas.microsoft.com/office/word/2010/wordml">
-              <w:rPr>
-                <w:rFonts w:ascii="Arial" w:hAnsi="Arial" w:eastAsia="Arial" w:cs="Arial"/>
-                <w:i w:val="false"/>
-                <w:b w:val="false"/>
-                <w:u w:val="none"/>
-                <w:strike w:val="false"/>
-                <w:sz w:val="18"/>
-                <w:szCs w:val="18"/>
-                <w:color w:val="000000"/>
-              </w:rPr>
-              <w:t xml:space="preserve">28.0%</w:t>
-            </w:r>
-          </w:p>
-        </w:tc>
-        <w:tc>
-          <w:tcPr>
-            <w:tcBorders>
-              <w:bottom w:val="single" w:sz="12" w:space="0" w:color="666666"/>
-              <w:top w:val="single" w:sz="6" w:space="0" w:color="666666"/>
-              <w:left w:val="none" w:sz="0" w:space="0" w:color="000000"/>
-              <w:right w:val="none" w:sz="0" w:space="0" w:color="000000"/>
-            </w:tcBorders>
-            <w:shd w:val="clear" w:color="auto" w:fill="FFFFFF"/>
-            <w:tcMar>
-              <w:top w:w="0" w:type="dxa"/>
-              <w:bottom w:w="0" w:type="dxa"/>
-              <w:left w:w="0" w:type="dxa"/>
-              <w:right w:w="0" w:type="dxa"/>
-            </w:tcMar>
-            <w:vAlign w:val="center"/>
-          </w:tcPr>
-          <w:p>
-            <w:pPr>
-              <w:jc w:val="left"/>
-              <w:pBdr>
-                <w:bottom w:val="none" w:sz="0" w:space="0" w:color="000000"/>
-                <w:top w:val="none" w:sz="0" w:space="0" w:color="000000"/>
-                <w:left w:val="none" w:sz="0" w:space="0" w:color="000000"/>
-                <w:right w:val="none" w:sz="0" w:space="0" w:color="000000"/>
-              </w:pBdr>
-              <w:spacing w:after="100" w:before="100" w:line="240"/>
-              <w:ind w:left="100" w:right="100" w:firstLine="0" w:firstLineChars="0"/>
-              <w:rPr>
-                <w:rFonts w:ascii="Arial" w:hAnsi="Arial" w:eastAsia="Arial" w:cs="Arial"/>
-                <w:i w:val="false"/>
-                <w:b w:val="false"/>
-                <w:u w:val="none"/>
-                <w:strike w:val="false"/>
-                <w:sz w:val="18"/>
-                <w:szCs w:val="18"/>
-                <w:color w:val="000000"/>
-              </w:rPr>
-            </w:pPr>
-            <w:r xmlns:w="http://schemas.openxmlformats.org/wordprocessingml/2006/main" xmlns:wp="http://schemas.openxmlformats.org/drawingml/2006/wordprocessingDrawing" xmlns:r="http://schemas.openxmlformats.org/officeDocument/2006/relationships" xmlns:w14="http://schemas.microsoft.com/office/word/2010/wordml">
-              <w:rPr>
-                <w:rFonts w:ascii="Arial" w:hAnsi="Arial" w:eastAsia="Arial" w:cs="Arial"/>
-                <w:i w:val="false"/>
-                <w:b w:val="false"/>
-                <w:u w:val="none"/>
-                <w:strike w:val="false"/>
-                <w:sz w:val="18"/>
-                <w:szCs w:val="18"/>
-                <w:color w:val="000000"/>
-              </w:rPr>
-              <w:t xml:space="preserve">7.4 pp</w:t>
-            </w:r>
-          </w:p>
-        </w:tc>
-        <w:tc>
-          <w:tcPr>
-            <w:tcBorders>
-              <w:bottom w:val="single" w:sz="12" w:space="0" w:color="666666"/>
-              <w:top w:val="single" w:sz="6" w:space="0" w:color="666666"/>
-              <w:left w:val="none" w:sz="0" w:space="0" w:color="000000"/>
-              <w:right w:val="none" w:sz="0" w:space="0" w:color="000000"/>
-            </w:tcBorders>
-            <w:shd w:val="clear" w:color="auto" w:fill="FFFFFF"/>
-            <w:tcMar>
-              <w:top w:w="0" w:type="dxa"/>
-              <w:bottom w:w="0" w:type="dxa"/>
-              <w:left w:w="0" w:type="dxa"/>
-              <w:right w:w="0" w:type="dxa"/>
-            </w:tcMar>
-            <w:vAlign w:val="center"/>
-          </w:tcPr>
-          <w:p>
-            <w:pPr>
-              <w:jc w:val="left"/>
-              <w:pBdr>
-                <w:bottom w:val="none" w:sz="0" w:space="0" w:color="000000"/>
-                <w:top w:val="none" w:sz="0" w:space="0" w:color="000000"/>
-                <w:left w:val="none" w:sz="0" w:space="0" w:color="000000"/>
-                <w:right w:val="none" w:sz="0" w:space="0" w:color="000000"/>
-              </w:pBdr>
-              <w:spacing w:after="100" w:before="100" w:line="240"/>
-              <w:ind w:left="100" w:right="100" w:firstLine="0" w:firstLineChars="0"/>
-              <w:rPr>
-                <w:rFonts w:ascii="Arial" w:hAnsi="Arial" w:eastAsia="Arial" w:cs="Arial"/>
-                <w:i w:val="false"/>
-                <w:b w:val="false"/>
-                <w:u w:val="none"/>
-                <w:strike w:val="false"/>
-                <w:sz w:val="18"/>
-                <w:szCs w:val="18"/>
-                <w:color w:val="000000"/>
-              </w:rPr>
-            </w:pPr>
-            <w:r xmlns:w="http://schemas.openxmlformats.org/wordprocessingml/2006/main" xmlns:wp="http://schemas.openxmlformats.org/drawingml/2006/wordprocessingDrawing" xmlns:r="http://schemas.openxmlformats.org/officeDocument/2006/relationships" xmlns:w14="http://schemas.microsoft.com/office/word/2010/wordml">
-              <w:rPr>
-                <w:rFonts w:ascii="Arial" w:hAnsi="Arial" w:eastAsia="Arial" w:cs="Arial"/>
-                <w:i w:val="false"/>
-                <w:b w:val="false"/>
-                <w:u w:val="none"/>
-                <w:strike w:val="false"/>
-                <w:sz w:val="18"/>
-                <w:szCs w:val="18"/>
-                <w:color w:val="000000"/>
-              </w:rPr>
-              <w:t xml:space="preserve">2.1%</w:t>
-            </w:r>
-          </w:p>
-        </w:tc>
-        <w:tc>
-          <w:tcPr>
-            <w:tcBorders>
-              <w:bottom w:val="single" w:sz="12" w:space="0" w:color="666666"/>
-              <w:top w:val="single" w:sz="6" w:space="0" w:color="666666"/>
-              <w:left w:val="none" w:sz="0" w:space="0" w:color="000000"/>
-              <w:right w:val="none" w:sz="0" w:space="0" w:color="000000"/>
-            </w:tcBorders>
-            <w:shd w:val="clear" w:color="auto" w:fill="FFFFFF"/>
-            <w:tcMar>
-              <w:top w:w="0" w:type="dxa"/>
-              <w:bottom w:w="0" w:type="dxa"/>
-              <w:left w:w="0" w:type="dxa"/>
-              <w:right w:w="0" w:type="dxa"/>
-            </w:tcMar>
-            <w:vAlign w:val="center"/>
-          </w:tcPr>
-          <w:p>
-            <w:pPr>
-              <w:jc w:val="left"/>
-              <w:pBdr>
-                <w:bottom w:val="none" w:sz="0" w:space="0" w:color="000000"/>
-                <w:top w:val="none" w:sz="0" w:space="0" w:color="000000"/>
-                <w:left w:val="none" w:sz="0" w:space="0" w:color="000000"/>
-                <w:right w:val="none" w:sz="0" w:space="0" w:color="000000"/>
-              </w:pBdr>
-              <w:spacing w:after="100" w:before="100" w:line="240"/>
-              <w:ind w:left="100" w:right="100" w:firstLine="0" w:firstLineChars="0"/>
-              <w:rPr>
-                <w:rFonts w:ascii="Arial" w:hAnsi="Arial" w:eastAsia="Arial" w:cs="Arial"/>
-                <w:i w:val="false"/>
-                <w:b w:val="false"/>
-                <w:u w:val="none"/>
-                <w:strike w:val="false"/>
-                <w:sz w:val="18"/>
-                <w:szCs w:val="18"/>
-                <w:color w:val="000000"/>
-              </w:rPr>
-            </w:pPr>
-            <w:r xmlns:w="http://schemas.openxmlformats.org/wordprocessingml/2006/main" xmlns:wp="http://schemas.openxmlformats.org/drawingml/2006/wordprocessingDrawing" xmlns:r="http://schemas.openxmlformats.org/officeDocument/2006/relationships" xmlns:w14="http://schemas.microsoft.com/office/word/2010/wordml">
-              <w:rPr>
-                <w:rFonts w:ascii="Arial" w:hAnsi="Arial" w:eastAsia="Arial" w:cs="Arial"/>
-                <w:i w:val="false"/>
-                <w:b w:val="false"/>
-                <w:u w:val="none"/>
-                <w:strike w:val="false"/>
-                <w:sz w:val="18"/>
-                <w:szCs w:val="18"/>
-                <w:color w:val="000000"/>
-              </w:rPr>
-              <w:t xml:space="preserve">-0.4%</w:t>
-            </w:r>
-          </w:p>
-        </w:tc>
-        <w:tc>
-          <w:tcPr>
-            <w:tcBorders>
-              <w:bottom w:val="single" w:sz="12" w:space="0" w:color="666666"/>
-              <w:top w:val="single" w:sz="6" w:space="0" w:color="666666"/>
-              <w:left w:val="none" w:sz="0" w:space="0" w:color="000000"/>
-              <w:right w:val="none" w:sz="0" w:space="0" w:color="000000"/>
-            </w:tcBorders>
-            <w:shd w:val="clear" w:color="auto" w:fill="FFFFFF"/>
-            <w:tcMar>
-              <w:top w:w="0" w:type="dxa"/>
-              <w:bottom w:w="0" w:type="dxa"/>
-              <w:left w:w="0" w:type="dxa"/>
-              <w:right w:w="0" w:type="dxa"/>
-            </w:tcMar>
-            <w:vAlign w:val="center"/>
-          </w:tcPr>
-          <w:p>
-            <w:pPr>
-              <w:jc w:val="left"/>
-              <w:pBdr>
-                <w:bottom w:val="none" w:sz="0" w:space="0" w:color="000000"/>
-                <w:top w:val="none" w:sz="0" w:space="0" w:color="000000"/>
-                <w:left w:val="none" w:sz="0" w:space="0" w:color="000000"/>
-                <w:right w:val="none" w:sz="0" w:space="0" w:color="000000"/>
-              </w:pBdr>
-              <w:spacing w:after="100" w:before="100" w:line="240"/>
-              <w:ind w:left="100" w:right="100" w:firstLine="0" w:firstLineChars="0"/>
-              <w:rPr>
-                <w:rFonts w:ascii="Arial" w:hAnsi="Arial" w:eastAsia="Arial" w:cs="Arial"/>
-                <w:i w:val="false"/>
-                <w:b w:val="false"/>
-                <w:u w:val="none"/>
-                <w:strike w:val="false"/>
-                <w:sz w:val="18"/>
-                <w:szCs w:val="18"/>
-                <w:color w:val="000000"/>
-              </w:rPr>
-            </w:pPr>
-            <w:r xmlns:w="http://schemas.openxmlformats.org/wordprocessingml/2006/main" xmlns:wp="http://schemas.openxmlformats.org/drawingml/2006/wordprocessingDrawing" xmlns:r="http://schemas.openxmlformats.org/officeDocument/2006/relationships" xmlns:w14="http://schemas.microsoft.com/office/word/2010/wordml">
-              <w:rPr>
-                <w:rFonts w:ascii="Arial" w:hAnsi="Arial" w:eastAsia="Arial" w:cs="Arial"/>
-                <w:i w:val="false"/>
-                <w:b w:val="false"/>
-                <w:u w:val="none"/>
-                <w:strike w:val="false"/>
-                <w:sz w:val="18"/>
-                <w:szCs w:val="18"/>
-                <w:color w:val="000000"/>
-              </w:rPr>
-              <w:t xml:space="preserve">2.5%</w:t>
-            </w:r>
-          </w:p>
-        </w:tc>
-        <w:tc>
-          <w:tcPr>
-            <w:tcBorders>
-              <w:bottom w:val="single" w:sz="12" w:space="0" w:color="666666"/>
-              <w:top w:val="single" w:sz="6" w:space="0" w:color="666666"/>
-              <w:left w:val="none" w:sz="0" w:space="0" w:color="000000"/>
-              <w:right w:val="none" w:sz="0" w:space="0" w:color="000000"/>
-            </w:tcBorders>
-            <w:shd w:val="clear" w:color="auto" w:fill="FFFFFF"/>
-            <w:tcMar>
-              <w:top w:w="0" w:type="dxa"/>
-              <w:bottom w:w="0" w:type="dxa"/>
-              <w:left w:w="0" w:type="dxa"/>
-              <w:right w:w="0" w:type="dxa"/>
-            </w:tcMar>
-            <w:vAlign w:val="center"/>
-          </w:tcPr>
-          <w:p>
-            <w:pPr>
-              <w:jc w:val="left"/>
-              <w:pBdr>
-                <w:bottom w:val="none" w:sz="0" w:space="0" w:color="000000"/>
-                <w:top w:val="none" w:sz="0" w:space="0" w:color="000000"/>
-                <w:left w:val="none" w:sz="0" w:space="0" w:color="000000"/>
-                <w:right w:val="none" w:sz="0" w:space="0" w:color="000000"/>
-              </w:pBdr>
-              <w:spacing w:after="100" w:before="100" w:line="240"/>
-              <w:ind w:left="100" w:right="100" w:firstLine="0" w:firstLineChars="0"/>
-              <w:rPr>
-                <w:rFonts w:ascii="Arial" w:hAnsi="Arial" w:eastAsia="Arial" w:cs="Arial"/>
-                <w:i w:val="false"/>
-                <w:b w:val="false"/>
-                <w:u w:val="none"/>
-                <w:strike w:val="false"/>
-                <w:sz w:val="18"/>
-                <w:szCs w:val="18"/>
-                <w:color w:val="000000"/>
-              </w:rPr>
-            </w:pPr>
-            <w:r xmlns:w="http://schemas.openxmlformats.org/wordprocessingml/2006/main" xmlns:wp="http://schemas.openxmlformats.org/drawingml/2006/wordprocessingDrawing" xmlns:r="http://schemas.openxmlformats.org/officeDocument/2006/relationships" xmlns:w14="http://schemas.microsoft.com/office/word/2010/wordml">
-              <w:rPr>
-                <w:rFonts w:ascii="Arial" w:hAnsi="Arial" w:eastAsia="Arial" w:cs="Arial"/>
-                <w:i w:val="false"/>
-                <w:b w:val="false"/>
-                <w:u w:val="none"/>
-                <w:strike w:val="false"/>
-                <w:sz w:val="18"/>
-                <w:szCs w:val="18"/>
-                <w:color w:val="000000"/>
-              </w:rPr>
-              <w:t xml:space="preserve">2.7%</w:t>
-            </w:r>
-          </w:p>
-        </w:tc>
-        <w:tc>
-          <w:tcPr>
-            <w:tcBorders>
-              <w:bottom w:val="single" w:sz="12" w:space="0" w:color="666666"/>
-              <w:top w:val="single" w:sz="6" w:space="0" w:color="666666"/>
-              <w:left w:val="none" w:sz="0" w:space="0" w:color="000000"/>
-              <w:right w:val="none" w:sz="0" w:space="0" w:color="000000"/>
-            </w:tcBorders>
-            <w:shd w:val="clear" w:color="auto" w:fill="FFFFFF"/>
-            <w:tcMar>
-              <w:top w:w="0" w:type="dxa"/>
-              <w:bottom w:w="0" w:type="dxa"/>
-              <w:left w:w="0" w:type="dxa"/>
-              <w:right w:w="0" w:type="dxa"/>
-            </w:tcMar>
-            <w:vAlign w:val="center"/>
-          </w:tcPr>
-          <w:p>
-            <w:pPr>
-              <w:jc w:val="left"/>
-              <w:pBdr>
-                <w:bottom w:val="none" w:sz="0" w:space="0" w:color="000000"/>
-                <w:top w:val="none" w:sz="0" w:space="0" w:color="000000"/>
-                <w:left w:val="none" w:sz="0" w:space="0" w:color="000000"/>
-                <w:right w:val="none" w:sz="0" w:space="0" w:color="000000"/>
-              </w:pBdr>
-              <w:spacing w:after="100" w:before="100" w:line="240"/>
-              <w:ind w:left="100" w:right="100" w:firstLine="0" w:firstLineChars="0"/>
-              <w:rPr>
-                <w:rFonts w:ascii="Arial" w:hAnsi="Arial" w:eastAsia="Arial" w:cs="Arial"/>
-                <w:i w:val="false"/>
-                <w:b w:val="false"/>
-                <w:u w:val="none"/>
-                <w:strike w:val="false"/>
-                <w:sz w:val="18"/>
-                <w:szCs w:val="18"/>
-                <w:color w:val="000000"/>
-              </w:rPr>
-            </w:pPr>
-            <w:r xmlns:w="http://schemas.openxmlformats.org/wordprocessingml/2006/main" xmlns:wp="http://schemas.openxmlformats.org/drawingml/2006/wordprocessingDrawing" xmlns:r="http://schemas.openxmlformats.org/officeDocument/2006/relationships" xmlns:w14="http://schemas.microsoft.com/office/word/2010/wordml">
-              <w:rPr>
-                <w:rFonts w:ascii="Arial" w:hAnsi="Arial" w:eastAsia="Arial" w:cs="Arial"/>
-                <w:i w:val="false"/>
-                <w:b w:val="false"/>
-                <w:u w:val="none"/>
-                <w:strike w:val="false"/>
-                <w:sz w:val="18"/>
-                <w:szCs w:val="18"/>
-                <w:color w:val="000000"/>
-              </w:rPr>
-              <w:t xml:space="preserve">-19%</w:t>
-            </w:r>
-          </w:p>
-        </w:tc>
-        <w:tc>
-          <w:tcPr>
-            <w:tcBorders>
-              <w:bottom w:val="single" w:sz="12" w:space="0" w:color="666666"/>
-              <w:top w:val="single" w:sz="6" w:space="0" w:color="666666"/>
-              <w:left w:val="none" w:sz="0" w:space="0" w:color="000000"/>
-              <w:right w:val="none" w:sz="0" w:space="0" w:color="000000"/>
-            </w:tcBorders>
-            <w:shd w:val="clear" w:color="auto" w:fill="FFFFFF"/>
-            <w:tcMar>
-              <w:top w:w="0" w:type="dxa"/>
-              <w:bottom w:w="0" w:type="dxa"/>
-              <w:left w:w="0" w:type="dxa"/>
-              <w:right w:w="0" w:type="dxa"/>
-            </w:tcMar>
-            <w:vAlign w:val="center"/>
-          </w:tcPr>
-          <w:p>
-            <w:pPr>
-              <w:jc w:val="left"/>
-              <w:pBdr>
-                <w:bottom w:val="none" w:sz="0" w:space="0" w:color="000000"/>
-                <w:top w:val="none" w:sz="0" w:space="0" w:color="000000"/>
-                <w:left w:val="none" w:sz="0" w:space="0" w:color="000000"/>
-                <w:right w:val="none" w:sz="0" w:space="0" w:color="000000"/>
-              </w:pBdr>
-              <w:spacing w:after="100" w:before="100" w:line="240"/>
-              <w:ind w:left="100" w:right="100" w:firstLine="0" w:firstLineChars="0"/>
-              <w:rPr>
-                <w:rFonts w:ascii="Arial" w:hAnsi="Arial" w:eastAsia="Arial" w:cs="Arial"/>
-                <w:i w:val="false"/>
-                <w:b w:val="false"/>
-                <w:u w:val="none"/>
-                <w:strike w:val="false"/>
-                <w:sz w:val="18"/>
-                <w:szCs w:val="18"/>
-                <w:color w:val="000000"/>
-              </w:rPr>
-            </w:pPr>
-            <w:r xmlns:w="http://schemas.openxmlformats.org/wordprocessingml/2006/main" xmlns:wp="http://schemas.openxmlformats.org/drawingml/2006/wordprocessingDrawing" xmlns:r="http://schemas.openxmlformats.org/officeDocument/2006/relationships" xmlns:w14="http://schemas.microsoft.com/office/word/2010/wordml">
-              <w:rPr>
-                <w:rFonts w:ascii="Arial" w:hAnsi="Arial" w:eastAsia="Arial" w:cs="Arial"/>
-                <w:i w:val="false"/>
-                <w:b w:val="false"/>
-                <w:u w:val="none"/>
-                <w:strike w:val="false"/>
-                <w:sz w:val="18"/>
-                <w:szCs w:val="18"/>
-                <w:color w:val="000000"/>
-              </w:rPr>
-              <w:t xml:space="preserve">121%</w:t>
-            </w:r>
-          </w:p>
-        </w:tc>
-        <w:tc>
-          <w:tcPr>
-            <w:tcBorders>
-              <w:bottom w:val="single" w:sz="12" w:space="0" w:color="666666"/>
-              <w:top w:val="single" w:sz="6" w:space="0" w:color="666666"/>
-              <w:left w:val="none" w:sz="0" w:space="0" w:color="000000"/>
-              <w:right w:val="none" w:sz="0" w:space="0" w:color="000000"/>
-            </w:tcBorders>
-            <w:shd w:val="clear" w:color="auto" w:fill="FFFFFF"/>
-            <w:tcMar>
-              <w:top w:w="0" w:type="dxa"/>
-              <w:bottom w:w="0" w:type="dxa"/>
-              <w:left w:w="0" w:type="dxa"/>
-              <w:right w:w="0" w:type="dxa"/>
-            </w:tcMar>
-            <w:vAlign w:val="center"/>
-          </w:tcPr>
-          <w:p>
-            <w:pPr>
-              <w:jc w:val="left"/>
-              <w:pBdr>
-                <w:bottom w:val="none" w:sz="0" w:space="0" w:color="000000"/>
-                <w:top w:val="none" w:sz="0" w:space="0" w:color="000000"/>
-                <w:left w:val="none" w:sz="0" w:space="0" w:color="000000"/>
-                <w:right w:val="none" w:sz="0" w:space="0" w:color="000000"/>
-              </w:pBdr>
-              <w:spacing w:after="100" w:before="100" w:line="240"/>
-              <w:ind w:left="100" w:right="100" w:firstLine="0" w:firstLineChars="0"/>
-              <w:rPr>
-                <w:rFonts w:ascii="Arial" w:hAnsi="Arial" w:eastAsia="Arial" w:cs="Arial"/>
-                <w:i w:val="false"/>
-                <w:b w:val="false"/>
-                <w:u w:val="none"/>
-                <w:strike w:val="false"/>
-                <w:sz w:val="18"/>
-                <w:szCs w:val="18"/>
-                <w:color w:val="000000"/>
-              </w:rPr>
-            </w:pPr>
-            <w:r xmlns:w="http://schemas.openxmlformats.org/wordprocessingml/2006/main" xmlns:wp="http://schemas.openxmlformats.org/drawingml/2006/wordprocessingDrawing" xmlns:r="http://schemas.openxmlformats.org/officeDocument/2006/relationships" xmlns:w14="http://schemas.microsoft.com/office/word/2010/wordml">
-              <w:rPr>
-                <w:rFonts w:ascii="Arial" w:hAnsi="Arial" w:eastAsia="Arial" w:cs="Arial"/>
-                <w:i w:val="false"/>
-                <w:b w:val="false"/>
-                <w:u w:val="none"/>
-                <w:strike w:val="false"/>
-                <w:sz w:val="18"/>
-                <w:szCs w:val="18"/>
-                <w:color w:val="000000"/>
-              </w:rPr>
-              <w:t xml:space="preserve">133%</w:t>
-            </w:r>
-          </w:p>
-        </w:tc>
-      </w:tr>
-    </w:tbl>
-    <w:p xmlns:w="http://schemas.openxmlformats.org/wordprocessingml/2006/main" xmlns:wp="http://schemas.openxmlformats.org/drawingml/2006/wordprocessingDrawing" xmlns:r="http://schemas.openxmlformats.org/officeDocument/2006/relationships" xmlns:w14="http://schemas.microsoft.com/office/word/2010/wordml">
-      <w:pPr>
-        <w:pStyle w:val="TableCaption"/>
-        <w:jc w:val="center"/>
-        <w:keepNext/>
-        <w:pBdr>
-          <w:bottom w:val="none" w:sz="0" w:space="0" w:color="000000"/>
-          <w:top w:val="none" w:sz="0" w:space="0" w:color="000000"/>
-          <w:left w:val="none" w:sz="0" w:space="0" w:color="000000"/>
-          <w:right w:val="none" w:sz="0" w:space="0" w:color="000000"/>
-        </w:pBdr>
-        <w:spacing w:after="60" w:before="60" w:line="240"/>
-        <w:ind w:left="60" w:right="60" w:firstLine="0" w:firstLineChars="0"/>
-      </w:pPr>
-      <w:r>
-        <w:t xml:space="preserve">Table A2. Implied Consumer Passthrough -- All PCE Goods (January 2026). Economy-wide effective tariff rate.</w:t>
-      </w:r>
-    </w:p>
-    <w:tbl xmlns:w="http://schemas.openxmlformats.org/wordprocessingml/2006/main" xmlns:r="http://schemas.openxmlformats.org/officeDocument/2006/relationships" xmlns:w14="http://schemas.microsoft.com/office/word/2010/wordml" xmlns:wp="http://schemas.openxmlformats.org/drawingml/2006/wordprocessingDrawing" xmlns:a="http://schemas.openxmlformats.org/drawingml/2006/main" xmlns:pic="http://schemas.openxmlformats.org/drawingml/2006/picture">
-      <w:tblPr>
-        <w:tblLayout w:type="fixed"/>
-        <w:jc w:val="center"/>
-        <w:tblLook w:firstRow="1" w:lastRow="0" w:firstColumn="0" w:lastColumn="0" w:noHBand="0" w:noVBand="1"/>
-      </w:tblPr>
-      <w:tblGrid>
-        <w:gridCol w:w="1597"/>
-        <w:gridCol w:w="1682"/>
-        <w:gridCol w:w="1817"/>
-        <w:gridCol w:w="1952"/>
-        <w:gridCol w:w="1732"/>
-        <w:gridCol w:w="1597"/>
-        <w:gridCol w:w="1744"/>
-        <w:gridCol w:w="1793"/>
-        <w:gridCol w:w="1658"/>
-        <w:gridCol w:w="1805"/>
-      </w:tblGrid>
-      <w:tr>
-        <w:trPr>
-          <w:trHeight w:val="617" w:hRule="auto"/>
-          <w:tblHeader/>
-        </w:trPr>
-        header1
-        <w:tc>
-          <w:tcPr>
-            <w:tcBorders>
-              <w:bottom w:val="none" w:sz="0" w:space="0" w:color="000000"/>
-              <w:top w:val="single" w:sz="12" w:space="0" w:color="666666"/>
-              <w:left w:val="none" w:sz="0" w:space="0" w:color="000000"/>
-              <w:right w:val="none" w:sz="0" w:space="0" w:color="000000"/>
-            </w:tcBorders>
-            <w:shd w:val="clear" w:color="auto" w:fill="FFFFFF"/>
-            <w:tcMar>
-              <w:top w:w="0" w:type="dxa"/>
-              <w:bottom w:w="0" w:type="dxa"/>
-              <w:left w:w="0" w:type="dxa"/>
-              <w:right w:w="0" w:type="dxa"/>
-            </w:tcMar>
-            <w:vAlign w:val="center"/>
-          </w:tcPr>
-          <w:p>
-            <w:pPr>
-              <w:jc w:val="center"/>
-              <w:pBdr>
-                <w:bottom w:val="none" w:sz="0" w:space="0" w:color="000000"/>
-                <w:top w:val="none" w:sz="0" w:space="0" w:color="000000"/>
-                <w:left w:val="none" w:sz="0" w:space="0" w:color="000000"/>
-                <w:right w:val="none" w:sz="0" w:space="0" w:color="000000"/>
-              </w:pBdr>
-              <w:spacing w:after="100" w:before="100" w:line="240"/>
-              <w:ind w:left="100" w:right="100" w:firstLine="0" w:firstLineChars="0"/>
-              <w:rPr>
-                <w:rFonts w:ascii="Arial" w:hAnsi="Arial" w:eastAsia="Arial" w:cs="Arial"/>
-                <w:i w:val="false"/>
-                <w:b w:val="true"/>
-                <w:u w:val="none"/>
-                <w:strike w:val="false"/>
-                <w:sz w:val="18"/>
-                <w:szCs w:val="18"/>
-                <w:color w:val="000000"/>
-              </w:rPr>
-            </w:pPr>
-            <w:r xmlns:w="http://schemas.openxmlformats.org/wordprocessingml/2006/main" xmlns:wp="http://schemas.openxmlformats.org/drawingml/2006/wordprocessingDrawing" xmlns:r="http://schemas.openxmlformats.org/officeDocument/2006/relationships" xmlns:w14="http://schemas.microsoft.com/office/word/2010/wordml">
-              <w:rPr>
-                <w:rFonts w:ascii="Arial" w:hAnsi="Arial" w:eastAsia="Arial" w:cs="Arial"/>
-                <w:i w:val="false"/>
-                <w:b w:val="true"/>
-                <w:u w:val="none"/>
-                <w:strike w:val="false"/>
-                <w:sz w:val="18"/>
-                <w:szCs w:val="18"/>
-                <w:color w:val="000000"/>
-              </w:rPr>
-              <w:t xml:space="preserve"/>
-            </w:r>
-          </w:p>
-        </w:tc>
-        <w:tc>
-          <w:tcPr>
-            <w:gridSpan w:val="3"/>
-            <w:tcBorders>
-              <w:bottom w:val="none" w:sz="0" w:space="0" w:color="000000"/>
-              <w:top w:val="single" w:sz="12" w:space="0" w:color="666666"/>
-              <w:left w:val="none" w:sz="0" w:space="0" w:color="000000"/>
-              <w:right w:val="none" w:sz="0" w:space="0" w:color="000000"/>
-            </w:tcBorders>
-            <w:shd w:val="clear" w:color="auto" w:fill="FFFFFF"/>
-            <w:tcMar>
-              <w:top w:w="0" w:type="dxa"/>
-              <w:bottom w:w="0" w:type="dxa"/>
-              <w:left w:w="0" w:type="dxa"/>
-              <w:right w:w="0" w:type="dxa"/>
-            </w:tcMar>
-            <w:vAlign w:val="center"/>
-          </w:tcPr>
-          <w:p>
-            <w:pPr>
-              <w:jc w:val="center"/>
-              <w:pBdr>
-                <w:bottom w:val="none" w:sz="0" w:space="0" w:color="000000"/>
-                <w:top w:val="none" w:sz="0" w:space="0" w:color="000000"/>
-                <w:left w:val="none" w:sz="0" w:space="0" w:color="000000"/>
-                <w:right w:val="none" w:sz="0" w:space="0" w:color="000000"/>
-              </w:pBdr>
-              <w:spacing w:after="100" w:before="100" w:line="240"/>
-              <w:ind w:left="100" w:right="100" w:firstLine="0" w:firstLineChars="0"/>
-              <w:rPr>
-                <w:rFonts w:ascii="Arial" w:hAnsi="Arial" w:eastAsia="Arial" w:cs="Arial"/>
-                <w:i w:val="false"/>
-                <w:b w:val="true"/>
-                <w:u w:val="none"/>
-                <w:strike w:val="false"/>
-                <w:sz w:val="18"/>
-                <w:szCs w:val="18"/>
-                <w:color w:val="000000"/>
-              </w:rPr>
-            </w:pPr>
-            <w:r xmlns:w="http://schemas.openxmlformats.org/wordprocessingml/2006/main" xmlns:wp="http://schemas.openxmlformats.org/drawingml/2006/wordprocessingDrawing" xmlns:r="http://schemas.openxmlformats.org/officeDocument/2006/relationships" xmlns:w14="http://schemas.microsoft.com/office/word/2010/wordml">
-              <w:rPr>
-                <w:rFonts w:ascii="Arial" w:hAnsi="Arial" w:eastAsia="Arial" w:cs="Arial"/>
-                <w:i w:val="false"/>
-                <w:b w:val="true"/>
-                <w:u w:val="none"/>
-                <w:strike w:val="false"/>
-                <w:sz w:val="18"/>
-                <w:szCs w:val="18"/>
-                <w:color w:val="000000"/>
-              </w:rPr>
-              <w:t xml:space="preserve">Inputs</w:t>
-            </w:r>
-          </w:p>
-        </w:tc>
-        <w:tc>
-          <w:tcPr>
-            <w:gridSpan w:val="3"/>
-            <w:tcBorders>
-              <w:bottom w:val="none" w:sz="0" w:space="0" w:color="000000"/>
-              <w:top w:val="single" w:sz="12" w:space="0" w:color="666666"/>
-              <w:left w:val="none" w:sz="0" w:space="0" w:color="000000"/>
-              <w:right w:val="none" w:sz="0" w:space="0" w:color="000000"/>
-            </w:tcBorders>
-            <w:shd w:val="clear" w:color="auto" w:fill="FFFFFF"/>
-            <w:tcMar>
-              <w:top w:w="0" w:type="dxa"/>
-              <w:bottom w:w="0" w:type="dxa"/>
-              <w:left w:w="0" w:type="dxa"/>
-              <w:right w:w="0" w:type="dxa"/>
-            </w:tcMar>
-            <w:vAlign w:val="center"/>
-          </w:tcPr>
-          <w:p>
-            <w:pPr>
-              <w:jc w:val="center"/>
-              <w:pBdr>
-                <w:bottom w:val="none" w:sz="0" w:space="0" w:color="000000"/>
-                <w:top w:val="none" w:sz="0" w:space="0" w:color="000000"/>
-                <w:left w:val="none" w:sz="0" w:space="0" w:color="000000"/>
-                <w:right w:val="none" w:sz="0" w:space="0" w:color="000000"/>
-              </w:pBdr>
-              <w:spacing w:after="100" w:before="100" w:line="240"/>
-              <w:ind w:left="100" w:right="100" w:firstLine="0" w:firstLineChars="0"/>
-              <w:rPr>
-                <w:rFonts w:ascii="Arial" w:hAnsi="Arial" w:eastAsia="Arial" w:cs="Arial"/>
-                <w:i w:val="false"/>
-                <w:b w:val="true"/>
-                <w:u w:val="none"/>
-                <w:strike w:val="false"/>
-                <w:sz w:val="18"/>
-                <w:szCs w:val="18"/>
-                <w:color w:val="000000"/>
-              </w:rPr>
-            </w:pPr>
-            <w:r xmlns:w="http://schemas.openxmlformats.org/wordprocessingml/2006/main" xmlns:wp="http://schemas.openxmlformats.org/drawingml/2006/wordprocessingDrawing" xmlns:r="http://schemas.openxmlformats.org/officeDocument/2006/relationships" xmlns:w14="http://schemas.microsoft.com/office/word/2010/wordml">
-              <w:rPr>
-                <w:rFonts w:ascii="Arial" w:hAnsi="Arial" w:eastAsia="Arial" w:cs="Arial"/>
-                <w:i w:val="false"/>
-                <w:b w:val="true"/>
-                <w:u w:val="none"/>
-                <w:strike w:val="false"/>
-                <w:sz w:val="18"/>
-                <w:szCs w:val="18"/>
-                <w:color w:val="000000"/>
-              </w:rPr>
-              <w:t xml:space="preserve">Price Changes</w:t>
-            </w:r>
-          </w:p>
-        </w:tc>
-        <w:tc>
-          <w:tcPr>
-            <w:gridSpan w:val="3"/>
-            <w:tcBorders>
-              <w:bottom w:val="none" w:sz="0" w:space="0" w:color="000000"/>
-              <w:top w:val="single" w:sz="12" w:space="0" w:color="666666"/>
-              <w:left w:val="none" w:sz="0" w:space="0" w:color="000000"/>
-              <w:right w:val="none" w:sz="0" w:space="0" w:color="000000"/>
-            </w:tcBorders>
-            <w:shd w:val="clear" w:color="auto" w:fill="FFFFFF"/>
-            <w:tcMar>
-              <w:top w:w="0" w:type="dxa"/>
-              <w:bottom w:w="0" w:type="dxa"/>
-              <w:left w:w="0" w:type="dxa"/>
-              <w:right w:w="0" w:type="dxa"/>
-            </w:tcMar>
-            <w:vAlign w:val="center"/>
-          </w:tcPr>
-          <w:p>
-            <w:pPr>
-              <w:jc w:val="center"/>
-              <w:pBdr>
-                <w:bottom w:val="none" w:sz="0" w:space="0" w:color="000000"/>
-                <w:top w:val="none" w:sz="0" w:space="0" w:color="000000"/>
-                <w:left w:val="none" w:sz="0" w:space="0" w:color="000000"/>
-                <w:right w:val="none" w:sz="0" w:space="0" w:color="000000"/>
-              </w:pBdr>
-              <w:spacing w:after="100" w:before="100" w:line="240"/>
-              <w:ind w:left="100" w:right="100" w:firstLine="0" w:firstLineChars="0"/>
-              <w:rPr>
-                <w:rFonts w:ascii="Arial" w:hAnsi="Arial" w:eastAsia="Arial" w:cs="Arial"/>
-                <w:i w:val="false"/>
-                <w:b w:val="true"/>
-                <w:u w:val="none"/>
-                <w:strike w:val="false"/>
-                <w:sz w:val="18"/>
-                <w:szCs w:val="18"/>
-                <w:color w:val="000000"/>
-              </w:rPr>
-            </w:pPr>
-            <w:r xmlns:w="http://schemas.openxmlformats.org/wordprocessingml/2006/main" xmlns:wp="http://schemas.openxmlformats.org/drawingml/2006/wordprocessingDrawing" xmlns:r="http://schemas.openxmlformats.org/officeDocument/2006/relationships" xmlns:w14="http://schemas.microsoft.com/office/word/2010/wordml">
-              <w:rPr>
-                <w:rFonts w:ascii="Arial" w:hAnsi="Arial" w:eastAsia="Arial" w:cs="Arial"/>
-                <w:i w:val="false"/>
-                <w:b w:val="true"/>
-                <w:u w:val="none"/>
-                <w:strike w:val="false"/>
-                <w:sz w:val="18"/>
-                <w:szCs w:val="18"/>
-                <w:color w:val="000000"/>
-              </w:rPr>
-              <w:t xml:space="preserve">Implied Passthrough</w:t>
-            </w:r>
-          </w:p>
-        </w:tc>
-      </w:tr>
-      <w:tr>
-        <w:trPr>
-          <w:trHeight w:val="617" w:hRule="auto"/>
-          <w:tblHeader/>
-        </w:trPr>
-        header2
-        <w:tc>
-          <w:tcPr>
-            <w:tcBorders>
-              <w:bottom w:val="single" w:sz="12" w:space="0" w:color="666666"/>
-              <w:top w:val="none" w:sz="0" w:space="0" w:color="000000"/>
-              <w:left w:val="none" w:sz="0" w:space="0" w:color="000000"/>
-              <w:right w:val="none" w:sz="0" w:space="0" w:color="000000"/>
-            </w:tcBorders>
-            <w:shd w:val="clear" w:color="auto" w:fill="FFFFFF"/>
-            <w:tcMar>
-              <w:top w:w="0" w:type="dxa"/>
-              <w:bottom w:w="0" w:type="dxa"/>
-              <w:left w:w="0" w:type="dxa"/>
-              <w:right w:w="0" w:type="dxa"/>
-            </w:tcMar>
-            <w:vAlign w:val="center"/>
-          </w:tcPr>
-          <w:p>
-            <w:pPr>
-              <w:jc w:val="center"/>
-              <w:pBdr>
-                <w:bottom w:val="none" w:sz="0" w:space="0" w:color="000000"/>
-                <w:top w:val="none" w:sz="0" w:space="0" w:color="000000"/>
-                <w:left w:val="none" w:sz="0" w:space="0" w:color="000000"/>
-                <w:right w:val="none" w:sz="0" w:space="0" w:color="000000"/>
-              </w:pBdr>
-              <w:spacing w:after="100" w:before="100" w:line="240"/>
-              <w:ind w:left="100" w:right="100" w:firstLine="0" w:firstLineChars="0"/>
-              <w:rPr>
-                <w:rFonts w:ascii="Arial" w:hAnsi="Arial" w:eastAsia="Arial" w:cs="Arial"/>
-                <w:i w:val="false"/>
-                <w:b w:val="true"/>
-                <w:u w:val="none"/>
-                <w:strike w:val="false"/>
-                <w:sz w:val="18"/>
-                <w:szCs w:val="18"/>
-                <w:color w:val="000000"/>
-              </w:rPr>
-            </w:pPr>
-            <w:r xmlns:w="http://schemas.openxmlformats.org/wordprocessingml/2006/main" xmlns:wp="http://schemas.openxmlformats.org/drawingml/2006/wordprocessingDrawing" xmlns:r="http://schemas.openxmlformats.org/officeDocument/2006/relationships" xmlns:w14="http://schemas.microsoft.com/office/word/2010/wordml">
-              <w:rPr>
-                <w:rFonts w:ascii="Arial" w:hAnsi="Arial" w:eastAsia="Arial" w:cs="Arial"/>
-                <w:i w:val="false"/>
-                <w:b w:val="true"/>
-                <w:u w:val="none"/>
-                <w:strike w:val="false"/>
-                <w:sz w:val="18"/>
-                <w:szCs w:val="18"/>
-                <w:color w:val="000000"/>
-              </w:rPr>
-              <w:t xml:space="preserve">Category</w:t>
-            </w:r>
-          </w:p>
-        </w:tc>
-        <w:tc>
-          <w:tcPr>
-            <w:tcBorders>
-              <w:bottom w:val="single" w:sz="12" w:space="0" w:color="666666"/>
-              <w:top w:val="none" w:sz="0" w:space="0" w:color="000000"/>
-              <w:left w:val="none" w:sz="0" w:space="0" w:color="000000"/>
-              <w:right w:val="none" w:sz="0" w:space="0" w:color="000000"/>
-            </w:tcBorders>
-            <w:shd w:val="clear" w:color="auto" w:fill="FFFFFF"/>
-            <w:tcMar>
-              <w:top w:w="0" w:type="dxa"/>
-              <w:bottom w:w="0" w:type="dxa"/>
-              <w:left w:w="0" w:type="dxa"/>
-              <w:right w:w="0" w:type="dxa"/>
-            </w:tcMar>
-            <w:vAlign w:val="center"/>
-          </w:tcPr>
-          <w:p>
-            <w:pPr>
-              <w:jc w:val="center"/>
-              <w:pBdr>
-                <w:bottom w:val="none" w:sz="0" w:space="0" w:color="000000"/>
-                <w:top w:val="none" w:sz="0" w:space="0" w:color="000000"/>
-                <w:left w:val="none" w:sz="0" w:space="0" w:color="000000"/>
-                <w:right w:val="none" w:sz="0" w:space="0" w:color="000000"/>
-              </w:pBdr>
-              <w:spacing w:after="100" w:before="100" w:line="240"/>
-              <w:ind w:left="100" w:right="100" w:firstLine="0" w:firstLineChars="0"/>
-              <w:rPr>
-                <w:rFonts w:ascii="Arial" w:hAnsi="Arial" w:eastAsia="Arial" w:cs="Arial"/>
-                <w:i w:val="false"/>
-                <w:b w:val="true"/>
-                <w:u w:val="none"/>
-                <w:strike w:val="false"/>
-                <w:sz w:val="18"/>
-                <w:szCs w:val="18"/>
-                <w:color w:val="000000"/>
-              </w:rPr>
-            </w:pPr>
-            <w:r xmlns:w="http://schemas.openxmlformats.org/wordprocessingml/2006/main" xmlns:wp="http://schemas.openxmlformats.org/drawingml/2006/wordprocessingDrawing" xmlns:r="http://schemas.openxmlformats.org/officeDocument/2006/relationships" xmlns:w14="http://schemas.microsoft.com/office/word/2010/wordml">
-              <w:rPr>
-                <w:rFonts w:ascii="Arial" w:hAnsi="Arial" w:eastAsia="Arial" w:cs="Arial"/>
-                <w:i w:val="false"/>
-                <w:b w:val="true"/>
-                <w:u w:val="none"/>
-                <w:strike w:val="false"/>
-                <w:sz w:val="18"/>
-                <w:szCs w:val="18"/>
-                <w:color w:val="000000"/>
-              </w:rPr>
-              <w:t xml:space="preserve">Import Share</w:t>
-            </w:r>
-          </w:p>
-        </w:tc>
-        <w:tc>
-          <w:tcPr>
-            <w:tcBorders>
-              <w:bottom w:val="single" w:sz="12" w:space="0" w:color="666666"/>
-              <w:top w:val="none" w:sz="0" w:space="0" w:color="000000"/>
-              <w:left w:val="none" w:sz="0" w:space="0" w:color="000000"/>
-              <w:right w:val="none" w:sz="0" w:space="0" w:color="000000"/>
-            </w:tcBorders>
-            <w:shd w:val="clear" w:color="auto" w:fill="FFFFFF"/>
-            <w:tcMar>
-              <w:top w:w="0" w:type="dxa"/>
-              <w:bottom w:w="0" w:type="dxa"/>
-              <w:left w:w="0" w:type="dxa"/>
-              <w:right w:w="0" w:type="dxa"/>
-            </w:tcMar>
-            <w:vAlign w:val="center"/>
-          </w:tcPr>
-          <w:p>
-            <w:pPr>
-              <w:jc w:val="center"/>
-              <w:pBdr>
-                <w:bottom w:val="none" w:sz="0" w:space="0" w:color="000000"/>
-                <w:top w:val="none" w:sz="0" w:space="0" w:color="000000"/>
-                <w:left w:val="none" w:sz="0" w:space="0" w:color="000000"/>
-                <w:right w:val="none" w:sz="0" w:space="0" w:color="000000"/>
-              </w:pBdr>
-              <w:spacing w:after="100" w:before="100" w:line="240"/>
-              <w:ind w:left="100" w:right="100" w:firstLine="0" w:firstLineChars="0"/>
-              <w:rPr>
-                <w:rFonts w:ascii="Arial" w:hAnsi="Arial" w:eastAsia="Arial" w:cs="Arial"/>
-                <w:i w:val="false"/>
-                <w:b w:val="true"/>
-                <w:u w:val="none"/>
-                <w:strike w:val="false"/>
-                <w:sz w:val="18"/>
-                <w:szCs w:val="18"/>
-                <w:color w:val="000000"/>
-              </w:rPr>
-            </w:pPr>
-            <w:r xmlns:w="http://schemas.openxmlformats.org/wordprocessingml/2006/main" xmlns:wp="http://schemas.openxmlformats.org/drawingml/2006/wordprocessingDrawing" xmlns:r="http://schemas.openxmlformats.org/officeDocument/2006/relationships" xmlns:w14="http://schemas.microsoft.com/office/word/2010/wordml">
-              <w:rPr>
-                <w:rFonts w:ascii="Arial" w:hAnsi="Arial" w:eastAsia="Arial" w:cs="Arial"/>
-                <w:i w:val="false"/>
-                <w:b w:val="true"/>
-                <w:u w:val="none"/>
-                <w:strike w:val="false"/>
-                <w:sz w:val="18"/>
-                <w:szCs w:val="18"/>
-                <w:color w:val="000000"/>
-              </w:rPr>
-              <w:t xml:space="preserve">Tariff Increase</w:t>
-            </w:r>
-          </w:p>
-        </w:tc>
-        <w:tc>
-          <w:tcPr>
-            <w:tcBorders>
-              <w:bottom w:val="single" w:sz="12" w:space="0" w:color="666666"/>
-              <w:top w:val="none" w:sz="0" w:space="0" w:color="000000"/>
-              <w:left w:val="none" w:sz="0" w:space="0" w:color="000000"/>
-              <w:right w:val="none" w:sz="0" w:space="0" w:color="000000"/>
-            </w:tcBorders>
-            <w:shd w:val="clear" w:color="auto" w:fill="FFFFFF"/>
-            <w:tcMar>
-              <w:top w:w="0" w:type="dxa"/>
-              <w:bottom w:w="0" w:type="dxa"/>
-              <w:left w:w="0" w:type="dxa"/>
-              <w:right w:w="0" w:type="dxa"/>
-            </w:tcMar>
-            <w:vAlign w:val="center"/>
-          </w:tcPr>
-          <w:p>
-            <w:pPr>
-              <w:jc w:val="center"/>
-              <w:pBdr>
-                <w:bottom w:val="none" w:sz="0" w:space="0" w:color="000000"/>
-                <w:top w:val="none" w:sz="0" w:space="0" w:color="000000"/>
-                <w:left w:val="none" w:sz="0" w:space="0" w:color="000000"/>
-                <w:right w:val="none" w:sz="0" w:space="0" w:color="000000"/>
-              </w:pBdr>
-              <w:spacing w:after="100" w:before="100" w:line="240"/>
-              <w:ind w:left="100" w:right="100" w:firstLine="0" w:firstLineChars="0"/>
-              <w:rPr>
-                <w:rFonts w:ascii="Arial" w:hAnsi="Arial" w:eastAsia="Arial" w:cs="Arial"/>
-                <w:i w:val="false"/>
-                <w:b w:val="true"/>
-                <w:u w:val="none"/>
-                <w:strike w:val="false"/>
-                <w:sz w:val="18"/>
-                <w:szCs w:val="18"/>
-                <w:color w:val="000000"/>
-              </w:rPr>
-            </w:pPr>
-            <w:r xmlns:w="http://schemas.openxmlformats.org/wordprocessingml/2006/main" xmlns:wp="http://schemas.openxmlformats.org/drawingml/2006/wordprocessingDrawing" xmlns:r="http://schemas.openxmlformats.org/officeDocument/2006/relationships" xmlns:w14="http://schemas.microsoft.com/office/word/2010/wordml">
-              <w:rPr>
-                <w:rFonts w:ascii="Arial" w:hAnsi="Arial" w:eastAsia="Arial" w:cs="Arial"/>
-                <w:i w:val="false"/>
-                <w:b w:val="true"/>
-                <w:u w:val="none"/>
-                <w:strike w:val="false"/>
-                <w:sz w:val="18"/>
-                <w:szCs w:val="18"/>
-                <w:color w:val="000000"/>
-              </w:rPr>
-              <w:t xml:space="preserve">Expected Effect</w:t>
-            </w:r>
-          </w:p>
-        </w:tc>
-        <w:tc>
-          <w:tcPr>
-            <w:tcBorders>
-              <w:bottom w:val="single" w:sz="12" w:space="0" w:color="666666"/>
-              <w:top w:val="none" w:sz="0" w:space="0" w:color="000000"/>
-              <w:left w:val="none" w:sz="0" w:space="0" w:color="000000"/>
-              <w:right w:val="none" w:sz="0" w:space="0" w:color="000000"/>
-            </w:tcBorders>
-            <w:shd w:val="clear" w:color="auto" w:fill="FFFFFF"/>
-            <w:tcMar>
-              <w:top w:w="0" w:type="dxa"/>
-              <w:bottom w:w="0" w:type="dxa"/>
-              <w:left w:w="0" w:type="dxa"/>
-              <w:right w:w="0" w:type="dxa"/>
-            </w:tcMar>
-            <w:vAlign w:val="center"/>
-          </w:tcPr>
-          <w:p>
-            <w:pPr>
-              <w:jc w:val="center"/>
-              <w:pBdr>
-                <w:bottom w:val="none" w:sz="0" w:space="0" w:color="000000"/>
-                <w:top w:val="none" w:sz="0" w:space="0" w:color="000000"/>
-                <w:left w:val="none" w:sz="0" w:space="0" w:color="000000"/>
-                <w:right w:val="none" w:sz="0" w:space="0" w:color="000000"/>
-              </w:pBdr>
-              <w:spacing w:after="100" w:before="100" w:line="240"/>
-              <w:ind w:left="100" w:right="100" w:firstLine="0" w:firstLineChars="0"/>
-              <w:rPr>
-                <w:rFonts w:ascii="Arial" w:hAnsi="Arial" w:eastAsia="Arial" w:cs="Arial"/>
-                <w:i w:val="false"/>
-                <w:b w:val="true"/>
-                <w:u w:val="none"/>
-                <w:strike w:val="false"/>
-                <w:sz w:val="18"/>
-                <w:szCs w:val="18"/>
-                <w:color w:val="000000"/>
-              </w:rPr>
-            </w:pPr>
-            <w:r xmlns:w="http://schemas.openxmlformats.org/wordprocessingml/2006/main" xmlns:wp="http://schemas.openxmlformats.org/drawingml/2006/wordprocessingDrawing" xmlns:r="http://schemas.openxmlformats.org/officeDocument/2006/relationships" xmlns:w14="http://schemas.microsoft.com/office/word/2010/wordml">
-              <w:rPr>
-                <w:rFonts w:ascii="Arial" w:hAnsi="Arial" w:eastAsia="Arial" w:cs="Arial"/>
-                <w:i w:val="false"/>
-                <w:b w:val="true"/>
-                <w:u w:val="none"/>
-                <w:strike w:val="false"/>
-                <w:sz w:val="18"/>
-                <w:szCs w:val="18"/>
-                <w:color w:val="000000"/>
-              </w:rPr>
-              <w:t xml:space="preserve">2025 Change</w:t>
-            </w:r>
-          </w:p>
-        </w:tc>
-        <w:tc>
-          <w:tcPr>
-            <w:tcBorders>
-              <w:bottom w:val="single" w:sz="12" w:space="0" w:color="666666"/>
-              <w:top w:val="none" w:sz="0" w:space="0" w:color="000000"/>
-              <w:left w:val="none" w:sz="0" w:space="0" w:color="000000"/>
-              <w:right w:val="none" w:sz="0" w:space="0" w:color="000000"/>
-            </w:tcBorders>
-            <w:shd w:val="clear" w:color="auto" w:fill="FFFFFF"/>
-            <w:tcMar>
-              <w:top w:w="0" w:type="dxa"/>
-              <w:bottom w:w="0" w:type="dxa"/>
-              <w:left w:w="0" w:type="dxa"/>
-              <w:right w:w="0" w:type="dxa"/>
-            </w:tcMar>
-            <w:vAlign w:val="center"/>
-          </w:tcPr>
-          <w:p>
-            <w:pPr>
-              <w:jc w:val="center"/>
-              <w:pBdr>
-                <w:bottom w:val="none" w:sz="0" w:space="0" w:color="000000"/>
-                <w:top w:val="none" w:sz="0" w:space="0" w:color="000000"/>
-                <w:left w:val="none" w:sz="0" w:space="0" w:color="000000"/>
-                <w:right w:val="none" w:sz="0" w:space="0" w:color="000000"/>
-              </w:pBdr>
-              <w:spacing w:after="100" w:before="100" w:line="240"/>
-              <w:ind w:left="100" w:right="100" w:firstLine="0" w:firstLineChars="0"/>
-              <w:rPr>
-                <w:rFonts w:ascii="Arial" w:hAnsi="Arial" w:eastAsia="Arial" w:cs="Arial"/>
-                <w:i w:val="false"/>
-                <w:b w:val="true"/>
-                <w:u w:val="none"/>
-                <w:strike w:val="false"/>
-                <w:sz w:val="18"/>
-                <w:szCs w:val="18"/>
-                <w:color w:val="000000"/>
-              </w:rPr>
-            </w:pPr>
-            <w:r xmlns:w="http://schemas.openxmlformats.org/wordprocessingml/2006/main" xmlns:wp="http://schemas.openxmlformats.org/drawingml/2006/wordprocessingDrawing" xmlns:r="http://schemas.openxmlformats.org/officeDocument/2006/relationships" xmlns:w14="http://schemas.microsoft.com/office/word/2010/wordml">
-              <w:rPr>
-                <w:rFonts w:ascii="Arial" w:hAnsi="Arial" w:eastAsia="Arial" w:cs="Arial"/>
-                <w:i w:val="false"/>
-                <w:b w:val="true"/>
-                <w:u w:val="none"/>
-                <w:strike w:val="false"/>
-                <w:sz w:val="18"/>
-                <w:szCs w:val="18"/>
-                <w:color w:val="000000"/>
-              </w:rPr>
-              <w:t xml:space="preserve">vs LP Trend</w:t>
-            </w:r>
-          </w:p>
-        </w:tc>
-        <w:tc>
-          <w:tcPr>
-            <w:tcBorders>
-              <w:bottom w:val="single" w:sz="12" w:space="0" w:color="666666"/>
-              <w:top w:val="none" w:sz="0" w:space="0" w:color="000000"/>
-              <w:left w:val="none" w:sz="0" w:space="0" w:color="000000"/>
-              <w:right w:val="none" w:sz="0" w:space="0" w:color="000000"/>
-            </w:tcBorders>
-            <w:shd w:val="clear" w:color="auto" w:fill="FFFFFF"/>
-            <w:tcMar>
-              <w:top w:w="0" w:type="dxa"/>
-              <w:bottom w:w="0" w:type="dxa"/>
-              <w:left w:w="0" w:type="dxa"/>
-              <w:right w:w="0" w:type="dxa"/>
-            </w:tcMar>
-            <w:vAlign w:val="center"/>
-          </w:tcPr>
-          <w:p>
-            <w:pPr>
-              <w:jc w:val="center"/>
-              <w:pBdr>
-                <w:bottom w:val="none" w:sz="0" w:space="0" w:color="000000"/>
-                <w:top w:val="none" w:sz="0" w:space="0" w:color="000000"/>
-                <w:left w:val="none" w:sz="0" w:space="0" w:color="000000"/>
-                <w:right w:val="none" w:sz="0" w:space="0" w:color="000000"/>
-              </w:pBdr>
-              <w:spacing w:after="100" w:before="100" w:line="240"/>
-              <w:ind w:left="100" w:right="100" w:firstLine="0" w:firstLineChars="0"/>
-              <w:rPr>
-                <w:rFonts w:ascii="Arial" w:hAnsi="Arial" w:eastAsia="Arial" w:cs="Arial"/>
-                <w:i w:val="false"/>
-                <w:b w:val="true"/>
-                <w:u w:val="none"/>
-                <w:strike w:val="false"/>
-                <w:sz w:val="18"/>
-                <w:szCs w:val="18"/>
-                <w:color w:val="000000"/>
-              </w:rPr>
-            </w:pPr>
-            <w:r xmlns:w="http://schemas.openxmlformats.org/wordprocessingml/2006/main" xmlns:wp="http://schemas.openxmlformats.org/drawingml/2006/wordprocessingDrawing" xmlns:r="http://schemas.openxmlformats.org/officeDocument/2006/relationships" xmlns:w14="http://schemas.microsoft.com/office/word/2010/wordml">
-              <w:rPr>
-                <w:rFonts w:ascii="Arial" w:hAnsi="Arial" w:eastAsia="Arial" w:cs="Arial"/>
-                <w:i w:val="false"/>
-                <w:b w:val="true"/>
-                <w:u w:val="none"/>
-                <w:strike w:val="false"/>
-                <w:sz w:val="18"/>
-                <w:szCs w:val="18"/>
-                <w:color w:val="000000"/>
-              </w:rPr>
-              <w:t xml:space="preserve">vs Log-Linear</w:t>
-            </w:r>
-          </w:p>
-        </w:tc>
-        <w:tc>
-          <w:tcPr>
-            <w:tcBorders>
-              <w:bottom w:val="single" w:sz="12" w:space="0" w:color="666666"/>
-              <w:top w:val="none" w:sz="0" w:space="0" w:color="000000"/>
-              <w:left w:val="none" w:sz="0" w:space="0" w:color="000000"/>
-              <w:right w:val="none" w:sz="0" w:space="0" w:color="000000"/>
-            </w:tcBorders>
-            <w:shd w:val="clear" w:color="auto" w:fill="FFFFFF"/>
-            <w:tcMar>
-              <w:top w:w="0" w:type="dxa"/>
-              <w:bottom w:w="0" w:type="dxa"/>
-              <w:left w:w="0" w:type="dxa"/>
-              <w:right w:w="0" w:type="dxa"/>
-            </w:tcMar>
-            <w:vAlign w:val="center"/>
-          </w:tcPr>
-          <w:p>
-            <w:pPr>
-              <w:jc w:val="center"/>
-              <w:pBdr>
-                <w:bottom w:val="none" w:sz="0" w:space="0" w:color="000000"/>
-                <w:top w:val="none" w:sz="0" w:space="0" w:color="000000"/>
-                <w:left w:val="none" w:sz="0" w:space="0" w:color="000000"/>
-                <w:right w:val="none" w:sz="0" w:space="0" w:color="000000"/>
-              </w:pBdr>
-              <w:spacing w:after="100" w:before="100" w:line="240"/>
-              <w:ind w:left="100" w:right="100" w:firstLine="0" w:firstLineChars="0"/>
-              <w:rPr>
-                <w:rFonts w:ascii="Arial" w:hAnsi="Arial" w:eastAsia="Arial" w:cs="Arial"/>
-                <w:i w:val="false"/>
-                <w:b w:val="true"/>
-                <w:u w:val="none"/>
-                <w:strike w:val="false"/>
-                <w:sz w:val="18"/>
-                <w:szCs w:val="18"/>
-                <w:color w:val="000000"/>
-              </w:rPr>
-            </w:pPr>
-            <w:r xmlns:w="http://schemas.openxmlformats.org/wordprocessingml/2006/main" xmlns:wp="http://schemas.openxmlformats.org/drawingml/2006/wordprocessingDrawing" xmlns:r="http://schemas.openxmlformats.org/officeDocument/2006/relationships" xmlns:w14="http://schemas.microsoft.com/office/word/2010/wordml">
-              <w:rPr>
-                <w:rFonts w:ascii="Arial" w:hAnsi="Arial" w:eastAsia="Arial" w:cs="Arial"/>
-                <w:i w:val="false"/>
-                <w:b w:val="true"/>
-                <w:u w:val="none"/>
-                <w:strike w:val="false"/>
-                <w:sz w:val="18"/>
-                <w:szCs w:val="18"/>
-                <w:color w:val="000000"/>
-              </w:rPr>
-              <w:t xml:space="preserve">2025 Change </w:t>
-            </w:r>
-          </w:p>
-        </w:tc>
-        <w:tc>
-          <w:tcPr>
-            <w:tcBorders>
-              <w:bottom w:val="single" w:sz="12" w:space="0" w:color="666666"/>
-              <w:top w:val="none" w:sz="0" w:space="0" w:color="000000"/>
-              <w:left w:val="none" w:sz="0" w:space="0" w:color="000000"/>
-              <w:right w:val="none" w:sz="0" w:space="0" w:color="000000"/>
-            </w:tcBorders>
-            <w:shd w:val="clear" w:color="auto" w:fill="FFFFFF"/>
-            <w:tcMar>
-              <w:top w:w="0" w:type="dxa"/>
-              <w:bottom w:w="0" w:type="dxa"/>
-              <w:left w:w="0" w:type="dxa"/>
-              <w:right w:w="0" w:type="dxa"/>
-            </w:tcMar>
-            <w:vAlign w:val="center"/>
-          </w:tcPr>
-          <w:p>
-            <w:pPr>
-              <w:jc w:val="center"/>
-              <w:pBdr>
-                <w:bottom w:val="none" w:sz="0" w:space="0" w:color="000000"/>
-                <w:top w:val="none" w:sz="0" w:space="0" w:color="000000"/>
-                <w:left w:val="none" w:sz="0" w:space="0" w:color="000000"/>
-                <w:right w:val="none" w:sz="0" w:space="0" w:color="000000"/>
-              </w:pBdr>
-              <w:spacing w:after="100" w:before="100" w:line="240"/>
-              <w:ind w:left="100" w:right="100" w:firstLine="0" w:firstLineChars="0"/>
-              <w:rPr>
-                <w:rFonts w:ascii="Arial" w:hAnsi="Arial" w:eastAsia="Arial" w:cs="Arial"/>
-                <w:i w:val="false"/>
-                <w:b w:val="true"/>
-                <w:u w:val="none"/>
-                <w:strike w:val="false"/>
-                <w:sz w:val="18"/>
-                <w:szCs w:val="18"/>
-                <w:color w:val="000000"/>
-              </w:rPr>
-            </w:pPr>
-            <w:r xmlns:w="http://schemas.openxmlformats.org/wordprocessingml/2006/main" xmlns:wp="http://schemas.openxmlformats.org/drawingml/2006/wordprocessingDrawing" xmlns:r="http://schemas.openxmlformats.org/officeDocument/2006/relationships" xmlns:w14="http://schemas.microsoft.com/office/word/2010/wordml">
-              <w:rPr>
-                <w:rFonts w:ascii="Arial" w:hAnsi="Arial" w:eastAsia="Arial" w:cs="Arial"/>
-                <w:i w:val="false"/>
-                <w:b w:val="true"/>
-                <w:u w:val="none"/>
-                <w:strike w:val="false"/>
-                <w:sz w:val="18"/>
-                <w:szCs w:val="18"/>
-                <w:color w:val="000000"/>
-              </w:rPr>
-              <w:t xml:space="preserve">vs LP Trend </w:t>
-            </w:r>
-          </w:p>
-        </w:tc>
-        <w:tc>
-          <w:tcPr>
-            <w:tcBorders>
-              <w:bottom w:val="single" w:sz="12" w:space="0" w:color="666666"/>
-              <w:top w:val="none" w:sz="0" w:space="0" w:color="000000"/>
-              <w:left w:val="none" w:sz="0" w:space="0" w:color="000000"/>
-              <w:right w:val="none" w:sz="0" w:space="0" w:color="000000"/>
-            </w:tcBorders>
-            <w:shd w:val="clear" w:color="auto" w:fill="FFFFFF"/>
-            <w:tcMar>
-              <w:top w:w="0" w:type="dxa"/>
-              <w:bottom w:w="0" w:type="dxa"/>
-              <w:left w:w="0" w:type="dxa"/>
-              <w:right w:w="0" w:type="dxa"/>
-            </w:tcMar>
-            <w:vAlign w:val="center"/>
-          </w:tcPr>
-          <w:p>
-            <w:pPr>
-              <w:jc w:val="center"/>
-              <w:pBdr>
-                <w:bottom w:val="none" w:sz="0" w:space="0" w:color="000000"/>
-                <w:top w:val="none" w:sz="0" w:space="0" w:color="000000"/>
-                <w:left w:val="none" w:sz="0" w:space="0" w:color="000000"/>
-                <w:right w:val="none" w:sz="0" w:space="0" w:color="000000"/>
-              </w:pBdr>
-              <w:spacing w:after="100" w:before="100" w:line="240"/>
-              <w:ind w:left="100" w:right="100" w:firstLine="0" w:firstLineChars="0"/>
-              <w:rPr>
-                <w:rFonts w:ascii="Arial" w:hAnsi="Arial" w:eastAsia="Arial" w:cs="Arial"/>
-                <w:i w:val="false"/>
-                <w:b w:val="true"/>
-                <w:u w:val="none"/>
-                <w:strike w:val="false"/>
-                <w:sz w:val="18"/>
-                <w:szCs w:val="18"/>
-                <w:color w:val="000000"/>
-              </w:rPr>
-            </w:pPr>
-            <w:r xmlns:w="http://schemas.openxmlformats.org/wordprocessingml/2006/main" xmlns:wp="http://schemas.openxmlformats.org/drawingml/2006/wordprocessingDrawing" xmlns:r="http://schemas.openxmlformats.org/officeDocument/2006/relationships" xmlns:w14="http://schemas.microsoft.com/office/word/2010/wordml">
-              <w:rPr>
-                <w:rFonts w:ascii="Arial" w:hAnsi="Arial" w:eastAsia="Arial" w:cs="Arial"/>
-                <w:i w:val="false"/>
-                <w:b w:val="true"/>
-                <w:u w:val="none"/>
-                <w:strike w:val="false"/>
-                <w:sz w:val="18"/>
-                <w:szCs w:val="18"/>
-                <w:color w:val="000000"/>
-              </w:rPr>
-              <w:t xml:space="preserve">vs Log-Linear </w:t>
-            </w:r>
-          </w:p>
-        </w:tc>
-      </w:tr>
-      <w:tr>
-        <w:trPr>
-          <w:trHeight w:val="613" w:hRule="auto"/>
-        </w:trPr>
-        body1
-        <w:tc>
-          <w:tcPr>
-            <w:tcBorders>
-              <w:bottom w:val="single" w:sz="6" w:space="0" w:color="666666"/>
-              <w:top w:val="single" w:sz="12" w:space="0" w:color="666666"/>
-              <w:left w:val="none" w:sz="0" w:space="0" w:color="000000"/>
-              <w:right w:val="none" w:sz="0" w:space="0" w:color="000000"/>
-            </w:tcBorders>
-            <w:shd w:val="clear" w:color="auto" w:fill="FFFFFF"/>
-            <w:tcMar>
-              <w:top w:w="0" w:type="dxa"/>
-              <w:bottom w:w="0" w:type="dxa"/>
-              <w:left w:w="0" w:type="dxa"/>
-              <w:right w:w="0" w:type="dxa"/>
-            </w:tcMar>
-            <w:vAlign w:val="center"/>
-          </w:tcPr>
-          <w:p>
-            <w:pPr>
-              <w:jc w:val="left"/>
-              <w:pBdr>
-                <w:bottom w:val="none" w:sz="0" w:space="0" w:color="000000"/>
-                <w:top w:val="none" w:sz="0" w:space="0" w:color="000000"/>
-                <w:left w:val="none" w:sz="0" w:space="0" w:color="000000"/>
-                <w:right w:val="none" w:sz="0" w:space="0" w:color="000000"/>
-              </w:pBdr>
-              <w:spacing w:after="100" w:before="100" w:line="240"/>
-              <w:ind w:left="100" w:right="100" w:firstLine="0" w:firstLineChars="0"/>
-              <w:rPr>
-                <w:rFonts w:ascii="Arial" w:hAnsi="Arial" w:eastAsia="Arial" w:cs="Arial"/>
-                <w:i w:val="false"/>
-                <w:b w:val="false"/>
-                <w:u w:val="none"/>
-                <w:strike w:val="false"/>
-                <w:sz w:val="18"/>
-                <w:szCs w:val="18"/>
-                <w:color w:val="000000"/>
-              </w:rPr>
-            </w:pPr>
-            <w:r xmlns:w="http://schemas.openxmlformats.org/wordprocessingml/2006/main" xmlns:wp="http://schemas.openxmlformats.org/drawingml/2006/wordprocessingDrawing" xmlns:r="http://schemas.openxmlformats.org/officeDocument/2006/relationships" xmlns:w14="http://schemas.microsoft.com/office/word/2010/wordml">
-              <w:rPr>
-                <w:rFonts w:ascii="Arial" w:hAnsi="Arial" w:eastAsia="Arial" w:cs="Arial"/>
-                <w:i w:val="false"/>
-                <w:b w:val="false"/>
-                <w:u w:val="none"/>
-                <w:strike w:val="false"/>
-                <w:sz w:val="18"/>
-                <w:szCs w:val="18"/>
-                <w:color w:val="000000"/>
-              </w:rPr>
-              <w:t xml:space="preserve">Core Goods</w:t>
-            </w:r>
-          </w:p>
-        </w:tc>
-        <w:tc>
-          <w:tcPr>
-            <w:tcBorders>
-              <w:bottom w:val="single" w:sz="6" w:space="0" w:color="666666"/>
-              <w:top w:val="single" w:sz="12" w:space="0" w:color="666666"/>
-              <w:left w:val="none" w:sz="0" w:space="0" w:color="000000"/>
-              <w:right w:val="none" w:sz="0" w:space="0" w:color="000000"/>
-            </w:tcBorders>
-            <w:shd w:val="clear" w:color="auto" w:fill="FFFFFF"/>
-            <w:tcMar>
-              <w:top w:w="0" w:type="dxa"/>
-              <w:bottom w:w="0" w:type="dxa"/>
-              <w:left w:w="0" w:type="dxa"/>
-              <w:right w:w="0" w:type="dxa"/>
-            </w:tcMar>
-            <w:vAlign w:val="center"/>
-          </w:tcPr>
-          <w:p>
-            <w:pPr>
-              <w:jc w:val="left"/>
-              <w:pBdr>
-                <w:bottom w:val="none" w:sz="0" w:space="0" w:color="000000"/>
-                <w:top w:val="none" w:sz="0" w:space="0" w:color="000000"/>
-                <w:left w:val="none" w:sz="0" w:space="0" w:color="000000"/>
-                <w:right w:val="none" w:sz="0" w:space="0" w:color="000000"/>
-              </w:pBdr>
-              <w:spacing w:after="100" w:before="100" w:line="240"/>
-              <w:ind w:left="100" w:right="100" w:firstLine="0" w:firstLineChars="0"/>
-              <w:rPr>
-                <w:rFonts w:ascii="Arial" w:hAnsi="Arial" w:eastAsia="Arial" w:cs="Arial"/>
-                <w:i w:val="false"/>
-                <w:b w:val="false"/>
-                <w:u w:val="none"/>
-                <w:strike w:val="false"/>
-                <w:sz w:val="18"/>
-                <w:szCs w:val="18"/>
-                <w:color w:val="000000"/>
-              </w:rPr>
-            </w:pPr>
-            <w:r xmlns:w="http://schemas.openxmlformats.org/wordprocessingml/2006/main" xmlns:wp="http://schemas.openxmlformats.org/drawingml/2006/wordprocessingDrawing" xmlns:r="http://schemas.openxmlformats.org/officeDocument/2006/relationships" xmlns:w14="http://schemas.microsoft.com/office/word/2010/wordml">
-              <w:rPr>
-                <w:rFonts w:ascii="Arial" w:hAnsi="Arial" w:eastAsia="Arial" w:cs="Arial"/>
-                <w:i w:val="false"/>
-                <w:b w:val="false"/>
-                <w:u w:val="none"/>
-                <w:strike w:val="false"/>
-                <w:sz w:val="18"/>
-                <w:szCs w:val="18"/>
-                <w:color w:val="000000"/>
-              </w:rPr>
-              <w:t xml:space="preserve">32.1%</w:t>
-            </w:r>
-          </w:p>
-        </w:tc>
-        <w:tc>
-          <w:tcPr>
-            <w:tcBorders>
-              <w:bottom w:val="single" w:sz="6" w:space="0" w:color="666666"/>
-              <w:top w:val="single" w:sz="12" w:space="0" w:color="666666"/>
-              <w:left w:val="none" w:sz="0" w:space="0" w:color="000000"/>
-              <w:right w:val="none" w:sz="0" w:space="0" w:color="000000"/>
-            </w:tcBorders>
-            <w:shd w:val="clear" w:color="auto" w:fill="FFFFFF"/>
-            <w:tcMar>
-              <w:top w:w="0" w:type="dxa"/>
-              <w:bottom w:w="0" w:type="dxa"/>
-              <w:left w:w="0" w:type="dxa"/>
-              <w:right w:w="0" w:type="dxa"/>
-            </w:tcMar>
-            <w:vAlign w:val="center"/>
-          </w:tcPr>
-          <w:p>
-            <w:pPr>
-              <w:jc w:val="left"/>
-              <w:pBdr>
-                <w:bottom w:val="none" w:sz="0" w:space="0" w:color="000000"/>
-                <w:top w:val="none" w:sz="0" w:space="0" w:color="000000"/>
-                <w:left w:val="none" w:sz="0" w:space="0" w:color="000000"/>
-                <w:right w:val="none" w:sz="0" w:space="0" w:color="000000"/>
-              </w:pBdr>
-              <w:spacing w:after="100" w:before="100" w:line="240"/>
-              <w:ind w:left="100" w:right="100" w:firstLine="0" w:firstLineChars="0"/>
-              <w:rPr>
-                <w:rFonts w:ascii="Arial" w:hAnsi="Arial" w:eastAsia="Arial" w:cs="Arial"/>
-                <w:i w:val="false"/>
-                <w:b w:val="false"/>
-                <w:u w:val="none"/>
-                <w:strike w:val="false"/>
-                <w:sz w:val="18"/>
-                <w:szCs w:val="18"/>
-                <w:color w:val="000000"/>
-              </w:rPr>
-            </w:pPr>
-            <w:r xmlns:w="http://schemas.openxmlformats.org/wordprocessingml/2006/main" xmlns:wp="http://schemas.openxmlformats.org/drawingml/2006/wordprocessingDrawing" xmlns:r="http://schemas.openxmlformats.org/officeDocument/2006/relationships" xmlns:w14="http://schemas.microsoft.com/office/word/2010/wordml">
-              <w:rPr>
-                <w:rFonts w:ascii="Arial" w:hAnsi="Arial" w:eastAsia="Arial" w:cs="Arial"/>
-                <w:i w:val="false"/>
-                <w:b w:val="false"/>
-                <w:u w:val="none"/>
-                <w:strike w:val="false"/>
-                <w:sz w:val="18"/>
-                <w:szCs w:val="18"/>
-                <w:color w:val="000000"/>
-              </w:rPr>
-              <w:t xml:space="preserve">8.0 pp</w:t>
-            </w:r>
-          </w:p>
-        </w:tc>
-        <w:tc>
-          <w:tcPr>
-            <w:tcBorders>
-              <w:bottom w:val="single" w:sz="6" w:space="0" w:color="666666"/>
-              <w:top w:val="single" w:sz="12" w:space="0" w:color="666666"/>
-              <w:left w:val="none" w:sz="0" w:space="0" w:color="000000"/>
-              <w:right w:val="none" w:sz="0" w:space="0" w:color="000000"/>
-            </w:tcBorders>
-            <w:shd w:val="clear" w:color="auto" w:fill="FFFFFF"/>
-            <w:tcMar>
-              <w:top w:w="0" w:type="dxa"/>
-              <w:bottom w:w="0" w:type="dxa"/>
-              <w:left w:w="0" w:type="dxa"/>
-              <w:right w:w="0" w:type="dxa"/>
-            </w:tcMar>
-            <w:vAlign w:val="center"/>
-          </w:tcPr>
-          <w:p>
-            <w:pPr>
-              <w:jc w:val="left"/>
-              <w:pBdr>
-                <w:bottom w:val="none" w:sz="0" w:space="0" w:color="000000"/>
-                <w:top w:val="none" w:sz="0" w:space="0" w:color="000000"/>
-                <w:left w:val="none" w:sz="0" w:space="0" w:color="000000"/>
-                <w:right w:val="none" w:sz="0" w:space="0" w:color="000000"/>
-              </w:pBdr>
-              <w:spacing w:after="100" w:before="100" w:line="240"/>
-              <w:ind w:left="100" w:right="100" w:firstLine="0" w:firstLineChars="0"/>
-              <w:rPr>
-                <w:rFonts w:ascii="Arial" w:hAnsi="Arial" w:eastAsia="Arial" w:cs="Arial"/>
-                <w:i w:val="false"/>
-                <w:b w:val="false"/>
-                <w:u w:val="none"/>
-                <w:strike w:val="false"/>
-                <w:sz w:val="18"/>
-                <w:szCs w:val="18"/>
-                <w:color w:val="000000"/>
-              </w:rPr>
-            </w:pPr>
-            <w:r xmlns:w="http://schemas.openxmlformats.org/wordprocessingml/2006/main" xmlns:wp="http://schemas.openxmlformats.org/drawingml/2006/wordprocessingDrawing" xmlns:r="http://schemas.openxmlformats.org/officeDocument/2006/relationships" xmlns:w14="http://schemas.microsoft.com/office/word/2010/wordml">
-              <w:rPr>
-                <w:rFonts w:ascii="Arial" w:hAnsi="Arial" w:eastAsia="Arial" w:cs="Arial"/>
-                <w:i w:val="false"/>
-                <w:b w:val="false"/>
-                <w:u w:val="none"/>
-                <w:strike w:val="false"/>
-                <w:sz w:val="18"/>
-                <w:szCs w:val="18"/>
-                <w:color w:val="000000"/>
-              </w:rPr>
-              <w:t xml:space="preserve">2.6%</w:t>
-            </w:r>
-          </w:p>
-        </w:tc>
-        <w:tc>
-          <w:tcPr>
-            <w:tcBorders>
-              <w:bottom w:val="single" w:sz="6" w:space="0" w:color="666666"/>
-              <w:top w:val="single" w:sz="12" w:space="0" w:color="666666"/>
-              <w:left w:val="none" w:sz="0" w:space="0" w:color="000000"/>
-              <w:right w:val="none" w:sz="0" w:space="0" w:color="000000"/>
-            </w:tcBorders>
-            <w:shd w:val="clear" w:color="auto" w:fill="FFFFFF"/>
-            <w:tcMar>
-              <w:top w:w="0" w:type="dxa"/>
-              <w:bottom w:w="0" w:type="dxa"/>
-              <w:left w:w="0" w:type="dxa"/>
-              <w:right w:w="0" w:type="dxa"/>
-            </w:tcMar>
-            <w:vAlign w:val="center"/>
-          </w:tcPr>
-          <w:p>
-            <w:pPr>
-              <w:jc w:val="left"/>
-              <w:pBdr>
-                <w:bottom w:val="none" w:sz="0" w:space="0" w:color="000000"/>
-                <w:top w:val="none" w:sz="0" w:space="0" w:color="000000"/>
-                <w:left w:val="none" w:sz="0" w:space="0" w:color="000000"/>
-                <w:right w:val="none" w:sz="0" w:space="0" w:color="000000"/>
-              </w:pBdr>
-              <w:spacing w:after="100" w:before="100" w:line="240"/>
-              <w:ind w:left="100" w:right="100" w:firstLine="0" w:firstLineChars="0"/>
-              <w:rPr>
-                <w:rFonts w:ascii="Arial" w:hAnsi="Arial" w:eastAsia="Arial" w:cs="Arial"/>
-                <w:i w:val="false"/>
-                <w:b w:val="false"/>
-                <w:u w:val="none"/>
-                <w:strike w:val="false"/>
-                <w:sz w:val="18"/>
-                <w:szCs w:val="18"/>
-                <w:color w:val="000000"/>
-              </w:rPr>
-            </w:pPr>
-            <w:r xmlns:w="http://schemas.openxmlformats.org/wordprocessingml/2006/main" xmlns:wp="http://schemas.openxmlformats.org/drawingml/2006/wordprocessingDrawing" xmlns:r="http://schemas.openxmlformats.org/officeDocument/2006/relationships" xmlns:w14="http://schemas.microsoft.com/office/word/2010/wordml">
-              <w:rPr>
-                <w:rFonts w:ascii="Arial" w:hAnsi="Arial" w:eastAsia="Arial" w:cs="Arial"/>
-                <w:i w:val="false"/>
-                <w:b w:val="false"/>
-                <w:u w:val="none"/>
-                <w:strike w:val="false"/>
-                <w:sz w:val="18"/>
-                <w:szCs w:val="18"/>
-                <w:color w:val="000000"/>
-              </w:rPr>
-              <w:t xml:space="preserve">0.3%</w:t>
-            </w:r>
-          </w:p>
-        </w:tc>
-        <w:tc>
-          <w:tcPr>
-            <w:tcBorders>
-              <w:bottom w:val="single" w:sz="6" w:space="0" w:color="666666"/>
-              <w:top w:val="single" w:sz="12" w:space="0" w:color="666666"/>
-              <w:left w:val="none" w:sz="0" w:space="0" w:color="000000"/>
-              <w:right w:val="none" w:sz="0" w:space="0" w:color="000000"/>
-            </w:tcBorders>
-            <w:shd w:val="clear" w:color="auto" w:fill="FFFFFF"/>
-            <w:tcMar>
-              <w:top w:w="0" w:type="dxa"/>
-              <w:bottom w:w="0" w:type="dxa"/>
-              <w:left w:w="0" w:type="dxa"/>
-              <w:right w:w="0" w:type="dxa"/>
-            </w:tcMar>
-            <w:vAlign w:val="center"/>
-          </w:tcPr>
-          <w:p>
-            <w:pPr>
-              <w:jc w:val="left"/>
-              <w:pBdr>
-                <w:bottom w:val="none" w:sz="0" w:space="0" w:color="000000"/>
-                <w:top w:val="none" w:sz="0" w:space="0" w:color="000000"/>
-                <w:left w:val="none" w:sz="0" w:space="0" w:color="000000"/>
-                <w:right w:val="none" w:sz="0" w:space="0" w:color="000000"/>
-              </w:pBdr>
-              <w:spacing w:after="100" w:before="100" w:line="240"/>
-              <w:ind w:left="100" w:right="100" w:firstLine="0" w:firstLineChars="0"/>
-              <w:rPr>
-                <w:rFonts w:ascii="Arial" w:hAnsi="Arial" w:eastAsia="Arial" w:cs="Arial"/>
-                <w:i w:val="false"/>
-                <w:b w:val="false"/>
-                <w:u w:val="none"/>
-                <w:strike w:val="false"/>
-                <w:sz w:val="18"/>
-                <w:szCs w:val="18"/>
-                <w:color w:val="000000"/>
-              </w:rPr>
-            </w:pPr>
-            <w:r xmlns:w="http://schemas.openxmlformats.org/wordprocessingml/2006/main" xmlns:wp="http://schemas.openxmlformats.org/drawingml/2006/wordprocessingDrawing" xmlns:r="http://schemas.openxmlformats.org/officeDocument/2006/relationships" xmlns:w14="http://schemas.microsoft.com/office/word/2010/wordml">
-              <w:rPr>
-                <w:rFonts w:ascii="Arial" w:hAnsi="Arial" w:eastAsia="Arial" w:cs="Arial"/>
-                <w:i w:val="false"/>
-                <w:b w:val="false"/>
-                <w:u w:val="none"/>
-                <w:strike w:val="false"/>
-                <w:sz w:val="18"/>
-                <w:szCs w:val="18"/>
-                <w:color w:val="000000"/>
-              </w:rPr>
-              <w:t xml:space="preserve">3.4%</w:t>
-            </w:r>
-          </w:p>
-        </w:tc>
-        <w:tc>
-          <w:tcPr>
-            <w:tcBorders>
-              <w:bottom w:val="single" w:sz="6" w:space="0" w:color="666666"/>
-              <w:top w:val="single" w:sz="12" w:space="0" w:color="666666"/>
-              <w:left w:val="none" w:sz="0" w:space="0" w:color="000000"/>
-              <w:right w:val="none" w:sz="0" w:space="0" w:color="000000"/>
-            </w:tcBorders>
-            <w:shd w:val="clear" w:color="auto" w:fill="FFFFFF"/>
-            <w:tcMar>
-              <w:top w:w="0" w:type="dxa"/>
-              <w:bottom w:w="0" w:type="dxa"/>
-              <w:left w:w="0" w:type="dxa"/>
-              <w:right w:w="0" w:type="dxa"/>
-            </w:tcMar>
-            <w:vAlign w:val="center"/>
-          </w:tcPr>
-          <w:p>
-            <w:pPr>
-              <w:jc w:val="left"/>
-              <w:pBdr>
-                <w:bottom w:val="none" w:sz="0" w:space="0" w:color="000000"/>
-                <w:top w:val="none" w:sz="0" w:space="0" w:color="000000"/>
-                <w:left w:val="none" w:sz="0" w:space="0" w:color="000000"/>
-                <w:right w:val="none" w:sz="0" w:space="0" w:color="000000"/>
-              </w:pBdr>
-              <w:spacing w:after="100" w:before="100" w:line="240"/>
-              <w:ind w:left="100" w:right="100" w:firstLine="0" w:firstLineChars="0"/>
-              <w:rPr>
-                <w:rFonts w:ascii="Arial" w:hAnsi="Arial" w:eastAsia="Arial" w:cs="Arial"/>
-                <w:i w:val="false"/>
-                <w:b w:val="false"/>
-                <w:u w:val="none"/>
-                <w:strike w:val="false"/>
-                <w:sz w:val="18"/>
-                <w:szCs w:val="18"/>
-                <w:color w:val="000000"/>
-              </w:rPr>
-            </w:pPr>
-            <w:r xmlns:w="http://schemas.openxmlformats.org/wordprocessingml/2006/main" xmlns:wp="http://schemas.openxmlformats.org/drawingml/2006/wordprocessingDrawing" xmlns:r="http://schemas.openxmlformats.org/officeDocument/2006/relationships" xmlns:w14="http://schemas.microsoft.com/office/word/2010/wordml">
-              <w:rPr>
-                <w:rFonts w:ascii="Arial" w:hAnsi="Arial" w:eastAsia="Arial" w:cs="Arial"/>
-                <w:i w:val="false"/>
-                <w:b w:val="false"/>
-                <w:u w:val="none"/>
-                <w:strike w:val="false"/>
-                <w:sz w:val="18"/>
-                <w:szCs w:val="18"/>
-                <w:color w:val="000000"/>
-              </w:rPr>
-              <w:t xml:space="preserve">2.8%</w:t>
-            </w:r>
-          </w:p>
-        </w:tc>
-        <w:tc>
-          <w:tcPr>
-            <w:tcBorders>
-              <w:bottom w:val="single" w:sz="6" w:space="0" w:color="666666"/>
-              <w:top w:val="single" w:sz="12" w:space="0" w:color="666666"/>
-              <w:left w:val="none" w:sz="0" w:space="0" w:color="000000"/>
-              <w:right w:val="none" w:sz="0" w:space="0" w:color="000000"/>
-            </w:tcBorders>
-            <w:shd w:val="clear" w:color="auto" w:fill="FFFFFF"/>
-            <w:tcMar>
-              <w:top w:w="0" w:type="dxa"/>
-              <w:bottom w:w="0" w:type="dxa"/>
-              <w:left w:w="0" w:type="dxa"/>
-              <w:right w:w="0" w:type="dxa"/>
-            </w:tcMar>
-            <w:vAlign w:val="center"/>
-          </w:tcPr>
-          <w:p>
-            <w:pPr>
-              <w:jc w:val="left"/>
-              <w:pBdr>
-                <w:bottom w:val="none" w:sz="0" w:space="0" w:color="000000"/>
-                <w:top w:val="none" w:sz="0" w:space="0" w:color="000000"/>
-                <w:left w:val="none" w:sz="0" w:space="0" w:color="000000"/>
-                <w:right w:val="none" w:sz="0" w:space="0" w:color="000000"/>
-              </w:pBdr>
-              <w:spacing w:after="100" w:before="100" w:line="240"/>
-              <w:ind w:left="100" w:right="100" w:firstLine="0" w:firstLineChars="0"/>
-              <w:rPr>
-                <w:rFonts w:ascii="Arial" w:hAnsi="Arial" w:eastAsia="Arial" w:cs="Arial"/>
-                <w:i w:val="false"/>
-                <w:b w:val="false"/>
-                <w:u w:val="none"/>
-                <w:strike w:val="false"/>
-                <w:sz w:val="18"/>
-                <w:szCs w:val="18"/>
-                <w:color w:val="000000"/>
-              </w:rPr>
-            </w:pPr>
-            <w:r xmlns:w="http://schemas.openxmlformats.org/wordprocessingml/2006/main" xmlns:wp="http://schemas.openxmlformats.org/drawingml/2006/wordprocessingDrawing" xmlns:r="http://schemas.openxmlformats.org/officeDocument/2006/relationships" xmlns:w14="http://schemas.microsoft.com/office/word/2010/wordml">
-              <w:rPr>
-                <w:rFonts w:ascii="Arial" w:hAnsi="Arial" w:eastAsia="Arial" w:cs="Arial"/>
-                <w:i w:val="false"/>
-                <w:b w:val="false"/>
-                <w:u w:val="none"/>
-                <w:strike w:val="false"/>
-                <w:sz w:val="18"/>
-                <w:szCs w:val="18"/>
-                <w:color w:val="000000"/>
-              </w:rPr>
-              <w:t xml:space="preserve">12%</w:t>
-            </w:r>
-          </w:p>
-        </w:tc>
-        <w:tc>
-          <w:tcPr>
-            <w:tcBorders>
-              <w:bottom w:val="single" w:sz="6" w:space="0" w:color="666666"/>
-              <w:top w:val="single" w:sz="12" w:space="0" w:color="666666"/>
-              <w:left w:val="none" w:sz="0" w:space="0" w:color="000000"/>
-              <w:right w:val="none" w:sz="0" w:space="0" w:color="000000"/>
-            </w:tcBorders>
-            <w:shd w:val="clear" w:color="auto" w:fill="FFFFFF"/>
-            <w:tcMar>
-              <w:top w:w="0" w:type="dxa"/>
-              <w:bottom w:w="0" w:type="dxa"/>
-              <w:left w:w="0" w:type="dxa"/>
-              <w:right w:w="0" w:type="dxa"/>
-            </w:tcMar>
-            <w:vAlign w:val="center"/>
-          </w:tcPr>
-          <w:p>
-            <w:pPr>
-              <w:jc w:val="left"/>
-              <w:pBdr>
-                <w:bottom w:val="none" w:sz="0" w:space="0" w:color="000000"/>
-                <w:top w:val="none" w:sz="0" w:space="0" w:color="000000"/>
-                <w:left w:val="none" w:sz="0" w:space="0" w:color="000000"/>
-                <w:right w:val="none" w:sz="0" w:space="0" w:color="000000"/>
-              </w:pBdr>
-              <w:spacing w:after="100" w:before="100" w:line="240"/>
-              <w:ind w:left="100" w:right="100" w:firstLine="0" w:firstLineChars="0"/>
-              <w:rPr>
-                <w:rFonts w:ascii="Arial" w:hAnsi="Arial" w:eastAsia="Arial" w:cs="Arial"/>
-                <w:i w:val="false"/>
-                <w:b w:val="false"/>
-                <w:u w:val="none"/>
-                <w:strike w:val="false"/>
-                <w:sz w:val="18"/>
-                <w:szCs w:val="18"/>
-                <w:color w:val="000000"/>
-              </w:rPr>
-            </w:pPr>
-            <w:r xmlns:w="http://schemas.openxmlformats.org/wordprocessingml/2006/main" xmlns:wp="http://schemas.openxmlformats.org/drawingml/2006/wordprocessingDrawing" xmlns:r="http://schemas.openxmlformats.org/officeDocument/2006/relationships" xmlns:w14="http://schemas.microsoft.com/office/word/2010/wordml">
-              <w:rPr>
-                <w:rFonts w:ascii="Arial" w:hAnsi="Arial" w:eastAsia="Arial" w:cs="Arial"/>
-                <w:i w:val="false"/>
-                <w:b w:val="false"/>
-                <w:u w:val="none"/>
-                <w:strike w:val="false"/>
-                <w:sz w:val="18"/>
-                <w:szCs w:val="18"/>
-                <w:color w:val="000000"/>
-              </w:rPr>
-              <w:t xml:space="preserve">133%</w:t>
-            </w:r>
-          </w:p>
-        </w:tc>
-        <w:tc>
-          <w:tcPr>
-            <w:tcBorders>
-              <w:bottom w:val="single" w:sz="6" w:space="0" w:color="666666"/>
-              <w:top w:val="single" w:sz="12" w:space="0" w:color="666666"/>
-              <w:left w:val="none" w:sz="0" w:space="0" w:color="000000"/>
-              <w:right w:val="none" w:sz="0" w:space="0" w:color="000000"/>
-            </w:tcBorders>
-            <w:shd w:val="clear" w:color="auto" w:fill="FFFFFF"/>
-            <w:tcMar>
-              <w:top w:w="0" w:type="dxa"/>
-              <w:bottom w:w="0" w:type="dxa"/>
-              <w:left w:w="0" w:type="dxa"/>
-              <w:right w:w="0" w:type="dxa"/>
-            </w:tcMar>
-            <w:vAlign w:val="center"/>
-          </w:tcPr>
-          <w:p>
-            <w:pPr>
-              <w:jc w:val="left"/>
-              <w:pBdr>
-                <w:bottom w:val="none" w:sz="0" w:space="0" w:color="000000"/>
-                <w:top w:val="none" w:sz="0" w:space="0" w:color="000000"/>
-                <w:left w:val="none" w:sz="0" w:space="0" w:color="000000"/>
-                <w:right w:val="none" w:sz="0" w:space="0" w:color="000000"/>
-              </w:pBdr>
-              <w:spacing w:after="100" w:before="100" w:line="240"/>
-              <w:ind w:left="100" w:right="100" w:firstLine="0" w:firstLineChars="0"/>
-              <w:rPr>
-                <w:rFonts w:ascii="Arial" w:hAnsi="Arial" w:eastAsia="Arial" w:cs="Arial"/>
-                <w:i w:val="false"/>
-                <w:b w:val="false"/>
-                <w:u w:val="none"/>
-                <w:strike w:val="false"/>
-                <w:sz w:val="18"/>
-                <w:szCs w:val="18"/>
-                <w:color w:val="000000"/>
-              </w:rPr>
-            </w:pPr>
-            <w:r xmlns:w="http://schemas.openxmlformats.org/wordprocessingml/2006/main" xmlns:wp="http://schemas.openxmlformats.org/drawingml/2006/wordprocessingDrawing" xmlns:r="http://schemas.openxmlformats.org/officeDocument/2006/relationships" xmlns:w14="http://schemas.microsoft.com/office/word/2010/wordml">
-              <w:rPr>
-                <w:rFonts w:ascii="Arial" w:hAnsi="Arial" w:eastAsia="Arial" w:cs="Arial"/>
-                <w:i w:val="false"/>
-                <w:b w:val="false"/>
-                <w:u w:val="none"/>
-                <w:strike w:val="false"/>
-                <w:sz w:val="18"/>
-                <w:szCs w:val="18"/>
-                <w:color w:val="000000"/>
-              </w:rPr>
-              <w:t xml:space="preserve">110%</w:t>
-            </w:r>
-          </w:p>
-        </w:tc>
-      </w:tr>
-      <w:tr>
-        <w:trPr>
-          <w:trHeight w:val="613" w:hRule="auto"/>
-        </w:trPr>
-        body2
-        <w:tc>
-          <w:tcPr>
-            <w:tcBorders>
-              <w:bottom w:val="single" w:sz="12" w:space="0" w:color="666666"/>
-              <w:top w:val="single" w:sz="6" w:space="0" w:color="666666"/>
-              <w:left w:val="none" w:sz="0" w:space="0" w:color="000000"/>
-              <w:right w:val="none" w:sz="0" w:space="0" w:color="000000"/>
-            </w:tcBorders>
-            <w:shd w:val="clear" w:color="auto" w:fill="FFFFFF"/>
-            <w:tcMar>
-              <w:top w:w="0" w:type="dxa"/>
-              <w:bottom w:w="0" w:type="dxa"/>
-              <w:left w:w="0" w:type="dxa"/>
-              <w:right w:w="0" w:type="dxa"/>
-            </w:tcMar>
-            <w:vAlign w:val="center"/>
-          </w:tcPr>
-          <w:p>
-            <w:pPr>
-              <w:jc w:val="left"/>
-              <w:pBdr>
-                <w:bottom w:val="none" w:sz="0" w:space="0" w:color="000000"/>
-                <w:top w:val="none" w:sz="0" w:space="0" w:color="000000"/>
-                <w:left w:val="none" w:sz="0" w:space="0" w:color="000000"/>
-                <w:right w:val="none" w:sz="0" w:space="0" w:color="000000"/>
-              </w:pBdr>
-              <w:spacing w:after="100" w:before="100" w:line="240"/>
-              <w:ind w:left="100" w:right="100" w:firstLine="0" w:firstLineChars="0"/>
-              <w:rPr>
-                <w:rFonts w:ascii="Arial" w:hAnsi="Arial" w:eastAsia="Arial" w:cs="Arial"/>
-                <w:i w:val="false"/>
-                <w:b w:val="false"/>
-                <w:u w:val="none"/>
-                <w:strike w:val="false"/>
-                <w:sz w:val="18"/>
-                <w:szCs w:val="18"/>
-                <w:color w:val="000000"/>
-              </w:rPr>
-            </w:pPr>
-            <w:r xmlns:w="http://schemas.openxmlformats.org/wordprocessingml/2006/main" xmlns:wp="http://schemas.openxmlformats.org/drawingml/2006/wordprocessingDrawing" xmlns:r="http://schemas.openxmlformats.org/officeDocument/2006/relationships" xmlns:w14="http://schemas.microsoft.com/office/word/2010/wordml">
-              <w:rPr>
-                <w:rFonts w:ascii="Arial" w:hAnsi="Arial" w:eastAsia="Arial" w:cs="Arial"/>
-                <w:i w:val="false"/>
-                <w:b w:val="false"/>
-                <w:u w:val="none"/>
-                <w:strike w:val="false"/>
-                <w:sz w:val="18"/>
-                <w:szCs w:val="18"/>
-                <w:color w:val="000000"/>
-              </w:rPr>
-              <w:t xml:space="preserve">Durables</w:t>
-            </w:r>
-          </w:p>
-        </w:tc>
-        <w:tc>
-          <w:tcPr>
-            <w:tcBorders>
-              <w:bottom w:val="single" w:sz="12" w:space="0" w:color="666666"/>
-              <w:top w:val="single" w:sz="6" w:space="0" w:color="666666"/>
-              <w:left w:val="none" w:sz="0" w:space="0" w:color="000000"/>
-              <w:right w:val="none" w:sz="0" w:space="0" w:color="000000"/>
-            </w:tcBorders>
-            <w:shd w:val="clear" w:color="auto" w:fill="FFFFFF"/>
-            <w:tcMar>
-              <w:top w:w="0" w:type="dxa"/>
-              <w:bottom w:w="0" w:type="dxa"/>
-              <w:left w:w="0" w:type="dxa"/>
-              <w:right w:w="0" w:type="dxa"/>
-            </w:tcMar>
-            <w:vAlign w:val="center"/>
-          </w:tcPr>
-          <w:p>
-            <w:pPr>
-              <w:jc w:val="left"/>
-              <w:pBdr>
-                <w:bottom w:val="none" w:sz="0" w:space="0" w:color="000000"/>
-                <w:top w:val="none" w:sz="0" w:space="0" w:color="000000"/>
-                <w:left w:val="none" w:sz="0" w:space="0" w:color="000000"/>
-                <w:right w:val="none" w:sz="0" w:space="0" w:color="000000"/>
-              </w:pBdr>
-              <w:spacing w:after="100" w:before="100" w:line="240"/>
-              <w:ind w:left="100" w:right="100" w:firstLine="0" w:firstLineChars="0"/>
-              <w:rPr>
-                <w:rFonts w:ascii="Arial" w:hAnsi="Arial" w:eastAsia="Arial" w:cs="Arial"/>
-                <w:i w:val="false"/>
-                <w:b w:val="false"/>
-                <w:u w:val="none"/>
-                <w:strike w:val="false"/>
-                <w:sz w:val="18"/>
-                <w:szCs w:val="18"/>
-                <w:color w:val="000000"/>
-              </w:rPr>
-            </w:pPr>
-            <w:r xmlns:w="http://schemas.openxmlformats.org/wordprocessingml/2006/main" xmlns:wp="http://schemas.openxmlformats.org/drawingml/2006/wordprocessingDrawing" xmlns:r="http://schemas.openxmlformats.org/officeDocument/2006/relationships" xmlns:w14="http://schemas.microsoft.com/office/word/2010/wordml">
-              <w:rPr>
-                <w:rFonts w:ascii="Arial" w:hAnsi="Arial" w:eastAsia="Arial" w:cs="Arial"/>
-                <w:i w:val="false"/>
-                <w:b w:val="false"/>
-                <w:u w:val="none"/>
-                <w:strike w:val="false"/>
-                <w:sz w:val="18"/>
-                <w:szCs w:val="18"/>
-                <w:color w:val="000000"/>
-              </w:rPr>
-              <w:t xml:space="preserve">28.0%</w:t>
-            </w:r>
-          </w:p>
-        </w:tc>
-        <w:tc>
-          <w:tcPr>
-            <w:tcBorders>
-              <w:bottom w:val="single" w:sz="12" w:space="0" w:color="666666"/>
-              <w:top w:val="single" w:sz="6" w:space="0" w:color="666666"/>
-              <w:left w:val="none" w:sz="0" w:space="0" w:color="000000"/>
-              <w:right w:val="none" w:sz="0" w:space="0" w:color="000000"/>
-            </w:tcBorders>
-            <w:shd w:val="clear" w:color="auto" w:fill="FFFFFF"/>
-            <w:tcMar>
-              <w:top w:w="0" w:type="dxa"/>
-              <w:bottom w:w="0" w:type="dxa"/>
-              <w:left w:w="0" w:type="dxa"/>
-              <w:right w:w="0" w:type="dxa"/>
-            </w:tcMar>
-            <w:vAlign w:val="center"/>
-          </w:tcPr>
-          <w:p>
-            <w:pPr>
-              <w:jc w:val="left"/>
-              <w:pBdr>
-                <w:bottom w:val="none" w:sz="0" w:space="0" w:color="000000"/>
-                <w:top w:val="none" w:sz="0" w:space="0" w:color="000000"/>
-                <w:left w:val="none" w:sz="0" w:space="0" w:color="000000"/>
-                <w:right w:val="none" w:sz="0" w:space="0" w:color="000000"/>
-              </w:pBdr>
-              <w:spacing w:after="100" w:before="100" w:line="240"/>
-              <w:ind w:left="100" w:right="100" w:firstLine="0" w:firstLineChars="0"/>
-              <w:rPr>
-                <w:rFonts w:ascii="Arial" w:hAnsi="Arial" w:eastAsia="Arial" w:cs="Arial"/>
-                <w:i w:val="false"/>
-                <w:b w:val="false"/>
-                <w:u w:val="none"/>
-                <w:strike w:val="false"/>
-                <w:sz w:val="18"/>
-                <w:szCs w:val="18"/>
-                <w:color w:val="000000"/>
-              </w:rPr>
-            </w:pPr>
-            <w:r xmlns:w="http://schemas.openxmlformats.org/wordprocessingml/2006/main" xmlns:wp="http://schemas.openxmlformats.org/drawingml/2006/wordprocessingDrawing" xmlns:r="http://schemas.openxmlformats.org/officeDocument/2006/relationships" xmlns:w14="http://schemas.microsoft.com/office/word/2010/wordml">
-              <w:rPr>
-                <w:rFonts w:ascii="Arial" w:hAnsi="Arial" w:eastAsia="Arial" w:cs="Arial"/>
-                <w:i w:val="false"/>
-                <w:b w:val="false"/>
-                <w:u w:val="none"/>
-                <w:strike w:val="false"/>
-                <w:sz w:val="18"/>
-                <w:szCs w:val="18"/>
-                <w:color w:val="000000"/>
-              </w:rPr>
-              <w:t xml:space="preserve">8.0 pp</w:t>
-            </w:r>
-          </w:p>
-        </w:tc>
-        <w:tc>
-          <w:tcPr>
-            <w:tcBorders>
-              <w:bottom w:val="single" w:sz="12" w:space="0" w:color="666666"/>
-              <w:top w:val="single" w:sz="6" w:space="0" w:color="666666"/>
-              <w:left w:val="none" w:sz="0" w:space="0" w:color="000000"/>
-              <w:right w:val="none" w:sz="0" w:space="0" w:color="000000"/>
-            </w:tcBorders>
-            <w:shd w:val="clear" w:color="auto" w:fill="FFFFFF"/>
-            <w:tcMar>
-              <w:top w:w="0" w:type="dxa"/>
-              <w:bottom w:w="0" w:type="dxa"/>
-              <w:left w:w="0" w:type="dxa"/>
-              <w:right w:w="0" w:type="dxa"/>
-            </w:tcMar>
-            <w:vAlign w:val="center"/>
-          </w:tcPr>
-          <w:p>
-            <w:pPr>
-              <w:jc w:val="left"/>
-              <w:pBdr>
-                <w:bottom w:val="none" w:sz="0" w:space="0" w:color="000000"/>
-                <w:top w:val="none" w:sz="0" w:space="0" w:color="000000"/>
-                <w:left w:val="none" w:sz="0" w:space="0" w:color="000000"/>
-                <w:right w:val="none" w:sz="0" w:space="0" w:color="000000"/>
-              </w:pBdr>
-              <w:spacing w:after="100" w:before="100" w:line="240"/>
-              <w:ind w:left="100" w:right="100" w:firstLine="0" w:firstLineChars="0"/>
-              <w:rPr>
-                <w:rFonts w:ascii="Arial" w:hAnsi="Arial" w:eastAsia="Arial" w:cs="Arial"/>
-                <w:i w:val="false"/>
-                <w:b w:val="false"/>
-                <w:u w:val="none"/>
-                <w:strike w:val="false"/>
-                <w:sz w:val="18"/>
-                <w:szCs w:val="18"/>
-                <w:color w:val="000000"/>
-              </w:rPr>
-            </w:pPr>
-            <w:r xmlns:w="http://schemas.openxmlformats.org/wordprocessingml/2006/main" xmlns:wp="http://schemas.openxmlformats.org/drawingml/2006/wordprocessingDrawing" xmlns:r="http://schemas.openxmlformats.org/officeDocument/2006/relationships" xmlns:w14="http://schemas.microsoft.com/office/word/2010/wordml">
-              <w:rPr>
-                <w:rFonts w:ascii="Arial" w:hAnsi="Arial" w:eastAsia="Arial" w:cs="Arial"/>
-                <w:i w:val="false"/>
-                <w:b w:val="false"/>
-                <w:u w:val="none"/>
-                <w:strike w:val="false"/>
-                <w:sz w:val="18"/>
-                <w:szCs w:val="18"/>
-                <w:color w:val="000000"/>
-              </w:rPr>
-              <w:t xml:space="preserve">2.2%</w:t>
-            </w:r>
-          </w:p>
-        </w:tc>
-        <w:tc>
-          <w:tcPr>
-            <w:tcBorders>
-              <w:bottom w:val="single" w:sz="12" w:space="0" w:color="666666"/>
-              <w:top w:val="single" w:sz="6" w:space="0" w:color="666666"/>
-              <w:left w:val="none" w:sz="0" w:space="0" w:color="000000"/>
-              <w:right w:val="none" w:sz="0" w:space="0" w:color="000000"/>
-            </w:tcBorders>
-            <w:shd w:val="clear" w:color="auto" w:fill="FFFFFF"/>
-            <w:tcMar>
-              <w:top w:w="0" w:type="dxa"/>
-              <w:bottom w:w="0" w:type="dxa"/>
-              <w:left w:w="0" w:type="dxa"/>
-              <w:right w:w="0" w:type="dxa"/>
-            </w:tcMar>
-            <w:vAlign w:val="center"/>
-          </w:tcPr>
-          <w:p>
-            <w:pPr>
-              <w:jc w:val="left"/>
-              <w:pBdr>
-                <w:bottom w:val="none" w:sz="0" w:space="0" w:color="000000"/>
-                <w:top w:val="none" w:sz="0" w:space="0" w:color="000000"/>
-                <w:left w:val="none" w:sz="0" w:space="0" w:color="000000"/>
-                <w:right w:val="none" w:sz="0" w:space="0" w:color="000000"/>
-              </w:pBdr>
-              <w:spacing w:after="100" w:before="100" w:line="240"/>
-              <w:ind w:left="100" w:right="100" w:firstLine="0" w:firstLineChars="0"/>
-              <w:rPr>
-                <w:rFonts w:ascii="Arial" w:hAnsi="Arial" w:eastAsia="Arial" w:cs="Arial"/>
-                <w:i w:val="false"/>
-                <w:b w:val="false"/>
-                <w:u w:val="none"/>
-                <w:strike w:val="false"/>
-                <w:sz w:val="18"/>
-                <w:szCs w:val="18"/>
-                <w:color w:val="000000"/>
-              </w:rPr>
-            </w:pPr>
-            <w:r xmlns:w="http://schemas.openxmlformats.org/wordprocessingml/2006/main" xmlns:wp="http://schemas.openxmlformats.org/drawingml/2006/wordprocessingDrawing" xmlns:r="http://schemas.openxmlformats.org/officeDocument/2006/relationships" xmlns:w14="http://schemas.microsoft.com/office/word/2010/wordml">
-              <w:rPr>
-                <w:rFonts w:ascii="Arial" w:hAnsi="Arial" w:eastAsia="Arial" w:cs="Arial"/>
-                <w:i w:val="false"/>
-                <w:b w:val="false"/>
-                <w:u w:val="none"/>
-                <w:strike w:val="false"/>
-                <w:sz w:val="18"/>
-                <w:szCs w:val="18"/>
-                <w:color w:val="000000"/>
-              </w:rPr>
-              <w:t xml:space="preserve">0.4%</w:t>
-            </w:r>
-          </w:p>
-        </w:tc>
-        <w:tc>
-          <w:tcPr>
-            <w:tcBorders>
-              <w:bottom w:val="single" w:sz="12" w:space="0" w:color="666666"/>
-              <w:top w:val="single" w:sz="6" w:space="0" w:color="666666"/>
-              <w:left w:val="none" w:sz="0" w:space="0" w:color="000000"/>
-              <w:right w:val="none" w:sz="0" w:space="0" w:color="000000"/>
-            </w:tcBorders>
-            <w:shd w:val="clear" w:color="auto" w:fill="FFFFFF"/>
-            <w:tcMar>
-              <w:top w:w="0" w:type="dxa"/>
-              <w:bottom w:w="0" w:type="dxa"/>
-              <w:left w:w="0" w:type="dxa"/>
-              <w:right w:w="0" w:type="dxa"/>
-            </w:tcMar>
-            <w:vAlign w:val="center"/>
-          </w:tcPr>
-          <w:p>
-            <w:pPr>
-              <w:jc w:val="left"/>
-              <w:pBdr>
-                <w:bottom w:val="none" w:sz="0" w:space="0" w:color="000000"/>
-                <w:top w:val="none" w:sz="0" w:space="0" w:color="000000"/>
-                <w:left w:val="none" w:sz="0" w:space="0" w:color="000000"/>
-                <w:right w:val="none" w:sz="0" w:space="0" w:color="000000"/>
-              </w:pBdr>
-              <w:spacing w:after="100" w:before="100" w:line="240"/>
-              <w:ind w:left="100" w:right="100" w:firstLine="0" w:firstLineChars="0"/>
-              <w:rPr>
-                <w:rFonts w:ascii="Arial" w:hAnsi="Arial" w:eastAsia="Arial" w:cs="Arial"/>
-                <w:i w:val="false"/>
-                <w:b w:val="false"/>
-                <w:u w:val="none"/>
-                <w:strike w:val="false"/>
-                <w:sz w:val="18"/>
-                <w:szCs w:val="18"/>
-                <w:color w:val="000000"/>
-              </w:rPr>
-            </w:pPr>
-            <w:r xmlns:w="http://schemas.openxmlformats.org/wordprocessingml/2006/main" xmlns:wp="http://schemas.openxmlformats.org/drawingml/2006/wordprocessingDrawing" xmlns:r="http://schemas.openxmlformats.org/officeDocument/2006/relationships" xmlns:w14="http://schemas.microsoft.com/office/word/2010/wordml">
-              <w:rPr>
-                <w:rFonts w:ascii="Arial" w:hAnsi="Arial" w:eastAsia="Arial" w:cs="Arial"/>
-                <w:i w:val="false"/>
-                <w:b w:val="false"/>
-                <w:u w:val="none"/>
-                <w:strike w:val="false"/>
-                <w:sz w:val="18"/>
-                <w:szCs w:val="18"/>
-                <w:color w:val="000000"/>
-              </w:rPr>
-              <w:t xml:space="preserve">4.1%</w:t>
-            </w:r>
-          </w:p>
-        </w:tc>
-        <w:tc>
-          <w:tcPr>
-            <w:tcBorders>
-              <w:bottom w:val="single" w:sz="12" w:space="0" w:color="666666"/>
-              <w:top w:val="single" w:sz="6" w:space="0" w:color="666666"/>
-              <w:left w:val="none" w:sz="0" w:space="0" w:color="000000"/>
-              <w:right w:val="none" w:sz="0" w:space="0" w:color="000000"/>
-            </w:tcBorders>
-            <w:shd w:val="clear" w:color="auto" w:fill="FFFFFF"/>
-            <w:tcMar>
-              <w:top w:w="0" w:type="dxa"/>
-              <w:bottom w:w="0" w:type="dxa"/>
-              <w:left w:w="0" w:type="dxa"/>
-              <w:right w:w="0" w:type="dxa"/>
-            </w:tcMar>
-            <w:vAlign w:val="center"/>
-          </w:tcPr>
-          <w:p>
-            <w:pPr>
-              <w:jc w:val="left"/>
-              <w:pBdr>
-                <w:bottom w:val="none" w:sz="0" w:space="0" w:color="000000"/>
-                <w:top w:val="none" w:sz="0" w:space="0" w:color="000000"/>
-                <w:left w:val="none" w:sz="0" w:space="0" w:color="000000"/>
-                <w:right w:val="none" w:sz="0" w:space="0" w:color="000000"/>
-              </w:pBdr>
-              <w:spacing w:after="100" w:before="100" w:line="240"/>
-              <w:ind w:left="100" w:right="100" w:firstLine="0" w:firstLineChars="0"/>
-              <w:rPr>
-                <w:rFonts w:ascii="Arial" w:hAnsi="Arial" w:eastAsia="Arial" w:cs="Arial"/>
-                <w:i w:val="false"/>
-                <w:b w:val="false"/>
-                <w:u w:val="none"/>
-                <w:strike w:val="false"/>
-                <w:sz w:val="18"/>
-                <w:szCs w:val="18"/>
-                <w:color w:val="000000"/>
-              </w:rPr>
-            </w:pPr>
-            <w:r xmlns:w="http://schemas.openxmlformats.org/wordprocessingml/2006/main" xmlns:wp="http://schemas.openxmlformats.org/drawingml/2006/wordprocessingDrawing" xmlns:r="http://schemas.openxmlformats.org/officeDocument/2006/relationships" xmlns:w14="http://schemas.microsoft.com/office/word/2010/wordml">
-              <w:rPr>
-                <w:rFonts w:ascii="Arial" w:hAnsi="Arial" w:eastAsia="Arial" w:cs="Arial"/>
-                <w:i w:val="false"/>
-                <w:b w:val="false"/>
-                <w:u w:val="none"/>
-                <w:strike w:val="false"/>
-                <w:sz w:val="18"/>
-                <w:szCs w:val="18"/>
-                <w:color w:val="000000"/>
-              </w:rPr>
-              <w:t xml:space="preserve">4.9%</w:t>
-            </w:r>
-          </w:p>
-        </w:tc>
-        <w:tc>
-          <w:tcPr>
-            <w:tcBorders>
-              <w:bottom w:val="single" w:sz="12" w:space="0" w:color="666666"/>
-              <w:top w:val="single" w:sz="6" w:space="0" w:color="666666"/>
-              <w:left w:val="none" w:sz="0" w:space="0" w:color="000000"/>
-              <w:right w:val="none" w:sz="0" w:space="0" w:color="000000"/>
-            </w:tcBorders>
-            <w:shd w:val="clear" w:color="auto" w:fill="FFFFFF"/>
-            <w:tcMar>
-              <w:top w:w="0" w:type="dxa"/>
-              <w:bottom w:w="0" w:type="dxa"/>
-              <w:left w:w="0" w:type="dxa"/>
-              <w:right w:w="0" w:type="dxa"/>
-            </w:tcMar>
-            <w:vAlign w:val="center"/>
-          </w:tcPr>
-          <w:p>
-            <w:pPr>
-              <w:jc w:val="left"/>
-              <w:pBdr>
-                <w:bottom w:val="none" w:sz="0" w:space="0" w:color="000000"/>
-                <w:top w:val="none" w:sz="0" w:space="0" w:color="000000"/>
-                <w:left w:val="none" w:sz="0" w:space="0" w:color="000000"/>
-                <w:right w:val="none" w:sz="0" w:space="0" w:color="000000"/>
-              </w:pBdr>
-              <w:spacing w:after="100" w:before="100" w:line="240"/>
-              <w:ind w:left="100" w:right="100" w:firstLine="0" w:firstLineChars="0"/>
-              <w:rPr>
-                <w:rFonts w:ascii="Arial" w:hAnsi="Arial" w:eastAsia="Arial" w:cs="Arial"/>
-                <w:i w:val="false"/>
-                <w:b w:val="false"/>
-                <w:u w:val="none"/>
-                <w:strike w:val="false"/>
-                <w:sz w:val="18"/>
-                <w:szCs w:val="18"/>
-                <w:color w:val="000000"/>
-              </w:rPr>
-            </w:pPr>
-            <w:r xmlns:w="http://schemas.openxmlformats.org/wordprocessingml/2006/main" xmlns:wp="http://schemas.openxmlformats.org/drawingml/2006/wordprocessingDrawing" xmlns:r="http://schemas.openxmlformats.org/officeDocument/2006/relationships" xmlns:w14="http://schemas.microsoft.com/office/word/2010/wordml">
-              <w:rPr>
-                <w:rFonts w:ascii="Arial" w:hAnsi="Arial" w:eastAsia="Arial" w:cs="Arial"/>
-                <w:i w:val="false"/>
-                <w:b w:val="false"/>
-                <w:u w:val="none"/>
-                <w:strike w:val="false"/>
-                <w:sz w:val="18"/>
-                <w:szCs w:val="18"/>
-                <w:color w:val="000000"/>
-              </w:rPr>
-              <w:t xml:space="preserve">18%</w:t>
-            </w:r>
-          </w:p>
-        </w:tc>
-        <w:tc>
-          <w:tcPr>
-            <w:tcBorders>
-              <w:bottom w:val="single" w:sz="12" w:space="0" w:color="666666"/>
-              <w:top w:val="single" w:sz="6" w:space="0" w:color="666666"/>
-              <w:left w:val="none" w:sz="0" w:space="0" w:color="000000"/>
-              <w:right w:val="none" w:sz="0" w:space="0" w:color="000000"/>
-            </w:tcBorders>
-            <w:shd w:val="clear" w:color="auto" w:fill="FFFFFF"/>
-            <w:tcMar>
-              <w:top w:w="0" w:type="dxa"/>
-              <w:bottom w:w="0" w:type="dxa"/>
-              <w:left w:w="0" w:type="dxa"/>
-              <w:right w:w="0" w:type="dxa"/>
-            </w:tcMar>
-            <w:vAlign w:val="center"/>
-          </w:tcPr>
-          <w:p>
-            <w:pPr>
-              <w:jc w:val="left"/>
-              <w:pBdr>
-                <w:bottom w:val="none" w:sz="0" w:space="0" w:color="000000"/>
-                <w:top w:val="none" w:sz="0" w:space="0" w:color="000000"/>
-                <w:left w:val="none" w:sz="0" w:space="0" w:color="000000"/>
-                <w:right w:val="none" w:sz="0" w:space="0" w:color="000000"/>
-              </w:pBdr>
-              <w:spacing w:after="100" w:before="100" w:line="240"/>
-              <w:ind w:left="100" w:right="100" w:firstLine="0" w:firstLineChars="0"/>
-              <w:rPr>
-                <w:rFonts w:ascii="Arial" w:hAnsi="Arial" w:eastAsia="Arial" w:cs="Arial"/>
-                <w:i w:val="false"/>
-                <w:b w:val="false"/>
-                <w:u w:val="none"/>
-                <w:strike w:val="false"/>
-                <w:sz w:val="18"/>
-                <w:szCs w:val="18"/>
-                <w:color w:val="000000"/>
-              </w:rPr>
-            </w:pPr>
-            <w:r xmlns:w="http://schemas.openxmlformats.org/wordprocessingml/2006/main" xmlns:wp="http://schemas.openxmlformats.org/drawingml/2006/wordprocessingDrawing" xmlns:r="http://schemas.openxmlformats.org/officeDocument/2006/relationships" xmlns:w14="http://schemas.microsoft.com/office/word/2010/wordml">
-              <w:rPr>
-                <w:rFonts w:ascii="Arial" w:hAnsi="Arial" w:eastAsia="Arial" w:cs="Arial"/>
-                <w:i w:val="false"/>
-                <w:b w:val="false"/>
-                <w:u w:val="none"/>
-                <w:strike w:val="false"/>
-                <w:sz w:val="18"/>
-                <w:szCs w:val="18"/>
-                <w:color w:val="000000"/>
-              </w:rPr>
-              <w:t xml:space="preserve">184%</w:t>
-            </w:r>
-          </w:p>
-        </w:tc>
-        <w:tc>
-          <w:tcPr>
-            <w:tcBorders>
-              <w:bottom w:val="single" w:sz="12" w:space="0" w:color="666666"/>
-              <w:top w:val="single" w:sz="6" w:space="0" w:color="666666"/>
-              <w:left w:val="none" w:sz="0" w:space="0" w:color="000000"/>
-              <w:right w:val="none" w:sz="0" w:space="0" w:color="000000"/>
-            </w:tcBorders>
-            <w:shd w:val="clear" w:color="auto" w:fill="FFFFFF"/>
-            <w:tcMar>
-              <w:top w:w="0" w:type="dxa"/>
-              <w:bottom w:w="0" w:type="dxa"/>
-              <w:left w:w="0" w:type="dxa"/>
-              <w:right w:w="0" w:type="dxa"/>
-            </w:tcMar>
-            <w:vAlign w:val="center"/>
-          </w:tcPr>
-          <w:p>
-            <w:pPr>
-              <w:jc w:val="left"/>
-              <w:pBdr>
-                <w:bottom w:val="none" w:sz="0" w:space="0" w:color="000000"/>
-                <w:top w:val="none" w:sz="0" w:space="0" w:color="000000"/>
-                <w:left w:val="none" w:sz="0" w:space="0" w:color="000000"/>
-                <w:right w:val="none" w:sz="0" w:space="0" w:color="000000"/>
-              </w:pBdr>
-              <w:spacing w:after="100" w:before="100" w:line="240"/>
-              <w:ind w:left="100" w:right="100" w:firstLine="0" w:firstLineChars="0"/>
-              <w:rPr>
-                <w:rFonts w:ascii="Arial" w:hAnsi="Arial" w:eastAsia="Arial" w:cs="Arial"/>
-                <w:i w:val="false"/>
-                <w:b w:val="false"/>
-                <w:u w:val="none"/>
-                <w:strike w:val="false"/>
-                <w:sz w:val="18"/>
-                <w:szCs w:val="18"/>
-                <w:color w:val="000000"/>
-              </w:rPr>
-            </w:pPr>
-            <w:r xmlns:w="http://schemas.openxmlformats.org/wordprocessingml/2006/main" xmlns:wp="http://schemas.openxmlformats.org/drawingml/2006/wordprocessingDrawing" xmlns:r="http://schemas.openxmlformats.org/officeDocument/2006/relationships" xmlns:w14="http://schemas.microsoft.com/office/word/2010/wordml">
-              <w:rPr>
-                <w:rFonts w:ascii="Arial" w:hAnsi="Arial" w:eastAsia="Arial" w:cs="Arial"/>
-                <w:i w:val="false"/>
-                <w:b w:val="false"/>
-                <w:u w:val="none"/>
-                <w:strike w:val="false"/>
-                <w:sz w:val="18"/>
-                <w:szCs w:val="18"/>
-                <w:color w:val="000000"/>
-              </w:rPr>
-              <w:t xml:space="preserve">218%</w:t>
-            </w:r>
-          </w:p>
-        </w:tc>
-      </w:tr>
-    </w:tbl>
-    <w:p>
-      <w:pPr>
-        <w:pStyle w:val="BodyText"/>
-      </w:pPr>
-      <w:r>
-        <w:rPr>
-          <w:b/>
-          <w:bCs/>
-        </w:rPr>
-        <w:t xml:space="preserve">Note:</w:t>
-      </w:r>
-      <w:r>
-        <w:t xml:space="preserve"> </w:t>
-      </w:r>
-      <w:r>
-        <w:t xml:space="preserve">Tables A1–A2 use overall PCE price indices (domestic + imported) rather than the import-weighted index used in the main text Tables 1a–1b.</w:t>
-      </w:r>
-    </w:p>
-    <w:p>
-      <w:pPr>
-        <w:pStyle w:val="BodyText"/>
-      </w:pPr>
-      <w:r>
-        <w:drawing>
-          <wp:inline>
-            <wp:extent cx="5334000" cy="3200400"/>
-            <wp:effectExtent b="0" l="0" r="0" t="0"/>
-            <wp:docPr descr="" title="" id="82" name="Picture"/>
-            <a:graphic>
-              <a:graphicData uri="http://schemas.openxmlformats.org/drawingml/2006/picture">
-                <pic:pic>
-                  <pic:nvPicPr>
-                    <pic:cNvPr descr="C:/Users/ji252/Documents/GitHub/tariff-impact-tracker/output/tariff_impacts_report_files/figure-docx/fig-pce-goods-ll-1.png" id="83" name="Picture"/>
-                    <pic:cNvPicPr>
-                      <a:picLocks noChangeArrowheads="1" noChangeAspect="1"/>
-                    </pic:cNvPicPr>
-                  </pic:nvPicPr>
-                  <pic:blipFill>
-                    <a:blip r:embed="rId81"/>
-                    <a:stretch>
-                      <a:fillRect/>
-                    </a:stretch>
-                  </pic:blipFill>
-                  <pic:spPr bwMode="auto">
-                    <a:xfrm>
-                      <a:off x="0" y="0"/>
-                      <a:ext cx="5334000" cy="3200400"/>
-                    </a:xfrm>
-                    <a:prstGeom prst="rect">
-                      <a:avLst/>
-                    </a:prstGeom>
-                    <a:noFill/>
-                    <a:ln w="9525">
-                      <a:noFill/>
-                      <a:headEnd/>
-                      <a:tailEnd/>
-                    </a:ln>
-                  </pic:spPr>
-                </pic:pic>
-              </a:graphicData>
-            </a:graphic>
-          </wp:inline>
-        </w:drawing>
-      </w:r>
-    </w:p>
-    <w:p>
-      <w:pPr>
-        <w:pStyle w:val="BodyText"/>
       </w:pPr>
       <w:r>
         <w:drawing>
@@ -9537,7 +5691,7 @@
               <a:graphicData uri="http://schemas.openxmlformats.org/drawingml/2006/picture">
                 <pic:pic>
                   <pic:nvPicPr>
-                    <pic:cNvPr descr="C:/Users/ji252/Documents/GitHub/tariff-impact-tracker/output/tariff_impacts_report_files/figure-docx/fig-deviation-ll-1.png" id="86" name="Picture"/>
+                    <pic:cNvPr descr="C:/Users/ji252/Documents/GitHub/tariff-impact-tracker/output/tariff_impacts_report_files/figure-docx/fig-daily-etr-authority-1.png" id="86" name="Picture"/>
                     <pic:cNvPicPr>
                       <a:picLocks noChangeArrowheads="1" noChangeAspect="1"/>
                     </pic:cNvPicPr>
@@ -9570,6 +5724,3922 @@
         </w:drawing>
       </w:r>
     </w:p>
+    <w:p xmlns:w="http://schemas.openxmlformats.org/wordprocessingml/2006/main" xmlns:wp="http://schemas.openxmlformats.org/drawingml/2006/wordprocessingDrawing" xmlns:r="http://schemas.openxmlformats.org/officeDocument/2006/relationships" xmlns:w14="http://schemas.microsoft.com/office/word/2010/wordml">
+      <w:pPr>
+        <w:pStyle w:val="TableCaption"/>
+        <w:jc w:val="center"/>
+        <w:keepNext/>
+        <w:pBdr>
+          <w:bottom w:val="none" w:sz="0" w:space="0" w:color="000000"/>
+          <w:top w:val="none" w:sz="0" w:space="0" w:color="000000"/>
+          <w:left w:val="none" w:sz="0" w:space="0" w:color="000000"/>
+          <w:right w:val="none" w:sz="0" w:space="0" w:color="000000"/>
+        </w:pBdr>
+        <w:spacing w:after="60" w:before="60" w:line="240"/>
+        <w:ind w:left="60" w:right="60" w:firstLine="0" w:firstLineChars="0"/>
+      </w:pPr>
+      <w:r>
+        <w:t xml:space="preserve">Table A1. Implied Consumer Passthrough -- All PCE Goods (June 2025). Economy-wide effective tariff rate: 10.0%.</w:t>
+      </w:r>
+    </w:p>
+    <w:tbl xmlns:w="http://schemas.openxmlformats.org/wordprocessingml/2006/main" xmlns:r="http://schemas.openxmlformats.org/officeDocument/2006/relationships" xmlns:w14="http://schemas.microsoft.com/office/word/2010/wordml" xmlns:wp="http://schemas.openxmlformats.org/drawingml/2006/wordprocessingDrawing" xmlns:a="http://schemas.openxmlformats.org/drawingml/2006/main" xmlns:pic="http://schemas.openxmlformats.org/drawingml/2006/picture">
+      <w:tblPr>
+        <w:tblLayout w:type="fixed"/>
+        <w:jc w:val="center"/>
+        <w:tblLook w:firstRow="1" w:lastRow="0" w:firstColumn="0" w:lastColumn="0" w:noHBand="0" w:noVBand="1"/>
+      </w:tblPr>
+      <w:tblGrid>
+        <w:gridCol w:w="1597"/>
+        <w:gridCol w:w="1682"/>
+        <w:gridCol w:w="1817"/>
+        <w:gridCol w:w="1952"/>
+        <w:gridCol w:w="1732"/>
+        <w:gridCol w:w="1597"/>
+        <w:gridCol w:w="1744"/>
+        <w:gridCol w:w="1793"/>
+        <w:gridCol w:w="1658"/>
+        <w:gridCol w:w="1805"/>
+      </w:tblGrid>
+      <w:tr>
+        <w:trPr>
+          <w:trHeight w:val="617" w:hRule="auto"/>
+          <w:tblHeader/>
+        </w:trPr>
+        header1
+        <w:tc>
+          <w:tcPr>
+            <w:tcBorders>
+              <w:bottom w:val="none" w:sz="0" w:space="0" w:color="000000"/>
+              <w:top w:val="single" w:sz="12" w:space="0" w:color="666666"/>
+              <w:left w:val="none" w:sz="0" w:space="0" w:color="000000"/>
+              <w:right w:val="none" w:sz="0" w:space="0" w:color="000000"/>
+            </w:tcBorders>
+            <w:shd w:val="clear" w:color="auto" w:fill="FFFFFF"/>
+            <w:tcMar>
+              <w:top w:w="0" w:type="dxa"/>
+              <w:bottom w:w="0" w:type="dxa"/>
+              <w:left w:w="0" w:type="dxa"/>
+              <w:right w:w="0" w:type="dxa"/>
+            </w:tcMar>
+            <w:vAlign w:val="center"/>
+          </w:tcPr>
+          <w:p>
+            <w:pPr>
+              <w:jc w:val="center"/>
+              <w:pBdr>
+                <w:bottom w:val="none" w:sz="0" w:space="0" w:color="000000"/>
+                <w:top w:val="none" w:sz="0" w:space="0" w:color="000000"/>
+                <w:left w:val="none" w:sz="0" w:space="0" w:color="000000"/>
+                <w:right w:val="none" w:sz="0" w:space="0" w:color="000000"/>
+              </w:pBdr>
+              <w:spacing w:after="100" w:before="100" w:line="240"/>
+              <w:ind w:left="100" w:right="100" w:firstLine="0" w:firstLineChars="0"/>
+              <w:rPr>
+                <w:rFonts w:ascii="Arial" w:hAnsi="Arial" w:eastAsia="Arial" w:cs="Arial"/>
+                <w:i w:val="false"/>
+                <w:b w:val="true"/>
+                <w:u w:val="none"/>
+                <w:strike w:val="false"/>
+                <w:sz w:val="18"/>
+                <w:szCs w:val="18"/>
+                <w:color w:val="000000"/>
+              </w:rPr>
+            </w:pPr>
+            <w:r xmlns:w="http://schemas.openxmlformats.org/wordprocessingml/2006/main" xmlns:wp="http://schemas.openxmlformats.org/drawingml/2006/wordprocessingDrawing" xmlns:r="http://schemas.openxmlformats.org/officeDocument/2006/relationships" xmlns:w14="http://schemas.microsoft.com/office/word/2010/wordml">
+              <w:rPr>
+                <w:rFonts w:ascii="Arial" w:hAnsi="Arial" w:eastAsia="Arial" w:cs="Arial"/>
+                <w:i w:val="false"/>
+                <w:b w:val="true"/>
+                <w:u w:val="none"/>
+                <w:strike w:val="false"/>
+                <w:sz w:val="18"/>
+                <w:szCs w:val="18"/>
+                <w:color w:val="000000"/>
+              </w:rPr>
+              <w:t xml:space="preserve"/>
+            </w:r>
+          </w:p>
+        </w:tc>
+        <w:tc>
+          <w:tcPr>
+            <w:gridSpan w:val="3"/>
+            <w:tcBorders>
+              <w:bottom w:val="none" w:sz="0" w:space="0" w:color="000000"/>
+              <w:top w:val="single" w:sz="12" w:space="0" w:color="666666"/>
+              <w:left w:val="none" w:sz="0" w:space="0" w:color="000000"/>
+              <w:right w:val="none" w:sz="0" w:space="0" w:color="000000"/>
+            </w:tcBorders>
+            <w:shd w:val="clear" w:color="auto" w:fill="FFFFFF"/>
+            <w:tcMar>
+              <w:top w:w="0" w:type="dxa"/>
+              <w:bottom w:w="0" w:type="dxa"/>
+              <w:left w:w="0" w:type="dxa"/>
+              <w:right w:w="0" w:type="dxa"/>
+            </w:tcMar>
+            <w:vAlign w:val="center"/>
+          </w:tcPr>
+          <w:p>
+            <w:pPr>
+              <w:jc w:val="center"/>
+              <w:pBdr>
+                <w:bottom w:val="none" w:sz="0" w:space="0" w:color="000000"/>
+                <w:top w:val="none" w:sz="0" w:space="0" w:color="000000"/>
+                <w:left w:val="none" w:sz="0" w:space="0" w:color="000000"/>
+                <w:right w:val="none" w:sz="0" w:space="0" w:color="000000"/>
+              </w:pBdr>
+              <w:spacing w:after="100" w:before="100" w:line="240"/>
+              <w:ind w:left="100" w:right="100" w:firstLine="0" w:firstLineChars="0"/>
+              <w:rPr>
+                <w:rFonts w:ascii="Arial" w:hAnsi="Arial" w:eastAsia="Arial" w:cs="Arial"/>
+                <w:i w:val="false"/>
+                <w:b w:val="true"/>
+                <w:u w:val="none"/>
+                <w:strike w:val="false"/>
+                <w:sz w:val="18"/>
+                <w:szCs w:val="18"/>
+                <w:color w:val="000000"/>
+              </w:rPr>
+            </w:pPr>
+            <w:r xmlns:w="http://schemas.openxmlformats.org/wordprocessingml/2006/main" xmlns:wp="http://schemas.openxmlformats.org/drawingml/2006/wordprocessingDrawing" xmlns:r="http://schemas.openxmlformats.org/officeDocument/2006/relationships" xmlns:w14="http://schemas.microsoft.com/office/word/2010/wordml">
+              <w:rPr>
+                <w:rFonts w:ascii="Arial" w:hAnsi="Arial" w:eastAsia="Arial" w:cs="Arial"/>
+                <w:i w:val="false"/>
+                <w:b w:val="true"/>
+                <w:u w:val="none"/>
+                <w:strike w:val="false"/>
+                <w:sz w:val="18"/>
+                <w:szCs w:val="18"/>
+                <w:color w:val="000000"/>
+              </w:rPr>
+              <w:t xml:space="preserve">Inputs</w:t>
+            </w:r>
+          </w:p>
+        </w:tc>
+        <w:tc>
+          <w:tcPr>
+            <w:gridSpan w:val="3"/>
+            <w:tcBorders>
+              <w:bottom w:val="none" w:sz="0" w:space="0" w:color="000000"/>
+              <w:top w:val="single" w:sz="12" w:space="0" w:color="666666"/>
+              <w:left w:val="none" w:sz="0" w:space="0" w:color="000000"/>
+              <w:right w:val="none" w:sz="0" w:space="0" w:color="000000"/>
+            </w:tcBorders>
+            <w:shd w:val="clear" w:color="auto" w:fill="FFFFFF"/>
+            <w:tcMar>
+              <w:top w:w="0" w:type="dxa"/>
+              <w:bottom w:w="0" w:type="dxa"/>
+              <w:left w:w="0" w:type="dxa"/>
+              <w:right w:w="0" w:type="dxa"/>
+            </w:tcMar>
+            <w:vAlign w:val="center"/>
+          </w:tcPr>
+          <w:p>
+            <w:pPr>
+              <w:jc w:val="center"/>
+              <w:pBdr>
+                <w:bottom w:val="none" w:sz="0" w:space="0" w:color="000000"/>
+                <w:top w:val="none" w:sz="0" w:space="0" w:color="000000"/>
+                <w:left w:val="none" w:sz="0" w:space="0" w:color="000000"/>
+                <w:right w:val="none" w:sz="0" w:space="0" w:color="000000"/>
+              </w:pBdr>
+              <w:spacing w:after="100" w:before="100" w:line="240"/>
+              <w:ind w:left="100" w:right="100" w:firstLine="0" w:firstLineChars="0"/>
+              <w:rPr>
+                <w:rFonts w:ascii="Arial" w:hAnsi="Arial" w:eastAsia="Arial" w:cs="Arial"/>
+                <w:i w:val="false"/>
+                <w:b w:val="true"/>
+                <w:u w:val="none"/>
+                <w:strike w:val="false"/>
+                <w:sz w:val="18"/>
+                <w:szCs w:val="18"/>
+                <w:color w:val="000000"/>
+              </w:rPr>
+            </w:pPr>
+            <w:r xmlns:w="http://schemas.openxmlformats.org/wordprocessingml/2006/main" xmlns:wp="http://schemas.openxmlformats.org/drawingml/2006/wordprocessingDrawing" xmlns:r="http://schemas.openxmlformats.org/officeDocument/2006/relationships" xmlns:w14="http://schemas.microsoft.com/office/word/2010/wordml">
+              <w:rPr>
+                <w:rFonts w:ascii="Arial" w:hAnsi="Arial" w:eastAsia="Arial" w:cs="Arial"/>
+                <w:i w:val="false"/>
+                <w:b w:val="true"/>
+                <w:u w:val="none"/>
+                <w:strike w:val="false"/>
+                <w:sz w:val="18"/>
+                <w:szCs w:val="18"/>
+                <w:color w:val="000000"/>
+              </w:rPr>
+              <w:t xml:space="preserve">Price Changes</w:t>
+            </w:r>
+          </w:p>
+        </w:tc>
+        <w:tc>
+          <w:tcPr>
+            <w:gridSpan w:val="3"/>
+            <w:tcBorders>
+              <w:bottom w:val="none" w:sz="0" w:space="0" w:color="000000"/>
+              <w:top w:val="single" w:sz="12" w:space="0" w:color="666666"/>
+              <w:left w:val="none" w:sz="0" w:space="0" w:color="000000"/>
+              <w:right w:val="none" w:sz="0" w:space="0" w:color="000000"/>
+            </w:tcBorders>
+            <w:shd w:val="clear" w:color="auto" w:fill="FFFFFF"/>
+            <w:tcMar>
+              <w:top w:w="0" w:type="dxa"/>
+              <w:bottom w:w="0" w:type="dxa"/>
+              <w:left w:w="0" w:type="dxa"/>
+              <w:right w:w="0" w:type="dxa"/>
+            </w:tcMar>
+            <w:vAlign w:val="center"/>
+          </w:tcPr>
+          <w:p>
+            <w:pPr>
+              <w:jc w:val="center"/>
+              <w:pBdr>
+                <w:bottom w:val="none" w:sz="0" w:space="0" w:color="000000"/>
+                <w:top w:val="none" w:sz="0" w:space="0" w:color="000000"/>
+                <w:left w:val="none" w:sz="0" w:space="0" w:color="000000"/>
+                <w:right w:val="none" w:sz="0" w:space="0" w:color="000000"/>
+              </w:pBdr>
+              <w:spacing w:after="100" w:before="100" w:line="240"/>
+              <w:ind w:left="100" w:right="100" w:firstLine="0" w:firstLineChars="0"/>
+              <w:rPr>
+                <w:rFonts w:ascii="Arial" w:hAnsi="Arial" w:eastAsia="Arial" w:cs="Arial"/>
+                <w:i w:val="false"/>
+                <w:b w:val="true"/>
+                <w:u w:val="none"/>
+                <w:strike w:val="false"/>
+                <w:sz w:val="18"/>
+                <w:szCs w:val="18"/>
+                <w:color w:val="000000"/>
+              </w:rPr>
+            </w:pPr>
+            <w:r xmlns:w="http://schemas.openxmlformats.org/wordprocessingml/2006/main" xmlns:wp="http://schemas.openxmlformats.org/drawingml/2006/wordprocessingDrawing" xmlns:r="http://schemas.openxmlformats.org/officeDocument/2006/relationships" xmlns:w14="http://schemas.microsoft.com/office/word/2010/wordml">
+              <w:rPr>
+                <w:rFonts w:ascii="Arial" w:hAnsi="Arial" w:eastAsia="Arial" w:cs="Arial"/>
+                <w:i w:val="false"/>
+                <w:b w:val="true"/>
+                <w:u w:val="none"/>
+                <w:strike w:val="false"/>
+                <w:sz w:val="18"/>
+                <w:szCs w:val="18"/>
+                <w:color w:val="000000"/>
+              </w:rPr>
+              <w:t xml:space="preserve">Implied Passthrough</w:t>
+            </w:r>
+          </w:p>
+        </w:tc>
+      </w:tr>
+      <w:tr>
+        <w:trPr>
+          <w:trHeight w:val="617" w:hRule="auto"/>
+          <w:tblHeader/>
+        </w:trPr>
+        header2
+        <w:tc>
+          <w:tcPr>
+            <w:tcBorders>
+              <w:bottom w:val="single" w:sz="12" w:space="0" w:color="666666"/>
+              <w:top w:val="none" w:sz="0" w:space="0" w:color="000000"/>
+              <w:left w:val="none" w:sz="0" w:space="0" w:color="000000"/>
+              <w:right w:val="none" w:sz="0" w:space="0" w:color="000000"/>
+            </w:tcBorders>
+            <w:shd w:val="clear" w:color="auto" w:fill="FFFFFF"/>
+            <w:tcMar>
+              <w:top w:w="0" w:type="dxa"/>
+              <w:bottom w:w="0" w:type="dxa"/>
+              <w:left w:w="0" w:type="dxa"/>
+              <w:right w:w="0" w:type="dxa"/>
+            </w:tcMar>
+            <w:vAlign w:val="center"/>
+          </w:tcPr>
+          <w:p>
+            <w:pPr>
+              <w:jc w:val="center"/>
+              <w:pBdr>
+                <w:bottom w:val="none" w:sz="0" w:space="0" w:color="000000"/>
+                <w:top w:val="none" w:sz="0" w:space="0" w:color="000000"/>
+                <w:left w:val="none" w:sz="0" w:space="0" w:color="000000"/>
+                <w:right w:val="none" w:sz="0" w:space="0" w:color="000000"/>
+              </w:pBdr>
+              <w:spacing w:after="100" w:before="100" w:line="240"/>
+              <w:ind w:left="100" w:right="100" w:firstLine="0" w:firstLineChars="0"/>
+              <w:rPr>
+                <w:rFonts w:ascii="Arial" w:hAnsi="Arial" w:eastAsia="Arial" w:cs="Arial"/>
+                <w:i w:val="false"/>
+                <w:b w:val="true"/>
+                <w:u w:val="none"/>
+                <w:strike w:val="false"/>
+                <w:sz w:val="18"/>
+                <w:szCs w:val="18"/>
+                <w:color w:val="000000"/>
+              </w:rPr>
+            </w:pPr>
+            <w:r xmlns:w="http://schemas.openxmlformats.org/wordprocessingml/2006/main" xmlns:wp="http://schemas.openxmlformats.org/drawingml/2006/wordprocessingDrawing" xmlns:r="http://schemas.openxmlformats.org/officeDocument/2006/relationships" xmlns:w14="http://schemas.microsoft.com/office/word/2010/wordml">
+              <w:rPr>
+                <w:rFonts w:ascii="Arial" w:hAnsi="Arial" w:eastAsia="Arial" w:cs="Arial"/>
+                <w:i w:val="false"/>
+                <w:b w:val="true"/>
+                <w:u w:val="none"/>
+                <w:strike w:val="false"/>
+                <w:sz w:val="18"/>
+                <w:szCs w:val="18"/>
+                <w:color w:val="000000"/>
+              </w:rPr>
+              <w:t xml:space="preserve">Category</w:t>
+            </w:r>
+          </w:p>
+        </w:tc>
+        <w:tc>
+          <w:tcPr>
+            <w:tcBorders>
+              <w:bottom w:val="single" w:sz="12" w:space="0" w:color="666666"/>
+              <w:top w:val="none" w:sz="0" w:space="0" w:color="000000"/>
+              <w:left w:val="none" w:sz="0" w:space="0" w:color="000000"/>
+              <w:right w:val="none" w:sz="0" w:space="0" w:color="000000"/>
+            </w:tcBorders>
+            <w:shd w:val="clear" w:color="auto" w:fill="FFFFFF"/>
+            <w:tcMar>
+              <w:top w:w="0" w:type="dxa"/>
+              <w:bottom w:w="0" w:type="dxa"/>
+              <w:left w:w="0" w:type="dxa"/>
+              <w:right w:w="0" w:type="dxa"/>
+            </w:tcMar>
+            <w:vAlign w:val="center"/>
+          </w:tcPr>
+          <w:p>
+            <w:pPr>
+              <w:jc w:val="center"/>
+              <w:pBdr>
+                <w:bottom w:val="none" w:sz="0" w:space="0" w:color="000000"/>
+                <w:top w:val="none" w:sz="0" w:space="0" w:color="000000"/>
+                <w:left w:val="none" w:sz="0" w:space="0" w:color="000000"/>
+                <w:right w:val="none" w:sz="0" w:space="0" w:color="000000"/>
+              </w:pBdr>
+              <w:spacing w:after="100" w:before="100" w:line="240"/>
+              <w:ind w:left="100" w:right="100" w:firstLine="0" w:firstLineChars="0"/>
+              <w:rPr>
+                <w:rFonts w:ascii="Arial" w:hAnsi="Arial" w:eastAsia="Arial" w:cs="Arial"/>
+                <w:i w:val="false"/>
+                <w:b w:val="true"/>
+                <w:u w:val="none"/>
+                <w:strike w:val="false"/>
+                <w:sz w:val="18"/>
+                <w:szCs w:val="18"/>
+                <w:color w:val="000000"/>
+              </w:rPr>
+            </w:pPr>
+            <w:r xmlns:w="http://schemas.openxmlformats.org/wordprocessingml/2006/main" xmlns:wp="http://schemas.openxmlformats.org/drawingml/2006/wordprocessingDrawing" xmlns:r="http://schemas.openxmlformats.org/officeDocument/2006/relationships" xmlns:w14="http://schemas.microsoft.com/office/word/2010/wordml">
+              <w:rPr>
+                <w:rFonts w:ascii="Arial" w:hAnsi="Arial" w:eastAsia="Arial" w:cs="Arial"/>
+                <w:i w:val="false"/>
+                <w:b w:val="true"/>
+                <w:u w:val="none"/>
+                <w:strike w:val="false"/>
+                <w:sz w:val="18"/>
+                <w:szCs w:val="18"/>
+                <w:color w:val="000000"/>
+              </w:rPr>
+              <w:t xml:space="preserve">Import Share</w:t>
+            </w:r>
+          </w:p>
+        </w:tc>
+        <w:tc>
+          <w:tcPr>
+            <w:tcBorders>
+              <w:bottom w:val="single" w:sz="12" w:space="0" w:color="666666"/>
+              <w:top w:val="none" w:sz="0" w:space="0" w:color="000000"/>
+              <w:left w:val="none" w:sz="0" w:space="0" w:color="000000"/>
+              <w:right w:val="none" w:sz="0" w:space="0" w:color="000000"/>
+            </w:tcBorders>
+            <w:shd w:val="clear" w:color="auto" w:fill="FFFFFF"/>
+            <w:tcMar>
+              <w:top w:w="0" w:type="dxa"/>
+              <w:bottom w:w="0" w:type="dxa"/>
+              <w:left w:w="0" w:type="dxa"/>
+              <w:right w:w="0" w:type="dxa"/>
+            </w:tcMar>
+            <w:vAlign w:val="center"/>
+          </w:tcPr>
+          <w:p>
+            <w:pPr>
+              <w:jc w:val="center"/>
+              <w:pBdr>
+                <w:bottom w:val="none" w:sz="0" w:space="0" w:color="000000"/>
+                <w:top w:val="none" w:sz="0" w:space="0" w:color="000000"/>
+                <w:left w:val="none" w:sz="0" w:space="0" w:color="000000"/>
+                <w:right w:val="none" w:sz="0" w:space="0" w:color="000000"/>
+              </w:pBdr>
+              <w:spacing w:after="100" w:before="100" w:line="240"/>
+              <w:ind w:left="100" w:right="100" w:firstLine="0" w:firstLineChars="0"/>
+              <w:rPr>
+                <w:rFonts w:ascii="Arial" w:hAnsi="Arial" w:eastAsia="Arial" w:cs="Arial"/>
+                <w:i w:val="false"/>
+                <w:b w:val="true"/>
+                <w:u w:val="none"/>
+                <w:strike w:val="false"/>
+                <w:sz w:val="18"/>
+                <w:szCs w:val="18"/>
+                <w:color w:val="000000"/>
+              </w:rPr>
+            </w:pPr>
+            <w:r xmlns:w="http://schemas.openxmlformats.org/wordprocessingml/2006/main" xmlns:wp="http://schemas.openxmlformats.org/drawingml/2006/wordprocessingDrawing" xmlns:r="http://schemas.openxmlformats.org/officeDocument/2006/relationships" xmlns:w14="http://schemas.microsoft.com/office/word/2010/wordml">
+              <w:rPr>
+                <w:rFonts w:ascii="Arial" w:hAnsi="Arial" w:eastAsia="Arial" w:cs="Arial"/>
+                <w:i w:val="false"/>
+                <w:b w:val="true"/>
+                <w:u w:val="none"/>
+                <w:strike w:val="false"/>
+                <w:sz w:val="18"/>
+                <w:szCs w:val="18"/>
+                <w:color w:val="000000"/>
+              </w:rPr>
+              <w:t xml:space="preserve">Tariff Increase</w:t>
+            </w:r>
+          </w:p>
+        </w:tc>
+        <w:tc>
+          <w:tcPr>
+            <w:tcBorders>
+              <w:bottom w:val="single" w:sz="12" w:space="0" w:color="666666"/>
+              <w:top w:val="none" w:sz="0" w:space="0" w:color="000000"/>
+              <w:left w:val="none" w:sz="0" w:space="0" w:color="000000"/>
+              <w:right w:val="none" w:sz="0" w:space="0" w:color="000000"/>
+            </w:tcBorders>
+            <w:shd w:val="clear" w:color="auto" w:fill="FFFFFF"/>
+            <w:tcMar>
+              <w:top w:w="0" w:type="dxa"/>
+              <w:bottom w:w="0" w:type="dxa"/>
+              <w:left w:w="0" w:type="dxa"/>
+              <w:right w:w="0" w:type="dxa"/>
+            </w:tcMar>
+            <w:vAlign w:val="center"/>
+          </w:tcPr>
+          <w:p>
+            <w:pPr>
+              <w:jc w:val="center"/>
+              <w:pBdr>
+                <w:bottom w:val="none" w:sz="0" w:space="0" w:color="000000"/>
+                <w:top w:val="none" w:sz="0" w:space="0" w:color="000000"/>
+                <w:left w:val="none" w:sz="0" w:space="0" w:color="000000"/>
+                <w:right w:val="none" w:sz="0" w:space="0" w:color="000000"/>
+              </w:pBdr>
+              <w:spacing w:after="100" w:before="100" w:line="240"/>
+              <w:ind w:left="100" w:right="100" w:firstLine="0" w:firstLineChars="0"/>
+              <w:rPr>
+                <w:rFonts w:ascii="Arial" w:hAnsi="Arial" w:eastAsia="Arial" w:cs="Arial"/>
+                <w:i w:val="false"/>
+                <w:b w:val="true"/>
+                <w:u w:val="none"/>
+                <w:strike w:val="false"/>
+                <w:sz w:val="18"/>
+                <w:szCs w:val="18"/>
+                <w:color w:val="000000"/>
+              </w:rPr>
+            </w:pPr>
+            <w:r xmlns:w="http://schemas.openxmlformats.org/wordprocessingml/2006/main" xmlns:wp="http://schemas.openxmlformats.org/drawingml/2006/wordprocessingDrawing" xmlns:r="http://schemas.openxmlformats.org/officeDocument/2006/relationships" xmlns:w14="http://schemas.microsoft.com/office/word/2010/wordml">
+              <w:rPr>
+                <w:rFonts w:ascii="Arial" w:hAnsi="Arial" w:eastAsia="Arial" w:cs="Arial"/>
+                <w:i w:val="false"/>
+                <w:b w:val="true"/>
+                <w:u w:val="none"/>
+                <w:strike w:val="false"/>
+                <w:sz w:val="18"/>
+                <w:szCs w:val="18"/>
+                <w:color w:val="000000"/>
+              </w:rPr>
+              <w:t xml:space="preserve">Expected Effect</w:t>
+            </w:r>
+          </w:p>
+        </w:tc>
+        <w:tc>
+          <w:tcPr>
+            <w:tcBorders>
+              <w:bottom w:val="single" w:sz="12" w:space="0" w:color="666666"/>
+              <w:top w:val="none" w:sz="0" w:space="0" w:color="000000"/>
+              <w:left w:val="none" w:sz="0" w:space="0" w:color="000000"/>
+              <w:right w:val="none" w:sz="0" w:space="0" w:color="000000"/>
+            </w:tcBorders>
+            <w:shd w:val="clear" w:color="auto" w:fill="FFFFFF"/>
+            <w:tcMar>
+              <w:top w:w="0" w:type="dxa"/>
+              <w:bottom w:w="0" w:type="dxa"/>
+              <w:left w:w="0" w:type="dxa"/>
+              <w:right w:w="0" w:type="dxa"/>
+            </w:tcMar>
+            <w:vAlign w:val="center"/>
+          </w:tcPr>
+          <w:p>
+            <w:pPr>
+              <w:jc w:val="center"/>
+              <w:pBdr>
+                <w:bottom w:val="none" w:sz="0" w:space="0" w:color="000000"/>
+                <w:top w:val="none" w:sz="0" w:space="0" w:color="000000"/>
+                <w:left w:val="none" w:sz="0" w:space="0" w:color="000000"/>
+                <w:right w:val="none" w:sz="0" w:space="0" w:color="000000"/>
+              </w:pBdr>
+              <w:spacing w:after="100" w:before="100" w:line="240"/>
+              <w:ind w:left="100" w:right="100" w:firstLine="0" w:firstLineChars="0"/>
+              <w:rPr>
+                <w:rFonts w:ascii="Arial" w:hAnsi="Arial" w:eastAsia="Arial" w:cs="Arial"/>
+                <w:i w:val="false"/>
+                <w:b w:val="true"/>
+                <w:u w:val="none"/>
+                <w:strike w:val="false"/>
+                <w:sz w:val="18"/>
+                <w:szCs w:val="18"/>
+                <w:color w:val="000000"/>
+              </w:rPr>
+            </w:pPr>
+            <w:r xmlns:w="http://schemas.openxmlformats.org/wordprocessingml/2006/main" xmlns:wp="http://schemas.openxmlformats.org/drawingml/2006/wordprocessingDrawing" xmlns:r="http://schemas.openxmlformats.org/officeDocument/2006/relationships" xmlns:w14="http://schemas.microsoft.com/office/word/2010/wordml">
+              <w:rPr>
+                <w:rFonts w:ascii="Arial" w:hAnsi="Arial" w:eastAsia="Arial" w:cs="Arial"/>
+                <w:i w:val="false"/>
+                <w:b w:val="true"/>
+                <w:u w:val="none"/>
+                <w:strike w:val="false"/>
+                <w:sz w:val="18"/>
+                <w:szCs w:val="18"/>
+                <w:color w:val="000000"/>
+              </w:rPr>
+              <w:t xml:space="preserve">2025 Change</w:t>
+            </w:r>
+          </w:p>
+        </w:tc>
+        <w:tc>
+          <w:tcPr>
+            <w:tcBorders>
+              <w:bottom w:val="single" w:sz="12" w:space="0" w:color="666666"/>
+              <w:top w:val="none" w:sz="0" w:space="0" w:color="000000"/>
+              <w:left w:val="none" w:sz="0" w:space="0" w:color="000000"/>
+              <w:right w:val="none" w:sz="0" w:space="0" w:color="000000"/>
+            </w:tcBorders>
+            <w:shd w:val="clear" w:color="auto" w:fill="FFFFFF"/>
+            <w:tcMar>
+              <w:top w:w="0" w:type="dxa"/>
+              <w:bottom w:w="0" w:type="dxa"/>
+              <w:left w:w="0" w:type="dxa"/>
+              <w:right w:w="0" w:type="dxa"/>
+            </w:tcMar>
+            <w:vAlign w:val="center"/>
+          </w:tcPr>
+          <w:p>
+            <w:pPr>
+              <w:jc w:val="center"/>
+              <w:pBdr>
+                <w:bottom w:val="none" w:sz="0" w:space="0" w:color="000000"/>
+                <w:top w:val="none" w:sz="0" w:space="0" w:color="000000"/>
+                <w:left w:val="none" w:sz="0" w:space="0" w:color="000000"/>
+                <w:right w:val="none" w:sz="0" w:space="0" w:color="000000"/>
+              </w:pBdr>
+              <w:spacing w:after="100" w:before="100" w:line="240"/>
+              <w:ind w:left="100" w:right="100" w:firstLine="0" w:firstLineChars="0"/>
+              <w:rPr>
+                <w:rFonts w:ascii="Arial" w:hAnsi="Arial" w:eastAsia="Arial" w:cs="Arial"/>
+                <w:i w:val="false"/>
+                <w:b w:val="true"/>
+                <w:u w:val="none"/>
+                <w:strike w:val="false"/>
+                <w:sz w:val="18"/>
+                <w:szCs w:val="18"/>
+                <w:color w:val="000000"/>
+              </w:rPr>
+            </w:pPr>
+            <w:r xmlns:w="http://schemas.openxmlformats.org/wordprocessingml/2006/main" xmlns:wp="http://schemas.openxmlformats.org/drawingml/2006/wordprocessingDrawing" xmlns:r="http://schemas.openxmlformats.org/officeDocument/2006/relationships" xmlns:w14="http://schemas.microsoft.com/office/word/2010/wordml">
+              <w:rPr>
+                <w:rFonts w:ascii="Arial" w:hAnsi="Arial" w:eastAsia="Arial" w:cs="Arial"/>
+                <w:i w:val="false"/>
+                <w:b w:val="true"/>
+                <w:u w:val="none"/>
+                <w:strike w:val="false"/>
+                <w:sz w:val="18"/>
+                <w:szCs w:val="18"/>
+                <w:color w:val="000000"/>
+              </w:rPr>
+              <w:t xml:space="preserve">vs LP Trend</w:t>
+            </w:r>
+          </w:p>
+        </w:tc>
+        <w:tc>
+          <w:tcPr>
+            <w:tcBorders>
+              <w:bottom w:val="single" w:sz="12" w:space="0" w:color="666666"/>
+              <w:top w:val="none" w:sz="0" w:space="0" w:color="000000"/>
+              <w:left w:val="none" w:sz="0" w:space="0" w:color="000000"/>
+              <w:right w:val="none" w:sz="0" w:space="0" w:color="000000"/>
+            </w:tcBorders>
+            <w:shd w:val="clear" w:color="auto" w:fill="FFFFFF"/>
+            <w:tcMar>
+              <w:top w:w="0" w:type="dxa"/>
+              <w:bottom w:w="0" w:type="dxa"/>
+              <w:left w:w="0" w:type="dxa"/>
+              <w:right w:w="0" w:type="dxa"/>
+            </w:tcMar>
+            <w:vAlign w:val="center"/>
+          </w:tcPr>
+          <w:p>
+            <w:pPr>
+              <w:jc w:val="center"/>
+              <w:pBdr>
+                <w:bottom w:val="none" w:sz="0" w:space="0" w:color="000000"/>
+                <w:top w:val="none" w:sz="0" w:space="0" w:color="000000"/>
+                <w:left w:val="none" w:sz="0" w:space="0" w:color="000000"/>
+                <w:right w:val="none" w:sz="0" w:space="0" w:color="000000"/>
+              </w:pBdr>
+              <w:spacing w:after="100" w:before="100" w:line="240"/>
+              <w:ind w:left="100" w:right="100" w:firstLine="0" w:firstLineChars="0"/>
+              <w:rPr>
+                <w:rFonts w:ascii="Arial" w:hAnsi="Arial" w:eastAsia="Arial" w:cs="Arial"/>
+                <w:i w:val="false"/>
+                <w:b w:val="true"/>
+                <w:u w:val="none"/>
+                <w:strike w:val="false"/>
+                <w:sz w:val="18"/>
+                <w:szCs w:val="18"/>
+                <w:color w:val="000000"/>
+              </w:rPr>
+            </w:pPr>
+            <w:r xmlns:w="http://schemas.openxmlformats.org/wordprocessingml/2006/main" xmlns:wp="http://schemas.openxmlformats.org/drawingml/2006/wordprocessingDrawing" xmlns:r="http://schemas.openxmlformats.org/officeDocument/2006/relationships" xmlns:w14="http://schemas.microsoft.com/office/word/2010/wordml">
+              <w:rPr>
+                <w:rFonts w:ascii="Arial" w:hAnsi="Arial" w:eastAsia="Arial" w:cs="Arial"/>
+                <w:i w:val="false"/>
+                <w:b w:val="true"/>
+                <w:u w:val="none"/>
+                <w:strike w:val="false"/>
+                <w:sz w:val="18"/>
+                <w:szCs w:val="18"/>
+                <w:color w:val="000000"/>
+              </w:rPr>
+              <w:t xml:space="preserve">vs Log-Linear</w:t>
+            </w:r>
+          </w:p>
+        </w:tc>
+        <w:tc>
+          <w:tcPr>
+            <w:tcBorders>
+              <w:bottom w:val="single" w:sz="12" w:space="0" w:color="666666"/>
+              <w:top w:val="none" w:sz="0" w:space="0" w:color="000000"/>
+              <w:left w:val="none" w:sz="0" w:space="0" w:color="000000"/>
+              <w:right w:val="none" w:sz="0" w:space="0" w:color="000000"/>
+            </w:tcBorders>
+            <w:shd w:val="clear" w:color="auto" w:fill="FFFFFF"/>
+            <w:tcMar>
+              <w:top w:w="0" w:type="dxa"/>
+              <w:bottom w:w="0" w:type="dxa"/>
+              <w:left w:w="0" w:type="dxa"/>
+              <w:right w:w="0" w:type="dxa"/>
+            </w:tcMar>
+            <w:vAlign w:val="center"/>
+          </w:tcPr>
+          <w:p>
+            <w:pPr>
+              <w:jc w:val="center"/>
+              <w:pBdr>
+                <w:bottom w:val="none" w:sz="0" w:space="0" w:color="000000"/>
+                <w:top w:val="none" w:sz="0" w:space="0" w:color="000000"/>
+                <w:left w:val="none" w:sz="0" w:space="0" w:color="000000"/>
+                <w:right w:val="none" w:sz="0" w:space="0" w:color="000000"/>
+              </w:pBdr>
+              <w:spacing w:after="100" w:before="100" w:line="240"/>
+              <w:ind w:left="100" w:right="100" w:firstLine="0" w:firstLineChars="0"/>
+              <w:rPr>
+                <w:rFonts w:ascii="Arial" w:hAnsi="Arial" w:eastAsia="Arial" w:cs="Arial"/>
+                <w:i w:val="false"/>
+                <w:b w:val="true"/>
+                <w:u w:val="none"/>
+                <w:strike w:val="false"/>
+                <w:sz w:val="18"/>
+                <w:szCs w:val="18"/>
+                <w:color w:val="000000"/>
+              </w:rPr>
+            </w:pPr>
+            <w:r xmlns:w="http://schemas.openxmlformats.org/wordprocessingml/2006/main" xmlns:wp="http://schemas.openxmlformats.org/drawingml/2006/wordprocessingDrawing" xmlns:r="http://schemas.openxmlformats.org/officeDocument/2006/relationships" xmlns:w14="http://schemas.microsoft.com/office/word/2010/wordml">
+              <w:rPr>
+                <w:rFonts w:ascii="Arial" w:hAnsi="Arial" w:eastAsia="Arial" w:cs="Arial"/>
+                <w:i w:val="false"/>
+                <w:b w:val="true"/>
+                <w:u w:val="none"/>
+                <w:strike w:val="false"/>
+                <w:sz w:val="18"/>
+                <w:szCs w:val="18"/>
+                <w:color w:val="000000"/>
+              </w:rPr>
+              <w:t xml:space="preserve">2025 Change </w:t>
+            </w:r>
+          </w:p>
+        </w:tc>
+        <w:tc>
+          <w:tcPr>
+            <w:tcBorders>
+              <w:bottom w:val="single" w:sz="12" w:space="0" w:color="666666"/>
+              <w:top w:val="none" w:sz="0" w:space="0" w:color="000000"/>
+              <w:left w:val="none" w:sz="0" w:space="0" w:color="000000"/>
+              <w:right w:val="none" w:sz="0" w:space="0" w:color="000000"/>
+            </w:tcBorders>
+            <w:shd w:val="clear" w:color="auto" w:fill="FFFFFF"/>
+            <w:tcMar>
+              <w:top w:w="0" w:type="dxa"/>
+              <w:bottom w:w="0" w:type="dxa"/>
+              <w:left w:w="0" w:type="dxa"/>
+              <w:right w:w="0" w:type="dxa"/>
+            </w:tcMar>
+            <w:vAlign w:val="center"/>
+          </w:tcPr>
+          <w:p>
+            <w:pPr>
+              <w:jc w:val="center"/>
+              <w:pBdr>
+                <w:bottom w:val="none" w:sz="0" w:space="0" w:color="000000"/>
+                <w:top w:val="none" w:sz="0" w:space="0" w:color="000000"/>
+                <w:left w:val="none" w:sz="0" w:space="0" w:color="000000"/>
+                <w:right w:val="none" w:sz="0" w:space="0" w:color="000000"/>
+              </w:pBdr>
+              <w:spacing w:after="100" w:before="100" w:line="240"/>
+              <w:ind w:left="100" w:right="100" w:firstLine="0" w:firstLineChars="0"/>
+              <w:rPr>
+                <w:rFonts w:ascii="Arial" w:hAnsi="Arial" w:eastAsia="Arial" w:cs="Arial"/>
+                <w:i w:val="false"/>
+                <w:b w:val="true"/>
+                <w:u w:val="none"/>
+                <w:strike w:val="false"/>
+                <w:sz w:val="18"/>
+                <w:szCs w:val="18"/>
+                <w:color w:val="000000"/>
+              </w:rPr>
+            </w:pPr>
+            <w:r xmlns:w="http://schemas.openxmlformats.org/wordprocessingml/2006/main" xmlns:wp="http://schemas.openxmlformats.org/drawingml/2006/wordprocessingDrawing" xmlns:r="http://schemas.openxmlformats.org/officeDocument/2006/relationships" xmlns:w14="http://schemas.microsoft.com/office/word/2010/wordml">
+              <w:rPr>
+                <w:rFonts w:ascii="Arial" w:hAnsi="Arial" w:eastAsia="Arial" w:cs="Arial"/>
+                <w:i w:val="false"/>
+                <w:b w:val="true"/>
+                <w:u w:val="none"/>
+                <w:strike w:val="false"/>
+                <w:sz w:val="18"/>
+                <w:szCs w:val="18"/>
+                <w:color w:val="000000"/>
+              </w:rPr>
+              <w:t xml:space="preserve">vs LP Trend </w:t>
+            </w:r>
+          </w:p>
+        </w:tc>
+        <w:tc>
+          <w:tcPr>
+            <w:tcBorders>
+              <w:bottom w:val="single" w:sz="12" w:space="0" w:color="666666"/>
+              <w:top w:val="none" w:sz="0" w:space="0" w:color="000000"/>
+              <w:left w:val="none" w:sz="0" w:space="0" w:color="000000"/>
+              <w:right w:val="none" w:sz="0" w:space="0" w:color="000000"/>
+            </w:tcBorders>
+            <w:shd w:val="clear" w:color="auto" w:fill="FFFFFF"/>
+            <w:tcMar>
+              <w:top w:w="0" w:type="dxa"/>
+              <w:bottom w:w="0" w:type="dxa"/>
+              <w:left w:w="0" w:type="dxa"/>
+              <w:right w:w="0" w:type="dxa"/>
+            </w:tcMar>
+            <w:vAlign w:val="center"/>
+          </w:tcPr>
+          <w:p>
+            <w:pPr>
+              <w:jc w:val="center"/>
+              <w:pBdr>
+                <w:bottom w:val="none" w:sz="0" w:space="0" w:color="000000"/>
+                <w:top w:val="none" w:sz="0" w:space="0" w:color="000000"/>
+                <w:left w:val="none" w:sz="0" w:space="0" w:color="000000"/>
+                <w:right w:val="none" w:sz="0" w:space="0" w:color="000000"/>
+              </w:pBdr>
+              <w:spacing w:after="100" w:before="100" w:line="240"/>
+              <w:ind w:left="100" w:right="100" w:firstLine="0" w:firstLineChars="0"/>
+              <w:rPr>
+                <w:rFonts w:ascii="Arial" w:hAnsi="Arial" w:eastAsia="Arial" w:cs="Arial"/>
+                <w:i w:val="false"/>
+                <w:b w:val="true"/>
+                <w:u w:val="none"/>
+                <w:strike w:val="false"/>
+                <w:sz w:val="18"/>
+                <w:szCs w:val="18"/>
+                <w:color w:val="000000"/>
+              </w:rPr>
+            </w:pPr>
+            <w:r xmlns:w="http://schemas.openxmlformats.org/wordprocessingml/2006/main" xmlns:wp="http://schemas.openxmlformats.org/drawingml/2006/wordprocessingDrawing" xmlns:r="http://schemas.openxmlformats.org/officeDocument/2006/relationships" xmlns:w14="http://schemas.microsoft.com/office/word/2010/wordml">
+              <w:rPr>
+                <w:rFonts w:ascii="Arial" w:hAnsi="Arial" w:eastAsia="Arial" w:cs="Arial"/>
+                <w:i w:val="false"/>
+                <w:b w:val="true"/>
+                <w:u w:val="none"/>
+                <w:strike w:val="false"/>
+                <w:sz w:val="18"/>
+                <w:szCs w:val="18"/>
+                <w:color w:val="000000"/>
+              </w:rPr>
+              <w:t xml:space="preserve">vs Log-Linear </w:t>
+            </w:r>
+          </w:p>
+        </w:tc>
+      </w:tr>
+      <w:tr>
+        <w:trPr>
+          <w:trHeight w:val="612" w:hRule="auto"/>
+        </w:trPr>
+        body1
+        <w:tc>
+          <w:tcPr>
+            <w:tcBorders>
+              <w:bottom w:val="single" w:sz="6" w:space="0" w:color="666666"/>
+              <w:top w:val="single" w:sz="12" w:space="0" w:color="666666"/>
+              <w:left w:val="none" w:sz="0" w:space="0" w:color="000000"/>
+              <w:right w:val="none" w:sz="0" w:space="0" w:color="000000"/>
+            </w:tcBorders>
+            <w:shd w:val="clear" w:color="auto" w:fill="FFFFFF"/>
+            <w:tcMar>
+              <w:top w:w="0" w:type="dxa"/>
+              <w:bottom w:w="0" w:type="dxa"/>
+              <w:left w:w="0" w:type="dxa"/>
+              <w:right w:w="0" w:type="dxa"/>
+            </w:tcMar>
+            <w:vAlign w:val="center"/>
+          </w:tcPr>
+          <w:p>
+            <w:pPr>
+              <w:jc w:val="left"/>
+              <w:pBdr>
+                <w:bottom w:val="none" w:sz="0" w:space="0" w:color="000000"/>
+                <w:top w:val="none" w:sz="0" w:space="0" w:color="000000"/>
+                <w:left w:val="none" w:sz="0" w:space="0" w:color="000000"/>
+                <w:right w:val="none" w:sz="0" w:space="0" w:color="000000"/>
+              </w:pBdr>
+              <w:spacing w:after="100" w:before="100" w:line="240"/>
+              <w:ind w:left="100" w:right="100" w:firstLine="0" w:firstLineChars="0"/>
+              <w:rPr>
+                <w:rFonts w:ascii="Arial" w:hAnsi="Arial" w:eastAsia="Arial" w:cs="Arial"/>
+                <w:i w:val="false"/>
+                <w:b w:val="false"/>
+                <w:u w:val="none"/>
+                <w:strike w:val="false"/>
+                <w:sz w:val="18"/>
+                <w:szCs w:val="18"/>
+                <w:color w:val="000000"/>
+              </w:rPr>
+            </w:pPr>
+            <w:r xmlns:w="http://schemas.openxmlformats.org/wordprocessingml/2006/main" xmlns:wp="http://schemas.openxmlformats.org/drawingml/2006/wordprocessingDrawing" xmlns:r="http://schemas.openxmlformats.org/officeDocument/2006/relationships" xmlns:w14="http://schemas.microsoft.com/office/word/2010/wordml">
+              <w:rPr>
+                <w:rFonts w:ascii="Arial" w:hAnsi="Arial" w:eastAsia="Arial" w:cs="Arial"/>
+                <w:i w:val="false"/>
+                <w:b w:val="false"/>
+                <w:u w:val="none"/>
+                <w:strike w:val="false"/>
+                <w:sz w:val="18"/>
+                <w:szCs w:val="18"/>
+                <w:color w:val="000000"/>
+              </w:rPr>
+              <w:t xml:space="preserve">Core Goods</w:t>
+            </w:r>
+          </w:p>
+        </w:tc>
+        <w:tc>
+          <w:tcPr>
+            <w:tcBorders>
+              <w:bottom w:val="single" w:sz="6" w:space="0" w:color="666666"/>
+              <w:top w:val="single" w:sz="12" w:space="0" w:color="666666"/>
+              <w:left w:val="none" w:sz="0" w:space="0" w:color="000000"/>
+              <w:right w:val="none" w:sz="0" w:space="0" w:color="000000"/>
+            </w:tcBorders>
+            <w:shd w:val="clear" w:color="auto" w:fill="FFFFFF"/>
+            <w:tcMar>
+              <w:top w:w="0" w:type="dxa"/>
+              <w:bottom w:w="0" w:type="dxa"/>
+              <w:left w:w="0" w:type="dxa"/>
+              <w:right w:w="0" w:type="dxa"/>
+            </w:tcMar>
+            <w:vAlign w:val="center"/>
+          </w:tcPr>
+          <w:p>
+            <w:pPr>
+              <w:jc w:val="left"/>
+              <w:pBdr>
+                <w:bottom w:val="none" w:sz="0" w:space="0" w:color="000000"/>
+                <w:top w:val="none" w:sz="0" w:space="0" w:color="000000"/>
+                <w:left w:val="none" w:sz="0" w:space="0" w:color="000000"/>
+                <w:right w:val="none" w:sz="0" w:space="0" w:color="000000"/>
+              </w:pBdr>
+              <w:spacing w:after="100" w:before="100" w:line="240"/>
+              <w:ind w:left="100" w:right="100" w:firstLine="0" w:firstLineChars="0"/>
+              <w:rPr>
+                <w:rFonts w:ascii="Arial" w:hAnsi="Arial" w:eastAsia="Arial" w:cs="Arial"/>
+                <w:i w:val="false"/>
+                <w:b w:val="false"/>
+                <w:u w:val="none"/>
+                <w:strike w:val="false"/>
+                <w:sz w:val="18"/>
+                <w:szCs w:val="18"/>
+                <w:color w:val="000000"/>
+              </w:rPr>
+            </w:pPr>
+            <w:r xmlns:w="http://schemas.openxmlformats.org/wordprocessingml/2006/main" xmlns:wp="http://schemas.openxmlformats.org/drawingml/2006/wordprocessingDrawing" xmlns:r="http://schemas.openxmlformats.org/officeDocument/2006/relationships" xmlns:w14="http://schemas.microsoft.com/office/word/2010/wordml">
+              <w:rPr>
+                <w:rFonts w:ascii="Arial" w:hAnsi="Arial" w:eastAsia="Arial" w:cs="Arial"/>
+                <w:i w:val="false"/>
+                <w:b w:val="false"/>
+                <w:u w:val="none"/>
+                <w:strike w:val="false"/>
+                <w:sz w:val="18"/>
+                <w:szCs w:val="18"/>
+                <w:color w:val="000000"/>
+              </w:rPr>
+              <w:t xml:space="preserve">32.1%</w:t>
+            </w:r>
+          </w:p>
+        </w:tc>
+        <w:tc>
+          <w:tcPr>
+            <w:tcBorders>
+              <w:bottom w:val="single" w:sz="6" w:space="0" w:color="666666"/>
+              <w:top w:val="single" w:sz="12" w:space="0" w:color="666666"/>
+              <w:left w:val="none" w:sz="0" w:space="0" w:color="000000"/>
+              <w:right w:val="none" w:sz="0" w:space="0" w:color="000000"/>
+            </w:tcBorders>
+            <w:shd w:val="clear" w:color="auto" w:fill="FFFFFF"/>
+            <w:tcMar>
+              <w:top w:w="0" w:type="dxa"/>
+              <w:bottom w:w="0" w:type="dxa"/>
+              <w:left w:w="0" w:type="dxa"/>
+              <w:right w:w="0" w:type="dxa"/>
+            </w:tcMar>
+            <w:vAlign w:val="center"/>
+          </w:tcPr>
+          <w:p>
+            <w:pPr>
+              <w:jc w:val="left"/>
+              <w:pBdr>
+                <w:bottom w:val="none" w:sz="0" w:space="0" w:color="000000"/>
+                <w:top w:val="none" w:sz="0" w:space="0" w:color="000000"/>
+                <w:left w:val="none" w:sz="0" w:space="0" w:color="000000"/>
+                <w:right w:val="none" w:sz="0" w:space="0" w:color="000000"/>
+              </w:pBdr>
+              <w:spacing w:after="100" w:before="100" w:line="240"/>
+              <w:ind w:left="100" w:right="100" w:firstLine="0" w:firstLineChars="0"/>
+              <w:rPr>
+                <w:rFonts w:ascii="Arial" w:hAnsi="Arial" w:eastAsia="Arial" w:cs="Arial"/>
+                <w:i w:val="false"/>
+                <w:b w:val="false"/>
+                <w:u w:val="none"/>
+                <w:strike w:val="false"/>
+                <w:sz w:val="18"/>
+                <w:szCs w:val="18"/>
+                <w:color w:val="000000"/>
+              </w:rPr>
+            </w:pPr>
+            <w:r xmlns:w="http://schemas.openxmlformats.org/wordprocessingml/2006/main" xmlns:wp="http://schemas.openxmlformats.org/drawingml/2006/wordprocessingDrawing" xmlns:r="http://schemas.openxmlformats.org/officeDocument/2006/relationships" xmlns:w14="http://schemas.microsoft.com/office/word/2010/wordml">
+              <w:rPr>
+                <w:rFonts w:ascii="Arial" w:hAnsi="Arial" w:eastAsia="Arial" w:cs="Arial"/>
+                <w:i w:val="false"/>
+                <w:b w:val="false"/>
+                <w:u w:val="none"/>
+                <w:strike w:val="false"/>
+                <w:sz w:val="18"/>
+                <w:szCs w:val="18"/>
+                <w:color w:val="000000"/>
+              </w:rPr>
+              <w:t xml:space="preserve">7.4 pp</w:t>
+            </w:r>
+          </w:p>
+        </w:tc>
+        <w:tc>
+          <w:tcPr>
+            <w:tcBorders>
+              <w:bottom w:val="single" w:sz="6" w:space="0" w:color="666666"/>
+              <w:top w:val="single" w:sz="12" w:space="0" w:color="666666"/>
+              <w:left w:val="none" w:sz="0" w:space="0" w:color="000000"/>
+              <w:right w:val="none" w:sz="0" w:space="0" w:color="000000"/>
+            </w:tcBorders>
+            <w:shd w:val="clear" w:color="auto" w:fill="FFFFFF"/>
+            <w:tcMar>
+              <w:top w:w="0" w:type="dxa"/>
+              <w:bottom w:w="0" w:type="dxa"/>
+              <w:left w:w="0" w:type="dxa"/>
+              <w:right w:w="0" w:type="dxa"/>
+            </w:tcMar>
+            <w:vAlign w:val="center"/>
+          </w:tcPr>
+          <w:p>
+            <w:pPr>
+              <w:jc w:val="left"/>
+              <w:pBdr>
+                <w:bottom w:val="none" w:sz="0" w:space="0" w:color="000000"/>
+                <w:top w:val="none" w:sz="0" w:space="0" w:color="000000"/>
+                <w:left w:val="none" w:sz="0" w:space="0" w:color="000000"/>
+                <w:right w:val="none" w:sz="0" w:space="0" w:color="000000"/>
+              </w:pBdr>
+              <w:spacing w:after="100" w:before="100" w:line="240"/>
+              <w:ind w:left="100" w:right="100" w:firstLine="0" w:firstLineChars="0"/>
+              <w:rPr>
+                <w:rFonts w:ascii="Arial" w:hAnsi="Arial" w:eastAsia="Arial" w:cs="Arial"/>
+                <w:i w:val="false"/>
+                <w:b w:val="false"/>
+                <w:u w:val="none"/>
+                <w:strike w:val="false"/>
+                <w:sz w:val="18"/>
+                <w:szCs w:val="18"/>
+                <w:color w:val="000000"/>
+              </w:rPr>
+            </w:pPr>
+            <w:r xmlns:w="http://schemas.openxmlformats.org/wordprocessingml/2006/main" xmlns:wp="http://schemas.openxmlformats.org/drawingml/2006/wordprocessingDrawing" xmlns:r="http://schemas.openxmlformats.org/officeDocument/2006/relationships" xmlns:w14="http://schemas.microsoft.com/office/word/2010/wordml">
+              <w:rPr>
+                <w:rFonts w:ascii="Arial" w:hAnsi="Arial" w:eastAsia="Arial" w:cs="Arial"/>
+                <w:i w:val="false"/>
+                <w:b w:val="false"/>
+                <w:u w:val="none"/>
+                <w:strike w:val="false"/>
+                <w:sz w:val="18"/>
+                <w:szCs w:val="18"/>
+                <w:color w:val="000000"/>
+              </w:rPr>
+              <w:t xml:space="preserve">2.4%</w:t>
+            </w:r>
+          </w:p>
+        </w:tc>
+        <w:tc>
+          <w:tcPr>
+            <w:tcBorders>
+              <w:bottom w:val="single" w:sz="6" w:space="0" w:color="666666"/>
+              <w:top w:val="single" w:sz="12" w:space="0" w:color="666666"/>
+              <w:left w:val="none" w:sz="0" w:space="0" w:color="000000"/>
+              <w:right w:val="none" w:sz="0" w:space="0" w:color="000000"/>
+            </w:tcBorders>
+            <w:shd w:val="clear" w:color="auto" w:fill="FFFFFF"/>
+            <w:tcMar>
+              <w:top w:w="0" w:type="dxa"/>
+              <w:bottom w:w="0" w:type="dxa"/>
+              <w:left w:w="0" w:type="dxa"/>
+              <w:right w:w="0" w:type="dxa"/>
+            </w:tcMar>
+            <w:vAlign w:val="center"/>
+          </w:tcPr>
+          <w:p>
+            <w:pPr>
+              <w:jc w:val="left"/>
+              <w:pBdr>
+                <w:bottom w:val="none" w:sz="0" w:space="0" w:color="000000"/>
+                <w:top w:val="none" w:sz="0" w:space="0" w:color="000000"/>
+                <w:left w:val="none" w:sz="0" w:space="0" w:color="000000"/>
+                <w:right w:val="none" w:sz="0" w:space="0" w:color="000000"/>
+              </w:pBdr>
+              <w:spacing w:after="100" w:before="100" w:line="240"/>
+              <w:ind w:left="100" w:right="100" w:firstLine="0" w:firstLineChars="0"/>
+              <w:rPr>
+                <w:rFonts w:ascii="Arial" w:hAnsi="Arial" w:eastAsia="Arial" w:cs="Arial"/>
+                <w:i w:val="false"/>
+                <w:b w:val="false"/>
+                <w:u w:val="none"/>
+                <w:strike w:val="false"/>
+                <w:sz w:val="18"/>
+                <w:szCs w:val="18"/>
+                <w:color w:val="000000"/>
+              </w:rPr>
+            </w:pPr>
+            <w:r xmlns:w="http://schemas.openxmlformats.org/wordprocessingml/2006/main" xmlns:wp="http://schemas.openxmlformats.org/drawingml/2006/wordprocessingDrawing" xmlns:r="http://schemas.openxmlformats.org/officeDocument/2006/relationships" xmlns:w14="http://schemas.microsoft.com/office/word/2010/wordml">
+              <w:rPr>
+                <w:rFonts w:ascii="Arial" w:hAnsi="Arial" w:eastAsia="Arial" w:cs="Arial"/>
+                <w:i w:val="false"/>
+                <w:b w:val="false"/>
+                <w:u w:val="none"/>
+                <w:strike w:val="false"/>
+                <w:sz w:val="18"/>
+                <w:szCs w:val="18"/>
+                <w:color w:val="000000"/>
+              </w:rPr>
+              <w:t xml:space="preserve">-0.5%</w:t>
+            </w:r>
+          </w:p>
+        </w:tc>
+        <w:tc>
+          <w:tcPr>
+            <w:tcBorders>
+              <w:bottom w:val="single" w:sz="6" w:space="0" w:color="666666"/>
+              <w:top w:val="single" w:sz="12" w:space="0" w:color="666666"/>
+              <w:left w:val="none" w:sz="0" w:space="0" w:color="000000"/>
+              <w:right w:val="none" w:sz="0" w:space="0" w:color="000000"/>
+            </w:tcBorders>
+            <w:shd w:val="clear" w:color="auto" w:fill="FFFFFF"/>
+            <w:tcMar>
+              <w:top w:w="0" w:type="dxa"/>
+              <w:bottom w:w="0" w:type="dxa"/>
+              <w:left w:w="0" w:type="dxa"/>
+              <w:right w:w="0" w:type="dxa"/>
+            </w:tcMar>
+            <w:vAlign w:val="center"/>
+          </w:tcPr>
+          <w:p>
+            <w:pPr>
+              <w:jc w:val="left"/>
+              <w:pBdr>
+                <w:bottom w:val="none" w:sz="0" w:space="0" w:color="000000"/>
+                <w:top w:val="none" w:sz="0" w:space="0" w:color="000000"/>
+                <w:left w:val="none" w:sz="0" w:space="0" w:color="000000"/>
+                <w:right w:val="none" w:sz="0" w:space="0" w:color="000000"/>
+              </w:pBdr>
+              <w:spacing w:after="100" w:before="100" w:line="240"/>
+              <w:ind w:left="100" w:right="100" w:firstLine="0" w:firstLineChars="0"/>
+              <w:rPr>
+                <w:rFonts w:ascii="Arial" w:hAnsi="Arial" w:eastAsia="Arial" w:cs="Arial"/>
+                <w:i w:val="false"/>
+                <w:b w:val="false"/>
+                <w:u w:val="none"/>
+                <w:strike w:val="false"/>
+                <w:sz w:val="18"/>
+                <w:szCs w:val="18"/>
+                <w:color w:val="000000"/>
+              </w:rPr>
+            </w:pPr>
+            <w:r xmlns:w="http://schemas.openxmlformats.org/wordprocessingml/2006/main" xmlns:wp="http://schemas.openxmlformats.org/drawingml/2006/wordprocessingDrawing" xmlns:r="http://schemas.openxmlformats.org/officeDocument/2006/relationships" xmlns:w14="http://schemas.microsoft.com/office/word/2010/wordml">
+              <w:rPr>
+                <w:rFonts w:ascii="Arial" w:hAnsi="Arial" w:eastAsia="Arial" w:cs="Arial"/>
+                <w:i w:val="false"/>
+                <w:b w:val="false"/>
+                <w:u w:val="none"/>
+                <w:strike w:val="false"/>
+                <w:sz w:val="18"/>
+                <w:szCs w:val="18"/>
+                <w:color w:val="000000"/>
+              </w:rPr>
+              <w:t xml:space="preserve">2.0%</w:t>
+            </w:r>
+          </w:p>
+        </w:tc>
+        <w:tc>
+          <w:tcPr>
+            <w:tcBorders>
+              <w:bottom w:val="single" w:sz="6" w:space="0" w:color="666666"/>
+              <w:top w:val="single" w:sz="12" w:space="0" w:color="666666"/>
+              <w:left w:val="none" w:sz="0" w:space="0" w:color="000000"/>
+              <w:right w:val="none" w:sz="0" w:space="0" w:color="000000"/>
+            </w:tcBorders>
+            <w:shd w:val="clear" w:color="auto" w:fill="FFFFFF"/>
+            <w:tcMar>
+              <w:top w:w="0" w:type="dxa"/>
+              <w:bottom w:w="0" w:type="dxa"/>
+              <w:left w:w="0" w:type="dxa"/>
+              <w:right w:w="0" w:type="dxa"/>
+            </w:tcMar>
+            <w:vAlign w:val="center"/>
+          </w:tcPr>
+          <w:p>
+            <w:pPr>
+              <w:jc w:val="left"/>
+              <w:pBdr>
+                <w:bottom w:val="none" w:sz="0" w:space="0" w:color="000000"/>
+                <w:top w:val="none" w:sz="0" w:space="0" w:color="000000"/>
+                <w:left w:val="none" w:sz="0" w:space="0" w:color="000000"/>
+                <w:right w:val="none" w:sz="0" w:space="0" w:color="000000"/>
+              </w:pBdr>
+              <w:spacing w:after="100" w:before="100" w:line="240"/>
+              <w:ind w:left="100" w:right="100" w:firstLine="0" w:firstLineChars="0"/>
+              <w:rPr>
+                <w:rFonts w:ascii="Arial" w:hAnsi="Arial" w:eastAsia="Arial" w:cs="Arial"/>
+                <w:i w:val="false"/>
+                <w:b w:val="false"/>
+                <w:u w:val="none"/>
+                <w:strike w:val="false"/>
+                <w:sz w:val="18"/>
+                <w:szCs w:val="18"/>
+                <w:color w:val="000000"/>
+              </w:rPr>
+            </w:pPr>
+            <w:r xmlns:w="http://schemas.openxmlformats.org/wordprocessingml/2006/main" xmlns:wp="http://schemas.openxmlformats.org/drawingml/2006/wordprocessingDrawing" xmlns:r="http://schemas.openxmlformats.org/officeDocument/2006/relationships" xmlns:w14="http://schemas.microsoft.com/office/word/2010/wordml">
+              <w:rPr>
+                <w:rFonts w:ascii="Arial" w:hAnsi="Arial" w:eastAsia="Arial" w:cs="Arial"/>
+                <w:i w:val="false"/>
+                <w:b w:val="false"/>
+                <w:u w:val="none"/>
+                <w:strike w:val="false"/>
+                <w:sz w:val="18"/>
+                <w:szCs w:val="18"/>
+                <w:color w:val="000000"/>
+              </w:rPr>
+              <w:t xml:space="preserve">1.7%</w:t>
+            </w:r>
+          </w:p>
+        </w:tc>
+        <w:tc>
+          <w:tcPr>
+            <w:tcBorders>
+              <w:bottom w:val="single" w:sz="6" w:space="0" w:color="666666"/>
+              <w:top w:val="single" w:sz="12" w:space="0" w:color="666666"/>
+              <w:left w:val="none" w:sz="0" w:space="0" w:color="000000"/>
+              <w:right w:val="none" w:sz="0" w:space="0" w:color="000000"/>
+            </w:tcBorders>
+            <w:shd w:val="clear" w:color="auto" w:fill="FFFFFF"/>
+            <w:tcMar>
+              <w:top w:w="0" w:type="dxa"/>
+              <w:bottom w:w="0" w:type="dxa"/>
+              <w:left w:w="0" w:type="dxa"/>
+              <w:right w:w="0" w:type="dxa"/>
+            </w:tcMar>
+            <w:vAlign w:val="center"/>
+          </w:tcPr>
+          <w:p>
+            <w:pPr>
+              <w:jc w:val="left"/>
+              <w:pBdr>
+                <w:bottom w:val="none" w:sz="0" w:space="0" w:color="000000"/>
+                <w:top w:val="none" w:sz="0" w:space="0" w:color="000000"/>
+                <w:left w:val="none" w:sz="0" w:space="0" w:color="000000"/>
+                <w:right w:val="none" w:sz="0" w:space="0" w:color="000000"/>
+              </w:pBdr>
+              <w:spacing w:after="100" w:before="100" w:line="240"/>
+              <w:ind w:left="100" w:right="100" w:firstLine="0" w:firstLineChars="0"/>
+              <w:rPr>
+                <w:rFonts w:ascii="Arial" w:hAnsi="Arial" w:eastAsia="Arial" w:cs="Arial"/>
+                <w:i w:val="false"/>
+                <w:b w:val="false"/>
+                <w:u w:val="none"/>
+                <w:strike w:val="false"/>
+                <w:sz w:val="18"/>
+                <w:szCs w:val="18"/>
+                <w:color w:val="000000"/>
+              </w:rPr>
+            </w:pPr>
+            <w:r xmlns:w="http://schemas.openxmlformats.org/wordprocessingml/2006/main" xmlns:wp="http://schemas.openxmlformats.org/drawingml/2006/wordprocessingDrawing" xmlns:r="http://schemas.openxmlformats.org/officeDocument/2006/relationships" xmlns:w14="http://schemas.microsoft.com/office/word/2010/wordml">
+              <w:rPr>
+                <w:rFonts w:ascii="Arial" w:hAnsi="Arial" w:eastAsia="Arial" w:cs="Arial"/>
+                <w:i w:val="false"/>
+                <w:b w:val="false"/>
+                <w:u w:val="none"/>
+                <w:strike w:val="false"/>
+                <w:sz w:val="18"/>
+                <w:szCs w:val="18"/>
+                <w:color w:val="000000"/>
+              </w:rPr>
+              <w:t xml:space="preserve">-20%</w:t>
+            </w:r>
+          </w:p>
+        </w:tc>
+        <w:tc>
+          <w:tcPr>
+            <w:tcBorders>
+              <w:bottom w:val="single" w:sz="6" w:space="0" w:color="666666"/>
+              <w:top w:val="single" w:sz="12" w:space="0" w:color="666666"/>
+              <w:left w:val="none" w:sz="0" w:space="0" w:color="000000"/>
+              <w:right w:val="none" w:sz="0" w:space="0" w:color="000000"/>
+            </w:tcBorders>
+            <w:shd w:val="clear" w:color="auto" w:fill="FFFFFF"/>
+            <w:tcMar>
+              <w:top w:w="0" w:type="dxa"/>
+              <w:bottom w:w="0" w:type="dxa"/>
+              <w:left w:w="0" w:type="dxa"/>
+              <w:right w:w="0" w:type="dxa"/>
+            </w:tcMar>
+            <w:vAlign w:val="center"/>
+          </w:tcPr>
+          <w:p>
+            <w:pPr>
+              <w:jc w:val="left"/>
+              <w:pBdr>
+                <w:bottom w:val="none" w:sz="0" w:space="0" w:color="000000"/>
+                <w:top w:val="none" w:sz="0" w:space="0" w:color="000000"/>
+                <w:left w:val="none" w:sz="0" w:space="0" w:color="000000"/>
+                <w:right w:val="none" w:sz="0" w:space="0" w:color="000000"/>
+              </w:pBdr>
+              <w:spacing w:after="100" w:before="100" w:line="240"/>
+              <w:ind w:left="100" w:right="100" w:firstLine="0" w:firstLineChars="0"/>
+              <w:rPr>
+                <w:rFonts w:ascii="Arial" w:hAnsi="Arial" w:eastAsia="Arial" w:cs="Arial"/>
+                <w:i w:val="false"/>
+                <w:b w:val="false"/>
+                <w:u w:val="none"/>
+                <w:strike w:val="false"/>
+                <w:sz w:val="18"/>
+                <w:szCs w:val="18"/>
+                <w:color w:val="000000"/>
+              </w:rPr>
+            </w:pPr>
+            <w:r xmlns:w="http://schemas.openxmlformats.org/wordprocessingml/2006/main" xmlns:wp="http://schemas.openxmlformats.org/drawingml/2006/wordprocessingDrawing" xmlns:r="http://schemas.openxmlformats.org/officeDocument/2006/relationships" xmlns:w14="http://schemas.microsoft.com/office/word/2010/wordml">
+              <w:rPr>
+                <w:rFonts w:ascii="Arial" w:hAnsi="Arial" w:eastAsia="Arial" w:cs="Arial"/>
+                <w:i w:val="false"/>
+                <w:b w:val="false"/>
+                <w:u w:val="none"/>
+                <w:strike w:val="false"/>
+                <w:sz w:val="18"/>
+                <w:szCs w:val="18"/>
+                <w:color w:val="000000"/>
+              </w:rPr>
+              <w:t xml:space="preserve">84%</w:t>
+            </w:r>
+          </w:p>
+        </w:tc>
+        <w:tc>
+          <w:tcPr>
+            <w:tcBorders>
+              <w:bottom w:val="single" w:sz="6" w:space="0" w:color="666666"/>
+              <w:top w:val="single" w:sz="12" w:space="0" w:color="666666"/>
+              <w:left w:val="none" w:sz="0" w:space="0" w:color="000000"/>
+              <w:right w:val="none" w:sz="0" w:space="0" w:color="000000"/>
+            </w:tcBorders>
+            <w:shd w:val="clear" w:color="auto" w:fill="FFFFFF"/>
+            <w:tcMar>
+              <w:top w:w="0" w:type="dxa"/>
+              <w:bottom w:w="0" w:type="dxa"/>
+              <w:left w:w="0" w:type="dxa"/>
+              <w:right w:w="0" w:type="dxa"/>
+            </w:tcMar>
+            <w:vAlign w:val="center"/>
+          </w:tcPr>
+          <w:p>
+            <w:pPr>
+              <w:jc w:val="left"/>
+              <w:pBdr>
+                <w:bottom w:val="none" w:sz="0" w:space="0" w:color="000000"/>
+                <w:top w:val="none" w:sz="0" w:space="0" w:color="000000"/>
+                <w:left w:val="none" w:sz="0" w:space="0" w:color="000000"/>
+                <w:right w:val="none" w:sz="0" w:space="0" w:color="000000"/>
+              </w:pBdr>
+              <w:spacing w:after="100" w:before="100" w:line="240"/>
+              <w:ind w:left="100" w:right="100" w:firstLine="0" w:firstLineChars="0"/>
+              <w:rPr>
+                <w:rFonts w:ascii="Arial" w:hAnsi="Arial" w:eastAsia="Arial" w:cs="Arial"/>
+                <w:i w:val="false"/>
+                <w:b w:val="false"/>
+                <w:u w:val="none"/>
+                <w:strike w:val="false"/>
+                <w:sz w:val="18"/>
+                <w:szCs w:val="18"/>
+                <w:color w:val="000000"/>
+              </w:rPr>
+            </w:pPr>
+            <w:r xmlns:w="http://schemas.openxmlformats.org/wordprocessingml/2006/main" xmlns:wp="http://schemas.openxmlformats.org/drawingml/2006/wordprocessingDrawing" xmlns:r="http://schemas.openxmlformats.org/officeDocument/2006/relationships" xmlns:w14="http://schemas.microsoft.com/office/word/2010/wordml">
+              <w:rPr>
+                <w:rFonts w:ascii="Arial" w:hAnsi="Arial" w:eastAsia="Arial" w:cs="Arial"/>
+                <w:i w:val="false"/>
+                <w:b w:val="false"/>
+                <w:u w:val="none"/>
+                <w:strike w:val="false"/>
+                <w:sz w:val="18"/>
+                <w:szCs w:val="18"/>
+                <w:color w:val="000000"/>
+              </w:rPr>
+              <w:t xml:space="preserve">73%</w:t>
+            </w:r>
+          </w:p>
+        </w:tc>
+      </w:tr>
+      <w:tr>
+        <w:trPr>
+          <w:trHeight w:val="612" w:hRule="auto"/>
+        </w:trPr>
+        body2
+        <w:tc>
+          <w:tcPr>
+            <w:tcBorders>
+              <w:bottom w:val="single" w:sz="12" w:space="0" w:color="666666"/>
+              <w:top w:val="single" w:sz="6" w:space="0" w:color="666666"/>
+              <w:left w:val="none" w:sz="0" w:space="0" w:color="000000"/>
+              <w:right w:val="none" w:sz="0" w:space="0" w:color="000000"/>
+            </w:tcBorders>
+            <w:shd w:val="clear" w:color="auto" w:fill="FFFFFF"/>
+            <w:tcMar>
+              <w:top w:w="0" w:type="dxa"/>
+              <w:bottom w:w="0" w:type="dxa"/>
+              <w:left w:w="0" w:type="dxa"/>
+              <w:right w:w="0" w:type="dxa"/>
+            </w:tcMar>
+            <w:vAlign w:val="center"/>
+          </w:tcPr>
+          <w:p>
+            <w:pPr>
+              <w:jc w:val="left"/>
+              <w:pBdr>
+                <w:bottom w:val="none" w:sz="0" w:space="0" w:color="000000"/>
+                <w:top w:val="none" w:sz="0" w:space="0" w:color="000000"/>
+                <w:left w:val="none" w:sz="0" w:space="0" w:color="000000"/>
+                <w:right w:val="none" w:sz="0" w:space="0" w:color="000000"/>
+              </w:pBdr>
+              <w:spacing w:after="100" w:before="100" w:line="240"/>
+              <w:ind w:left="100" w:right="100" w:firstLine="0" w:firstLineChars="0"/>
+              <w:rPr>
+                <w:rFonts w:ascii="Arial" w:hAnsi="Arial" w:eastAsia="Arial" w:cs="Arial"/>
+                <w:i w:val="false"/>
+                <w:b w:val="false"/>
+                <w:u w:val="none"/>
+                <w:strike w:val="false"/>
+                <w:sz w:val="18"/>
+                <w:szCs w:val="18"/>
+                <w:color w:val="000000"/>
+              </w:rPr>
+            </w:pPr>
+            <w:r xmlns:w="http://schemas.openxmlformats.org/wordprocessingml/2006/main" xmlns:wp="http://schemas.openxmlformats.org/drawingml/2006/wordprocessingDrawing" xmlns:r="http://schemas.openxmlformats.org/officeDocument/2006/relationships" xmlns:w14="http://schemas.microsoft.com/office/word/2010/wordml">
+              <w:rPr>
+                <w:rFonts w:ascii="Arial" w:hAnsi="Arial" w:eastAsia="Arial" w:cs="Arial"/>
+                <w:i w:val="false"/>
+                <w:b w:val="false"/>
+                <w:u w:val="none"/>
+                <w:strike w:val="false"/>
+                <w:sz w:val="18"/>
+                <w:szCs w:val="18"/>
+                <w:color w:val="000000"/>
+              </w:rPr>
+              <w:t xml:space="preserve">Durables</w:t>
+            </w:r>
+          </w:p>
+        </w:tc>
+        <w:tc>
+          <w:tcPr>
+            <w:tcBorders>
+              <w:bottom w:val="single" w:sz="12" w:space="0" w:color="666666"/>
+              <w:top w:val="single" w:sz="6" w:space="0" w:color="666666"/>
+              <w:left w:val="none" w:sz="0" w:space="0" w:color="000000"/>
+              <w:right w:val="none" w:sz="0" w:space="0" w:color="000000"/>
+            </w:tcBorders>
+            <w:shd w:val="clear" w:color="auto" w:fill="FFFFFF"/>
+            <w:tcMar>
+              <w:top w:w="0" w:type="dxa"/>
+              <w:bottom w:w="0" w:type="dxa"/>
+              <w:left w:w="0" w:type="dxa"/>
+              <w:right w:w="0" w:type="dxa"/>
+            </w:tcMar>
+            <w:vAlign w:val="center"/>
+          </w:tcPr>
+          <w:p>
+            <w:pPr>
+              <w:jc w:val="left"/>
+              <w:pBdr>
+                <w:bottom w:val="none" w:sz="0" w:space="0" w:color="000000"/>
+                <w:top w:val="none" w:sz="0" w:space="0" w:color="000000"/>
+                <w:left w:val="none" w:sz="0" w:space="0" w:color="000000"/>
+                <w:right w:val="none" w:sz="0" w:space="0" w:color="000000"/>
+              </w:pBdr>
+              <w:spacing w:after="100" w:before="100" w:line="240"/>
+              <w:ind w:left="100" w:right="100" w:firstLine="0" w:firstLineChars="0"/>
+              <w:rPr>
+                <w:rFonts w:ascii="Arial" w:hAnsi="Arial" w:eastAsia="Arial" w:cs="Arial"/>
+                <w:i w:val="false"/>
+                <w:b w:val="false"/>
+                <w:u w:val="none"/>
+                <w:strike w:val="false"/>
+                <w:sz w:val="18"/>
+                <w:szCs w:val="18"/>
+                <w:color w:val="000000"/>
+              </w:rPr>
+            </w:pPr>
+            <w:r xmlns:w="http://schemas.openxmlformats.org/wordprocessingml/2006/main" xmlns:wp="http://schemas.openxmlformats.org/drawingml/2006/wordprocessingDrawing" xmlns:r="http://schemas.openxmlformats.org/officeDocument/2006/relationships" xmlns:w14="http://schemas.microsoft.com/office/word/2010/wordml">
+              <w:rPr>
+                <w:rFonts w:ascii="Arial" w:hAnsi="Arial" w:eastAsia="Arial" w:cs="Arial"/>
+                <w:i w:val="false"/>
+                <w:b w:val="false"/>
+                <w:u w:val="none"/>
+                <w:strike w:val="false"/>
+                <w:sz w:val="18"/>
+                <w:szCs w:val="18"/>
+                <w:color w:val="000000"/>
+              </w:rPr>
+              <w:t xml:space="preserve">28.0%</w:t>
+            </w:r>
+          </w:p>
+        </w:tc>
+        <w:tc>
+          <w:tcPr>
+            <w:tcBorders>
+              <w:bottom w:val="single" w:sz="12" w:space="0" w:color="666666"/>
+              <w:top w:val="single" w:sz="6" w:space="0" w:color="666666"/>
+              <w:left w:val="none" w:sz="0" w:space="0" w:color="000000"/>
+              <w:right w:val="none" w:sz="0" w:space="0" w:color="000000"/>
+            </w:tcBorders>
+            <w:shd w:val="clear" w:color="auto" w:fill="FFFFFF"/>
+            <w:tcMar>
+              <w:top w:w="0" w:type="dxa"/>
+              <w:bottom w:w="0" w:type="dxa"/>
+              <w:left w:w="0" w:type="dxa"/>
+              <w:right w:w="0" w:type="dxa"/>
+            </w:tcMar>
+            <w:vAlign w:val="center"/>
+          </w:tcPr>
+          <w:p>
+            <w:pPr>
+              <w:jc w:val="left"/>
+              <w:pBdr>
+                <w:bottom w:val="none" w:sz="0" w:space="0" w:color="000000"/>
+                <w:top w:val="none" w:sz="0" w:space="0" w:color="000000"/>
+                <w:left w:val="none" w:sz="0" w:space="0" w:color="000000"/>
+                <w:right w:val="none" w:sz="0" w:space="0" w:color="000000"/>
+              </w:pBdr>
+              <w:spacing w:after="100" w:before="100" w:line="240"/>
+              <w:ind w:left="100" w:right="100" w:firstLine="0" w:firstLineChars="0"/>
+              <w:rPr>
+                <w:rFonts w:ascii="Arial" w:hAnsi="Arial" w:eastAsia="Arial" w:cs="Arial"/>
+                <w:i w:val="false"/>
+                <w:b w:val="false"/>
+                <w:u w:val="none"/>
+                <w:strike w:val="false"/>
+                <w:sz w:val="18"/>
+                <w:szCs w:val="18"/>
+                <w:color w:val="000000"/>
+              </w:rPr>
+            </w:pPr>
+            <w:r xmlns:w="http://schemas.openxmlformats.org/wordprocessingml/2006/main" xmlns:wp="http://schemas.openxmlformats.org/drawingml/2006/wordprocessingDrawing" xmlns:r="http://schemas.openxmlformats.org/officeDocument/2006/relationships" xmlns:w14="http://schemas.microsoft.com/office/word/2010/wordml">
+              <w:rPr>
+                <w:rFonts w:ascii="Arial" w:hAnsi="Arial" w:eastAsia="Arial" w:cs="Arial"/>
+                <w:i w:val="false"/>
+                <w:b w:val="false"/>
+                <w:u w:val="none"/>
+                <w:strike w:val="false"/>
+                <w:sz w:val="18"/>
+                <w:szCs w:val="18"/>
+                <w:color w:val="000000"/>
+              </w:rPr>
+              <w:t xml:space="preserve">7.4 pp</w:t>
+            </w:r>
+          </w:p>
+        </w:tc>
+        <w:tc>
+          <w:tcPr>
+            <w:tcBorders>
+              <w:bottom w:val="single" w:sz="12" w:space="0" w:color="666666"/>
+              <w:top w:val="single" w:sz="6" w:space="0" w:color="666666"/>
+              <w:left w:val="none" w:sz="0" w:space="0" w:color="000000"/>
+              <w:right w:val="none" w:sz="0" w:space="0" w:color="000000"/>
+            </w:tcBorders>
+            <w:shd w:val="clear" w:color="auto" w:fill="FFFFFF"/>
+            <w:tcMar>
+              <w:top w:w="0" w:type="dxa"/>
+              <w:bottom w:w="0" w:type="dxa"/>
+              <w:left w:w="0" w:type="dxa"/>
+              <w:right w:w="0" w:type="dxa"/>
+            </w:tcMar>
+            <w:vAlign w:val="center"/>
+          </w:tcPr>
+          <w:p>
+            <w:pPr>
+              <w:jc w:val="left"/>
+              <w:pBdr>
+                <w:bottom w:val="none" w:sz="0" w:space="0" w:color="000000"/>
+                <w:top w:val="none" w:sz="0" w:space="0" w:color="000000"/>
+                <w:left w:val="none" w:sz="0" w:space="0" w:color="000000"/>
+                <w:right w:val="none" w:sz="0" w:space="0" w:color="000000"/>
+              </w:pBdr>
+              <w:spacing w:after="100" w:before="100" w:line="240"/>
+              <w:ind w:left="100" w:right="100" w:firstLine="0" w:firstLineChars="0"/>
+              <w:rPr>
+                <w:rFonts w:ascii="Arial" w:hAnsi="Arial" w:eastAsia="Arial" w:cs="Arial"/>
+                <w:i w:val="false"/>
+                <w:b w:val="false"/>
+                <w:u w:val="none"/>
+                <w:strike w:val="false"/>
+                <w:sz w:val="18"/>
+                <w:szCs w:val="18"/>
+                <w:color w:val="000000"/>
+              </w:rPr>
+            </w:pPr>
+            <w:r xmlns:w="http://schemas.openxmlformats.org/wordprocessingml/2006/main" xmlns:wp="http://schemas.openxmlformats.org/drawingml/2006/wordprocessingDrawing" xmlns:r="http://schemas.openxmlformats.org/officeDocument/2006/relationships" xmlns:w14="http://schemas.microsoft.com/office/word/2010/wordml">
+              <w:rPr>
+                <w:rFonts w:ascii="Arial" w:hAnsi="Arial" w:eastAsia="Arial" w:cs="Arial"/>
+                <w:i w:val="false"/>
+                <w:b w:val="false"/>
+                <w:u w:val="none"/>
+                <w:strike w:val="false"/>
+                <w:sz w:val="18"/>
+                <w:szCs w:val="18"/>
+                <w:color w:val="000000"/>
+              </w:rPr>
+              <w:t xml:space="preserve">2.1%</w:t>
+            </w:r>
+          </w:p>
+        </w:tc>
+        <w:tc>
+          <w:tcPr>
+            <w:tcBorders>
+              <w:bottom w:val="single" w:sz="12" w:space="0" w:color="666666"/>
+              <w:top w:val="single" w:sz="6" w:space="0" w:color="666666"/>
+              <w:left w:val="none" w:sz="0" w:space="0" w:color="000000"/>
+              <w:right w:val="none" w:sz="0" w:space="0" w:color="000000"/>
+            </w:tcBorders>
+            <w:shd w:val="clear" w:color="auto" w:fill="FFFFFF"/>
+            <w:tcMar>
+              <w:top w:w="0" w:type="dxa"/>
+              <w:bottom w:w="0" w:type="dxa"/>
+              <w:left w:w="0" w:type="dxa"/>
+              <w:right w:w="0" w:type="dxa"/>
+            </w:tcMar>
+            <w:vAlign w:val="center"/>
+          </w:tcPr>
+          <w:p>
+            <w:pPr>
+              <w:jc w:val="left"/>
+              <w:pBdr>
+                <w:bottom w:val="none" w:sz="0" w:space="0" w:color="000000"/>
+                <w:top w:val="none" w:sz="0" w:space="0" w:color="000000"/>
+                <w:left w:val="none" w:sz="0" w:space="0" w:color="000000"/>
+                <w:right w:val="none" w:sz="0" w:space="0" w:color="000000"/>
+              </w:pBdr>
+              <w:spacing w:after="100" w:before="100" w:line="240"/>
+              <w:ind w:left="100" w:right="100" w:firstLine="0" w:firstLineChars="0"/>
+              <w:rPr>
+                <w:rFonts w:ascii="Arial" w:hAnsi="Arial" w:eastAsia="Arial" w:cs="Arial"/>
+                <w:i w:val="false"/>
+                <w:b w:val="false"/>
+                <w:u w:val="none"/>
+                <w:strike w:val="false"/>
+                <w:sz w:val="18"/>
+                <w:szCs w:val="18"/>
+                <w:color w:val="000000"/>
+              </w:rPr>
+            </w:pPr>
+            <w:r xmlns:w="http://schemas.openxmlformats.org/wordprocessingml/2006/main" xmlns:wp="http://schemas.openxmlformats.org/drawingml/2006/wordprocessingDrawing" xmlns:r="http://schemas.openxmlformats.org/officeDocument/2006/relationships" xmlns:w14="http://schemas.microsoft.com/office/word/2010/wordml">
+              <w:rPr>
+                <w:rFonts w:ascii="Arial" w:hAnsi="Arial" w:eastAsia="Arial" w:cs="Arial"/>
+                <w:i w:val="false"/>
+                <w:b w:val="false"/>
+                <w:u w:val="none"/>
+                <w:strike w:val="false"/>
+                <w:sz w:val="18"/>
+                <w:szCs w:val="18"/>
+                <w:color w:val="000000"/>
+              </w:rPr>
+              <w:t xml:space="preserve">-0.4%</w:t>
+            </w:r>
+          </w:p>
+        </w:tc>
+        <w:tc>
+          <w:tcPr>
+            <w:tcBorders>
+              <w:bottom w:val="single" w:sz="12" w:space="0" w:color="666666"/>
+              <w:top w:val="single" w:sz="6" w:space="0" w:color="666666"/>
+              <w:left w:val="none" w:sz="0" w:space="0" w:color="000000"/>
+              <w:right w:val="none" w:sz="0" w:space="0" w:color="000000"/>
+            </w:tcBorders>
+            <w:shd w:val="clear" w:color="auto" w:fill="FFFFFF"/>
+            <w:tcMar>
+              <w:top w:w="0" w:type="dxa"/>
+              <w:bottom w:w="0" w:type="dxa"/>
+              <w:left w:w="0" w:type="dxa"/>
+              <w:right w:w="0" w:type="dxa"/>
+            </w:tcMar>
+            <w:vAlign w:val="center"/>
+          </w:tcPr>
+          <w:p>
+            <w:pPr>
+              <w:jc w:val="left"/>
+              <w:pBdr>
+                <w:bottom w:val="none" w:sz="0" w:space="0" w:color="000000"/>
+                <w:top w:val="none" w:sz="0" w:space="0" w:color="000000"/>
+                <w:left w:val="none" w:sz="0" w:space="0" w:color="000000"/>
+                <w:right w:val="none" w:sz="0" w:space="0" w:color="000000"/>
+              </w:pBdr>
+              <w:spacing w:after="100" w:before="100" w:line="240"/>
+              <w:ind w:left="100" w:right="100" w:firstLine="0" w:firstLineChars="0"/>
+              <w:rPr>
+                <w:rFonts w:ascii="Arial" w:hAnsi="Arial" w:eastAsia="Arial" w:cs="Arial"/>
+                <w:i w:val="false"/>
+                <w:b w:val="false"/>
+                <w:u w:val="none"/>
+                <w:strike w:val="false"/>
+                <w:sz w:val="18"/>
+                <w:szCs w:val="18"/>
+                <w:color w:val="000000"/>
+              </w:rPr>
+            </w:pPr>
+            <w:r xmlns:w="http://schemas.openxmlformats.org/wordprocessingml/2006/main" xmlns:wp="http://schemas.openxmlformats.org/drawingml/2006/wordprocessingDrawing" xmlns:r="http://schemas.openxmlformats.org/officeDocument/2006/relationships" xmlns:w14="http://schemas.microsoft.com/office/word/2010/wordml">
+              <w:rPr>
+                <w:rFonts w:ascii="Arial" w:hAnsi="Arial" w:eastAsia="Arial" w:cs="Arial"/>
+                <w:i w:val="false"/>
+                <w:b w:val="false"/>
+                <w:u w:val="none"/>
+                <w:strike w:val="false"/>
+                <w:sz w:val="18"/>
+                <w:szCs w:val="18"/>
+                <w:color w:val="000000"/>
+              </w:rPr>
+              <w:t xml:space="preserve">2.5%</w:t>
+            </w:r>
+          </w:p>
+        </w:tc>
+        <w:tc>
+          <w:tcPr>
+            <w:tcBorders>
+              <w:bottom w:val="single" w:sz="12" w:space="0" w:color="666666"/>
+              <w:top w:val="single" w:sz="6" w:space="0" w:color="666666"/>
+              <w:left w:val="none" w:sz="0" w:space="0" w:color="000000"/>
+              <w:right w:val="none" w:sz="0" w:space="0" w:color="000000"/>
+            </w:tcBorders>
+            <w:shd w:val="clear" w:color="auto" w:fill="FFFFFF"/>
+            <w:tcMar>
+              <w:top w:w="0" w:type="dxa"/>
+              <w:bottom w:w="0" w:type="dxa"/>
+              <w:left w:w="0" w:type="dxa"/>
+              <w:right w:w="0" w:type="dxa"/>
+            </w:tcMar>
+            <w:vAlign w:val="center"/>
+          </w:tcPr>
+          <w:p>
+            <w:pPr>
+              <w:jc w:val="left"/>
+              <w:pBdr>
+                <w:bottom w:val="none" w:sz="0" w:space="0" w:color="000000"/>
+                <w:top w:val="none" w:sz="0" w:space="0" w:color="000000"/>
+                <w:left w:val="none" w:sz="0" w:space="0" w:color="000000"/>
+                <w:right w:val="none" w:sz="0" w:space="0" w:color="000000"/>
+              </w:pBdr>
+              <w:spacing w:after="100" w:before="100" w:line="240"/>
+              <w:ind w:left="100" w:right="100" w:firstLine="0" w:firstLineChars="0"/>
+              <w:rPr>
+                <w:rFonts w:ascii="Arial" w:hAnsi="Arial" w:eastAsia="Arial" w:cs="Arial"/>
+                <w:i w:val="false"/>
+                <w:b w:val="false"/>
+                <w:u w:val="none"/>
+                <w:strike w:val="false"/>
+                <w:sz w:val="18"/>
+                <w:szCs w:val="18"/>
+                <w:color w:val="000000"/>
+              </w:rPr>
+            </w:pPr>
+            <w:r xmlns:w="http://schemas.openxmlformats.org/wordprocessingml/2006/main" xmlns:wp="http://schemas.openxmlformats.org/drawingml/2006/wordprocessingDrawing" xmlns:r="http://schemas.openxmlformats.org/officeDocument/2006/relationships" xmlns:w14="http://schemas.microsoft.com/office/word/2010/wordml">
+              <w:rPr>
+                <w:rFonts w:ascii="Arial" w:hAnsi="Arial" w:eastAsia="Arial" w:cs="Arial"/>
+                <w:i w:val="false"/>
+                <w:b w:val="false"/>
+                <w:u w:val="none"/>
+                <w:strike w:val="false"/>
+                <w:sz w:val="18"/>
+                <w:szCs w:val="18"/>
+                <w:color w:val="000000"/>
+              </w:rPr>
+              <w:t xml:space="preserve">2.7%</w:t>
+            </w:r>
+          </w:p>
+        </w:tc>
+        <w:tc>
+          <w:tcPr>
+            <w:tcBorders>
+              <w:bottom w:val="single" w:sz="12" w:space="0" w:color="666666"/>
+              <w:top w:val="single" w:sz="6" w:space="0" w:color="666666"/>
+              <w:left w:val="none" w:sz="0" w:space="0" w:color="000000"/>
+              <w:right w:val="none" w:sz="0" w:space="0" w:color="000000"/>
+            </w:tcBorders>
+            <w:shd w:val="clear" w:color="auto" w:fill="FFFFFF"/>
+            <w:tcMar>
+              <w:top w:w="0" w:type="dxa"/>
+              <w:bottom w:w="0" w:type="dxa"/>
+              <w:left w:w="0" w:type="dxa"/>
+              <w:right w:w="0" w:type="dxa"/>
+            </w:tcMar>
+            <w:vAlign w:val="center"/>
+          </w:tcPr>
+          <w:p>
+            <w:pPr>
+              <w:jc w:val="left"/>
+              <w:pBdr>
+                <w:bottom w:val="none" w:sz="0" w:space="0" w:color="000000"/>
+                <w:top w:val="none" w:sz="0" w:space="0" w:color="000000"/>
+                <w:left w:val="none" w:sz="0" w:space="0" w:color="000000"/>
+                <w:right w:val="none" w:sz="0" w:space="0" w:color="000000"/>
+              </w:pBdr>
+              <w:spacing w:after="100" w:before="100" w:line="240"/>
+              <w:ind w:left="100" w:right="100" w:firstLine="0" w:firstLineChars="0"/>
+              <w:rPr>
+                <w:rFonts w:ascii="Arial" w:hAnsi="Arial" w:eastAsia="Arial" w:cs="Arial"/>
+                <w:i w:val="false"/>
+                <w:b w:val="false"/>
+                <w:u w:val="none"/>
+                <w:strike w:val="false"/>
+                <w:sz w:val="18"/>
+                <w:szCs w:val="18"/>
+                <w:color w:val="000000"/>
+              </w:rPr>
+            </w:pPr>
+            <w:r xmlns:w="http://schemas.openxmlformats.org/wordprocessingml/2006/main" xmlns:wp="http://schemas.openxmlformats.org/drawingml/2006/wordprocessingDrawing" xmlns:r="http://schemas.openxmlformats.org/officeDocument/2006/relationships" xmlns:w14="http://schemas.microsoft.com/office/word/2010/wordml">
+              <w:rPr>
+                <w:rFonts w:ascii="Arial" w:hAnsi="Arial" w:eastAsia="Arial" w:cs="Arial"/>
+                <w:i w:val="false"/>
+                <w:b w:val="false"/>
+                <w:u w:val="none"/>
+                <w:strike w:val="false"/>
+                <w:sz w:val="18"/>
+                <w:szCs w:val="18"/>
+                <w:color w:val="000000"/>
+              </w:rPr>
+              <w:t xml:space="preserve">-19%</w:t>
+            </w:r>
+          </w:p>
+        </w:tc>
+        <w:tc>
+          <w:tcPr>
+            <w:tcBorders>
+              <w:bottom w:val="single" w:sz="12" w:space="0" w:color="666666"/>
+              <w:top w:val="single" w:sz="6" w:space="0" w:color="666666"/>
+              <w:left w:val="none" w:sz="0" w:space="0" w:color="000000"/>
+              <w:right w:val="none" w:sz="0" w:space="0" w:color="000000"/>
+            </w:tcBorders>
+            <w:shd w:val="clear" w:color="auto" w:fill="FFFFFF"/>
+            <w:tcMar>
+              <w:top w:w="0" w:type="dxa"/>
+              <w:bottom w:w="0" w:type="dxa"/>
+              <w:left w:w="0" w:type="dxa"/>
+              <w:right w:w="0" w:type="dxa"/>
+            </w:tcMar>
+            <w:vAlign w:val="center"/>
+          </w:tcPr>
+          <w:p>
+            <w:pPr>
+              <w:jc w:val="left"/>
+              <w:pBdr>
+                <w:bottom w:val="none" w:sz="0" w:space="0" w:color="000000"/>
+                <w:top w:val="none" w:sz="0" w:space="0" w:color="000000"/>
+                <w:left w:val="none" w:sz="0" w:space="0" w:color="000000"/>
+                <w:right w:val="none" w:sz="0" w:space="0" w:color="000000"/>
+              </w:pBdr>
+              <w:spacing w:after="100" w:before="100" w:line="240"/>
+              <w:ind w:left="100" w:right="100" w:firstLine="0" w:firstLineChars="0"/>
+              <w:rPr>
+                <w:rFonts w:ascii="Arial" w:hAnsi="Arial" w:eastAsia="Arial" w:cs="Arial"/>
+                <w:i w:val="false"/>
+                <w:b w:val="false"/>
+                <w:u w:val="none"/>
+                <w:strike w:val="false"/>
+                <w:sz w:val="18"/>
+                <w:szCs w:val="18"/>
+                <w:color w:val="000000"/>
+              </w:rPr>
+            </w:pPr>
+            <w:r xmlns:w="http://schemas.openxmlformats.org/wordprocessingml/2006/main" xmlns:wp="http://schemas.openxmlformats.org/drawingml/2006/wordprocessingDrawing" xmlns:r="http://schemas.openxmlformats.org/officeDocument/2006/relationships" xmlns:w14="http://schemas.microsoft.com/office/word/2010/wordml">
+              <w:rPr>
+                <w:rFonts w:ascii="Arial" w:hAnsi="Arial" w:eastAsia="Arial" w:cs="Arial"/>
+                <w:i w:val="false"/>
+                <w:b w:val="false"/>
+                <w:u w:val="none"/>
+                <w:strike w:val="false"/>
+                <w:sz w:val="18"/>
+                <w:szCs w:val="18"/>
+                <w:color w:val="000000"/>
+              </w:rPr>
+              <w:t xml:space="preserve">121%</w:t>
+            </w:r>
+          </w:p>
+        </w:tc>
+        <w:tc>
+          <w:tcPr>
+            <w:tcBorders>
+              <w:bottom w:val="single" w:sz="12" w:space="0" w:color="666666"/>
+              <w:top w:val="single" w:sz="6" w:space="0" w:color="666666"/>
+              <w:left w:val="none" w:sz="0" w:space="0" w:color="000000"/>
+              <w:right w:val="none" w:sz="0" w:space="0" w:color="000000"/>
+            </w:tcBorders>
+            <w:shd w:val="clear" w:color="auto" w:fill="FFFFFF"/>
+            <w:tcMar>
+              <w:top w:w="0" w:type="dxa"/>
+              <w:bottom w:w="0" w:type="dxa"/>
+              <w:left w:w="0" w:type="dxa"/>
+              <w:right w:w="0" w:type="dxa"/>
+            </w:tcMar>
+            <w:vAlign w:val="center"/>
+          </w:tcPr>
+          <w:p>
+            <w:pPr>
+              <w:jc w:val="left"/>
+              <w:pBdr>
+                <w:bottom w:val="none" w:sz="0" w:space="0" w:color="000000"/>
+                <w:top w:val="none" w:sz="0" w:space="0" w:color="000000"/>
+                <w:left w:val="none" w:sz="0" w:space="0" w:color="000000"/>
+                <w:right w:val="none" w:sz="0" w:space="0" w:color="000000"/>
+              </w:pBdr>
+              <w:spacing w:after="100" w:before="100" w:line="240"/>
+              <w:ind w:left="100" w:right="100" w:firstLine="0" w:firstLineChars="0"/>
+              <w:rPr>
+                <w:rFonts w:ascii="Arial" w:hAnsi="Arial" w:eastAsia="Arial" w:cs="Arial"/>
+                <w:i w:val="false"/>
+                <w:b w:val="false"/>
+                <w:u w:val="none"/>
+                <w:strike w:val="false"/>
+                <w:sz w:val="18"/>
+                <w:szCs w:val="18"/>
+                <w:color w:val="000000"/>
+              </w:rPr>
+            </w:pPr>
+            <w:r xmlns:w="http://schemas.openxmlformats.org/wordprocessingml/2006/main" xmlns:wp="http://schemas.openxmlformats.org/drawingml/2006/wordprocessingDrawing" xmlns:r="http://schemas.openxmlformats.org/officeDocument/2006/relationships" xmlns:w14="http://schemas.microsoft.com/office/word/2010/wordml">
+              <w:rPr>
+                <w:rFonts w:ascii="Arial" w:hAnsi="Arial" w:eastAsia="Arial" w:cs="Arial"/>
+                <w:i w:val="false"/>
+                <w:b w:val="false"/>
+                <w:u w:val="none"/>
+                <w:strike w:val="false"/>
+                <w:sz w:val="18"/>
+                <w:szCs w:val="18"/>
+                <w:color w:val="000000"/>
+              </w:rPr>
+              <w:t xml:space="preserve">133%</w:t>
+            </w:r>
+          </w:p>
+        </w:tc>
+      </w:tr>
+    </w:tbl>
+    <w:p xmlns:w="http://schemas.openxmlformats.org/wordprocessingml/2006/main" xmlns:wp="http://schemas.openxmlformats.org/drawingml/2006/wordprocessingDrawing" xmlns:r="http://schemas.openxmlformats.org/officeDocument/2006/relationships" xmlns:w14="http://schemas.microsoft.com/office/word/2010/wordml">
+      <w:pPr>
+        <w:pStyle w:val="TableCaption"/>
+        <w:jc w:val="center"/>
+        <w:keepNext/>
+        <w:pBdr>
+          <w:bottom w:val="none" w:sz="0" w:space="0" w:color="000000"/>
+          <w:top w:val="none" w:sz="0" w:space="0" w:color="000000"/>
+          <w:left w:val="none" w:sz="0" w:space="0" w:color="000000"/>
+          <w:right w:val="none" w:sz="0" w:space="0" w:color="000000"/>
+        </w:pBdr>
+        <w:spacing w:after="60" w:before="60" w:line="240"/>
+        <w:ind w:left="60" w:right="60" w:firstLine="0" w:firstLineChars="0"/>
+      </w:pPr>
+      <w:r>
+        <w:t xml:space="preserve">Table A2. Implied Consumer Passthrough -- All PCE Goods (January 2026). Economy-wide effective tariff rate.</w:t>
+      </w:r>
+    </w:p>
+    <w:tbl xmlns:w="http://schemas.openxmlformats.org/wordprocessingml/2006/main" xmlns:r="http://schemas.openxmlformats.org/officeDocument/2006/relationships" xmlns:w14="http://schemas.microsoft.com/office/word/2010/wordml" xmlns:wp="http://schemas.openxmlformats.org/drawingml/2006/wordprocessingDrawing" xmlns:a="http://schemas.openxmlformats.org/drawingml/2006/main" xmlns:pic="http://schemas.openxmlformats.org/drawingml/2006/picture">
+      <w:tblPr>
+        <w:tblLayout w:type="fixed"/>
+        <w:jc w:val="center"/>
+        <w:tblLook w:firstRow="1" w:lastRow="0" w:firstColumn="0" w:lastColumn="0" w:noHBand="0" w:noVBand="1"/>
+      </w:tblPr>
+      <w:tblGrid>
+        <w:gridCol w:w="1597"/>
+        <w:gridCol w:w="1682"/>
+        <w:gridCol w:w="1817"/>
+        <w:gridCol w:w="1952"/>
+        <w:gridCol w:w="1732"/>
+        <w:gridCol w:w="1597"/>
+        <w:gridCol w:w="1744"/>
+        <w:gridCol w:w="1793"/>
+        <w:gridCol w:w="1658"/>
+        <w:gridCol w:w="1805"/>
+      </w:tblGrid>
+      <w:tr>
+        <w:trPr>
+          <w:trHeight w:val="617" w:hRule="auto"/>
+          <w:tblHeader/>
+        </w:trPr>
+        header1
+        <w:tc>
+          <w:tcPr>
+            <w:tcBorders>
+              <w:bottom w:val="none" w:sz="0" w:space="0" w:color="000000"/>
+              <w:top w:val="single" w:sz="12" w:space="0" w:color="666666"/>
+              <w:left w:val="none" w:sz="0" w:space="0" w:color="000000"/>
+              <w:right w:val="none" w:sz="0" w:space="0" w:color="000000"/>
+            </w:tcBorders>
+            <w:shd w:val="clear" w:color="auto" w:fill="FFFFFF"/>
+            <w:tcMar>
+              <w:top w:w="0" w:type="dxa"/>
+              <w:bottom w:w="0" w:type="dxa"/>
+              <w:left w:w="0" w:type="dxa"/>
+              <w:right w:w="0" w:type="dxa"/>
+            </w:tcMar>
+            <w:vAlign w:val="center"/>
+          </w:tcPr>
+          <w:p>
+            <w:pPr>
+              <w:jc w:val="center"/>
+              <w:pBdr>
+                <w:bottom w:val="none" w:sz="0" w:space="0" w:color="000000"/>
+                <w:top w:val="none" w:sz="0" w:space="0" w:color="000000"/>
+                <w:left w:val="none" w:sz="0" w:space="0" w:color="000000"/>
+                <w:right w:val="none" w:sz="0" w:space="0" w:color="000000"/>
+              </w:pBdr>
+              <w:spacing w:after="100" w:before="100" w:line="240"/>
+              <w:ind w:left="100" w:right="100" w:firstLine="0" w:firstLineChars="0"/>
+              <w:rPr>
+                <w:rFonts w:ascii="Arial" w:hAnsi="Arial" w:eastAsia="Arial" w:cs="Arial"/>
+                <w:i w:val="false"/>
+                <w:b w:val="true"/>
+                <w:u w:val="none"/>
+                <w:strike w:val="false"/>
+                <w:sz w:val="18"/>
+                <w:szCs w:val="18"/>
+                <w:color w:val="000000"/>
+              </w:rPr>
+            </w:pPr>
+            <w:r xmlns:w="http://schemas.openxmlformats.org/wordprocessingml/2006/main" xmlns:wp="http://schemas.openxmlformats.org/drawingml/2006/wordprocessingDrawing" xmlns:r="http://schemas.openxmlformats.org/officeDocument/2006/relationships" xmlns:w14="http://schemas.microsoft.com/office/word/2010/wordml">
+              <w:rPr>
+                <w:rFonts w:ascii="Arial" w:hAnsi="Arial" w:eastAsia="Arial" w:cs="Arial"/>
+                <w:i w:val="false"/>
+                <w:b w:val="true"/>
+                <w:u w:val="none"/>
+                <w:strike w:val="false"/>
+                <w:sz w:val="18"/>
+                <w:szCs w:val="18"/>
+                <w:color w:val="000000"/>
+              </w:rPr>
+              <w:t xml:space="preserve"/>
+            </w:r>
+          </w:p>
+        </w:tc>
+        <w:tc>
+          <w:tcPr>
+            <w:gridSpan w:val="3"/>
+            <w:tcBorders>
+              <w:bottom w:val="none" w:sz="0" w:space="0" w:color="000000"/>
+              <w:top w:val="single" w:sz="12" w:space="0" w:color="666666"/>
+              <w:left w:val="none" w:sz="0" w:space="0" w:color="000000"/>
+              <w:right w:val="none" w:sz="0" w:space="0" w:color="000000"/>
+            </w:tcBorders>
+            <w:shd w:val="clear" w:color="auto" w:fill="FFFFFF"/>
+            <w:tcMar>
+              <w:top w:w="0" w:type="dxa"/>
+              <w:bottom w:w="0" w:type="dxa"/>
+              <w:left w:w="0" w:type="dxa"/>
+              <w:right w:w="0" w:type="dxa"/>
+            </w:tcMar>
+            <w:vAlign w:val="center"/>
+          </w:tcPr>
+          <w:p>
+            <w:pPr>
+              <w:jc w:val="center"/>
+              <w:pBdr>
+                <w:bottom w:val="none" w:sz="0" w:space="0" w:color="000000"/>
+                <w:top w:val="none" w:sz="0" w:space="0" w:color="000000"/>
+                <w:left w:val="none" w:sz="0" w:space="0" w:color="000000"/>
+                <w:right w:val="none" w:sz="0" w:space="0" w:color="000000"/>
+              </w:pBdr>
+              <w:spacing w:after="100" w:before="100" w:line="240"/>
+              <w:ind w:left="100" w:right="100" w:firstLine="0" w:firstLineChars="0"/>
+              <w:rPr>
+                <w:rFonts w:ascii="Arial" w:hAnsi="Arial" w:eastAsia="Arial" w:cs="Arial"/>
+                <w:i w:val="false"/>
+                <w:b w:val="true"/>
+                <w:u w:val="none"/>
+                <w:strike w:val="false"/>
+                <w:sz w:val="18"/>
+                <w:szCs w:val="18"/>
+                <w:color w:val="000000"/>
+              </w:rPr>
+            </w:pPr>
+            <w:r xmlns:w="http://schemas.openxmlformats.org/wordprocessingml/2006/main" xmlns:wp="http://schemas.openxmlformats.org/drawingml/2006/wordprocessingDrawing" xmlns:r="http://schemas.openxmlformats.org/officeDocument/2006/relationships" xmlns:w14="http://schemas.microsoft.com/office/word/2010/wordml">
+              <w:rPr>
+                <w:rFonts w:ascii="Arial" w:hAnsi="Arial" w:eastAsia="Arial" w:cs="Arial"/>
+                <w:i w:val="false"/>
+                <w:b w:val="true"/>
+                <w:u w:val="none"/>
+                <w:strike w:val="false"/>
+                <w:sz w:val="18"/>
+                <w:szCs w:val="18"/>
+                <w:color w:val="000000"/>
+              </w:rPr>
+              <w:t xml:space="preserve">Inputs</w:t>
+            </w:r>
+          </w:p>
+        </w:tc>
+        <w:tc>
+          <w:tcPr>
+            <w:gridSpan w:val="3"/>
+            <w:tcBorders>
+              <w:bottom w:val="none" w:sz="0" w:space="0" w:color="000000"/>
+              <w:top w:val="single" w:sz="12" w:space="0" w:color="666666"/>
+              <w:left w:val="none" w:sz="0" w:space="0" w:color="000000"/>
+              <w:right w:val="none" w:sz="0" w:space="0" w:color="000000"/>
+            </w:tcBorders>
+            <w:shd w:val="clear" w:color="auto" w:fill="FFFFFF"/>
+            <w:tcMar>
+              <w:top w:w="0" w:type="dxa"/>
+              <w:bottom w:w="0" w:type="dxa"/>
+              <w:left w:w="0" w:type="dxa"/>
+              <w:right w:w="0" w:type="dxa"/>
+            </w:tcMar>
+            <w:vAlign w:val="center"/>
+          </w:tcPr>
+          <w:p>
+            <w:pPr>
+              <w:jc w:val="center"/>
+              <w:pBdr>
+                <w:bottom w:val="none" w:sz="0" w:space="0" w:color="000000"/>
+                <w:top w:val="none" w:sz="0" w:space="0" w:color="000000"/>
+                <w:left w:val="none" w:sz="0" w:space="0" w:color="000000"/>
+                <w:right w:val="none" w:sz="0" w:space="0" w:color="000000"/>
+              </w:pBdr>
+              <w:spacing w:after="100" w:before="100" w:line="240"/>
+              <w:ind w:left="100" w:right="100" w:firstLine="0" w:firstLineChars="0"/>
+              <w:rPr>
+                <w:rFonts w:ascii="Arial" w:hAnsi="Arial" w:eastAsia="Arial" w:cs="Arial"/>
+                <w:i w:val="false"/>
+                <w:b w:val="true"/>
+                <w:u w:val="none"/>
+                <w:strike w:val="false"/>
+                <w:sz w:val="18"/>
+                <w:szCs w:val="18"/>
+                <w:color w:val="000000"/>
+              </w:rPr>
+            </w:pPr>
+            <w:r xmlns:w="http://schemas.openxmlformats.org/wordprocessingml/2006/main" xmlns:wp="http://schemas.openxmlformats.org/drawingml/2006/wordprocessingDrawing" xmlns:r="http://schemas.openxmlformats.org/officeDocument/2006/relationships" xmlns:w14="http://schemas.microsoft.com/office/word/2010/wordml">
+              <w:rPr>
+                <w:rFonts w:ascii="Arial" w:hAnsi="Arial" w:eastAsia="Arial" w:cs="Arial"/>
+                <w:i w:val="false"/>
+                <w:b w:val="true"/>
+                <w:u w:val="none"/>
+                <w:strike w:val="false"/>
+                <w:sz w:val="18"/>
+                <w:szCs w:val="18"/>
+                <w:color w:val="000000"/>
+              </w:rPr>
+              <w:t xml:space="preserve">Price Changes</w:t>
+            </w:r>
+          </w:p>
+        </w:tc>
+        <w:tc>
+          <w:tcPr>
+            <w:gridSpan w:val="3"/>
+            <w:tcBorders>
+              <w:bottom w:val="none" w:sz="0" w:space="0" w:color="000000"/>
+              <w:top w:val="single" w:sz="12" w:space="0" w:color="666666"/>
+              <w:left w:val="none" w:sz="0" w:space="0" w:color="000000"/>
+              <w:right w:val="none" w:sz="0" w:space="0" w:color="000000"/>
+            </w:tcBorders>
+            <w:shd w:val="clear" w:color="auto" w:fill="FFFFFF"/>
+            <w:tcMar>
+              <w:top w:w="0" w:type="dxa"/>
+              <w:bottom w:w="0" w:type="dxa"/>
+              <w:left w:w="0" w:type="dxa"/>
+              <w:right w:w="0" w:type="dxa"/>
+            </w:tcMar>
+            <w:vAlign w:val="center"/>
+          </w:tcPr>
+          <w:p>
+            <w:pPr>
+              <w:jc w:val="center"/>
+              <w:pBdr>
+                <w:bottom w:val="none" w:sz="0" w:space="0" w:color="000000"/>
+                <w:top w:val="none" w:sz="0" w:space="0" w:color="000000"/>
+                <w:left w:val="none" w:sz="0" w:space="0" w:color="000000"/>
+                <w:right w:val="none" w:sz="0" w:space="0" w:color="000000"/>
+              </w:pBdr>
+              <w:spacing w:after="100" w:before="100" w:line="240"/>
+              <w:ind w:left="100" w:right="100" w:firstLine="0" w:firstLineChars="0"/>
+              <w:rPr>
+                <w:rFonts w:ascii="Arial" w:hAnsi="Arial" w:eastAsia="Arial" w:cs="Arial"/>
+                <w:i w:val="false"/>
+                <w:b w:val="true"/>
+                <w:u w:val="none"/>
+                <w:strike w:val="false"/>
+                <w:sz w:val="18"/>
+                <w:szCs w:val="18"/>
+                <w:color w:val="000000"/>
+              </w:rPr>
+            </w:pPr>
+            <w:r xmlns:w="http://schemas.openxmlformats.org/wordprocessingml/2006/main" xmlns:wp="http://schemas.openxmlformats.org/drawingml/2006/wordprocessingDrawing" xmlns:r="http://schemas.openxmlformats.org/officeDocument/2006/relationships" xmlns:w14="http://schemas.microsoft.com/office/word/2010/wordml">
+              <w:rPr>
+                <w:rFonts w:ascii="Arial" w:hAnsi="Arial" w:eastAsia="Arial" w:cs="Arial"/>
+                <w:i w:val="false"/>
+                <w:b w:val="true"/>
+                <w:u w:val="none"/>
+                <w:strike w:val="false"/>
+                <w:sz w:val="18"/>
+                <w:szCs w:val="18"/>
+                <w:color w:val="000000"/>
+              </w:rPr>
+              <w:t xml:space="preserve">Implied Passthrough</w:t>
+            </w:r>
+          </w:p>
+        </w:tc>
+      </w:tr>
+      <w:tr>
+        <w:trPr>
+          <w:trHeight w:val="617" w:hRule="auto"/>
+          <w:tblHeader/>
+        </w:trPr>
+        header2
+        <w:tc>
+          <w:tcPr>
+            <w:tcBorders>
+              <w:bottom w:val="single" w:sz="12" w:space="0" w:color="666666"/>
+              <w:top w:val="none" w:sz="0" w:space="0" w:color="000000"/>
+              <w:left w:val="none" w:sz="0" w:space="0" w:color="000000"/>
+              <w:right w:val="none" w:sz="0" w:space="0" w:color="000000"/>
+            </w:tcBorders>
+            <w:shd w:val="clear" w:color="auto" w:fill="FFFFFF"/>
+            <w:tcMar>
+              <w:top w:w="0" w:type="dxa"/>
+              <w:bottom w:w="0" w:type="dxa"/>
+              <w:left w:w="0" w:type="dxa"/>
+              <w:right w:w="0" w:type="dxa"/>
+            </w:tcMar>
+            <w:vAlign w:val="center"/>
+          </w:tcPr>
+          <w:p>
+            <w:pPr>
+              <w:jc w:val="center"/>
+              <w:pBdr>
+                <w:bottom w:val="none" w:sz="0" w:space="0" w:color="000000"/>
+                <w:top w:val="none" w:sz="0" w:space="0" w:color="000000"/>
+                <w:left w:val="none" w:sz="0" w:space="0" w:color="000000"/>
+                <w:right w:val="none" w:sz="0" w:space="0" w:color="000000"/>
+              </w:pBdr>
+              <w:spacing w:after="100" w:before="100" w:line="240"/>
+              <w:ind w:left="100" w:right="100" w:firstLine="0" w:firstLineChars="0"/>
+              <w:rPr>
+                <w:rFonts w:ascii="Arial" w:hAnsi="Arial" w:eastAsia="Arial" w:cs="Arial"/>
+                <w:i w:val="false"/>
+                <w:b w:val="true"/>
+                <w:u w:val="none"/>
+                <w:strike w:val="false"/>
+                <w:sz w:val="18"/>
+                <w:szCs w:val="18"/>
+                <w:color w:val="000000"/>
+              </w:rPr>
+            </w:pPr>
+            <w:r xmlns:w="http://schemas.openxmlformats.org/wordprocessingml/2006/main" xmlns:wp="http://schemas.openxmlformats.org/drawingml/2006/wordprocessingDrawing" xmlns:r="http://schemas.openxmlformats.org/officeDocument/2006/relationships" xmlns:w14="http://schemas.microsoft.com/office/word/2010/wordml">
+              <w:rPr>
+                <w:rFonts w:ascii="Arial" w:hAnsi="Arial" w:eastAsia="Arial" w:cs="Arial"/>
+                <w:i w:val="false"/>
+                <w:b w:val="true"/>
+                <w:u w:val="none"/>
+                <w:strike w:val="false"/>
+                <w:sz w:val="18"/>
+                <w:szCs w:val="18"/>
+                <w:color w:val="000000"/>
+              </w:rPr>
+              <w:t xml:space="preserve">Category</w:t>
+            </w:r>
+          </w:p>
+        </w:tc>
+        <w:tc>
+          <w:tcPr>
+            <w:tcBorders>
+              <w:bottom w:val="single" w:sz="12" w:space="0" w:color="666666"/>
+              <w:top w:val="none" w:sz="0" w:space="0" w:color="000000"/>
+              <w:left w:val="none" w:sz="0" w:space="0" w:color="000000"/>
+              <w:right w:val="none" w:sz="0" w:space="0" w:color="000000"/>
+            </w:tcBorders>
+            <w:shd w:val="clear" w:color="auto" w:fill="FFFFFF"/>
+            <w:tcMar>
+              <w:top w:w="0" w:type="dxa"/>
+              <w:bottom w:w="0" w:type="dxa"/>
+              <w:left w:w="0" w:type="dxa"/>
+              <w:right w:w="0" w:type="dxa"/>
+            </w:tcMar>
+            <w:vAlign w:val="center"/>
+          </w:tcPr>
+          <w:p>
+            <w:pPr>
+              <w:jc w:val="center"/>
+              <w:pBdr>
+                <w:bottom w:val="none" w:sz="0" w:space="0" w:color="000000"/>
+                <w:top w:val="none" w:sz="0" w:space="0" w:color="000000"/>
+                <w:left w:val="none" w:sz="0" w:space="0" w:color="000000"/>
+                <w:right w:val="none" w:sz="0" w:space="0" w:color="000000"/>
+              </w:pBdr>
+              <w:spacing w:after="100" w:before="100" w:line="240"/>
+              <w:ind w:left="100" w:right="100" w:firstLine="0" w:firstLineChars="0"/>
+              <w:rPr>
+                <w:rFonts w:ascii="Arial" w:hAnsi="Arial" w:eastAsia="Arial" w:cs="Arial"/>
+                <w:i w:val="false"/>
+                <w:b w:val="true"/>
+                <w:u w:val="none"/>
+                <w:strike w:val="false"/>
+                <w:sz w:val="18"/>
+                <w:szCs w:val="18"/>
+                <w:color w:val="000000"/>
+              </w:rPr>
+            </w:pPr>
+            <w:r xmlns:w="http://schemas.openxmlformats.org/wordprocessingml/2006/main" xmlns:wp="http://schemas.openxmlformats.org/drawingml/2006/wordprocessingDrawing" xmlns:r="http://schemas.openxmlformats.org/officeDocument/2006/relationships" xmlns:w14="http://schemas.microsoft.com/office/word/2010/wordml">
+              <w:rPr>
+                <w:rFonts w:ascii="Arial" w:hAnsi="Arial" w:eastAsia="Arial" w:cs="Arial"/>
+                <w:i w:val="false"/>
+                <w:b w:val="true"/>
+                <w:u w:val="none"/>
+                <w:strike w:val="false"/>
+                <w:sz w:val="18"/>
+                <w:szCs w:val="18"/>
+                <w:color w:val="000000"/>
+              </w:rPr>
+              <w:t xml:space="preserve">Import Share</w:t>
+            </w:r>
+          </w:p>
+        </w:tc>
+        <w:tc>
+          <w:tcPr>
+            <w:tcBorders>
+              <w:bottom w:val="single" w:sz="12" w:space="0" w:color="666666"/>
+              <w:top w:val="none" w:sz="0" w:space="0" w:color="000000"/>
+              <w:left w:val="none" w:sz="0" w:space="0" w:color="000000"/>
+              <w:right w:val="none" w:sz="0" w:space="0" w:color="000000"/>
+            </w:tcBorders>
+            <w:shd w:val="clear" w:color="auto" w:fill="FFFFFF"/>
+            <w:tcMar>
+              <w:top w:w="0" w:type="dxa"/>
+              <w:bottom w:w="0" w:type="dxa"/>
+              <w:left w:w="0" w:type="dxa"/>
+              <w:right w:w="0" w:type="dxa"/>
+            </w:tcMar>
+            <w:vAlign w:val="center"/>
+          </w:tcPr>
+          <w:p>
+            <w:pPr>
+              <w:jc w:val="center"/>
+              <w:pBdr>
+                <w:bottom w:val="none" w:sz="0" w:space="0" w:color="000000"/>
+                <w:top w:val="none" w:sz="0" w:space="0" w:color="000000"/>
+                <w:left w:val="none" w:sz="0" w:space="0" w:color="000000"/>
+                <w:right w:val="none" w:sz="0" w:space="0" w:color="000000"/>
+              </w:pBdr>
+              <w:spacing w:after="100" w:before="100" w:line="240"/>
+              <w:ind w:left="100" w:right="100" w:firstLine="0" w:firstLineChars="0"/>
+              <w:rPr>
+                <w:rFonts w:ascii="Arial" w:hAnsi="Arial" w:eastAsia="Arial" w:cs="Arial"/>
+                <w:i w:val="false"/>
+                <w:b w:val="true"/>
+                <w:u w:val="none"/>
+                <w:strike w:val="false"/>
+                <w:sz w:val="18"/>
+                <w:szCs w:val="18"/>
+                <w:color w:val="000000"/>
+              </w:rPr>
+            </w:pPr>
+            <w:r xmlns:w="http://schemas.openxmlformats.org/wordprocessingml/2006/main" xmlns:wp="http://schemas.openxmlformats.org/drawingml/2006/wordprocessingDrawing" xmlns:r="http://schemas.openxmlformats.org/officeDocument/2006/relationships" xmlns:w14="http://schemas.microsoft.com/office/word/2010/wordml">
+              <w:rPr>
+                <w:rFonts w:ascii="Arial" w:hAnsi="Arial" w:eastAsia="Arial" w:cs="Arial"/>
+                <w:i w:val="false"/>
+                <w:b w:val="true"/>
+                <w:u w:val="none"/>
+                <w:strike w:val="false"/>
+                <w:sz w:val="18"/>
+                <w:szCs w:val="18"/>
+                <w:color w:val="000000"/>
+              </w:rPr>
+              <w:t xml:space="preserve">Tariff Increase</w:t>
+            </w:r>
+          </w:p>
+        </w:tc>
+        <w:tc>
+          <w:tcPr>
+            <w:tcBorders>
+              <w:bottom w:val="single" w:sz="12" w:space="0" w:color="666666"/>
+              <w:top w:val="none" w:sz="0" w:space="0" w:color="000000"/>
+              <w:left w:val="none" w:sz="0" w:space="0" w:color="000000"/>
+              <w:right w:val="none" w:sz="0" w:space="0" w:color="000000"/>
+            </w:tcBorders>
+            <w:shd w:val="clear" w:color="auto" w:fill="FFFFFF"/>
+            <w:tcMar>
+              <w:top w:w="0" w:type="dxa"/>
+              <w:bottom w:w="0" w:type="dxa"/>
+              <w:left w:w="0" w:type="dxa"/>
+              <w:right w:w="0" w:type="dxa"/>
+            </w:tcMar>
+            <w:vAlign w:val="center"/>
+          </w:tcPr>
+          <w:p>
+            <w:pPr>
+              <w:jc w:val="center"/>
+              <w:pBdr>
+                <w:bottom w:val="none" w:sz="0" w:space="0" w:color="000000"/>
+                <w:top w:val="none" w:sz="0" w:space="0" w:color="000000"/>
+                <w:left w:val="none" w:sz="0" w:space="0" w:color="000000"/>
+                <w:right w:val="none" w:sz="0" w:space="0" w:color="000000"/>
+              </w:pBdr>
+              <w:spacing w:after="100" w:before="100" w:line="240"/>
+              <w:ind w:left="100" w:right="100" w:firstLine="0" w:firstLineChars="0"/>
+              <w:rPr>
+                <w:rFonts w:ascii="Arial" w:hAnsi="Arial" w:eastAsia="Arial" w:cs="Arial"/>
+                <w:i w:val="false"/>
+                <w:b w:val="true"/>
+                <w:u w:val="none"/>
+                <w:strike w:val="false"/>
+                <w:sz w:val="18"/>
+                <w:szCs w:val="18"/>
+                <w:color w:val="000000"/>
+              </w:rPr>
+            </w:pPr>
+            <w:r xmlns:w="http://schemas.openxmlformats.org/wordprocessingml/2006/main" xmlns:wp="http://schemas.openxmlformats.org/drawingml/2006/wordprocessingDrawing" xmlns:r="http://schemas.openxmlformats.org/officeDocument/2006/relationships" xmlns:w14="http://schemas.microsoft.com/office/word/2010/wordml">
+              <w:rPr>
+                <w:rFonts w:ascii="Arial" w:hAnsi="Arial" w:eastAsia="Arial" w:cs="Arial"/>
+                <w:i w:val="false"/>
+                <w:b w:val="true"/>
+                <w:u w:val="none"/>
+                <w:strike w:val="false"/>
+                <w:sz w:val="18"/>
+                <w:szCs w:val="18"/>
+                <w:color w:val="000000"/>
+              </w:rPr>
+              <w:t xml:space="preserve">Expected Effect</w:t>
+            </w:r>
+          </w:p>
+        </w:tc>
+        <w:tc>
+          <w:tcPr>
+            <w:tcBorders>
+              <w:bottom w:val="single" w:sz="12" w:space="0" w:color="666666"/>
+              <w:top w:val="none" w:sz="0" w:space="0" w:color="000000"/>
+              <w:left w:val="none" w:sz="0" w:space="0" w:color="000000"/>
+              <w:right w:val="none" w:sz="0" w:space="0" w:color="000000"/>
+            </w:tcBorders>
+            <w:shd w:val="clear" w:color="auto" w:fill="FFFFFF"/>
+            <w:tcMar>
+              <w:top w:w="0" w:type="dxa"/>
+              <w:bottom w:w="0" w:type="dxa"/>
+              <w:left w:w="0" w:type="dxa"/>
+              <w:right w:w="0" w:type="dxa"/>
+            </w:tcMar>
+            <w:vAlign w:val="center"/>
+          </w:tcPr>
+          <w:p>
+            <w:pPr>
+              <w:jc w:val="center"/>
+              <w:pBdr>
+                <w:bottom w:val="none" w:sz="0" w:space="0" w:color="000000"/>
+                <w:top w:val="none" w:sz="0" w:space="0" w:color="000000"/>
+                <w:left w:val="none" w:sz="0" w:space="0" w:color="000000"/>
+                <w:right w:val="none" w:sz="0" w:space="0" w:color="000000"/>
+              </w:pBdr>
+              <w:spacing w:after="100" w:before="100" w:line="240"/>
+              <w:ind w:left="100" w:right="100" w:firstLine="0" w:firstLineChars="0"/>
+              <w:rPr>
+                <w:rFonts w:ascii="Arial" w:hAnsi="Arial" w:eastAsia="Arial" w:cs="Arial"/>
+                <w:i w:val="false"/>
+                <w:b w:val="true"/>
+                <w:u w:val="none"/>
+                <w:strike w:val="false"/>
+                <w:sz w:val="18"/>
+                <w:szCs w:val="18"/>
+                <w:color w:val="000000"/>
+              </w:rPr>
+            </w:pPr>
+            <w:r xmlns:w="http://schemas.openxmlformats.org/wordprocessingml/2006/main" xmlns:wp="http://schemas.openxmlformats.org/drawingml/2006/wordprocessingDrawing" xmlns:r="http://schemas.openxmlformats.org/officeDocument/2006/relationships" xmlns:w14="http://schemas.microsoft.com/office/word/2010/wordml">
+              <w:rPr>
+                <w:rFonts w:ascii="Arial" w:hAnsi="Arial" w:eastAsia="Arial" w:cs="Arial"/>
+                <w:i w:val="false"/>
+                <w:b w:val="true"/>
+                <w:u w:val="none"/>
+                <w:strike w:val="false"/>
+                <w:sz w:val="18"/>
+                <w:szCs w:val="18"/>
+                <w:color w:val="000000"/>
+              </w:rPr>
+              <w:t xml:space="preserve">2025 Change</w:t>
+            </w:r>
+          </w:p>
+        </w:tc>
+        <w:tc>
+          <w:tcPr>
+            <w:tcBorders>
+              <w:bottom w:val="single" w:sz="12" w:space="0" w:color="666666"/>
+              <w:top w:val="none" w:sz="0" w:space="0" w:color="000000"/>
+              <w:left w:val="none" w:sz="0" w:space="0" w:color="000000"/>
+              <w:right w:val="none" w:sz="0" w:space="0" w:color="000000"/>
+            </w:tcBorders>
+            <w:shd w:val="clear" w:color="auto" w:fill="FFFFFF"/>
+            <w:tcMar>
+              <w:top w:w="0" w:type="dxa"/>
+              <w:bottom w:w="0" w:type="dxa"/>
+              <w:left w:w="0" w:type="dxa"/>
+              <w:right w:w="0" w:type="dxa"/>
+            </w:tcMar>
+            <w:vAlign w:val="center"/>
+          </w:tcPr>
+          <w:p>
+            <w:pPr>
+              <w:jc w:val="center"/>
+              <w:pBdr>
+                <w:bottom w:val="none" w:sz="0" w:space="0" w:color="000000"/>
+                <w:top w:val="none" w:sz="0" w:space="0" w:color="000000"/>
+                <w:left w:val="none" w:sz="0" w:space="0" w:color="000000"/>
+                <w:right w:val="none" w:sz="0" w:space="0" w:color="000000"/>
+              </w:pBdr>
+              <w:spacing w:after="100" w:before="100" w:line="240"/>
+              <w:ind w:left="100" w:right="100" w:firstLine="0" w:firstLineChars="0"/>
+              <w:rPr>
+                <w:rFonts w:ascii="Arial" w:hAnsi="Arial" w:eastAsia="Arial" w:cs="Arial"/>
+                <w:i w:val="false"/>
+                <w:b w:val="true"/>
+                <w:u w:val="none"/>
+                <w:strike w:val="false"/>
+                <w:sz w:val="18"/>
+                <w:szCs w:val="18"/>
+                <w:color w:val="000000"/>
+              </w:rPr>
+            </w:pPr>
+            <w:r xmlns:w="http://schemas.openxmlformats.org/wordprocessingml/2006/main" xmlns:wp="http://schemas.openxmlformats.org/drawingml/2006/wordprocessingDrawing" xmlns:r="http://schemas.openxmlformats.org/officeDocument/2006/relationships" xmlns:w14="http://schemas.microsoft.com/office/word/2010/wordml">
+              <w:rPr>
+                <w:rFonts w:ascii="Arial" w:hAnsi="Arial" w:eastAsia="Arial" w:cs="Arial"/>
+                <w:i w:val="false"/>
+                <w:b w:val="true"/>
+                <w:u w:val="none"/>
+                <w:strike w:val="false"/>
+                <w:sz w:val="18"/>
+                <w:szCs w:val="18"/>
+                <w:color w:val="000000"/>
+              </w:rPr>
+              <w:t xml:space="preserve">vs LP Trend</w:t>
+            </w:r>
+          </w:p>
+        </w:tc>
+        <w:tc>
+          <w:tcPr>
+            <w:tcBorders>
+              <w:bottom w:val="single" w:sz="12" w:space="0" w:color="666666"/>
+              <w:top w:val="none" w:sz="0" w:space="0" w:color="000000"/>
+              <w:left w:val="none" w:sz="0" w:space="0" w:color="000000"/>
+              <w:right w:val="none" w:sz="0" w:space="0" w:color="000000"/>
+            </w:tcBorders>
+            <w:shd w:val="clear" w:color="auto" w:fill="FFFFFF"/>
+            <w:tcMar>
+              <w:top w:w="0" w:type="dxa"/>
+              <w:bottom w:w="0" w:type="dxa"/>
+              <w:left w:w="0" w:type="dxa"/>
+              <w:right w:w="0" w:type="dxa"/>
+            </w:tcMar>
+            <w:vAlign w:val="center"/>
+          </w:tcPr>
+          <w:p>
+            <w:pPr>
+              <w:jc w:val="center"/>
+              <w:pBdr>
+                <w:bottom w:val="none" w:sz="0" w:space="0" w:color="000000"/>
+                <w:top w:val="none" w:sz="0" w:space="0" w:color="000000"/>
+                <w:left w:val="none" w:sz="0" w:space="0" w:color="000000"/>
+                <w:right w:val="none" w:sz="0" w:space="0" w:color="000000"/>
+              </w:pBdr>
+              <w:spacing w:after="100" w:before="100" w:line="240"/>
+              <w:ind w:left="100" w:right="100" w:firstLine="0" w:firstLineChars="0"/>
+              <w:rPr>
+                <w:rFonts w:ascii="Arial" w:hAnsi="Arial" w:eastAsia="Arial" w:cs="Arial"/>
+                <w:i w:val="false"/>
+                <w:b w:val="true"/>
+                <w:u w:val="none"/>
+                <w:strike w:val="false"/>
+                <w:sz w:val="18"/>
+                <w:szCs w:val="18"/>
+                <w:color w:val="000000"/>
+              </w:rPr>
+            </w:pPr>
+            <w:r xmlns:w="http://schemas.openxmlformats.org/wordprocessingml/2006/main" xmlns:wp="http://schemas.openxmlformats.org/drawingml/2006/wordprocessingDrawing" xmlns:r="http://schemas.openxmlformats.org/officeDocument/2006/relationships" xmlns:w14="http://schemas.microsoft.com/office/word/2010/wordml">
+              <w:rPr>
+                <w:rFonts w:ascii="Arial" w:hAnsi="Arial" w:eastAsia="Arial" w:cs="Arial"/>
+                <w:i w:val="false"/>
+                <w:b w:val="true"/>
+                <w:u w:val="none"/>
+                <w:strike w:val="false"/>
+                <w:sz w:val="18"/>
+                <w:szCs w:val="18"/>
+                <w:color w:val="000000"/>
+              </w:rPr>
+              <w:t xml:space="preserve">vs Log-Linear</w:t>
+            </w:r>
+          </w:p>
+        </w:tc>
+        <w:tc>
+          <w:tcPr>
+            <w:tcBorders>
+              <w:bottom w:val="single" w:sz="12" w:space="0" w:color="666666"/>
+              <w:top w:val="none" w:sz="0" w:space="0" w:color="000000"/>
+              <w:left w:val="none" w:sz="0" w:space="0" w:color="000000"/>
+              <w:right w:val="none" w:sz="0" w:space="0" w:color="000000"/>
+            </w:tcBorders>
+            <w:shd w:val="clear" w:color="auto" w:fill="FFFFFF"/>
+            <w:tcMar>
+              <w:top w:w="0" w:type="dxa"/>
+              <w:bottom w:w="0" w:type="dxa"/>
+              <w:left w:w="0" w:type="dxa"/>
+              <w:right w:w="0" w:type="dxa"/>
+            </w:tcMar>
+            <w:vAlign w:val="center"/>
+          </w:tcPr>
+          <w:p>
+            <w:pPr>
+              <w:jc w:val="center"/>
+              <w:pBdr>
+                <w:bottom w:val="none" w:sz="0" w:space="0" w:color="000000"/>
+                <w:top w:val="none" w:sz="0" w:space="0" w:color="000000"/>
+                <w:left w:val="none" w:sz="0" w:space="0" w:color="000000"/>
+                <w:right w:val="none" w:sz="0" w:space="0" w:color="000000"/>
+              </w:pBdr>
+              <w:spacing w:after="100" w:before="100" w:line="240"/>
+              <w:ind w:left="100" w:right="100" w:firstLine="0" w:firstLineChars="0"/>
+              <w:rPr>
+                <w:rFonts w:ascii="Arial" w:hAnsi="Arial" w:eastAsia="Arial" w:cs="Arial"/>
+                <w:i w:val="false"/>
+                <w:b w:val="true"/>
+                <w:u w:val="none"/>
+                <w:strike w:val="false"/>
+                <w:sz w:val="18"/>
+                <w:szCs w:val="18"/>
+                <w:color w:val="000000"/>
+              </w:rPr>
+            </w:pPr>
+            <w:r xmlns:w="http://schemas.openxmlformats.org/wordprocessingml/2006/main" xmlns:wp="http://schemas.openxmlformats.org/drawingml/2006/wordprocessingDrawing" xmlns:r="http://schemas.openxmlformats.org/officeDocument/2006/relationships" xmlns:w14="http://schemas.microsoft.com/office/word/2010/wordml">
+              <w:rPr>
+                <w:rFonts w:ascii="Arial" w:hAnsi="Arial" w:eastAsia="Arial" w:cs="Arial"/>
+                <w:i w:val="false"/>
+                <w:b w:val="true"/>
+                <w:u w:val="none"/>
+                <w:strike w:val="false"/>
+                <w:sz w:val="18"/>
+                <w:szCs w:val="18"/>
+                <w:color w:val="000000"/>
+              </w:rPr>
+              <w:t xml:space="preserve">2025 Change </w:t>
+            </w:r>
+          </w:p>
+        </w:tc>
+        <w:tc>
+          <w:tcPr>
+            <w:tcBorders>
+              <w:bottom w:val="single" w:sz="12" w:space="0" w:color="666666"/>
+              <w:top w:val="none" w:sz="0" w:space="0" w:color="000000"/>
+              <w:left w:val="none" w:sz="0" w:space="0" w:color="000000"/>
+              <w:right w:val="none" w:sz="0" w:space="0" w:color="000000"/>
+            </w:tcBorders>
+            <w:shd w:val="clear" w:color="auto" w:fill="FFFFFF"/>
+            <w:tcMar>
+              <w:top w:w="0" w:type="dxa"/>
+              <w:bottom w:w="0" w:type="dxa"/>
+              <w:left w:w="0" w:type="dxa"/>
+              <w:right w:w="0" w:type="dxa"/>
+            </w:tcMar>
+            <w:vAlign w:val="center"/>
+          </w:tcPr>
+          <w:p>
+            <w:pPr>
+              <w:jc w:val="center"/>
+              <w:pBdr>
+                <w:bottom w:val="none" w:sz="0" w:space="0" w:color="000000"/>
+                <w:top w:val="none" w:sz="0" w:space="0" w:color="000000"/>
+                <w:left w:val="none" w:sz="0" w:space="0" w:color="000000"/>
+                <w:right w:val="none" w:sz="0" w:space="0" w:color="000000"/>
+              </w:pBdr>
+              <w:spacing w:after="100" w:before="100" w:line="240"/>
+              <w:ind w:left="100" w:right="100" w:firstLine="0" w:firstLineChars="0"/>
+              <w:rPr>
+                <w:rFonts w:ascii="Arial" w:hAnsi="Arial" w:eastAsia="Arial" w:cs="Arial"/>
+                <w:i w:val="false"/>
+                <w:b w:val="true"/>
+                <w:u w:val="none"/>
+                <w:strike w:val="false"/>
+                <w:sz w:val="18"/>
+                <w:szCs w:val="18"/>
+                <w:color w:val="000000"/>
+              </w:rPr>
+            </w:pPr>
+            <w:r xmlns:w="http://schemas.openxmlformats.org/wordprocessingml/2006/main" xmlns:wp="http://schemas.openxmlformats.org/drawingml/2006/wordprocessingDrawing" xmlns:r="http://schemas.openxmlformats.org/officeDocument/2006/relationships" xmlns:w14="http://schemas.microsoft.com/office/word/2010/wordml">
+              <w:rPr>
+                <w:rFonts w:ascii="Arial" w:hAnsi="Arial" w:eastAsia="Arial" w:cs="Arial"/>
+                <w:i w:val="false"/>
+                <w:b w:val="true"/>
+                <w:u w:val="none"/>
+                <w:strike w:val="false"/>
+                <w:sz w:val="18"/>
+                <w:szCs w:val="18"/>
+                <w:color w:val="000000"/>
+              </w:rPr>
+              <w:t xml:space="preserve">vs LP Trend </w:t>
+            </w:r>
+          </w:p>
+        </w:tc>
+        <w:tc>
+          <w:tcPr>
+            <w:tcBorders>
+              <w:bottom w:val="single" w:sz="12" w:space="0" w:color="666666"/>
+              <w:top w:val="none" w:sz="0" w:space="0" w:color="000000"/>
+              <w:left w:val="none" w:sz="0" w:space="0" w:color="000000"/>
+              <w:right w:val="none" w:sz="0" w:space="0" w:color="000000"/>
+            </w:tcBorders>
+            <w:shd w:val="clear" w:color="auto" w:fill="FFFFFF"/>
+            <w:tcMar>
+              <w:top w:w="0" w:type="dxa"/>
+              <w:bottom w:w="0" w:type="dxa"/>
+              <w:left w:w="0" w:type="dxa"/>
+              <w:right w:w="0" w:type="dxa"/>
+            </w:tcMar>
+            <w:vAlign w:val="center"/>
+          </w:tcPr>
+          <w:p>
+            <w:pPr>
+              <w:jc w:val="center"/>
+              <w:pBdr>
+                <w:bottom w:val="none" w:sz="0" w:space="0" w:color="000000"/>
+                <w:top w:val="none" w:sz="0" w:space="0" w:color="000000"/>
+                <w:left w:val="none" w:sz="0" w:space="0" w:color="000000"/>
+                <w:right w:val="none" w:sz="0" w:space="0" w:color="000000"/>
+              </w:pBdr>
+              <w:spacing w:after="100" w:before="100" w:line="240"/>
+              <w:ind w:left="100" w:right="100" w:firstLine="0" w:firstLineChars="0"/>
+              <w:rPr>
+                <w:rFonts w:ascii="Arial" w:hAnsi="Arial" w:eastAsia="Arial" w:cs="Arial"/>
+                <w:i w:val="false"/>
+                <w:b w:val="true"/>
+                <w:u w:val="none"/>
+                <w:strike w:val="false"/>
+                <w:sz w:val="18"/>
+                <w:szCs w:val="18"/>
+                <w:color w:val="000000"/>
+              </w:rPr>
+            </w:pPr>
+            <w:r xmlns:w="http://schemas.openxmlformats.org/wordprocessingml/2006/main" xmlns:wp="http://schemas.openxmlformats.org/drawingml/2006/wordprocessingDrawing" xmlns:r="http://schemas.openxmlformats.org/officeDocument/2006/relationships" xmlns:w14="http://schemas.microsoft.com/office/word/2010/wordml">
+              <w:rPr>
+                <w:rFonts w:ascii="Arial" w:hAnsi="Arial" w:eastAsia="Arial" w:cs="Arial"/>
+                <w:i w:val="false"/>
+                <w:b w:val="true"/>
+                <w:u w:val="none"/>
+                <w:strike w:val="false"/>
+                <w:sz w:val="18"/>
+                <w:szCs w:val="18"/>
+                <w:color w:val="000000"/>
+              </w:rPr>
+              <w:t xml:space="preserve">vs Log-Linear </w:t>
+            </w:r>
+          </w:p>
+        </w:tc>
+      </w:tr>
+      <w:tr>
+        <w:trPr>
+          <w:trHeight w:val="613" w:hRule="auto"/>
+        </w:trPr>
+        body1
+        <w:tc>
+          <w:tcPr>
+            <w:tcBorders>
+              <w:bottom w:val="single" w:sz="6" w:space="0" w:color="666666"/>
+              <w:top w:val="single" w:sz="12" w:space="0" w:color="666666"/>
+              <w:left w:val="none" w:sz="0" w:space="0" w:color="000000"/>
+              <w:right w:val="none" w:sz="0" w:space="0" w:color="000000"/>
+            </w:tcBorders>
+            <w:shd w:val="clear" w:color="auto" w:fill="FFFFFF"/>
+            <w:tcMar>
+              <w:top w:w="0" w:type="dxa"/>
+              <w:bottom w:w="0" w:type="dxa"/>
+              <w:left w:w="0" w:type="dxa"/>
+              <w:right w:w="0" w:type="dxa"/>
+            </w:tcMar>
+            <w:vAlign w:val="center"/>
+          </w:tcPr>
+          <w:p>
+            <w:pPr>
+              <w:jc w:val="left"/>
+              <w:pBdr>
+                <w:bottom w:val="none" w:sz="0" w:space="0" w:color="000000"/>
+                <w:top w:val="none" w:sz="0" w:space="0" w:color="000000"/>
+                <w:left w:val="none" w:sz="0" w:space="0" w:color="000000"/>
+                <w:right w:val="none" w:sz="0" w:space="0" w:color="000000"/>
+              </w:pBdr>
+              <w:spacing w:after="100" w:before="100" w:line="240"/>
+              <w:ind w:left="100" w:right="100" w:firstLine="0" w:firstLineChars="0"/>
+              <w:rPr>
+                <w:rFonts w:ascii="Arial" w:hAnsi="Arial" w:eastAsia="Arial" w:cs="Arial"/>
+                <w:i w:val="false"/>
+                <w:b w:val="false"/>
+                <w:u w:val="none"/>
+                <w:strike w:val="false"/>
+                <w:sz w:val="18"/>
+                <w:szCs w:val="18"/>
+                <w:color w:val="000000"/>
+              </w:rPr>
+            </w:pPr>
+            <w:r xmlns:w="http://schemas.openxmlformats.org/wordprocessingml/2006/main" xmlns:wp="http://schemas.openxmlformats.org/drawingml/2006/wordprocessingDrawing" xmlns:r="http://schemas.openxmlformats.org/officeDocument/2006/relationships" xmlns:w14="http://schemas.microsoft.com/office/word/2010/wordml">
+              <w:rPr>
+                <w:rFonts w:ascii="Arial" w:hAnsi="Arial" w:eastAsia="Arial" w:cs="Arial"/>
+                <w:i w:val="false"/>
+                <w:b w:val="false"/>
+                <w:u w:val="none"/>
+                <w:strike w:val="false"/>
+                <w:sz w:val="18"/>
+                <w:szCs w:val="18"/>
+                <w:color w:val="000000"/>
+              </w:rPr>
+              <w:t xml:space="preserve">Core Goods</w:t>
+            </w:r>
+          </w:p>
+        </w:tc>
+        <w:tc>
+          <w:tcPr>
+            <w:tcBorders>
+              <w:bottom w:val="single" w:sz="6" w:space="0" w:color="666666"/>
+              <w:top w:val="single" w:sz="12" w:space="0" w:color="666666"/>
+              <w:left w:val="none" w:sz="0" w:space="0" w:color="000000"/>
+              <w:right w:val="none" w:sz="0" w:space="0" w:color="000000"/>
+            </w:tcBorders>
+            <w:shd w:val="clear" w:color="auto" w:fill="FFFFFF"/>
+            <w:tcMar>
+              <w:top w:w="0" w:type="dxa"/>
+              <w:bottom w:w="0" w:type="dxa"/>
+              <w:left w:w="0" w:type="dxa"/>
+              <w:right w:w="0" w:type="dxa"/>
+            </w:tcMar>
+            <w:vAlign w:val="center"/>
+          </w:tcPr>
+          <w:p>
+            <w:pPr>
+              <w:jc w:val="left"/>
+              <w:pBdr>
+                <w:bottom w:val="none" w:sz="0" w:space="0" w:color="000000"/>
+                <w:top w:val="none" w:sz="0" w:space="0" w:color="000000"/>
+                <w:left w:val="none" w:sz="0" w:space="0" w:color="000000"/>
+                <w:right w:val="none" w:sz="0" w:space="0" w:color="000000"/>
+              </w:pBdr>
+              <w:spacing w:after="100" w:before="100" w:line="240"/>
+              <w:ind w:left="100" w:right="100" w:firstLine="0" w:firstLineChars="0"/>
+              <w:rPr>
+                <w:rFonts w:ascii="Arial" w:hAnsi="Arial" w:eastAsia="Arial" w:cs="Arial"/>
+                <w:i w:val="false"/>
+                <w:b w:val="false"/>
+                <w:u w:val="none"/>
+                <w:strike w:val="false"/>
+                <w:sz w:val="18"/>
+                <w:szCs w:val="18"/>
+                <w:color w:val="000000"/>
+              </w:rPr>
+            </w:pPr>
+            <w:r xmlns:w="http://schemas.openxmlformats.org/wordprocessingml/2006/main" xmlns:wp="http://schemas.openxmlformats.org/drawingml/2006/wordprocessingDrawing" xmlns:r="http://schemas.openxmlformats.org/officeDocument/2006/relationships" xmlns:w14="http://schemas.microsoft.com/office/word/2010/wordml">
+              <w:rPr>
+                <w:rFonts w:ascii="Arial" w:hAnsi="Arial" w:eastAsia="Arial" w:cs="Arial"/>
+                <w:i w:val="false"/>
+                <w:b w:val="false"/>
+                <w:u w:val="none"/>
+                <w:strike w:val="false"/>
+                <w:sz w:val="18"/>
+                <w:szCs w:val="18"/>
+                <w:color w:val="000000"/>
+              </w:rPr>
+              <w:t xml:space="preserve">32.1%</w:t>
+            </w:r>
+          </w:p>
+        </w:tc>
+        <w:tc>
+          <w:tcPr>
+            <w:tcBorders>
+              <w:bottom w:val="single" w:sz="6" w:space="0" w:color="666666"/>
+              <w:top w:val="single" w:sz="12" w:space="0" w:color="666666"/>
+              <w:left w:val="none" w:sz="0" w:space="0" w:color="000000"/>
+              <w:right w:val="none" w:sz="0" w:space="0" w:color="000000"/>
+            </w:tcBorders>
+            <w:shd w:val="clear" w:color="auto" w:fill="FFFFFF"/>
+            <w:tcMar>
+              <w:top w:w="0" w:type="dxa"/>
+              <w:bottom w:w="0" w:type="dxa"/>
+              <w:left w:w="0" w:type="dxa"/>
+              <w:right w:w="0" w:type="dxa"/>
+            </w:tcMar>
+            <w:vAlign w:val="center"/>
+          </w:tcPr>
+          <w:p>
+            <w:pPr>
+              <w:jc w:val="left"/>
+              <w:pBdr>
+                <w:bottom w:val="none" w:sz="0" w:space="0" w:color="000000"/>
+                <w:top w:val="none" w:sz="0" w:space="0" w:color="000000"/>
+                <w:left w:val="none" w:sz="0" w:space="0" w:color="000000"/>
+                <w:right w:val="none" w:sz="0" w:space="0" w:color="000000"/>
+              </w:pBdr>
+              <w:spacing w:after="100" w:before="100" w:line="240"/>
+              <w:ind w:left="100" w:right="100" w:firstLine="0" w:firstLineChars="0"/>
+              <w:rPr>
+                <w:rFonts w:ascii="Arial" w:hAnsi="Arial" w:eastAsia="Arial" w:cs="Arial"/>
+                <w:i w:val="false"/>
+                <w:b w:val="false"/>
+                <w:u w:val="none"/>
+                <w:strike w:val="false"/>
+                <w:sz w:val="18"/>
+                <w:szCs w:val="18"/>
+                <w:color w:val="000000"/>
+              </w:rPr>
+            </w:pPr>
+            <w:r xmlns:w="http://schemas.openxmlformats.org/wordprocessingml/2006/main" xmlns:wp="http://schemas.openxmlformats.org/drawingml/2006/wordprocessingDrawing" xmlns:r="http://schemas.openxmlformats.org/officeDocument/2006/relationships" xmlns:w14="http://schemas.microsoft.com/office/word/2010/wordml">
+              <w:rPr>
+                <w:rFonts w:ascii="Arial" w:hAnsi="Arial" w:eastAsia="Arial" w:cs="Arial"/>
+                <w:i w:val="false"/>
+                <w:b w:val="false"/>
+                <w:u w:val="none"/>
+                <w:strike w:val="false"/>
+                <w:sz w:val="18"/>
+                <w:szCs w:val="18"/>
+                <w:color w:val="000000"/>
+              </w:rPr>
+              <w:t xml:space="preserve">8.0 pp</w:t>
+            </w:r>
+          </w:p>
+        </w:tc>
+        <w:tc>
+          <w:tcPr>
+            <w:tcBorders>
+              <w:bottom w:val="single" w:sz="6" w:space="0" w:color="666666"/>
+              <w:top w:val="single" w:sz="12" w:space="0" w:color="666666"/>
+              <w:left w:val="none" w:sz="0" w:space="0" w:color="000000"/>
+              <w:right w:val="none" w:sz="0" w:space="0" w:color="000000"/>
+            </w:tcBorders>
+            <w:shd w:val="clear" w:color="auto" w:fill="FFFFFF"/>
+            <w:tcMar>
+              <w:top w:w="0" w:type="dxa"/>
+              <w:bottom w:w="0" w:type="dxa"/>
+              <w:left w:w="0" w:type="dxa"/>
+              <w:right w:w="0" w:type="dxa"/>
+            </w:tcMar>
+            <w:vAlign w:val="center"/>
+          </w:tcPr>
+          <w:p>
+            <w:pPr>
+              <w:jc w:val="left"/>
+              <w:pBdr>
+                <w:bottom w:val="none" w:sz="0" w:space="0" w:color="000000"/>
+                <w:top w:val="none" w:sz="0" w:space="0" w:color="000000"/>
+                <w:left w:val="none" w:sz="0" w:space="0" w:color="000000"/>
+                <w:right w:val="none" w:sz="0" w:space="0" w:color="000000"/>
+              </w:pBdr>
+              <w:spacing w:after="100" w:before="100" w:line="240"/>
+              <w:ind w:left="100" w:right="100" w:firstLine="0" w:firstLineChars="0"/>
+              <w:rPr>
+                <w:rFonts w:ascii="Arial" w:hAnsi="Arial" w:eastAsia="Arial" w:cs="Arial"/>
+                <w:i w:val="false"/>
+                <w:b w:val="false"/>
+                <w:u w:val="none"/>
+                <w:strike w:val="false"/>
+                <w:sz w:val="18"/>
+                <w:szCs w:val="18"/>
+                <w:color w:val="000000"/>
+              </w:rPr>
+            </w:pPr>
+            <w:r xmlns:w="http://schemas.openxmlformats.org/wordprocessingml/2006/main" xmlns:wp="http://schemas.openxmlformats.org/drawingml/2006/wordprocessingDrawing" xmlns:r="http://schemas.openxmlformats.org/officeDocument/2006/relationships" xmlns:w14="http://schemas.microsoft.com/office/word/2010/wordml">
+              <w:rPr>
+                <w:rFonts w:ascii="Arial" w:hAnsi="Arial" w:eastAsia="Arial" w:cs="Arial"/>
+                <w:i w:val="false"/>
+                <w:b w:val="false"/>
+                <w:u w:val="none"/>
+                <w:strike w:val="false"/>
+                <w:sz w:val="18"/>
+                <w:szCs w:val="18"/>
+                <w:color w:val="000000"/>
+              </w:rPr>
+              <w:t xml:space="preserve">2.6%</w:t>
+            </w:r>
+          </w:p>
+        </w:tc>
+        <w:tc>
+          <w:tcPr>
+            <w:tcBorders>
+              <w:bottom w:val="single" w:sz="6" w:space="0" w:color="666666"/>
+              <w:top w:val="single" w:sz="12" w:space="0" w:color="666666"/>
+              <w:left w:val="none" w:sz="0" w:space="0" w:color="000000"/>
+              <w:right w:val="none" w:sz="0" w:space="0" w:color="000000"/>
+            </w:tcBorders>
+            <w:shd w:val="clear" w:color="auto" w:fill="FFFFFF"/>
+            <w:tcMar>
+              <w:top w:w="0" w:type="dxa"/>
+              <w:bottom w:w="0" w:type="dxa"/>
+              <w:left w:w="0" w:type="dxa"/>
+              <w:right w:w="0" w:type="dxa"/>
+            </w:tcMar>
+            <w:vAlign w:val="center"/>
+          </w:tcPr>
+          <w:p>
+            <w:pPr>
+              <w:jc w:val="left"/>
+              <w:pBdr>
+                <w:bottom w:val="none" w:sz="0" w:space="0" w:color="000000"/>
+                <w:top w:val="none" w:sz="0" w:space="0" w:color="000000"/>
+                <w:left w:val="none" w:sz="0" w:space="0" w:color="000000"/>
+                <w:right w:val="none" w:sz="0" w:space="0" w:color="000000"/>
+              </w:pBdr>
+              <w:spacing w:after="100" w:before="100" w:line="240"/>
+              <w:ind w:left="100" w:right="100" w:firstLine="0" w:firstLineChars="0"/>
+              <w:rPr>
+                <w:rFonts w:ascii="Arial" w:hAnsi="Arial" w:eastAsia="Arial" w:cs="Arial"/>
+                <w:i w:val="false"/>
+                <w:b w:val="false"/>
+                <w:u w:val="none"/>
+                <w:strike w:val="false"/>
+                <w:sz w:val="18"/>
+                <w:szCs w:val="18"/>
+                <w:color w:val="000000"/>
+              </w:rPr>
+            </w:pPr>
+            <w:r xmlns:w="http://schemas.openxmlformats.org/wordprocessingml/2006/main" xmlns:wp="http://schemas.openxmlformats.org/drawingml/2006/wordprocessingDrawing" xmlns:r="http://schemas.openxmlformats.org/officeDocument/2006/relationships" xmlns:w14="http://schemas.microsoft.com/office/word/2010/wordml">
+              <w:rPr>
+                <w:rFonts w:ascii="Arial" w:hAnsi="Arial" w:eastAsia="Arial" w:cs="Arial"/>
+                <w:i w:val="false"/>
+                <w:b w:val="false"/>
+                <w:u w:val="none"/>
+                <w:strike w:val="false"/>
+                <w:sz w:val="18"/>
+                <w:szCs w:val="18"/>
+                <w:color w:val="000000"/>
+              </w:rPr>
+              <w:t xml:space="preserve">0.3%</w:t>
+            </w:r>
+          </w:p>
+        </w:tc>
+        <w:tc>
+          <w:tcPr>
+            <w:tcBorders>
+              <w:bottom w:val="single" w:sz="6" w:space="0" w:color="666666"/>
+              <w:top w:val="single" w:sz="12" w:space="0" w:color="666666"/>
+              <w:left w:val="none" w:sz="0" w:space="0" w:color="000000"/>
+              <w:right w:val="none" w:sz="0" w:space="0" w:color="000000"/>
+            </w:tcBorders>
+            <w:shd w:val="clear" w:color="auto" w:fill="FFFFFF"/>
+            <w:tcMar>
+              <w:top w:w="0" w:type="dxa"/>
+              <w:bottom w:w="0" w:type="dxa"/>
+              <w:left w:w="0" w:type="dxa"/>
+              <w:right w:w="0" w:type="dxa"/>
+            </w:tcMar>
+            <w:vAlign w:val="center"/>
+          </w:tcPr>
+          <w:p>
+            <w:pPr>
+              <w:jc w:val="left"/>
+              <w:pBdr>
+                <w:bottom w:val="none" w:sz="0" w:space="0" w:color="000000"/>
+                <w:top w:val="none" w:sz="0" w:space="0" w:color="000000"/>
+                <w:left w:val="none" w:sz="0" w:space="0" w:color="000000"/>
+                <w:right w:val="none" w:sz="0" w:space="0" w:color="000000"/>
+              </w:pBdr>
+              <w:spacing w:after="100" w:before="100" w:line="240"/>
+              <w:ind w:left="100" w:right="100" w:firstLine="0" w:firstLineChars="0"/>
+              <w:rPr>
+                <w:rFonts w:ascii="Arial" w:hAnsi="Arial" w:eastAsia="Arial" w:cs="Arial"/>
+                <w:i w:val="false"/>
+                <w:b w:val="false"/>
+                <w:u w:val="none"/>
+                <w:strike w:val="false"/>
+                <w:sz w:val="18"/>
+                <w:szCs w:val="18"/>
+                <w:color w:val="000000"/>
+              </w:rPr>
+            </w:pPr>
+            <w:r xmlns:w="http://schemas.openxmlformats.org/wordprocessingml/2006/main" xmlns:wp="http://schemas.openxmlformats.org/drawingml/2006/wordprocessingDrawing" xmlns:r="http://schemas.openxmlformats.org/officeDocument/2006/relationships" xmlns:w14="http://schemas.microsoft.com/office/word/2010/wordml">
+              <w:rPr>
+                <w:rFonts w:ascii="Arial" w:hAnsi="Arial" w:eastAsia="Arial" w:cs="Arial"/>
+                <w:i w:val="false"/>
+                <w:b w:val="false"/>
+                <w:u w:val="none"/>
+                <w:strike w:val="false"/>
+                <w:sz w:val="18"/>
+                <w:szCs w:val="18"/>
+                <w:color w:val="000000"/>
+              </w:rPr>
+              <w:t xml:space="preserve">3.4%</w:t>
+            </w:r>
+          </w:p>
+        </w:tc>
+        <w:tc>
+          <w:tcPr>
+            <w:tcBorders>
+              <w:bottom w:val="single" w:sz="6" w:space="0" w:color="666666"/>
+              <w:top w:val="single" w:sz="12" w:space="0" w:color="666666"/>
+              <w:left w:val="none" w:sz="0" w:space="0" w:color="000000"/>
+              <w:right w:val="none" w:sz="0" w:space="0" w:color="000000"/>
+            </w:tcBorders>
+            <w:shd w:val="clear" w:color="auto" w:fill="FFFFFF"/>
+            <w:tcMar>
+              <w:top w:w="0" w:type="dxa"/>
+              <w:bottom w:w="0" w:type="dxa"/>
+              <w:left w:w="0" w:type="dxa"/>
+              <w:right w:w="0" w:type="dxa"/>
+            </w:tcMar>
+            <w:vAlign w:val="center"/>
+          </w:tcPr>
+          <w:p>
+            <w:pPr>
+              <w:jc w:val="left"/>
+              <w:pBdr>
+                <w:bottom w:val="none" w:sz="0" w:space="0" w:color="000000"/>
+                <w:top w:val="none" w:sz="0" w:space="0" w:color="000000"/>
+                <w:left w:val="none" w:sz="0" w:space="0" w:color="000000"/>
+                <w:right w:val="none" w:sz="0" w:space="0" w:color="000000"/>
+              </w:pBdr>
+              <w:spacing w:after="100" w:before="100" w:line="240"/>
+              <w:ind w:left="100" w:right="100" w:firstLine="0" w:firstLineChars="0"/>
+              <w:rPr>
+                <w:rFonts w:ascii="Arial" w:hAnsi="Arial" w:eastAsia="Arial" w:cs="Arial"/>
+                <w:i w:val="false"/>
+                <w:b w:val="false"/>
+                <w:u w:val="none"/>
+                <w:strike w:val="false"/>
+                <w:sz w:val="18"/>
+                <w:szCs w:val="18"/>
+                <w:color w:val="000000"/>
+              </w:rPr>
+            </w:pPr>
+            <w:r xmlns:w="http://schemas.openxmlformats.org/wordprocessingml/2006/main" xmlns:wp="http://schemas.openxmlformats.org/drawingml/2006/wordprocessingDrawing" xmlns:r="http://schemas.openxmlformats.org/officeDocument/2006/relationships" xmlns:w14="http://schemas.microsoft.com/office/word/2010/wordml">
+              <w:rPr>
+                <w:rFonts w:ascii="Arial" w:hAnsi="Arial" w:eastAsia="Arial" w:cs="Arial"/>
+                <w:i w:val="false"/>
+                <w:b w:val="false"/>
+                <w:u w:val="none"/>
+                <w:strike w:val="false"/>
+                <w:sz w:val="18"/>
+                <w:szCs w:val="18"/>
+                <w:color w:val="000000"/>
+              </w:rPr>
+              <w:t xml:space="preserve">2.8%</w:t>
+            </w:r>
+          </w:p>
+        </w:tc>
+        <w:tc>
+          <w:tcPr>
+            <w:tcBorders>
+              <w:bottom w:val="single" w:sz="6" w:space="0" w:color="666666"/>
+              <w:top w:val="single" w:sz="12" w:space="0" w:color="666666"/>
+              <w:left w:val="none" w:sz="0" w:space="0" w:color="000000"/>
+              <w:right w:val="none" w:sz="0" w:space="0" w:color="000000"/>
+            </w:tcBorders>
+            <w:shd w:val="clear" w:color="auto" w:fill="FFFFFF"/>
+            <w:tcMar>
+              <w:top w:w="0" w:type="dxa"/>
+              <w:bottom w:w="0" w:type="dxa"/>
+              <w:left w:w="0" w:type="dxa"/>
+              <w:right w:w="0" w:type="dxa"/>
+            </w:tcMar>
+            <w:vAlign w:val="center"/>
+          </w:tcPr>
+          <w:p>
+            <w:pPr>
+              <w:jc w:val="left"/>
+              <w:pBdr>
+                <w:bottom w:val="none" w:sz="0" w:space="0" w:color="000000"/>
+                <w:top w:val="none" w:sz="0" w:space="0" w:color="000000"/>
+                <w:left w:val="none" w:sz="0" w:space="0" w:color="000000"/>
+                <w:right w:val="none" w:sz="0" w:space="0" w:color="000000"/>
+              </w:pBdr>
+              <w:spacing w:after="100" w:before="100" w:line="240"/>
+              <w:ind w:left="100" w:right="100" w:firstLine="0" w:firstLineChars="0"/>
+              <w:rPr>
+                <w:rFonts w:ascii="Arial" w:hAnsi="Arial" w:eastAsia="Arial" w:cs="Arial"/>
+                <w:i w:val="false"/>
+                <w:b w:val="false"/>
+                <w:u w:val="none"/>
+                <w:strike w:val="false"/>
+                <w:sz w:val="18"/>
+                <w:szCs w:val="18"/>
+                <w:color w:val="000000"/>
+              </w:rPr>
+            </w:pPr>
+            <w:r xmlns:w="http://schemas.openxmlformats.org/wordprocessingml/2006/main" xmlns:wp="http://schemas.openxmlformats.org/drawingml/2006/wordprocessingDrawing" xmlns:r="http://schemas.openxmlformats.org/officeDocument/2006/relationships" xmlns:w14="http://schemas.microsoft.com/office/word/2010/wordml">
+              <w:rPr>
+                <w:rFonts w:ascii="Arial" w:hAnsi="Arial" w:eastAsia="Arial" w:cs="Arial"/>
+                <w:i w:val="false"/>
+                <w:b w:val="false"/>
+                <w:u w:val="none"/>
+                <w:strike w:val="false"/>
+                <w:sz w:val="18"/>
+                <w:szCs w:val="18"/>
+                <w:color w:val="000000"/>
+              </w:rPr>
+              <w:t xml:space="preserve">12%</w:t>
+            </w:r>
+          </w:p>
+        </w:tc>
+        <w:tc>
+          <w:tcPr>
+            <w:tcBorders>
+              <w:bottom w:val="single" w:sz="6" w:space="0" w:color="666666"/>
+              <w:top w:val="single" w:sz="12" w:space="0" w:color="666666"/>
+              <w:left w:val="none" w:sz="0" w:space="0" w:color="000000"/>
+              <w:right w:val="none" w:sz="0" w:space="0" w:color="000000"/>
+            </w:tcBorders>
+            <w:shd w:val="clear" w:color="auto" w:fill="FFFFFF"/>
+            <w:tcMar>
+              <w:top w:w="0" w:type="dxa"/>
+              <w:bottom w:w="0" w:type="dxa"/>
+              <w:left w:w="0" w:type="dxa"/>
+              <w:right w:w="0" w:type="dxa"/>
+            </w:tcMar>
+            <w:vAlign w:val="center"/>
+          </w:tcPr>
+          <w:p>
+            <w:pPr>
+              <w:jc w:val="left"/>
+              <w:pBdr>
+                <w:bottom w:val="none" w:sz="0" w:space="0" w:color="000000"/>
+                <w:top w:val="none" w:sz="0" w:space="0" w:color="000000"/>
+                <w:left w:val="none" w:sz="0" w:space="0" w:color="000000"/>
+                <w:right w:val="none" w:sz="0" w:space="0" w:color="000000"/>
+              </w:pBdr>
+              <w:spacing w:after="100" w:before="100" w:line="240"/>
+              <w:ind w:left="100" w:right="100" w:firstLine="0" w:firstLineChars="0"/>
+              <w:rPr>
+                <w:rFonts w:ascii="Arial" w:hAnsi="Arial" w:eastAsia="Arial" w:cs="Arial"/>
+                <w:i w:val="false"/>
+                <w:b w:val="false"/>
+                <w:u w:val="none"/>
+                <w:strike w:val="false"/>
+                <w:sz w:val="18"/>
+                <w:szCs w:val="18"/>
+                <w:color w:val="000000"/>
+              </w:rPr>
+            </w:pPr>
+            <w:r xmlns:w="http://schemas.openxmlformats.org/wordprocessingml/2006/main" xmlns:wp="http://schemas.openxmlformats.org/drawingml/2006/wordprocessingDrawing" xmlns:r="http://schemas.openxmlformats.org/officeDocument/2006/relationships" xmlns:w14="http://schemas.microsoft.com/office/word/2010/wordml">
+              <w:rPr>
+                <w:rFonts w:ascii="Arial" w:hAnsi="Arial" w:eastAsia="Arial" w:cs="Arial"/>
+                <w:i w:val="false"/>
+                <w:b w:val="false"/>
+                <w:u w:val="none"/>
+                <w:strike w:val="false"/>
+                <w:sz w:val="18"/>
+                <w:szCs w:val="18"/>
+                <w:color w:val="000000"/>
+              </w:rPr>
+              <w:t xml:space="preserve">133%</w:t>
+            </w:r>
+          </w:p>
+        </w:tc>
+        <w:tc>
+          <w:tcPr>
+            <w:tcBorders>
+              <w:bottom w:val="single" w:sz="6" w:space="0" w:color="666666"/>
+              <w:top w:val="single" w:sz="12" w:space="0" w:color="666666"/>
+              <w:left w:val="none" w:sz="0" w:space="0" w:color="000000"/>
+              <w:right w:val="none" w:sz="0" w:space="0" w:color="000000"/>
+            </w:tcBorders>
+            <w:shd w:val="clear" w:color="auto" w:fill="FFFFFF"/>
+            <w:tcMar>
+              <w:top w:w="0" w:type="dxa"/>
+              <w:bottom w:w="0" w:type="dxa"/>
+              <w:left w:w="0" w:type="dxa"/>
+              <w:right w:w="0" w:type="dxa"/>
+            </w:tcMar>
+            <w:vAlign w:val="center"/>
+          </w:tcPr>
+          <w:p>
+            <w:pPr>
+              <w:jc w:val="left"/>
+              <w:pBdr>
+                <w:bottom w:val="none" w:sz="0" w:space="0" w:color="000000"/>
+                <w:top w:val="none" w:sz="0" w:space="0" w:color="000000"/>
+                <w:left w:val="none" w:sz="0" w:space="0" w:color="000000"/>
+                <w:right w:val="none" w:sz="0" w:space="0" w:color="000000"/>
+              </w:pBdr>
+              <w:spacing w:after="100" w:before="100" w:line="240"/>
+              <w:ind w:left="100" w:right="100" w:firstLine="0" w:firstLineChars="0"/>
+              <w:rPr>
+                <w:rFonts w:ascii="Arial" w:hAnsi="Arial" w:eastAsia="Arial" w:cs="Arial"/>
+                <w:i w:val="false"/>
+                <w:b w:val="false"/>
+                <w:u w:val="none"/>
+                <w:strike w:val="false"/>
+                <w:sz w:val="18"/>
+                <w:szCs w:val="18"/>
+                <w:color w:val="000000"/>
+              </w:rPr>
+            </w:pPr>
+            <w:r xmlns:w="http://schemas.openxmlformats.org/wordprocessingml/2006/main" xmlns:wp="http://schemas.openxmlformats.org/drawingml/2006/wordprocessingDrawing" xmlns:r="http://schemas.openxmlformats.org/officeDocument/2006/relationships" xmlns:w14="http://schemas.microsoft.com/office/word/2010/wordml">
+              <w:rPr>
+                <w:rFonts w:ascii="Arial" w:hAnsi="Arial" w:eastAsia="Arial" w:cs="Arial"/>
+                <w:i w:val="false"/>
+                <w:b w:val="false"/>
+                <w:u w:val="none"/>
+                <w:strike w:val="false"/>
+                <w:sz w:val="18"/>
+                <w:szCs w:val="18"/>
+                <w:color w:val="000000"/>
+              </w:rPr>
+              <w:t xml:space="preserve">110%</w:t>
+            </w:r>
+          </w:p>
+        </w:tc>
+      </w:tr>
+      <w:tr>
+        <w:trPr>
+          <w:trHeight w:val="613" w:hRule="auto"/>
+        </w:trPr>
+        body2
+        <w:tc>
+          <w:tcPr>
+            <w:tcBorders>
+              <w:bottom w:val="single" w:sz="12" w:space="0" w:color="666666"/>
+              <w:top w:val="single" w:sz="6" w:space="0" w:color="666666"/>
+              <w:left w:val="none" w:sz="0" w:space="0" w:color="000000"/>
+              <w:right w:val="none" w:sz="0" w:space="0" w:color="000000"/>
+            </w:tcBorders>
+            <w:shd w:val="clear" w:color="auto" w:fill="FFFFFF"/>
+            <w:tcMar>
+              <w:top w:w="0" w:type="dxa"/>
+              <w:bottom w:w="0" w:type="dxa"/>
+              <w:left w:w="0" w:type="dxa"/>
+              <w:right w:w="0" w:type="dxa"/>
+            </w:tcMar>
+            <w:vAlign w:val="center"/>
+          </w:tcPr>
+          <w:p>
+            <w:pPr>
+              <w:jc w:val="left"/>
+              <w:pBdr>
+                <w:bottom w:val="none" w:sz="0" w:space="0" w:color="000000"/>
+                <w:top w:val="none" w:sz="0" w:space="0" w:color="000000"/>
+                <w:left w:val="none" w:sz="0" w:space="0" w:color="000000"/>
+                <w:right w:val="none" w:sz="0" w:space="0" w:color="000000"/>
+              </w:pBdr>
+              <w:spacing w:after="100" w:before="100" w:line="240"/>
+              <w:ind w:left="100" w:right="100" w:firstLine="0" w:firstLineChars="0"/>
+              <w:rPr>
+                <w:rFonts w:ascii="Arial" w:hAnsi="Arial" w:eastAsia="Arial" w:cs="Arial"/>
+                <w:i w:val="false"/>
+                <w:b w:val="false"/>
+                <w:u w:val="none"/>
+                <w:strike w:val="false"/>
+                <w:sz w:val="18"/>
+                <w:szCs w:val="18"/>
+                <w:color w:val="000000"/>
+              </w:rPr>
+            </w:pPr>
+            <w:r xmlns:w="http://schemas.openxmlformats.org/wordprocessingml/2006/main" xmlns:wp="http://schemas.openxmlformats.org/drawingml/2006/wordprocessingDrawing" xmlns:r="http://schemas.openxmlformats.org/officeDocument/2006/relationships" xmlns:w14="http://schemas.microsoft.com/office/word/2010/wordml">
+              <w:rPr>
+                <w:rFonts w:ascii="Arial" w:hAnsi="Arial" w:eastAsia="Arial" w:cs="Arial"/>
+                <w:i w:val="false"/>
+                <w:b w:val="false"/>
+                <w:u w:val="none"/>
+                <w:strike w:val="false"/>
+                <w:sz w:val="18"/>
+                <w:szCs w:val="18"/>
+                <w:color w:val="000000"/>
+              </w:rPr>
+              <w:t xml:space="preserve">Durables</w:t>
+            </w:r>
+          </w:p>
+        </w:tc>
+        <w:tc>
+          <w:tcPr>
+            <w:tcBorders>
+              <w:bottom w:val="single" w:sz="12" w:space="0" w:color="666666"/>
+              <w:top w:val="single" w:sz="6" w:space="0" w:color="666666"/>
+              <w:left w:val="none" w:sz="0" w:space="0" w:color="000000"/>
+              <w:right w:val="none" w:sz="0" w:space="0" w:color="000000"/>
+            </w:tcBorders>
+            <w:shd w:val="clear" w:color="auto" w:fill="FFFFFF"/>
+            <w:tcMar>
+              <w:top w:w="0" w:type="dxa"/>
+              <w:bottom w:w="0" w:type="dxa"/>
+              <w:left w:w="0" w:type="dxa"/>
+              <w:right w:w="0" w:type="dxa"/>
+            </w:tcMar>
+            <w:vAlign w:val="center"/>
+          </w:tcPr>
+          <w:p>
+            <w:pPr>
+              <w:jc w:val="left"/>
+              <w:pBdr>
+                <w:bottom w:val="none" w:sz="0" w:space="0" w:color="000000"/>
+                <w:top w:val="none" w:sz="0" w:space="0" w:color="000000"/>
+                <w:left w:val="none" w:sz="0" w:space="0" w:color="000000"/>
+                <w:right w:val="none" w:sz="0" w:space="0" w:color="000000"/>
+              </w:pBdr>
+              <w:spacing w:after="100" w:before="100" w:line="240"/>
+              <w:ind w:left="100" w:right="100" w:firstLine="0" w:firstLineChars="0"/>
+              <w:rPr>
+                <w:rFonts w:ascii="Arial" w:hAnsi="Arial" w:eastAsia="Arial" w:cs="Arial"/>
+                <w:i w:val="false"/>
+                <w:b w:val="false"/>
+                <w:u w:val="none"/>
+                <w:strike w:val="false"/>
+                <w:sz w:val="18"/>
+                <w:szCs w:val="18"/>
+                <w:color w:val="000000"/>
+              </w:rPr>
+            </w:pPr>
+            <w:r xmlns:w="http://schemas.openxmlformats.org/wordprocessingml/2006/main" xmlns:wp="http://schemas.openxmlformats.org/drawingml/2006/wordprocessingDrawing" xmlns:r="http://schemas.openxmlformats.org/officeDocument/2006/relationships" xmlns:w14="http://schemas.microsoft.com/office/word/2010/wordml">
+              <w:rPr>
+                <w:rFonts w:ascii="Arial" w:hAnsi="Arial" w:eastAsia="Arial" w:cs="Arial"/>
+                <w:i w:val="false"/>
+                <w:b w:val="false"/>
+                <w:u w:val="none"/>
+                <w:strike w:val="false"/>
+                <w:sz w:val="18"/>
+                <w:szCs w:val="18"/>
+                <w:color w:val="000000"/>
+              </w:rPr>
+              <w:t xml:space="preserve">28.0%</w:t>
+            </w:r>
+          </w:p>
+        </w:tc>
+        <w:tc>
+          <w:tcPr>
+            <w:tcBorders>
+              <w:bottom w:val="single" w:sz="12" w:space="0" w:color="666666"/>
+              <w:top w:val="single" w:sz="6" w:space="0" w:color="666666"/>
+              <w:left w:val="none" w:sz="0" w:space="0" w:color="000000"/>
+              <w:right w:val="none" w:sz="0" w:space="0" w:color="000000"/>
+            </w:tcBorders>
+            <w:shd w:val="clear" w:color="auto" w:fill="FFFFFF"/>
+            <w:tcMar>
+              <w:top w:w="0" w:type="dxa"/>
+              <w:bottom w:w="0" w:type="dxa"/>
+              <w:left w:w="0" w:type="dxa"/>
+              <w:right w:w="0" w:type="dxa"/>
+            </w:tcMar>
+            <w:vAlign w:val="center"/>
+          </w:tcPr>
+          <w:p>
+            <w:pPr>
+              <w:jc w:val="left"/>
+              <w:pBdr>
+                <w:bottom w:val="none" w:sz="0" w:space="0" w:color="000000"/>
+                <w:top w:val="none" w:sz="0" w:space="0" w:color="000000"/>
+                <w:left w:val="none" w:sz="0" w:space="0" w:color="000000"/>
+                <w:right w:val="none" w:sz="0" w:space="0" w:color="000000"/>
+              </w:pBdr>
+              <w:spacing w:after="100" w:before="100" w:line="240"/>
+              <w:ind w:left="100" w:right="100" w:firstLine="0" w:firstLineChars="0"/>
+              <w:rPr>
+                <w:rFonts w:ascii="Arial" w:hAnsi="Arial" w:eastAsia="Arial" w:cs="Arial"/>
+                <w:i w:val="false"/>
+                <w:b w:val="false"/>
+                <w:u w:val="none"/>
+                <w:strike w:val="false"/>
+                <w:sz w:val="18"/>
+                <w:szCs w:val="18"/>
+                <w:color w:val="000000"/>
+              </w:rPr>
+            </w:pPr>
+            <w:r xmlns:w="http://schemas.openxmlformats.org/wordprocessingml/2006/main" xmlns:wp="http://schemas.openxmlformats.org/drawingml/2006/wordprocessingDrawing" xmlns:r="http://schemas.openxmlformats.org/officeDocument/2006/relationships" xmlns:w14="http://schemas.microsoft.com/office/word/2010/wordml">
+              <w:rPr>
+                <w:rFonts w:ascii="Arial" w:hAnsi="Arial" w:eastAsia="Arial" w:cs="Arial"/>
+                <w:i w:val="false"/>
+                <w:b w:val="false"/>
+                <w:u w:val="none"/>
+                <w:strike w:val="false"/>
+                <w:sz w:val="18"/>
+                <w:szCs w:val="18"/>
+                <w:color w:val="000000"/>
+              </w:rPr>
+              <w:t xml:space="preserve">8.0 pp</w:t>
+            </w:r>
+          </w:p>
+        </w:tc>
+        <w:tc>
+          <w:tcPr>
+            <w:tcBorders>
+              <w:bottom w:val="single" w:sz="12" w:space="0" w:color="666666"/>
+              <w:top w:val="single" w:sz="6" w:space="0" w:color="666666"/>
+              <w:left w:val="none" w:sz="0" w:space="0" w:color="000000"/>
+              <w:right w:val="none" w:sz="0" w:space="0" w:color="000000"/>
+            </w:tcBorders>
+            <w:shd w:val="clear" w:color="auto" w:fill="FFFFFF"/>
+            <w:tcMar>
+              <w:top w:w="0" w:type="dxa"/>
+              <w:bottom w:w="0" w:type="dxa"/>
+              <w:left w:w="0" w:type="dxa"/>
+              <w:right w:w="0" w:type="dxa"/>
+            </w:tcMar>
+            <w:vAlign w:val="center"/>
+          </w:tcPr>
+          <w:p>
+            <w:pPr>
+              <w:jc w:val="left"/>
+              <w:pBdr>
+                <w:bottom w:val="none" w:sz="0" w:space="0" w:color="000000"/>
+                <w:top w:val="none" w:sz="0" w:space="0" w:color="000000"/>
+                <w:left w:val="none" w:sz="0" w:space="0" w:color="000000"/>
+                <w:right w:val="none" w:sz="0" w:space="0" w:color="000000"/>
+              </w:pBdr>
+              <w:spacing w:after="100" w:before="100" w:line="240"/>
+              <w:ind w:left="100" w:right="100" w:firstLine="0" w:firstLineChars="0"/>
+              <w:rPr>
+                <w:rFonts w:ascii="Arial" w:hAnsi="Arial" w:eastAsia="Arial" w:cs="Arial"/>
+                <w:i w:val="false"/>
+                <w:b w:val="false"/>
+                <w:u w:val="none"/>
+                <w:strike w:val="false"/>
+                <w:sz w:val="18"/>
+                <w:szCs w:val="18"/>
+                <w:color w:val="000000"/>
+              </w:rPr>
+            </w:pPr>
+            <w:r xmlns:w="http://schemas.openxmlformats.org/wordprocessingml/2006/main" xmlns:wp="http://schemas.openxmlformats.org/drawingml/2006/wordprocessingDrawing" xmlns:r="http://schemas.openxmlformats.org/officeDocument/2006/relationships" xmlns:w14="http://schemas.microsoft.com/office/word/2010/wordml">
+              <w:rPr>
+                <w:rFonts w:ascii="Arial" w:hAnsi="Arial" w:eastAsia="Arial" w:cs="Arial"/>
+                <w:i w:val="false"/>
+                <w:b w:val="false"/>
+                <w:u w:val="none"/>
+                <w:strike w:val="false"/>
+                <w:sz w:val="18"/>
+                <w:szCs w:val="18"/>
+                <w:color w:val="000000"/>
+              </w:rPr>
+              <w:t xml:space="preserve">2.2%</w:t>
+            </w:r>
+          </w:p>
+        </w:tc>
+        <w:tc>
+          <w:tcPr>
+            <w:tcBorders>
+              <w:bottom w:val="single" w:sz="12" w:space="0" w:color="666666"/>
+              <w:top w:val="single" w:sz="6" w:space="0" w:color="666666"/>
+              <w:left w:val="none" w:sz="0" w:space="0" w:color="000000"/>
+              <w:right w:val="none" w:sz="0" w:space="0" w:color="000000"/>
+            </w:tcBorders>
+            <w:shd w:val="clear" w:color="auto" w:fill="FFFFFF"/>
+            <w:tcMar>
+              <w:top w:w="0" w:type="dxa"/>
+              <w:bottom w:w="0" w:type="dxa"/>
+              <w:left w:w="0" w:type="dxa"/>
+              <w:right w:w="0" w:type="dxa"/>
+            </w:tcMar>
+            <w:vAlign w:val="center"/>
+          </w:tcPr>
+          <w:p>
+            <w:pPr>
+              <w:jc w:val="left"/>
+              <w:pBdr>
+                <w:bottom w:val="none" w:sz="0" w:space="0" w:color="000000"/>
+                <w:top w:val="none" w:sz="0" w:space="0" w:color="000000"/>
+                <w:left w:val="none" w:sz="0" w:space="0" w:color="000000"/>
+                <w:right w:val="none" w:sz="0" w:space="0" w:color="000000"/>
+              </w:pBdr>
+              <w:spacing w:after="100" w:before="100" w:line="240"/>
+              <w:ind w:left="100" w:right="100" w:firstLine="0" w:firstLineChars="0"/>
+              <w:rPr>
+                <w:rFonts w:ascii="Arial" w:hAnsi="Arial" w:eastAsia="Arial" w:cs="Arial"/>
+                <w:i w:val="false"/>
+                <w:b w:val="false"/>
+                <w:u w:val="none"/>
+                <w:strike w:val="false"/>
+                <w:sz w:val="18"/>
+                <w:szCs w:val="18"/>
+                <w:color w:val="000000"/>
+              </w:rPr>
+            </w:pPr>
+            <w:r xmlns:w="http://schemas.openxmlformats.org/wordprocessingml/2006/main" xmlns:wp="http://schemas.openxmlformats.org/drawingml/2006/wordprocessingDrawing" xmlns:r="http://schemas.openxmlformats.org/officeDocument/2006/relationships" xmlns:w14="http://schemas.microsoft.com/office/word/2010/wordml">
+              <w:rPr>
+                <w:rFonts w:ascii="Arial" w:hAnsi="Arial" w:eastAsia="Arial" w:cs="Arial"/>
+                <w:i w:val="false"/>
+                <w:b w:val="false"/>
+                <w:u w:val="none"/>
+                <w:strike w:val="false"/>
+                <w:sz w:val="18"/>
+                <w:szCs w:val="18"/>
+                <w:color w:val="000000"/>
+              </w:rPr>
+              <w:t xml:space="preserve">0.4%</w:t>
+            </w:r>
+          </w:p>
+        </w:tc>
+        <w:tc>
+          <w:tcPr>
+            <w:tcBorders>
+              <w:bottom w:val="single" w:sz="12" w:space="0" w:color="666666"/>
+              <w:top w:val="single" w:sz="6" w:space="0" w:color="666666"/>
+              <w:left w:val="none" w:sz="0" w:space="0" w:color="000000"/>
+              <w:right w:val="none" w:sz="0" w:space="0" w:color="000000"/>
+            </w:tcBorders>
+            <w:shd w:val="clear" w:color="auto" w:fill="FFFFFF"/>
+            <w:tcMar>
+              <w:top w:w="0" w:type="dxa"/>
+              <w:bottom w:w="0" w:type="dxa"/>
+              <w:left w:w="0" w:type="dxa"/>
+              <w:right w:w="0" w:type="dxa"/>
+            </w:tcMar>
+            <w:vAlign w:val="center"/>
+          </w:tcPr>
+          <w:p>
+            <w:pPr>
+              <w:jc w:val="left"/>
+              <w:pBdr>
+                <w:bottom w:val="none" w:sz="0" w:space="0" w:color="000000"/>
+                <w:top w:val="none" w:sz="0" w:space="0" w:color="000000"/>
+                <w:left w:val="none" w:sz="0" w:space="0" w:color="000000"/>
+                <w:right w:val="none" w:sz="0" w:space="0" w:color="000000"/>
+              </w:pBdr>
+              <w:spacing w:after="100" w:before="100" w:line="240"/>
+              <w:ind w:left="100" w:right="100" w:firstLine="0" w:firstLineChars="0"/>
+              <w:rPr>
+                <w:rFonts w:ascii="Arial" w:hAnsi="Arial" w:eastAsia="Arial" w:cs="Arial"/>
+                <w:i w:val="false"/>
+                <w:b w:val="false"/>
+                <w:u w:val="none"/>
+                <w:strike w:val="false"/>
+                <w:sz w:val="18"/>
+                <w:szCs w:val="18"/>
+                <w:color w:val="000000"/>
+              </w:rPr>
+            </w:pPr>
+            <w:r xmlns:w="http://schemas.openxmlformats.org/wordprocessingml/2006/main" xmlns:wp="http://schemas.openxmlformats.org/drawingml/2006/wordprocessingDrawing" xmlns:r="http://schemas.openxmlformats.org/officeDocument/2006/relationships" xmlns:w14="http://schemas.microsoft.com/office/word/2010/wordml">
+              <w:rPr>
+                <w:rFonts w:ascii="Arial" w:hAnsi="Arial" w:eastAsia="Arial" w:cs="Arial"/>
+                <w:i w:val="false"/>
+                <w:b w:val="false"/>
+                <w:u w:val="none"/>
+                <w:strike w:val="false"/>
+                <w:sz w:val="18"/>
+                <w:szCs w:val="18"/>
+                <w:color w:val="000000"/>
+              </w:rPr>
+              <w:t xml:space="preserve">4.1%</w:t>
+            </w:r>
+          </w:p>
+        </w:tc>
+        <w:tc>
+          <w:tcPr>
+            <w:tcBorders>
+              <w:bottom w:val="single" w:sz="12" w:space="0" w:color="666666"/>
+              <w:top w:val="single" w:sz="6" w:space="0" w:color="666666"/>
+              <w:left w:val="none" w:sz="0" w:space="0" w:color="000000"/>
+              <w:right w:val="none" w:sz="0" w:space="0" w:color="000000"/>
+            </w:tcBorders>
+            <w:shd w:val="clear" w:color="auto" w:fill="FFFFFF"/>
+            <w:tcMar>
+              <w:top w:w="0" w:type="dxa"/>
+              <w:bottom w:w="0" w:type="dxa"/>
+              <w:left w:w="0" w:type="dxa"/>
+              <w:right w:w="0" w:type="dxa"/>
+            </w:tcMar>
+            <w:vAlign w:val="center"/>
+          </w:tcPr>
+          <w:p>
+            <w:pPr>
+              <w:jc w:val="left"/>
+              <w:pBdr>
+                <w:bottom w:val="none" w:sz="0" w:space="0" w:color="000000"/>
+                <w:top w:val="none" w:sz="0" w:space="0" w:color="000000"/>
+                <w:left w:val="none" w:sz="0" w:space="0" w:color="000000"/>
+                <w:right w:val="none" w:sz="0" w:space="0" w:color="000000"/>
+              </w:pBdr>
+              <w:spacing w:after="100" w:before="100" w:line="240"/>
+              <w:ind w:left="100" w:right="100" w:firstLine="0" w:firstLineChars="0"/>
+              <w:rPr>
+                <w:rFonts w:ascii="Arial" w:hAnsi="Arial" w:eastAsia="Arial" w:cs="Arial"/>
+                <w:i w:val="false"/>
+                <w:b w:val="false"/>
+                <w:u w:val="none"/>
+                <w:strike w:val="false"/>
+                <w:sz w:val="18"/>
+                <w:szCs w:val="18"/>
+                <w:color w:val="000000"/>
+              </w:rPr>
+            </w:pPr>
+            <w:r xmlns:w="http://schemas.openxmlformats.org/wordprocessingml/2006/main" xmlns:wp="http://schemas.openxmlformats.org/drawingml/2006/wordprocessingDrawing" xmlns:r="http://schemas.openxmlformats.org/officeDocument/2006/relationships" xmlns:w14="http://schemas.microsoft.com/office/word/2010/wordml">
+              <w:rPr>
+                <w:rFonts w:ascii="Arial" w:hAnsi="Arial" w:eastAsia="Arial" w:cs="Arial"/>
+                <w:i w:val="false"/>
+                <w:b w:val="false"/>
+                <w:u w:val="none"/>
+                <w:strike w:val="false"/>
+                <w:sz w:val="18"/>
+                <w:szCs w:val="18"/>
+                <w:color w:val="000000"/>
+              </w:rPr>
+              <w:t xml:space="preserve">4.9%</w:t>
+            </w:r>
+          </w:p>
+        </w:tc>
+        <w:tc>
+          <w:tcPr>
+            <w:tcBorders>
+              <w:bottom w:val="single" w:sz="12" w:space="0" w:color="666666"/>
+              <w:top w:val="single" w:sz="6" w:space="0" w:color="666666"/>
+              <w:left w:val="none" w:sz="0" w:space="0" w:color="000000"/>
+              <w:right w:val="none" w:sz="0" w:space="0" w:color="000000"/>
+            </w:tcBorders>
+            <w:shd w:val="clear" w:color="auto" w:fill="FFFFFF"/>
+            <w:tcMar>
+              <w:top w:w="0" w:type="dxa"/>
+              <w:bottom w:w="0" w:type="dxa"/>
+              <w:left w:w="0" w:type="dxa"/>
+              <w:right w:w="0" w:type="dxa"/>
+            </w:tcMar>
+            <w:vAlign w:val="center"/>
+          </w:tcPr>
+          <w:p>
+            <w:pPr>
+              <w:jc w:val="left"/>
+              <w:pBdr>
+                <w:bottom w:val="none" w:sz="0" w:space="0" w:color="000000"/>
+                <w:top w:val="none" w:sz="0" w:space="0" w:color="000000"/>
+                <w:left w:val="none" w:sz="0" w:space="0" w:color="000000"/>
+                <w:right w:val="none" w:sz="0" w:space="0" w:color="000000"/>
+              </w:pBdr>
+              <w:spacing w:after="100" w:before="100" w:line="240"/>
+              <w:ind w:left="100" w:right="100" w:firstLine="0" w:firstLineChars="0"/>
+              <w:rPr>
+                <w:rFonts w:ascii="Arial" w:hAnsi="Arial" w:eastAsia="Arial" w:cs="Arial"/>
+                <w:i w:val="false"/>
+                <w:b w:val="false"/>
+                <w:u w:val="none"/>
+                <w:strike w:val="false"/>
+                <w:sz w:val="18"/>
+                <w:szCs w:val="18"/>
+                <w:color w:val="000000"/>
+              </w:rPr>
+            </w:pPr>
+            <w:r xmlns:w="http://schemas.openxmlformats.org/wordprocessingml/2006/main" xmlns:wp="http://schemas.openxmlformats.org/drawingml/2006/wordprocessingDrawing" xmlns:r="http://schemas.openxmlformats.org/officeDocument/2006/relationships" xmlns:w14="http://schemas.microsoft.com/office/word/2010/wordml">
+              <w:rPr>
+                <w:rFonts w:ascii="Arial" w:hAnsi="Arial" w:eastAsia="Arial" w:cs="Arial"/>
+                <w:i w:val="false"/>
+                <w:b w:val="false"/>
+                <w:u w:val="none"/>
+                <w:strike w:val="false"/>
+                <w:sz w:val="18"/>
+                <w:szCs w:val="18"/>
+                <w:color w:val="000000"/>
+              </w:rPr>
+              <w:t xml:space="preserve">18%</w:t>
+            </w:r>
+          </w:p>
+        </w:tc>
+        <w:tc>
+          <w:tcPr>
+            <w:tcBorders>
+              <w:bottom w:val="single" w:sz="12" w:space="0" w:color="666666"/>
+              <w:top w:val="single" w:sz="6" w:space="0" w:color="666666"/>
+              <w:left w:val="none" w:sz="0" w:space="0" w:color="000000"/>
+              <w:right w:val="none" w:sz="0" w:space="0" w:color="000000"/>
+            </w:tcBorders>
+            <w:shd w:val="clear" w:color="auto" w:fill="FFFFFF"/>
+            <w:tcMar>
+              <w:top w:w="0" w:type="dxa"/>
+              <w:bottom w:w="0" w:type="dxa"/>
+              <w:left w:w="0" w:type="dxa"/>
+              <w:right w:w="0" w:type="dxa"/>
+            </w:tcMar>
+            <w:vAlign w:val="center"/>
+          </w:tcPr>
+          <w:p>
+            <w:pPr>
+              <w:jc w:val="left"/>
+              <w:pBdr>
+                <w:bottom w:val="none" w:sz="0" w:space="0" w:color="000000"/>
+                <w:top w:val="none" w:sz="0" w:space="0" w:color="000000"/>
+                <w:left w:val="none" w:sz="0" w:space="0" w:color="000000"/>
+                <w:right w:val="none" w:sz="0" w:space="0" w:color="000000"/>
+              </w:pBdr>
+              <w:spacing w:after="100" w:before="100" w:line="240"/>
+              <w:ind w:left="100" w:right="100" w:firstLine="0" w:firstLineChars="0"/>
+              <w:rPr>
+                <w:rFonts w:ascii="Arial" w:hAnsi="Arial" w:eastAsia="Arial" w:cs="Arial"/>
+                <w:i w:val="false"/>
+                <w:b w:val="false"/>
+                <w:u w:val="none"/>
+                <w:strike w:val="false"/>
+                <w:sz w:val="18"/>
+                <w:szCs w:val="18"/>
+                <w:color w:val="000000"/>
+              </w:rPr>
+            </w:pPr>
+            <w:r xmlns:w="http://schemas.openxmlformats.org/wordprocessingml/2006/main" xmlns:wp="http://schemas.openxmlformats.org/drawingml/2006/wordprocessingDrawing" xmlns:r="http://schemas.openxmlformats.org/officeDocument/2006/relationships" xmlns:w14="http://schemas.microsoft.com/office/word/2010/wordml">
+              <w:rPr>
+                <w:rFonts w:ascii="Arial" w:hAnsi="Arial" w:eastAsia="Arial" w:cs="Arial"/>
+                <w:i w:val="false"/>
+                <w:b w:val="false"/>
+                <w:u w:val="none"/>
+                <w:strike w:val="false"/>
+                <w:sz w:val="18"/>
+                <w:szCs w:val="18"/>
+                <w:color w:val="000000"/>
+              </w:rPr>
+              <w:t xml:space="preserve">184%</w:t>
+            </w:r>
+          </w:p>
+        </w:tc>
+        <w:tc>
+          <w:tcPr>
+            <w:tcBorders>
+              <w:bottom w:val="single" w:sz="12" w:space="0" w:color="666666"/>
+              <w:top w:val="single" w:sz="6" w:space="0" w:color="666666"/>
+              <w:left w:val="none" w:sz="0" w:space="0" w:color="000000"/>
+              <w:right w:val="none" w:sz="0" w:space="0" w:color="000000"/>
+            </w:tcBorders>
+            <w:shd w:val="clear" w:color="auto" w:fill="FFFFFF"/>
+            <w:tcMar>
+              <w:top w:w="0" w:type="dxa"/>
+              <w:bottom w:w="0" w:type="dxa"/>
+              <w:left w:w="0" w:type="dxa"/>
+              <w:right w:w="0" w:type="dxa"/>
+            </w:tcMar>
+            <w:vAlign w:val="center"/>
+          </w:tcPr>
+          <w:p>
+            <w:pPr>
+              <w:jc w:val="left"/>
+              <w:pBdr>
+                <w:bottom w:val="none" w:sz="0" w:space="0" w:color="000000"/>
+                <w:top w:val="none" w:sz="0" w:space="0" w:color="000000"/>
+                <w:left w:val="none" w:sz="0" w:space="0" w:color="000000"/>
+                <w:right w:val="none" w:sz="0" w:space="0" w:color="000000"/>
+              </w:pBdr>
+              <w:spacing w:after="100" w:before="100" w:line="240"/>
+              <w:ind w:left="100" w:right="100" w:firstLine="0" w:firstLineChars="0"/>
+              <w:rPr>
+                <w:rFonts w:ascii="Arial" w:hAnsi="Arial" w:eastAsia="Arial" w:cs="Arial"/>
+                <w:i w:val="false"/>
+                <w:b w:val="false"/>
+                <w:u w:val="none"/>
+                <w:strike w:val="false"/>
+                <w:sz w:val="18"/>
+                <w:szCs w:val="18"/>
+                <w:color w:val="000000"/>
+              </w:rPr>
+            </w:pPr>
+            <w:r xmlns:w="http://schemas.openxmlformats.org/wordprocessingml/2006/main" xmlns:wp="http://schemas.openxmlformats.org/drawingml/2006/wordprocessingDrawing" xmlns:r="http://schemas.openxmlformats.org/officeDocument/2006/relationships" xmlns:w14="http://schemas.microsoft.com/office/word/2010/wordml">
+              <w:rPr>
+                <w:rFonts w:ascii="Arial" w:hAnsi="Arial" w:eastAsia="Arial" w:cs="Arial"/>
+                <w:i w:val="false"/>
+                <w:b w:val="false"/>
+                <w:u w:val="none"/>
+                <w:strike w:val="false"/>
+                <w:sz w:val="18"/>
+                <w:szCs w:val="18"/>
+                <w:color w:val="000000"/>
+              </w:rPr>
+              <w:t xml:space="preserve">218%</w:t>
+            </w:r>
+          </w:p>
+        </w:tc>
+      </w:tr>
+    </w:tbl>
+    <w:p>
+      <w:pPr>
+        <w:pStyle w:val="BodyText"/>
+      </w:pPr>
+      <w:r>
+        <w:rPr>
+          <w:b/>
+          <w:bCs/>
+        </w:rPr>
+        <w:t xml:space="preserve">Note:</w:t>
+      </w:r>
+      <w:r>
+        <w:t xml:space="preserve"> </w:t>
+      </w:r>
+      <w:r>
+        <w:t xml:space="preserve">Tables A1–A2 use overall PCE price indices (domestic + imported) rather than the import-weighted index used in the main text Tables 1a–1b.</w:t>
+      </w:r>
+    </w:p>
+    <w:p>
+      <w:pPr>
+        <w:pStyle w:val="BodyText"/>
+      </w:pPr>
+      <w:r>
+        <w:drawing>
+          <wp:inline>
+            <wp:extent cx="5334000" cy="3200400"/>
+            <wp:effectExtent b="0" l="0" r="0" t="0"/>
+            <wp:docPr descr="" title="" id="88" name="Picture"/>
+            <a:graphic>
+              <a:graphicData uri="http://schemas.openxmlformats.org/drawingml/2006/picture">
+                <pic:pic>
+                  <pic:nvPicPr>
+                    <pic:cNvPr descr="C:/Users/ji252/Documents/GitHub/tariff-impact-tracker/output/tariff_impacts_report_files/figure-docx/fig-pce-goods-ll-1.png" id="89" name="Picture"/>
+                    <pic:cNvPicPr>
+                      <a:picLocks noChangeArrowheads="1" noChangeAspect="1"/>
+                    </pic:cNvPicPr>
+                  </pic:nvPicPr>
+                  <pic:blipFill>
+                    <a:blip r:embed="rId87"/>
+                    <a:stretch>
+                      <a:fillRect/>
+                    </a:stretch>
+                  </pic:blipFill>
+                  <pic:spPr bwMode="auto">
+                    <a:xfrm>
+                      <a:off x="0" y="0"/>
+                      <a:ext cx="5334000" cy="3200400"/>
+                    </a:xfrm>
+                    <a:prstGeom prst="rect">
+                      <a:avLst/>
+                    </a:prstGeom>
+                    <a:noFill/>
+                    <a:ln w="9525">
+                      <a:noFill/>
+                      <a:headEnd/>
+                      <a:tailEnd/>
+                    </a:ln>
+                  </pic:spPr>
+                </pic:pic>
+              </a:graphicData>
+            </a:graphic>
+          </wp:inline>
+        </w:drawing>
+      </w:r>
+    </w:p>
+    <w:p>
+      <w:pPr>
+        <w:pStyle w:val="BodyText"/>
+      </w:pPr>
+      <w:r>
+        <w:drawing>
+          <wp:inline>
+            <wp:extent cx="5334000" cy="3200400"/>
+            <wp:effectExtent b="0" l="0" r="0" t="0"/>
+            <wp:docPr descr="" title="" id="91" name="Picture"/>
+            <a:graphic>
+              <a:graphicData uri="http://schemas.openxmlformats.org/drawingml/2006/picture">
+                <pic:pic>
+                  <pic:nvPicPr>
+                    <pic:cNvPr descr="C:/Users/ji252/Documents/GitHub/tariff-impact-tracker/output/tariff_impacts_report_files/figure-docx/fig-deviation-ll-1.png" id="92" name="Picture"/>
+                    <pic:cNvPicPr>
+                      <a:picLocks noChangeArrowheads="1" noChangeAspect="1"/>
+                    </pic:cNvPicPr>
+                  </pic:nvPicPr>
+                  <pic:blipFill>
+                    <a:blip r:embed="rId90"/>
+                    <a:stretch>
+                      <a:fillRect/>
+                    </a:stretch>
+                  </pic:blipFill>
+                  <pic:spPr bwMode="auto">
+                    <a:xfrm>
+                      <a:off x="0" y="0"/>
+                      <a:ext cx="5334000" cy="3200400"/>
+                    </a:xfrm>
+                    <a:prstGeom prst="rect">
+                      <a:avLst/>
+                    </a:prstGeom>
+                    <a:noFill/>
+                    <a:ln w="9525">
+                      <a:noFill/>
+                      <a:headEnd/>
+                      <a:tailEnd/>
+                    </a:ln>
+                  </pic:spPr>
+                </pic:pic>
+              </a:graphicData>
+            </a:graphic>
+          </wp:inline>
+        </w:drawing>
+      </w:r>
+    </w:p>
     <w:p>
       <w:r>
         <w:pict>
@@ -9586,10 +9656,10 @@
           <w:i/>
           <w:iCs/>
         </w:rPr>
-        <w:t xml:space="preserve">Report generated on 2026-03-26 14:08:50.494484 using R R version 4.5.2 (2025-10-31 ucrt)</w:t>
+        <w:t xml:space="preserve">Report generated on 2026-03-26 14:44:32.600604 using R R version 4.5.2 (2025-10-31 ucrt)</w:t>
       </w:r>
     </w:p>
-    <w:bookmarkEnd w:id="87"/>
+    <w:bookmarkEnd w:id="93"/>
     <w:sectPr>
       <w:footnotePr>
         <w:numRestart w:val="eachSect"/>

--- a/output/publication/tariff_impacts_report.docx
+++ b/output/publication/tariff_impacts_report.docx
@@ -23,7 +23,7 @@
         <w:pStyle w:val="Date"/>
       </w:pPr>
       <w:r>
-        <w:t xml:space="preserve">March 26, 2026</w:t>
+        <w:t xml:space="preserve">March 30, 2026</w:t>
       </w:r>
     </w:p>
     <w:bookmarkStart w:id="20" w:name="key-takeaways"/>
@@ -54,7 +54,7 @@
         <w:t xml:space="preserve"> </w:t>
       </w:r>
       <w:r>
-        <w:t xml:space="preserve">This report reviews economic indicators that are related to the effect of Tariffs on the US Economy as of Thursday, March 26th, 2026. For the most part, given data lags, the findings reflect the conditions prior to the SCOTUS decision repealing IEEPA Tariffs on February 20th, 2026.</w:t>
+        <w:t xml:space="preserve">This report reviews economic indicators that are related to the effect of Tariffs on the US Economy as of Monday, March 30th, 2026. For the most part, given data lags, the findings reflect the conditions prior to the SCOTUS decision repealing IEEPA Tariffs on February 20th, 2026.</w:t>
       </w:r>
     </w:p>
     <w:p>
@@ -98,7 +98,7 @@
         <w:t xml:space="preserve"> </w:t>
       </w:r>
       <w:r>
-        <w:t xml:space="preserve">Imported PCE core goods and durable goods prices have risen 0.2% and 0.1% respectively during 2025 through January, both well above prior-year comparisons. Implied passthrough of tariffs to imported consumer goods prices ranges from roughly 6–86% for core goods and 5–115% for durables, depending on methodology (see Tables 1a–1b).</w:t>
+        <w:t xml:space="preserve">Imported PCE core goods and durable goods prices have risen 1.5% and 1.5% respectively during 2025 through January, both well above prior-year comparisons. Implied passthrough of tariffs to imported consumer goods prices ranges from roughly 46–86% for core goods and 51–115% for durables, depending on methodology (see Tables 1a–1b).</w:t>
       </w:r>
     </w:p>
     <w:p>
@@ -131,7 +131,7 @@
       </w:r>
     </w:p>
     <w:bookmarkEnd w:id="20"/>
-    <w:bookmarkStart w:id="23" w:name="introduction"/>
+    <w:bookmarkStart w:id="22" w:name="introduction"/>
     <w:p>
       <w:pPr>
         <w:pStyle w:val="Heading2"/>
@@ -155,7 +155,7 @@
           <w:rPr>
             <w:rStyle w:val="Hyperlink"/>
           </w:rPr>
-          <w:t xml:space="preserve">February 21st</w:t>
+          <w:t xml:space="preserve">March 9th</w:t>
         </w:r>
       </w:hyperlink>
       <w:r>
@@ -167,24 +167,7 @@
         <w:pStyle w:val="BodyText"/>
       </w:pPr>
       <w:r>
-        <w:t xml:space="preserve">One year after the initial wave of new tariffs, this report updates a</w:t>
-      </w:r>
-      <w:r>
-        <w:t xml:space="preserve"> </w:t>
-      </w:r>
-      <w:hyperlink r:id="rId22">
-        <w:r>
-          <w:rPr>
-            <w:rStyle w:val="Hyperlink"/>
-          </w:rPr>
-          <w:t xml:space="preserve">September 2025</w:t>
-        </w:r>
-      </w:hyperlink>
-      <w:r>
-        <w:t xml:space="preserve"> </w:t>
-      </w:r>
-      <w:r>
-        <w:t xml:space="preserve">assessment of how actual economic indicators have responded to tariff changes. This provides a check on the assumptions made by economic models, as well as a real-time assessment of how tariffs are impacting the US economy. Most of these indicators are updated monthly, and going forward this report will be released on that same schedule. In particular, we consider the impact of tariffs on revenues, prices, trade, and labor markets. Critically, these are not causal estimates of the effect of tariffs on the economy, but rather constitute a descriptive attempt to explore how the economy is changing with tariffs. There are a number of other economic changes happening concurrently, including but not limited to the growth of generative AI and the passage of the One Big Beautiful Bill Act, which we do not control for in the series presented below. This report was updated using data as of Thursday, March 26th, 2026.</w:t>
+        <w:t xml:space="preserve">This analysis provides monthly updates on how actual economic indicators are responding to tariff changes, which serves as both a check on the assumptions made by economic models and as well as a real-time assessment of how tariffs are impacting the US economy. In particular, we consider the impact of tariffs on revenues, prices, trade, and labor markets. Critically, these are not causal estimates of the effect of tariffs on the economy, but rather constitute a descriptive attempt to explore how the economy is changing with tariffs. There are a number of other economic changes happening concurrently, including but not limited to the growth of generative AI and the passage of the One Big Beautiful Bill Act, which we do not control for in the series presented below. This report was updated using data as of Monday, March 30th, 2026.</w:t>
       </w:r>
     </w:p>
     <w:p>
@@ -192,10 +175,10 @@
         <w:pStyle w:val="BodyText"/>
       </w:pPr>
       <w:r>
-        <w:t xml:space="preserve">Overall, there is evidence, consistent with economic theory, that tariffs have raised both additional revenue ($214.7 Billion above the 2022–2024 average) and led to higher prices (Personal Consumption Expenditure (PCE) core goods up 2.3% during 2025 through January). There is less clear evidence about the impacts of tariffs on the wider economy: for example, employment in tariff-exposed industries is not appreciably lower or higher than what would have been expected prior to 2025. Importantly, these statistics are representations of the current economy, and it is difficult to disentangle what changed due to tariffs versus the many other economic changes over the past year. It is still early and the effects of tariffs may evolve and change over time as consumers, businesses, and policymakers respond. Importantly, with the exception of currency data, we do not yet have outcomes that reflect the economic reality after the Supreme Court decision rolling back the President’s authority to use the International Emergency Economic Powers Act (IEEPA) to impose tariffs.</w:t>
+        <w:t xml:space="preserve">Overall, there is evidence, consistent with economic theory, that tariffs have raised both additional revenue ($214.7 Billion above the 2022–2024 average) and led to higher prices (Personal Consumption Expenditure (PCE) core goods up 1.9% year-over-year as of January 2026). However, after the SCOTUS decision on the IEEPA tariffs, approximately $165 billion dollars in unlawfully collected duties may be refunded to importers. This implies that tariffs so far have raised $49.7 billion of revenue through January 2026. There is less clear evidence about the impacts of tariffs on the wider economy: for example, employment in tariff-exposed industries is not appreciably lower or higher than what would have been expected prior to 2025. Importantly, these statistics are representations of the current economy, and it is difficult to disentangle what changed due to tariffs versus the many other economic changes over the past year. It is still early and the effects of tariffs may evolve and change over time as consumers, businesses, and policymakers respond. Importantly, with the exception of currency data, we do not yet have outcomes that reflect the economic reality after the Supreme Court decision rolling back the President’s authority to use the International Emergency Economic Powers Act (IEEPA) to impose tariffs.</w:t>
       </w:r>
     </w:p>
-    <w:bookmarkEnd w:id="23"/>
+    <w:bookmarkEnd w:id="22"/>
     <w:bookmarkStart w:id="34" w:name="tariff-rates-and-revenue"/>
     <w:p>
       <w:pPr>
@@ -210,7 +193,24 @@
         <w:pStyle w:val="FirstParagraph"/>
       </w:pPr>
       <w:r>
-        <w:t xml:space="preserve">Tariffs are a tax on imports, therefore higher tariffs will increase revenues if their effect on imports is not sufficiently prohibitive. TBL’s Tariff Rate Tracker follows the full schedule of statutory tariff rates as encoded in the Harmonized Tariff Schedule (HTS), weighted by 2024 import values. As of March 26, 2026, the import-weighted average statutory tariff rate stood at 11.4% (see Figure A1 in the</w:t>
+        <w:t xml:space="preserve">Tariffs are a tax on imports, therefore higher tariffs will increase revenues if their effect on imports is not sufficiently prohibitive. TBL’s</w:t>
+      </w:r>
+      <w:r>
+        <w:t xml:space="preserve"> </w:t>
+      </w:r>
+      <w:hyperlink r:id="rId23">
+        <w:r>
+          <w:rPr>
+            <w:rStyle w:val="Hyperlink"/>
+          </w:rPr>
+          <w:t xml:space="preserve">Tariff Rate Tracker</w:t>
+        </w:r>
+      </w:hyperlink>
+      <w:r>
+        <w:t xml:space="preserve"> </w:t>
+      </w:r>
+      <w:r>
+        <w:t xml:space="preserve">follows the full schedule of statutory tariff rates as encoded in the Harmonized Tariff Schedule (HTS), weighted by 2024 import values. As of March 30, 2026, the import-weighted average statutory tariff rate stood at 10.6% (see Figure A1 in the</w:t>
       </w:r>
       <w:r>
         <w:t xml:space="preserve"> </w:t>
@@ -227,7 +227,23 @@
         <w:t xml:space="preserve"> </w:t>
       </w:r>
       <w:r>
-        <w:t xml:space="preserve">for a decomposition by tariff authority).</w:t>
+        <w:t xml:space="preserve">for a decomposition by tariff authority). This rate incorporates the changes to the tariff regime after the Supreme Court held 6–3 in</w:t>
+      </w:r>
+      <w:r>
+        <w:t xml:space="preserve"> </w:t>
+      </w:r>
+      <w:r>
+        <w:rPr>
+          <w:i/>
+          <w:iCs/>
+        </w:rPr>
+        <w:t xml:space="preserve">Learning Resources, Inc. v. Trump</w:t>
+      </w:r>
+      <w:r>
+        <w:t xml:space="preserve"> </w:t>
+      </w:r>
+      <w:r>
+        <w:t xml:space="preserve">that the use of IEEPA to impose tariffs exceeded presidential authority. This includes both the removal of all IEEPA-based tariffs and the implementation of Section 122 tariffs for a 150 day period. Tariffs imposed using other authorities remain in effect. We anticipate that refunds will be issued for revenue collected via IEEPA-based tariffs. The customs revenue data presented in this report do not yet cover the post-SCOTUS period, and substantial uncertainty remains, both about the timing of refunds and the eventual structure of the post-IEEPA tariff regime.</w:t>
       </w:r>
     </w:p>
     <w:p>
@@ -337,30 +353,6 @@
         <w:pStyle w:val="BodyText"/>
       </w:pPr>
       <w:r>
-        <w:t xml:space="preserve">However, the revenue landscape has shifted significantly. On February 20th, 2026, the Supreme Court ruled 6–3 in</w:t>
-      </w:r>
-      <w:r>
-        <w:t xml:space="preserve"> </w:t>
-      </w:r>
-      <w:r>
-        <w:rPr>
-          <w:i/>
-          <w:iCs/>
-        </w:rPr>
-        <w:t xml:space="preserve">Learning Resources, Inc. v. Trump</w:t>
-      </w:r>
-      <w:r>
-        <w:t xml:space="preserve"> </w:t>
-      </w:r>
-      <w:r>
-        <w:t xml:space="preserve">that the use of IEEPA to impose tariffs exceeded presidential authority, striking down all IEEPA-based tariffs—including the reciprocal, fentanyl, and universal baseline tariff regimes. Tariffs imposed using other authorities remain in effect, and the questions of legality and implementation of IEEPA refunds remains uncertain. This means that some or all of the IEEPA revenue collected to date may ultimately be returned to importers. Our back-of-the-envelope estimate, projecting forward using the average of observed FY 2026 CBP collections as of December 14th (the same methodology behind our earlier $142 billion figure), puts total IEEPA revenue at roughly $168 billion through February 19th, 2026. The customs revenue data presented in this report do not yet cover the post-SCOTUS period, and substantial uncertainty remains: the ultimate fiscal impact will depend on the resolution of refund litigation, the duration and scope of the replacement Section 122 tariffs, and any further legislative or executive action.</w:t>
-      </w:r>
-    </w:p>
-    <w:p>
-      <w:pPr>
-        <w:pStyle w:val="BodyText"/>
-      </w:pPr>
-      <w:r>
         <w:t xml:space="preserve">The tariff revenue and rate numbers reported here are a different measure than the numbers reported in TBL’s State of Tariff Report. The effective tariff rates (ETRs) reported here are actual tariff duties divided by the value of customs, meaning that they incorporate any avoidance behavior by firms, importers, or other actors. The effective tariff rates reported in TBL’s State of Tariff Report are model-based estimates of the average rates across sectors, weighted by 2024 trade flows. In that report, we include two measures of average ETRs: pre-substitution and post-substitution. In our modeling of the general revenue effects of tariffs, our last pre-SCOTUS estimate of tariff revenue was projected to raise $246 billion in annual revenue for fiscal year (FY) 2026 (conventionally). This is lower than the annualized revenue we would expect if monthly tariff revenue remained at its current level (2-month average of January and February projected forward) for the rest of the fiscal year ($327 billion). However, the revenue estimates in the State of Tariff Report account for decreases in other revenue sources, like federal payroll and corporate income taxes, following the methodology of the</w:t>
       </w:r>
       <w:r>
@@ -383,7 +375,7 @@
         <w:pStyle w:val="BodyText"/>
       </w:pPr>
       <w:r>
-        <w:t xml:space="preserve">Higher effective tariff rates have translated directly into additional customs revenue. Before 2025, the US collected $7.6 billion a month in net customs duty revenues. Since then, tariffs have raised roughly $214.7 billion in revenues above the 2022–2024 average, with $175.5 billion collected over the course of 2025 and about $19.0 billion of that new tariff revenue posted in February 2026 alone.</w:t>
+        <w:t xml:space="preserve">Higher effective tariff rates have translated directly into additional customs revenue. Before 2025, the US collected $7.6 billion a month in net customs duty revenues. Since then, tariffs have raised roughly $214.7 billion in revenues above the 2022–2024 average, with $175.5 billion collected over the course of 2025 and about $19.0 billion of that new tariff revenue posted in February 2026 alone, though again, approximately $165 billion may be returned to importers and consumers via refunds of IEEPA tariffs.</w:t>
       </w:r>
     </w:p>
     <w:p>
@@ -434,7 +426,7 @@
       </w:r>
     </w:p>
     <w:bookmarkEnd w:id="34"/>
-    <w:bookmarkStart w:id="60" w:name="prices-and-consumer-passthrough"/>
+    <w:bookmarkStart w:id="59" w:name="prices-and-consumer-passthrough"/>
     <w:p>
       <w:pPr>
         <w:pStyle w:val="Heading2"/>
@@ -747,7 +739,7 @@
       </w:r>
     </w:p>
     <w:bookmarkEnd w:id="49"/>
-    <w:bookmarkStart w:id="54" w:name="implied-consumer-passthrough"/>
+    <w:bookmarkStart w:id="53" w:name="implied-consumer-passthrough"/>
     <w:p>
       <w:pPr>
         <w:pStyle w:val="Heading3"/>
@@ -761,24 +753,18 @@
         <w:pStyle w:val="FirstParagraph"/>
       </w:pPr>
       <w:r>
-        <w:t xml:space="preserve">In its modeling, TBL assumes that passthrough of tariffs to consumer prices will ultimately reach 100%. This is partially an assumption of convenience, but it is also rooted in studies of the 2018 tariffs, such as</w:t>
-      </w:r>
-      <w:r>
-        <w:t xml:space="preserve"> </w:t>
+        <w:t xml:space="preserve">In its modeling, TBL assumes that passthrough of tariffs to consumer prices will ultimately reach 100%. Studies of the 2018 tariffs find near-complete passthrough to import prices at the border (</w:t>
       </w:r>
       <w:hyperlink r:id="rId50">
         <w:r>
           <w:rPr>
             <w:rStyle w:val="Hyperlink"/>
           </w:rPr>
-          <w:t xml:space="preserve">Flaaen, Hortacsu &amp; Tintelnot (2020)</w:t>
+          <w:t xml:space="preserve">Flaaen, Hortacsu &amp; Tintelnot 2020</w:t>
         </w:r>
       </w:hyperlink>
       <w:r>
-        <w:t xml:space="preserve"> </w:t>
-      </w:r>
-      <w:r>
-        <w:t xml:space="preserve">and</w:t>
+        <w:t xml:space="preserve">;</w:t>
       </w:r>
       <w:r>
         <w:t xml:space="preserve"> </w:t>
@@ -788,11 +774,11 @@
           <w:rPr>
             <w:rStyle w:val="Hyperlink"/>
           </w:rPr>
-          <w:t xml:space="preserve">USITC (2023)</w:t>
+          <w:t xml:space="preserve">USITC 2023</w:t>
         </w:r>
       </w:hyperlink>
       <w:r>
-        <w:t xml:space="preserve">. However, both of these studies primarily focus on much narrower tariff increases, rather than the broader and more aggressive increases over the last year. The 2025 tariffs also come after a period of inflation, which may have changed how price-sensitive consumers are. In this context, comparing the rise in overall goods prices against what we would mechanically expect given the rise in tariffs, we can estimate an implied</w:t>
+        <w:t xml:space="preserve">). However, passthrough from the border to consumer shelves was substantially incomplete in the short run, with importers absorbing tariff costs through compressed margins (USITC 2023, Ch. 6). Our assumption of eventual 100% passthrough reflects the expectation that margin compression is unsustainable—importers will eventually pass costs forward or exit. Both of these studies also focus on much narrower tariff increases than the broader and more aggressive increases over the last year, and the 2025 tariffs come after a period of inflation that may have changed how price-sensitive consumers are. In this context, comparing the rise in overall goods prices against what we would mechanically expect given the rise in tariffs, we can estimate an implied</w:t>
       </w:r>
       <w:r>
         <w:t xml:space="preserve"> </w:t>
@@ -804,7 +790,7 @@
         <w:t xml:space="preserve"> </w:t>
       </w:r>
       <w:r>
-        <w:t xml:space="preserve">passthrough of actual tariffs to consumer prices as of January 2026.</w:t>
+        <w:t xml:space="preserve">passthrough—measuring where we are on the journey from border to consumer prices—as of January 2026.</w:t>
       </w:r>
     </w:p>
     <w:p>
@@ -812,24 +798,7 @@
         <w:pStyle w:val="BodyText"/>
       </w:pPr>
       <w:r>
-        <w:t xml:space="preserve">In</w:t>
-      </w:r>
-      <w:r>
-        <w:t xml:space="preserve"> </w:t>
-      </w:r>
-      <w:hyperlink r:id="rId52">
-        <w:r>
-          <w:rPr>
-            <w:rStyle w:val="Hyperlink"/>
-          </w:rPr>
-          <w:t xml:space="preserve">November 2025</w:t>
-        </w:r>
-      </w:hyperlink>
-      <w:r>
-        <w:t xml:space="preserve"> </w:t>
-      </w:r>
-      <w:r>
-        <w:t xml:space="preserve">(the month of the latest detailed Census trade data), the statutory fully-phased-in average tariff policy rate was 16.8%, but as mentioned earlier, there are several reasons why it takes time for tariff policy to fully flow through into realized revenues. We therefore use as our basis the actual average effective tariff rate, which was 11.8% that month. But this rate, calculated based on all revenues and imports, includes products and content that will not ultimately be purchased by consumers, such as business investment and exports. TBL therefore calculated average tariff rates on imported consumer goods. For imported core PCE goods, the average import-weighted effective tariff rate was 13.1% in the most recent month, up from a 2022–2024 average of roughly 2.7% (the 2025 annual average was 8.7%). For just imported PCE durables, the most-recent-month rate was 13.3%, up from roughly 2.7% (2025 annual average: 9.0%). Given these shifts and the import share of PCE (total import content—including indirect imports through the supply chain—is 32.1% of core goods spending; see</w:t>
+        <w:t xml:space="preserve">In January 2026 (the month of the latest detailed Census trade data), the actual average effective tariff rate was 10.6%. But as mentioned earlier, there are several reasons why it takes time for tariff policy to fully flow through into realized revenues. But this rate, calculated based on all revenues and imports, includes products and content that will not ultimately be purchased by consumers, such as business investment and exports. TBL therefore calculated average tariff rates on imported consumer goods. For imported core PCE goods, the average import-weighted effective tariff rate was 13.1% in the most recent month, up from a 2022–2024 average of roughly 2.7% (the 2025 annual average was 8.7%). For just imported PCE durables, the most-recent-month rate was 13.3%, up from roughly 2.7% (2025 annual average: 9.0%). Given these shifts and the import share of PCE (total import content—including indirect imports through the supply chain—is 32.1% of core goods spending; see</w:t>
       </w:r>
       <w:r>
         <w:t xml:space="preserve"> </w:t>
@@ -881,12 +850,12 @@
         <w:pStyle w:val="BodyText"/>
       </w:pPr>
       <w:r>
-        <w:t xml:space="preserve">Using our preferred LP trend method, the implied passthrough of tariffs to imported core goods prices through January 2026 is 86%, and the implied passthrough to imported durables prices is 115%. The larger durable passthrough rate is due both to a lower import share and a more aggressive pre-2025 downward trend in prices. The simpler log-linear trend yields very similar passthrough estimates of 64% for core goods and 128% for durables. The most conservative method—raw price changes during 2025 through January with no trend adjustment—gives 6% and 5% for core goods and durables, respectively. All in all, the story is fairly consistent for imported core goods, with somewhere between 6% and 86% passthrough of tariffs. The story is more mixed for durable goods, due primarily to the uncertainty around the counterfactual level of prices but for tariffs. At the June 2025 mark, the LP passthrough estimates were 51% for core goods and 72% for durables. The estimates of passthrough of imported core goods have remained relatively constant over time, but implied passthrough of durable goods has now reached over 100 percent, versus -17%–79% in June 2025. These estimates of passthrough are larger than those found by other researchers, but not unreasonably so. For example,</w:t>
+        <w:t xml:space="preserve">Using our preferred LP trend method, the implied passthrough of tariffs to imported core goods prices through January 2026 is 86%, and the implied passthrough to imported durables prices is 115%. The larger durable passthrough rate is due both to a lower import share and a more aggressive pre-2025 downward trend in prices. The simpler log-linear trend yields passthrough estimates of 64% for core goods and 128% for durables, lower than the LP estimate for core goods and higher than the LP estimate for durables. The most conservative method—raw price changes during 2025 through January with no trend adjustment—gives 46% and 51% for core goods and durables, respectively. All in all, the story is fairly consistent for imported core goods, with somewhere between 46% and 86% passthrough of tariffs. The story is more mixed for durable goods, due primarily to the uncertainty around the counterfactual level of prices but for tariffs. At the June 2025 mark, the LP passthrough estimates were 51% for core goods and 72% for durables. The estimates of passthrough of imported core goods have remained relatively constant over time, but implied passthrough of durable goods has now reached over 100 percent, versus 37%–79% in June 2025. These estimates of passthrough are larger than those found by other researchers, but not unreasonably so. For example,</w:t>
       </w:r>
       <w:r>
         <w:t xml:space="preserve"> </w:t>
       </w:r>
-      <w:hyperlink r:id="rId53">
+      <w:hyperlink r:id="rId52">
         <w:r>
           <w:rPr>
             <w:rStyle w:val="Hyperlink"/>
@@ -1981,7 +1950,7 @@
                 <w:szCs w:val="18"/>
                 <w:color w:val="000000"/>
               </w:rPr>
-              <w:t xml:space="preserve">-0.4%</w:t>
+              <w:t xml:space="preserve">0.9%</w:t>
             </w:r>
           </w:p>
         </w:tc>
@@ -2143,7 +2112,7 @@
                 <w:szCs w:val="18"/>
                 <w:color w:val="000000"/>
               </w:rPr>
-              <w:t xml:space="preserve">-15%</w:t>
+              <w:t xml:space="preserve">33%</w:t>
             </w:r>
           </w:p>
         </w:tc>
@@ -2527,7 +2496,7 @@
                 <w:szCs w:val="18"/>
                 <w:color w:val="000000"/>
               </w:rPr>
-              <w:t xml:space="preserve">-0.4%</w:t>
+              <w:t xml:space="preserve">0.9%</w:t>
             </w:r>
           </w:p>
         </w:tc>
@@ -2689,7 +2658,7 @@
                 <w:szCs w:val="18"/>
                 <w:color w:val="000000"/>
               </w:rPr>
-              <w:t xml:space="preserve">-17%</w:t>
+              <w:t xml:space="preserve">37%</w:t>
             </w:r>
           </w:p>
         </w:tc>
@@ -3883,7 +3852,7 @@
                 <w:szCs w:val="18"/>
                 <w:color w:val="000000"/>
               </w:rPr>
-              <w:t xml:space="preserve">0.2%</w:t>
+              <w:t xml:space="preserve">1.5%</w:t>
             </w:r>
           </w:p>
         </w:tc>
@@ -4045,7 +4014,7 @@
                 <w:szCs w:val="18"/>
                 <w:color w:val="000000"/>
               </w:rPr>
-              <w:t xml:space="preserve">6%</w:t>
+              <w:t xml:space="preserve">46%</w:t>
             </w:r>
           </w:p>
         </w:tc>
@@ -4429,7 +4398,7 @@
                 <w:szCs w:val="18"/>
                 <w:color w:val="000000"/>
               </w:rPr>
-              <w:t xml:space="preserve">0.1%</w:t>
+              <w:t xml:space="preserve">1.5%</w:t>
             </w:r>
           </w:p>
         </w:tc>
@@ -4591,7 +4560,7 @@
                 <w:szCs w:val="18"/>
                 <w:color w:val="000000"/>
               </w:rPr>
-              <w:t xml:space="preserve">5%</w:t>
+              <w:t xml:space="preserve">51%</w:t>
             </w:r>
           </w:p>
         </w:tc>
@@ -4807,8 +4776,8 @@
         </w:pict>
       </w:r>
     </w:p>
-    <w:bookmarkEnd w:id="54"/>
-    <w:bookmarkStart w:id="59" w:name="import-prices"/>
+    <w:bookmarkEnd w:id="53"/>
+    <w:bookmarkStart w:id="58" w:name="import-prices"/>
     <w:p>
       <w:pPr>
         <w:pStyle w:val="Heading3"/>
@@ -4834,18 +4803,18 @@
           <wp:inline>
             <wp:extent cx="5334000" cy="3200400"/>
             <wp:effectExtent b="0" l="0" r="0" t="0"/>
-            <wp:docPr descr="" title="" id="56" name="Picture"/>
+            <wp:docPr descr="" title="" id="55" name="Picture"/>
             <a:graphic>
               <a:graphicData uri="http://schemas.openxmlformats.org/drawingml/2006/picture">
                 <pic:pic>
                   <pic:nvPicPr>
-                    <pic:cNvPr descr="C:/Users/ji252/Documents/GitHub/tariff-impact-tracker/output/tariff_impacts_report_files/figure-docx/fig-import-prices-1.png" id="57" name="Picture"/>
+                    <pic:cNvPr descr="C:/Users/ji252/Documents/GitHub/tariff-impact-tracker/output/tariff_impacts_report_files/figure-docx/fig-import-prices-1.png" id="56" name="Picture"/>
                     <pic:cNvPicPr>
                       <a:picLocks noChangeArrowheads="1" noChangeAspect="1"/>
                     </pic:cNvPicPr>
                   </pic:nvPicPr>
                   <pic:blipFill>
-                    <a:blip r:embed="rId55"/>
+                    <a:blip r:embed="rId54"/>
                     <a:stretch>
                       <a:fillRect/>
                     </a:stretch>
@@ -4890,7 +4859,7 @@
         </w:rPr>
         <w:t xml:space="preserve"> </w:t>
       </w:r>
-      <w:hyperlink r:id="rId58">
+      <w:hyperlink r:id="rId57">
         <w:r>
           <w:rPr>
             <w:rStyle w:val="Hyperlink"/>
@@ -4915,9 +4884,9 @@
         </w:pict>
       </w:r>
     </w:p>
+    <w:bookmarkEnd w:id="58"/>
     <w:bookmarkEnd w:id="59"/>
-    <w:bookmarkEnd w:id="60"/>
-    <w:bookmarkStart w:id="67" w:name="the-labor-market"/>
+    <w:bookmarkStart w:id="66" w:name="the-labor-market"/>
     <w:p>
       <w:pPr>
         <w:pStyle w:val="Heading2"/>
@@ -5135,18 +5104,18 @@
           <wp:inline>
             <wp:extent cx="5334000" cy="3733800"/>
             <wp:effectExtent b="0" l="0" r="0" t="0"/>
-            <wp:docPr descr="" title="" id="62" name="Picture"/>
+            <wp:docPr descr="" title="" id="61" name="Picture"/>
             <a:graphic>
               <a:graphicData uri="http://schemas.openxmlformats.org/drawingml/2006/picture">
                 <pic:pic>
                   <pic:nvPicPr>
-                    <pic:cNvPr descr="C:/Users/ji252/Documents/GitHub/tariff-impact-tracker/output/tariff_impacts_report_files/figure-docx/fig-tariff-emp-combined-1.png" id="63" name="Picture"/>
+                    <pic:cNvPr descr="C:/Users/ji252/Documents/GitHub/tariff-impact-tracker/output/tariff_impacts_report_files/figure-docx/fig-tariff-emp-combined-1.png" id="62" name="Picture"/>
                     <pic:cNvPicPr>
                       <a:picLocks noChangeArrowheads="1" noChangeAspect="1"/>
                     </pic:cNvPicPr>
                   </pic:nvPicPr>
                   <pic:blipFill>
-                    <a:blip r:embed="rId61"/>
+                    <a:blip r:embed="rId60"/>
                     <a:stretch>
                       <a:fillRect/>
                     </a:stretch>
@@ -5182,18 +5151,18 @@
           <wp:inline>
             <wp:extent cx="5334000" cy="3733800"/>
             <wp:effectExtent b="0" l="0" r="0" t="0"/>
-            <wp:docPr descr="" title="" id="65" name="Picture"/>
+            <wp:docPr descr="" title="" id="64" name="Picture"/>
             <a:graphic>
               <a:graphicData uri="http://schemas.openxmlformats.org/drawingml/2006/picture">
                 <pic:pic>
                   <pic:nvPicPr>
-                    <pic:cNvPr descr="C:/Users/ji252/Documents/GitHub/tariff-impact-tracker/output/tariff_impacts_report_files/figure-docx/fig-tariff-emp-mfg-combined-1.png" id="66" name="Picture"/>
+                    <pic:cNvPr descr="C:/Users/ji252/Documents/GitHub/tariff-impact-tracker/output/tariff_impacts_report_files/figure-docx/fig-tariff-emp-mfg-combined-1.png" id="65" name="Picture"/>
                     <pic:cNvPicPr>
                       <a:picLocks noChangeArrowheads="1" noChangeAspect="1"/>
                     </pic:cNvPicPr>
                   </pic:nvPicPr>
                   <pic:blipFill>
-                    <a:blip r:embed="rId64"/>
+                    <a:blip r:embed="rId63"/>
                     <a:stretch>
                       <a:fillRect/>
                     </a:stretch>
@@ -5227,8 +5196,8 @@
         </w:pict>
       </w:r>
     </w:p>
-    <w:bookmarkEnd w:id="67"/>
-    <w:bookmarkStart w:id="71" w:name="industrial-output"/>
+    <w:bookmarkEnd w:id="66"/>
+    <w:bookmarkStart w:id="70" w:name="industrial-output"/>
     <w:p>
       <w:pPr>
         <w:pStyle w:val="Heading2"/>
@@ -5254,18 +5223,18 @@
           <wp:inline>
             <wp:extent cx="5334000" cy="3200400"/>
             <wp:effectExtent b="0" l="0" r="0" t="0"/>
-            <wp:docPr descr="" title="" id="69" name="Picture"/>
+            <wp:docPr descr="" title="" id="68" name="Picture"/>
             <a:graphic>
               <a:graphicData uri="http://schemas.openxmlformats.org/drawingml/2006/picture">
                 <pic:pic>
                   <pic:nvPicPr>
-                    <pic:cNvPr descr="C:/Users/ji252/Documents/GitHub/tariff-impact-tracker/output/tariff_impacts_report_files/figure-docx/fig-industrial-prod-1.png" id="70" name="Picture"/>
+                    <pic:cNvPr descr="C:/Users/ji252/Documents/GitHub/tariff-impact-tracker/output/tariff_impacts_report_files/figure-docx/fig-industrial-prod-1.png" id="69" name="Picture"/>
                     <pic:cNvPicPr>
                       <a:picLocks noChangeArrowheads="1" noChangeAspect="1"/>
                     </pic:cNvPicPr>
                   </pic:nvPicPr>
                   <pic:blipFill>
-                    <a:blip r:embed="rId68"/>
+                    <a:blip r:embed="rId67"/>
                     <a:stretch>
                       <a:fillRect/>
                     </a:stretch>
@@ -5299,8 +5268,8 @@
         </w:pict>
       </w:r>
     </w:p>
-    <w:bookmarkEnd w:id="71"/>
-    <w:bookmarkStart w:id="75" w:name="the-strength-of-the-us-dollar"/>
+    <w:bookmarkEnd w:id="70"/>
+    <w:bookmarkStart w:id="74" w:name="the-strength-of-the-us-dollar"/>
     <w:p>
       <w:pPr>
         <w:pStyle w:val="Heading2"/>
@@ -5319,7 +5288,7 @@
       <w:r>
         <w:t xml:space="preserve"> </w:t>
       </w:r>
-      <w:hyperlink r:id="rId22">
+      <w:hyperlink r:id="rId21">
         <w:r>
           <w:rPr>
             <w:rStyle w:val="Hyperlink"/>
@@ -5331,7 +5300,7 @@
         <w:t xml:space="preserve"> </w:t>
       </w:r>
       <w:r>
-        <w:t xml:space="preserve">has assumed that currency adjustments offset roughly one-third of the cost of US tariffs to US consumers &amp; businesses without foreign retaliation.</w:t>
+        <w:t xml:space="preserve">has assumed that currency adjustments offset just under one-fifth of the cost of US tariffs to US consumers &amp; businesses without foreign retaliation.</w:t>
       </w:r>
     </w:p>
     <w:p>
@@ -5367,18 +5336,18 @@
           <wp:inline>
             <wp:extent cx="5334000" cy="3200400"/>
             <wp:effectExtent b="0" l="0" r="0" t="0"/>
-            <wp:docPr descr="" title="" id="73" name="Picture"/>
+            <wp:docPr descr="" title="" id="72" name="Picture"/>
             <a:graphic>
               <a:graphicData uri="http://schemas.openxmlformats.org/drawingml/2006/picture">
                 <pic:pic>
                   <pic:nvPicPr>
-                    <pic:cNvPr descr="C:/Users/ji252/Documents/GitHub/tariff-impact-tracker/output/tariff_impacts_report_files/figure-docx/fig-currencies-1.png" id="74" name="Picture"/>
+                    <pic:cNvPr descr="C:/Users/ji252/Documents/GitHub/tariff-impact-tracker/output/tariff_impacts_report_files/figure-docx/fig-currencies-1.png" id="73" name="Picture"/>
                     <pic:cNvPicPr>
                       <a:picLocks noChangeArrowheads="1" noChangeAspect="1"/>
                     </pic:cNvPicPr>
                   </pic:nvPicPr>
                   <pic:blipFill>
-                    <a:blip r:embed="rId72"/>
+                    <a:blip r:embed="rId71"/>
                     <a:stretch>
                       <a:fillRect/>
                     </a:stretch>
@@ -5412,8 +5381,8 @@
         </w:pict>
       </w:r>
     </w:p>
-    <w:bookmarkEnd w:id="75"/>
-    <w:bookmarkStart w:id="82" w:name="imports-exports"/>
+    <w:bookmarkEnd w:id="74"/>
+    <w:bookmarkStart w:id="81" w:name="imports-exports"/>
     <w:p>
       <w:pPr>
         <w:pStyle w:val="Heading2"/>
@@ -5443,7 +5412,7 @@
         <w:pStyle w:val="BodyText"/>
       </w:pPr>
       <w:r>
-        <w:t xml:space="preserve">Cumulatively, as of January 2026, cumulative imports are still down by $16.4 billion (real 2025 USD) from December 2024 relative to trend. This has implications for the discussion of stockpiling: this very rough measure of imports implies that the ability of firms to rely on pre-tariff stocks of goods will degrade shortly.</w:t>
+        <w:t xml:space="preserve">Cumulatively, as of January 2026, imports are down $16.4 billion (real 2025 USD) from December 2024 relative to trend. This rough measure of stockpiling implies that firms have worked their way through stocks of imports built up during the first quarter of 2025 (prior to the new tariff regime), and therefore that we could see larger price effects in the coming months.</w:t>
       </w:r>
     </w:p>
     <w:p>
@@ -5455,18 +5424,18 @@
           <wp:inline>
             <wp:extent cx="5334000" cy="3200400"/>
             <wp:effectExtent b="0" l="0" r="0" t="0"/>
-            <wp:docPr descr="" title="" id="77" name="Picture"/>
+            <wp:docPr descr="" title="" id="76" name="Picture"/>
             <a:graphic>
               <a:graphicData uri="http://schemas.openxmlformats.org/drawingml/2006/picture">
                 <pic:pic>
                   <pic:nvPicPr>
-                    <pic:cNvPr descr="C:/Users/ji252/Documents/GitHub/tariff-impact-tracker/output/tariff_impacts_report_files/figure-docx/fig-imports-exports-1.png" id="78" name="Picture"/>
+                    <pic:cNvPr descr="C:/Users/ji252/Documents/GitHub/tariff-impact-tracker/output/tariff_impacts_report_files/figure-docx/fig-imports-exports-1.png" id="77" name="Picture"/>
                     <pic:cNvPicPr>
                       <a:picLocks noChangeArrowheads="1" noChangeAspect="1"/>
                     </pic:cNvPicPr>
                   </pic:nvPicPr>
                   <pic:blipFill>
-                    <a:blip r:embed="rId76"/>
+                    <a:blip r:embed="rId75"/>
                     <a:stretch>
                       <a:fillRect/>
                     </a:stretch>
@@ -5502,18 +5471,18 @@
           <wp:inline>
             <wp:extent cx="5334000" cy="5334000"/>
             <wp:effectExtent b="0" l="0" r="0" t="0"/>
-            <wp:docPr descr="" title="" id="80" name="Picture"/>
+            <wp:docPr descr="" title="" id="79" name="Picture"/>
             <a:graphic>
               <a:graphicData uri="http://schemas.openxmlformats.org/drawingml/2006/picture">
                 <pic:pic>
                   <pic:nvPicPr>
-                    <pic:cNvPr descr="C:/Users/ji252/Documents/GitHub/tariff-impact-tracker/output/tariff_impacts_report_files/figure-docx/fig-trade-deviation-1.png" id="81" name="Picture"/>
+                    <pic:cNvPr descr="C:/Users/ji252/Documents/GitHub/tariff-impact-tracker/output/tariff_impacts_report_files/figure-docx/fig-trade-deviation-1.png" id="80" name="Picture"/>
                     <pic:cNvPicPr>
                       <a:picLocks noChangeArrowheads="1" noChangeAspect="1"/>
                     </pic:cNvPicPr>
                   </pic:nvPicPr>
                   <pic:blipFill>
-                    <a:blip r:embed="rId79"/>
+                    <a:blip r:embed="rId78"/>
                     <a:stretch>
                       <a:fillRect/>
                     </a:stretch>
@@ -5547,8 +5516,8 @@
         </w:pict>
       </w:r>
     </w:p>
-    <w:bookmarkEnd w:id="82"/>
-    <w:bookmarkStart w:id="83" w:name="data-sources"/>
+    <w:bookmarkEnd w:id="81"/>
+    <w:bookmarkStart w:id="82" w:name="data-sources"/>
     <w:p>
       <w:pPr>
         <w:pStyle w:val="Heading2"/>
@@ -5667,8 +5636,8 @@
         </w:pict>
       </w:r>
     </w:p>
-    <w:bookmarkEnd w:id="83"/>
-    <w:bookmarkStart w:id="93" w:name="appendix"/>
+    <w:bookmarkEnd w:id="82"/>
+    <w:bookmarkStart w:id="92" w:name="appendix"/>
     <w:p>
       <w:pPr>
         <w:pStyle w:val="Heading2"/>
@@ -5686,18 +5655,18 @@
           <wp:inline>
             <wp:extent cx="5334000" cy="3200400"/>
             <wp:effectExtent b="0" l="0" r="0" t="0"/>
-            <wp:docPr descr="" title="" id="85" name="Picture"/>
+            <wp:docPr descr="" title="" id="84" name="Picture"/>
             <a:graphic>
               <a:graphicData uri="http://schemas.openxmlformats.org/drawingml/2006/picture">
                 <pic:pic>
                   <pic:nvPicPr>
-                    <pic:cNvPr descr="C:/Users/ji252/Documents/GitHub/tariff-impact-tracker/output/tariff_impacts_report_files/figure-docx/fig-daily-etr-authority-1.png" id="86" name="Picture"/>
+                    <pic:cNvPr descr="C:/Users/ji252/Documents/GitHub/tariff-impact-tracker/output/tariff_impacts_report_files/figure-docx/fig-daily-etr-authority-1.png" id="85" name="Picture"/>
                     <pic:cNvPicPr>
                       <a:picLocks noChangeArrowheads="1" noChangeAspect="1"/>
                     </pic:cNvPicPr>
                   </pic:nvPicPr>
                   <pic:blipFill>
-                    <a:blip r:embed="rId84"/>
+                    <a:blip r:embed="rId83"/>
                     <a:stretch>
                       <a:fillRect/>
                     </a:stretch>
@@ -6804,7 +6773,7 @@
                 <w:szCs w:val="18"/>
                 <w:color w:val="000000"/>
               </w:rPr>
-              <w:t xml:space="preserve">-0.5%</w:t>
+              <w:t xml:space="preserve">1.5%</w:t>
             </w:r>
           </w:p>
         </w:tc>
@@ -6966,7 +6935,7 @@
                 <w:szCs w:val="18"/>
                 <w:color w:val="000000"/>
               </w:rPr>
-              <w:t xml:space="preserve">-20%</w:t>
+              <w:t xml:space="preserve">63%</w:t>
             </w:r>
           </w:p>
         </w:tc>
@@ -7350,7 +7319,7 @@
                 <w:szCs w:val="18"/>
                 <w:color w:val="000000"/>
               </w:rPr>
-              <w:t xml:space="preserve">-0.4%</w:t>
+              <w:t xml:space="preserve">1.7%</w:t>
             </w:r>
           </w:p>
         </w:tc>
@@ -7512,7 +7481,7 @@
                 <w:szCs w:val="18"/>
                 <w:color w:val="000000"/>
               </w:rPr>
-              <w:t xml:space="preserve">-19%</w:t>
+              <w:t xml:space="preserve">80%</w:t>
             </w:r>
           </w:p>
         </w:tc>
@@ -8706,7 +8675,7 @@
                 <w:szCs w:val="18"/>
                 <w:color w:val="000000"/>
               </w:rPr>
-              <w:t xml:space="preserve">0.3%</w:t>
+              <w:t xml:space="preserve">2.3%</w:t>
             </w:r>
           </w:p>
         </w:tc>
@@ -8868,7 +8837,7 @@
                 <w:szCs w:val="18"/>
                 <w:color w:val="000000"/>
               </w:rPr>
-              <w:t xml:space="preserve">12%</w:t>
+              <w:t xml:space="preserve">89%</w:t>
             </w:r>
           </w:p>
         </w:tc>
@@ -9252,7 +9221,7 @@
                 <w:szCs w:val="18"/>
                 <w:color w:val="000000"/>
               </w:rPr>
-              <w:t xml:space="preserve">0.4%</w:t>
+              <w:t xml:space="preserve">2.5%</w:t>
             </w:r>
           </w:p>
         </w:tc>
@@ -9414,7 +9383,7 @@
                 <w:szCs w:val="18"/>
                 <w:color w:val="000000"/>
               </w:rPr>
-              <w:t xml:space="preserve">18%</w:t>
+              <w:t xml:space="preserve">110%</w:t>
             </w:r>
           </w:p>
         </w:tc>
@@ -9555,18 +9524,18 @@
           <wp:inline>
             <wp:extent cx="5334000" cy="3200400"/>
             <wp:effectExtent b="0" l="0" r="0" t="0"/>
-            <wp:docPr descr="" title="" id="88" name="Picture"/>
+            <wp:docPr descr="" title="" id="87" name="Picture"/>
             <a:graphic>
               <a:graphicData uri="http://schemas.openxmlformats.org/drawingml/2006/picture">
                 <pic:pic>
                   <pic:nvPicPr>
-                    <pic:cNvPr descr="C:/Users/ji252/Documents/GitHub/tariff-impact-tracker/output/tariff_impacts_report_files/figure-docx/fig-pce-goods-ll-1.png" id="89" name="Picture"/>
+                    <pic:cNvPr descr="C:/Users/ji252/Documents/GitHub/tariff-impact-tracker/output/tariff_impacts_report_files/figure-docx/fig-pce-goods-ll-1.png" id="88" name="Picture"/>
                     <pic:cNvPicPr>
                       <a:picLocks noChangeArrowheads="1" noChangeAspect="1"/>
                     </pic:cNvPicPr>
                   </pic:nvPicPr>
                   <pic:blipFill>
-                    <a:blip r:embed="rId87"/>
+                    <a:blip r:embed="rId86"/>
                     <a:stretch>
                       <a:fillRect/>
                     </a:stretch>
@@ -9602,18 +9571,18 @@
           <wp:inline>
             <wp:extent cx="5334000" cy="3200400"/>
             <wp:effectExtent b="0" l="0" r="0" t="0"/>
-            <wp:docPr descr="" title="" id="91" name="Picture"/>
+            <wp:docPr descr="" title="" id="90" name="Picture"/>
             <a:graphic>
               <a:graphicData uri="http://schemas.openxmlformats.org/drawingml/2006/picture">
                 <pic:pic>
                   <pic:nvPicPr>
-                    <pic:cNvPr descr="C:/Users/ji252/Documents/GitHub/tariff-impact-tracker/output/tariff_impacts_report_files/figure-docx/fig-deviation-ll-1.png" id="92" name="Picture"/>
+                    <pic:cNvPr descr="C:/Users/ji252/Documents/GitHub/tariff-impact-tracker/output/tariff_impacts_report_files/figure-docx/fig-deviation-ll-1.png" id="91" name="Picture"/>
                     <pic:cNvPicPr>
                       <a:picLocks noChangeArrowheads="1" noChangeAspect="1"/>
                     </pic:cNvPicPr>
                   </pic:nvPicPr>
                   <pic:blipFill>
-                    <a:blip r:embed="rId90"/>
+                    <a:blip r:embed="rId89"/>
                     <a:stretch>
                       <a:fillRect/>
                     </a:stretch>
@@ -9656,10 +9625,10 @@
           <w:i/>
           <w:iCs/>
         </w:rPr>
-        <w:t xml:space="preserve">Report generated on 2026-03-26 14:44:32.600604 using R R version 4.5.2 (2025-10-31 ucrt)</w:t>
+        <w:t xml:space="preserve">Report generated on 2026-03-30 16:58:48.534293 using R R version 4.5.2 (2025-10-31 ucrt)</w:t>
       </w:r>
     </w:p>
-    <w:bookmarkEnd w:id="93"/>
+    <w:bookmarkEnd w:id="92"/>
     <w:sectPr>
       <w:footnotePr>
         <w:numRestart w:val="eachSect"/>

--- a/output/publication/tariff_impacts_report.docx
+++ b/output/publication/tariff_impacts_report.docx
@@ -23,7 +23,7 @@
         <w:pStyle w:val="Date"/>
       </w:pPr>
       <w:r>
-        <w:t xml:space="preserve">March 30, 2026</w:t>
+        <w:t xml:space="preserve">March 31, 2026</w:t>
       </w:r>
     </w:p>
     <w:bookmarkStart w:id="20" w:name="key-takeaways"/>
@@ -54,7 +54,7 @@
         <w:t xml:space="preserve"> </w:t>
       </w:r>
       <w:r>
-        <w:t xml:space="preserve">This report reviews economic indicators that are related to the effect of Tariffs on the US Economy as of Monday, March 30th, 2026. For the most part, given data lags, the findings reflect the conditions prior to the SCOTUS decision repealing IEEPA Tariffs on February 20th, 2026.</w:t>
+        <w:t xml:space="preserve">This report reviews economic indicators that are related to the effect of Tariffs on the US Economy as of Tuesday, March 31st, 2026. For the most part, given data lags, the findings reflect the conditions prior to the SCOTUS decision repealing IEEPA Tariffs on February 20th, 2026.</w:t>
       </w:r>
     </w:p>
     <w:p>
@@ -167,7 +167,7 @@
         <w:pStyle w:val="BodyText"/>
       </w:pPr>
       <w:r>
-        <w:t xml:space="preserve">This analysis provides monthly updates on how actual economic indicators are responding to tariff changes, which serves as both a check on the assumptions made by economic models and as well as a real-time assessment of how tariffs are impacting the US economy. In particular, we consider the impact of tariffs on revenues, prices, trade, and labor markets. Critically, these are not causal estimates of the effect of tariffs on the economy, but rather constitute a descriptive attempt to explore how the economy is changing with tariffs. There are a number of other economic changes happening concurrently, including but not limited to the growth of generative AI and the passage of the One Big Beautiful Bill Act, which we do not control for in the series presented below. This report was updated using data as of Monday, March 30th, 2026.</w:t>
+        <w:t xml:space="preserve">This analysis provides monthly updates on how actual economic indicators are responding to tariff changes, which serves as both a check on the assumptions made by economic models and as well as a real-time assessment of how tariffs are impacting the US economy. In particular, we consider the impact of tariffs on revenues, prices, trade, and labor markets. Critically, these are not causal estimates of the effect of tariffs on the economy, but rather constitute a descriptive attempt to explore how the economy is changing with tariffs. There are a number of other economic changes happening concurrently, including but not limited to the growth of generative AI and the passage of the One Big Beautiful Bill Act, which we do not control for in the series presented below. This report was updated using data as of Tuesday, March 31st, 2026.</w:t>
       </w:r>
     </w:p>
     <w:p>
@@ -210,7 +210,7 @@
         <w:t xml:space="preserve"> </w:t>
       </w:r>
       <w:r>
-        <w:t xml:space="preserve">follows the full schedule of statutory tariff rates as encoded in the Harmonized Tariff Schedule (HTS), weighted by 2024 import values. As of March 30, 2026, the import-weighted average statutory tariff rate stood at 10.6% (see Figure A1 in the</w:t>
+        <w:t xml:space="preserve">follows the full schedule of statutory tariff rates as encoded in the Harmonized Tariff Schedule (HTS), weighted by 2024 import values. As of March 31, 2026, the import-weighted average statutory tariff rate stood at 10.6% (see Figure A1 in the</w:t>
       </w:r>
       <w:r>
         <w:t xml:space="preserve"> </w:t>
@@ -9625,7 +9625,7 @@
           <w:i/>
           <w:iCs/>
         </w:rPr>
-        <w:t xml:space="preserve">Report generated on 2026-03-30 16:58:48.534293 using R R version 4.5.2 (2025-10-31 ucrt)</w:t>
+        <w:t xml:space="preserve">Report generated on 2026-03-31 12:07:16.756732 using R R version 4.5.2 (2025-10-31 ucrt)</w:t>
       </w:r>
     </w:p>
     <w:bookmarkEnd w:id="92"/>

--- a/output/publication/tariff_impacts_report.docx
+++ b/output/publication/tariff_impacts_report.docx
@@ -5308,7 +5308,7 @@
         <w:pStyle w:val="BodyText"/>
       </w:pPr>
       <w:r>
-        <w:t xml:space="preserve">The reality, however, has been different so far. As of February 2026, the US dollar is 7.4% weaker than its December 2024 average. There’s also been inconsistent depreciation among the targets of US tariffs. China’s yuan is 0.1% stronger than its December 2024 average, while Canada’s dollar is 0.9% stronger over the same period. Mexico’s peso is 14.0% stronger than December 2024, though this is not out of the range of pre-2025 variation, making it difficult to establish any causal claim.</w:t>
+        <w:t xml:space="preserve">The reality, however, has been different so far. As of February 2026, the US dollar is 7.6% weaker than its December 2024 average. There’s also been inconsistent depreciation among the targets of US tariffs. China’s yuan is 0.5% weaker than its December 2024 average, while Canada’s dollar is 0.7% stronger over the same period. Mexico’s peso is 13.4% stronger than December 2024, though this is not out of the range of pre-2025 variation, making it difficult to establish any causal claim.</w:t>
       </w:r>
     </w:p>
     <w:p>
@@ -9625,7 +9625,7 @@
           <w:i/>
           <w:iCs/>
         </w:rPr>
-        <w:t xml:space="preserve">Report generated on 2026-03-31 12:07:16.756732 using R R version 4.5.2 (2025-10-31 ucrt)</w:t>
+        <w:t xml:space="preserve">Report generated on 2026-03-31 13:08:13.54119 using R R version 4.5.2 (2025-10-31 ucrt)</w:t>
       </w:r>
     </w:p>
     <w:bookmarkEnd w:id="92"/>

--- a/output/publication/tariff_impacts_report.docx
+++ b/output/publication/tariff_impacts_report.docx
@@ -23,7 +23,7 @@
         <w:pStyle w:val="Date"/>
       </w:pPr>
       <w:r>
-        <w:t xml:space="preserve">March 31, 2026</w:t>
+        <w:t xml:space="preserve">April 01, 2026</w:t>
       </w:r>
     </w:p>
     <w:bookmarkStart w:id="20" w:name="key-takeaways"/>
@@ -54,7 +54,7 @@
         <w:t xml:space="preserve"> </w:t>
       </w:r>
       <w:r>
-        <w:t xml:space="preserve">This report reviews economic indicators that are related to the effect of Tariffs on the US Economy as of Tuesday, March 31st, 2026. For the most part, given data lags, the findings reflect the conditions prior to the SCOTUS decision repealing IEEPA Tariffs on February 20th, 2026.</w:t>
+        <w:t xml:space="preserve">This report reviews economic indicators that are related to the effect of Tariffs on the US Economy as of Wednesday, April 1st, 2026. For the most part, given data lags, the findings reflect the conditions prior to the Supreme Court decision vacating IEEPA tariffs on February 20th, 2026.</w:t>
       </w:r>
     </w:p>
     <w:p>
@@ -167,7 +167,7 @@
         <w:pStyle w:val="BodyText"/>
       </w:pPr>
       <w:r>
-        <w:t xml:space="preserve">This analysis provides monthly updates on how actual economic indicators are responding to tariff changes, which serves as both a check on the assumptions made by economic models and as well as a real-time assessment of how tariffs are impacting the US economy. In particular, we consider the impact of tariffs on revenues, prices, trade, and labor markets. Critically, these are not causal estimates of the effect of tariffs on the economy, but rather constitute a descriptive attempt to explore how the economy is changing with tariffs. There are a number of other economic changes happening concurrently, including but not limited to the growth of generative AI and the passage of the One Big Beautiful Bill Act, which we do not control for in the series presented below. This report was updated using data as of Tuesday, March 31st, 2026.</w:t>
+        <w:t xml:space="preserve">This analysis provides monthly updates on how actual economic indicators are responding to tariff changes, which serves as both a check on the assumptions made by economic models and as well as a real-time assessment of how tariffs are impacting the US economy. In particular, we consider the impact of tariffs on revenues, prices, trade, and labor markets. Critically, these are not causal estimates of the effect of tariffs on the economy, but rather constitute a descriptive attempt to explore how the economy is changing with tariffs. There are a number of other economic changes happening concurrently, including but not limited to the growth of generative AI and the passage of the One Big Beautiful Bill Act, which we do not control for in the series presented below. This report was updated using data as of Wednesday, April 1st, 2026.</w:t>
       </w:r>
     </w:p>
     <w:p>
@@ -175,7 +175,7 @@
         <w:pStyle w:val="BodyText"/>
       </w:pPr>
       <w:r>
-        <w:t xml:space="preserve">Overall, there is evidence, consistent with economic theory, that tariffs have raised both additional revenue ($214.7 Billion above the 2022–2024 average) and led to higher prices (Personal Consumption Expenditure (PCE) core goods up 1.9% year-over-year as of January 2026). However, after the SCOTUS decision on the IEEPA tariffs, approximately $165 billion dollars in unlawfully collected duties may be refunded to importers. This implies that tariffs so far have raised $49.7 billion of revenue through January 2026. There is less clear evidence about the impacts of tariffs on the wider economy: for example, employment in tariff-exposed industries is not appreciably lower or higher than what would have been expected prior to 2025. Importantly, these statistics are representations of the current economy, and it is difficult to disentangle what changed due to tariffs versus the many other economic changes over the past year. It is still early and the effects of tariffs may evolve and change over time as consumers, businesses, and policymakers respond. Importantly, with the exception of currency data, we do not yet have outcomes that reflect the economic reality after the Supreme Court decision rolling back the President’s authority to use the International Emergency Economic Powers Act (IEEPA) to impose tariffs.</w:t>
+        <w:t xml:space="preserve">Overall, there is evidence, consistent with economic theory, that tariffs have raised both additional revenue ($214.7 Billion above the 2022–2024 average) and led to higher prices (Personal Consumption Expenditure (PCE) core goods up 1.9% year-over-year as of January 2026). However, after the SCOTUS decision on the IEEPA tariffs, approximately $165 billion dollars in unlawfully collected duties may be refunded to importers. This implies that tariffs so far have raised $49.7 billion of revenue through February 2026. There is less clear evidence about the impacts of tariffs on the wider economy: for example, employment in tariff-exposed industries is not appreciably lower or higher than what would have been expected prior to 2025. Importantly, these statistics are representations of the current economy, and it is difficult to disentangle what changed due to tariffs versus the many other economic changes over the past year. It is still early and the effects of tariffs may evolve and change over time as consumers, businesses, and policymakers respond. Importantly, with the exception of currency data, we do not yet have outcomes that reflect the economic reality after the Supreme Court decision rolling back the President’s authority to use the International Emergency Economic Powers Act (IEEPA) to impose tariffs.</w:t>
       </w:r>
     </w:p>
     <w:bookmarkEnd w:id="22"/>
@@ -210,7 +210,7 @@
         <w:t xml:space="preserve"> </w:t>
       </w:r>
       <w:r>
-        <w:t xml:space="preserve">follows the full schedule of statutory tariff rates as encoded in the Harmonized Tariff Schedule (HTS), weighted by 2024 import values. As of March 31, 2026, the import-weighted average statutory tariff rate stood at 10.6% (see Figure A1 in the</w:t>
+        <w:t xml:space="preserve">follows the full schedule of statutory tariff rates as encoded in the Harmonized Tariff Schedule (HTS), weighted by 2024 import values. As of April 01, 2026, the import-weighted average effective tariff rate stood at 10.6% (see Figure A1 in the</w:t>
       </w:r>
       <w:r>
         <w:t xml:space="preserve"> </w:t>
@@ -474,7 +474,7 @@
         <w:t xml:space="preserve"> </w:t>
       </w:r>
       <w:r>
-        <w:t xml:space="preserve">for full details. We find similar differences when the trend is calculated using a simple log-linear approach. During 2025 through January, PCE core goods prices (goods excluding volatile food &amp; energy components) rose 2.3%, versus 0.5% over the same 13-month period starting in 2023. The difference is even starker with PCE durable goods prices, which rose 2.5%, versus 0.3% over the same period starting in 2023. Core goods and durable goods were 3.4% and 4.1% above TBL’s estimate of pre-2025 trend in January.</w:t>
+        <w:t xml:space="preserve">for full details. We find similar differences when the trend is calculated using a simple log-linear approach. During 2025 through January, PCE core goods prices (goods excluding volatile food &amp; energy components) rose 2.3%, versus -0.1% over the same 13-month period starting in 2023. The difference is even starker with PCE durable goods prices, which rose 2.5%, versus -2.0% over the same period starting in 2023. Core goods and durable goods were 3.4% and 4.1% above TBL’s estimate of pre-2025 trend in January.</w:t>
       </w:r>
     </w:p>
     <w:p>
@@ -5092,7 +5092,7 @@
         <w:pStyle w:val="BodyText"/>
       </w:pPr>
       <w:r>
-        <w:t xml:space="preserve">Looking at the overall index, there is some evidence of weakening employment during 2025: the index changed by -0.6% during 2025 through February, which is 0.9% less than the pre-2025 trend would have predicted, and 0.5% less than the growth rate in 2024 over the same period. When we just look at tariff-sensitive manufacturing employment, the manufacturing index changed by -0.9%, versus the trend’s -0.7% predicted change. In other words, there are some indications of weakness in tariff-exposed employment overall, but not in the manufacturing sector. It is worth noting, however, that both of these comparisons are illustrative only, and more rigorous work is necessary to determine the short-term effects of tariffs on employment.</w:t>
+        <w:t xml:space="preserve">Looking at the overall index, there is some evidence of weakening employment during 2025: the index changed by -0.6% during 2025 through February, which is 0.9% less than the pre-2025 trend would have predicted, and 0.5% below the December-to-February change observed in 2024. When we just look at tariff-sensitive manufacturing employment, the manufacturing index changed by -0.9%, versus -0.7% predicted by a simple linear trend. In other words, there are some indications of weakness in tariff-exposed employment overall, but not in the manufacturing sector. It is worth noting, however, that both of these comparisons are illustrative only, and more rigorous work is necessary to determine the short-term effects of tariffs on employment.</w:t>
       </w:r>
     </w:p>
     <w:p>
@@ -5404,7 +5404,7 @@
         <w:pStyle w:val="BodyText"/>
       </w:pPr>
       <w:r>
-        <w:t xml:space="preserve">There are, however, some notable dynamics in the short-term reaction of imports over the last year. First, real imports grew 17.8% over the pre-2025 trend between December 2024 and March 2025, equal to $50.4 billion in real 2025 dollars, as consumers and businesses sought to make purchases ahead of tariffs taking effect. Starting in April, imports declined, and as of January 2026 imports have been on average -6.3% below the pre-2025 trend. Real exports rose more modestly (in absolute terms) than imports, and are 4.6% above trend as of January 2026.</w:t>
+        <w:t xml:space="preserve">There are, however, some notable dynamics in the short-term reaction of imports over the last year. First, between December 2024 and March 2025, real imports moved from 4.2% to 22.0% above the pre-2025 trend—a 17.8 percentage point increase in the gap, equal to $50.4 billion in real 2025 dollars—as consumers and businesses sought to make purchases ahead of tariffs taking effect. Starting in April, imports declined, and as of January 2026 imports have been on average -6.3% below the pre-2025 trend. Real exports rose more modestly (in absolute terms) than imports, and are 4.6% above trend as of January 2026.</w:t>
       </w:r>
     </w:p>
     <w:p>
@@ -9625,7 +9625,7 @@
           <w:i/>
           <w:iCs/>
         </w:rPr>
-        <w:t xml:space="preserve">Report generated on 2026-03-31 13:08:13.54119 using R R version 4.5.2 (2025-10-31 ucrt)</w:t>
+        <w:t xml:space="preserve">Report generated on 2026-04-01 11:35:52.141788 using R R version 4.5.2 (2025-10-31 ucrt)</w:t>
       </w:r>
     </w:p>
     <w:bookmarkEnd w:id="92"/>

--- a/output/publication/tariff_impacts_report.docx
+++ b/output/publication/tariff_impacts_report.docx
@@ -210,7 +210,7 @@
         <w:t xml:space="preserve"> </w:t>
       </w:r>
       <w:r>
-        <w:t xml:space="preserve">follows the full schedule of statutory tariff rates as encoded in the Harmonized Tariff Schedule (HTS), weighted by 2024 import values. As of April 01, 2026, the import-weighted average effective tariff rate stood at 10.6% (see Figure A1 in the</w:t>
+        <w:t xml:space="preserve">follows the full schedule of statutory tariff rates as encoded in the Harmonized Tariff Schedule (HTS), weighted by 2024 import values. As of April 01, 2026, the import-weighted average effective tariff rate stood at 11.0% (see Figure A1 in the</w:t>
       </w:r>
       <w:r>
         <w:t xml:space="preserve"> </w:t>
@@ -9625,7 +9625,7 @@
           <w:i/>
           <w:iCs/>
         </w:rPr>
-        <w:t xml:space="preserve">Report generated on 2026-04-01 11:35:52.141788 using R R version 4.5.2 (2025-10-31 ucrt)</w:t>
+        <w:t xml:space="preserve">Report generated on 2026-04-01 14:19:01.496571 using R R version 4.5.2 (2025-10-31 ucrt)</w:t>
       </w:r>
     </w:p>
     <w:bookmarkEnd w:id="92"/>

--- a/output/publication/tariff_impacts_report.docx
+++ b/output/publication/tariff_impacts_report.docx
@@ -98,7 +98,7 @@
         <w:t xml:space="preserve"> </w:t>
       </w:r>
       <w:r>
-        <w:t xml:space="preserve">Imported PCE core goods and durable goods prices have risen 1.5% and 1.5% respectively during 2025 through January, both well above prior-year comparisons. Implied passthrough of tariffs to imported consumer goods prices ranges from roughly 46–86% for core goods and 51–115% for durables, depending on methodology (see Tables 1a–1b).</w:t>
+        <w:t xml:space="preserve">Imported PCE core goods and durable goods prices have both risen by 1.5% during 2025 through January, both well above prior-year comparisons. Implied passthrough of tariffs to imported consumer goods prices ranges from roughly 46–86% for core goods and 51–115% for durables, depending on methodology (see Tables 1a–1b).</w:t>
       </w:r>
     </w:p>
     <w:p>
@@ -210,7 +210,7 @@
         <w:t xml:space="preserve"> </w:t>
       </w:r>
       <w:r>
-        <w:t xml:space="preserve">follows the full schedule of statutory tariff rates as encoded in the Harmonized Tariff Schedule (HTS), weighted by 2024 import values. As of April 01, 2026, the import-weighted average effective tariff rate stood at 11.0% (see Figure A1 in the</w:t>
+        <w:t xml:space="preserve">follows the full schedule of statutory tariff rates as encoded in the Harmonized Tariff Schedule (HTS), weighted by 2024 import values. As of April 01, 2026, the import-weighted average effective tariff rate stood at 11.1% (see Figure A1 in the</w:t>
       </w:r>
       <w:r>
         <w:t xml:space="preserve"> </w:t>
@@ -4791,7 +4791,7 @@
         <w:pStyle w:val="FirstParagraph"/>
       </w:pPr>
       <w:r>
-        <w:t xml:space="preserve">As noted above, there are other groups beyond US consumers that might bear the burden of tariffs. For some of these groups (e.g. firms and their shareholders) it is difficult to observe these effects directly. However, we can observe import prices: if foreign producers are willing to accept lower prices on their exports, the incidence of tariffs could fall, at least in part, on them. Below, we plot non-petroleum import prices, and find no evidence of a reduction in prices as a response to tariffs. This is a noisy series, so a response is possible: potentially import prices would have continued on their 2024 trajectory. But there is no clear evidence of a reduction in these prices.</w:t>
+        <w:t xml:space="preserve">As noted above, there are other groups beyond US consumers that might bear the burden of tariffs. For some of these groups (e.g. firms and their shareholders) it is difficult to observe these effects directly. However, we can observe import prices: if foreign producers are willing to accept lower prices on their exports, the incidence of tariffs could fall, at least in part, on them. Below, we plot non-petroleum import prices, and find that in recent months prices have risen over their pre-2025 trend. This is a noisy series, so this effect should not be viewed as causal, but the evidence indicates that foreign producers are not willing to accept lower prices on imports, rather the opposite.</w:t>
       </w:r>
     </w:p>
     <w:p>
@@ -9625,7 +9625,7 @@
           <w:i/>
           <w:iCs/>
         </w:rPr>
-        <w:t xml:space="preserve">Report generated on 2026-04-01 14:19:01.496571 using R R version 4.5.2 (2025-10-31 ucrt)</w:t>
+        <w:t xml:space="preserve">Report generated on 2026-04-01 19:56:59.664385 using R R version 4.5.2 (2025-10-31 ucrt)</w:t>
       </w:r>
     </w:p>
     <w:bookmarkEnd w:id="92"/>

--- a/output/publication/tariff_impacts_report.docx
+++ b/output/publication/tariff_impacts_report.docx
@@ -23,7 +23,7 @@
         <w:pStyle w:val="Date"/>
       </w:pPr>
       <w:r>
-        <w:t xml:space="preserve">April 01, 2026</w:t>
+        <w:t xml:space="preserve">April 02, 2026</w:t>
       </w:r>
     </w:p>
     <w:bookmarkStart w:id="20" w:name="key-takeaways"/>
@@ -54,7 +54,7 @@
         <w:t xml:space="preserve"> </w:t>
       </w:r>
       <w:r>
-        <w:t xml:space="preserve">This report reviews economic indicators that are related to the effect of Tariffs on the US Economy as of Wednesday, April 1st, 2026. For the most part, given data lags, the findings reflect the conditions prior to the Supreme Court decision vacating IEEPA tariffs on February 20th, 2026.</w:t>
+        <w:t xml:space="preserve">This report reviews economic indicators that are related to the effect of Tariffs on the US Economy as of Thursday, April 2nd, 2026. For the most part, given data lags, the findings reflect the conditions prior to the Supreme Court decision vacating IEEPA tariffs on February 20th, 2026.</w:t>
       </w:r>
     </w:p>
     <w:p>
@@ -167,7 +167,7 @@
         <w:pStyle w:val="BodyText"/>
       </w:pPr>
       <w:r>
-        <w:t xml:space="preserve">This analysis provides monthly updates on how actual economic indicators are responding to tariff changes, which serves as both a check on the assumptions made by economic models and as well as a real-time assessment of how tariffs are impacting the US economy. In particular, we consider the impact of tariffs on revenues, prices, trade, and labor markets. Critically, these are not causal estimates of the effect of tariffs on the economy, but rather constitute a descriptive attempt to explore how the economy is changing with tariffs. There are a number of other economic changes happening concurrently, including but not limited to the growth of generative AI and the passage of the One Big Beautiful Bill Act, which we do not control for in the series presented below. This report was updated using data as of Wednesday, April 1st, 2026.</w:t>
+        <w:t xml:space="preserve">This analysis provides monthly updates on how actual economic indicators are responding to tariff changes, which serves as both a check on the assumptions made by economic models and as well as a real-time assessment of how tariffs are impacting the US economy. In particular, we consider the impact of tariffs on revenues, prices, trade, and labor markets. Critically, these are not causal estimates of the effect of tariffs on the economy, but rather constitute a descriptive attempt to explore how the economy is changing with tariffs. There are a number of other economic changes happening concurrently, including but not limited to the growth of generative AI and the passage of the One Big Beautiful Bill Act, which we do not control for in the series presented below. This report was updated using data as of Thursday, April 2nd, 2026.</w:t>
       </w:r>
     </w:p>
     <w:p>
@@ -210,7 +210,7 @@
         <w:t xml:space="preserve"> </w:t>
       </w:r>
       <w:r>
-        <w:t xml:space="preserve">follows the full schedule of statutory tariff rates as encoded in the Harmonized Tariff Schedule (HTS), weighted by 2024 import values. As of April 01, 2026, the import-weighted average effective tariff rate stood at 11.1% (see Figure A1 in the</w:t>
+        <w:t xml:space="preserve">follows the full schedule of statutory tariff rates as encoded in the Harmonized Tariff Schedule (HTS), weighted by 2024 import values. As of April 02, 2026, the import-weighted average effective tariff rate stood at 11.1% (see Figure A1 in the</w:t>
       </w:r>
       <w:r>
         <w:t xml:space="preserve"> </w:t>
@@ -9625,7 +9625,7 @@
           <w:i/>
           <w:iCs/>
         </w:rPr>
-        <w:t xml:space="preserve">Report generated on 2026-04-01 19:56:59.664385 using R R version 4.5.2 (2025-10-31 ucrt)</w:t>
+        <w:t xml:space="preserve">Report generated on 2026-04-02 08:32:27.728809 using R R version 4.5.2 (2025-10-31 ucrt)</w:t>
       </w:r>
     </w:p>
     <w:bookmarkEnd w:id="92"/>
